--- a/王梓宇简历.docx
+++ b/王梓宇简历.docx
@@ -4,11 +4,209 @@
   <w:body>
     <w:p>
       <w:pPr>
+        <w:widowControl w:val="0"/>
+        <w:pBdr>
+          <w:top w:val="none" w:color="auto" w:sz="0" w:space="1"/>
+          <w:left w:val="none" w:color="auto" w:sz="0" w:space="4"/>
+          <w:bottom w:val="none" w:color="auto" w:sz="0" w:space="1"/>
+          <w:right w:val="none" w:color="auto" w:sz="0" w:space="4"/>
+          <w:between w:val="none" w:color="auto" w:sz="0" w:space="0"/>
+        </w:pBdr>
         <w:tabs>
           <w:tab w:val="right" w:pos="8306"/>
         </w:tabs>
+        <w:jc w:val="both"/>
+        <w:rPr>
+          <w:rFonts w:hint="eastAsia" w:eastAsiaTheme="minorEastAsia"/>
+          <w:lang w:eastAsia="zh-CN"/>
+        </w:rPr>
       </w:pPr>
       <w:bookmarkStart w:id="0" w:name="_GoBack"/>
+      <w:bookmarkEnd w:id="0"/>
+      <w:r>
+        <w:rPr>
+          <w:sz w:val="21"/>
+        </w:rPr>
+        <mc:AlternateContent>
+          <mc:Choice Requires="wps">
+            <w:drawing>
+              <wp:anchor distT="0" distB="0" distL="114300" distR="114300" simplePos="0" relativeHeight="251677696" behindDoc="0" locked="0" layoutInCell="1" allowOverlap="1">
+                <wp:simplePos x="0" y="0"/>
+                <wp:positionH relativeFrom="column">
+                  <wp:posOffset>4761230</wp:posOffset>
+                </wp:positionH>
+                <wp:positionV relativeFrom="paragraph">
+                  <wp:posOffset>8622030</wp:posOffset>
+                </wp:positionV>
+                <wp:extent cx="2457450" cy="1084580"/>
+                <wp:effectExtent l="0" t="0" r="11430" b="12700"/>
+                <wp:wrapNone/>
+                <wp:docPr id="33" name="文本框 33"/>
+                <wp:cNvGraphicFramePr/>
+                <a:graphic xmlns:a="http://schemas.openxmlformats.org/drawingml/2006/main">
+                  <a:graphicData uri="http://schemas.microsoft.com/office/word/2010/wordprocessingShape">
+                    <wps:wsp>
+                      <wps:cNvSpPr txBox="1"/>
+                      <wps:spPr>
+                        <a:xfrm>
+                          <a:off x="4618355" y="9928860"/>
+                          <a:ext cx="2457450" cy="1084580"/>
+                        </a:xfrm>
+                        <a:prstGeom prst="rect">
+                          <a:avLst/>
+                        </a:prstGeom>
+                        <a:solidFill>
+                          <a:schemeClr val="lt1"/>
+                        </a:solidFill>
+                        <a:ln w="6350">
+                          <a:noFill/>
+                        </a:ln>
+                      </wps:spPr>
+                      <wps:style>
+                        <a:lnRef idx="0">
+                          <a:schemeClr val="accent1"/>
+                        </a:lnRef>
+                        <a:fillRef idx="0">
+                          <a:schemeClr val="accent1"/>
+                        </a:fillRef>
+                        <a:effectRef idx="0">
+                          <a:schemeClr val="accent1"/>
+                        </a:effectRef>
+                        <a:fontRef idx="minor">
+                          <a:schemeClr val="dk1"/>
+                        </a:fontRef>
+                      </wps:style>
+                      <wps:txbx>
+                        <w:txbxContent>
+                          <w:p>
+                            <w:pPr>
+                              <w:rPr>
+                                <w:rFonts w:hint="eastAsia" w:ascii="微软雅黑" w:hAnsi="微软雅黑" w:eastAsia="微软雅黑" w:cs="微软雅黑"/>
+                                <w:sz w:val="24"/>
+                                <w:szCs w:val="24"/>
+                                <w:lang w:val="en-US" w:eastAsia="zh-CN"/>
+                              </w:rPr>
+                            </w:pPr>
+                            <w:r>
+                              <w:rPr>
+                                <w:rFonts w:hint="eastAsia" w:ascii="微软雅黑" w:hAnsi="微软雅黑" w:eastAsia="微软雅黑" w:cs="微软雅黑"/>
+                                <w:sz w:val="24"/>
+                                <w:szCs w:val="24"/>
+                                <w:lang w:val="en-US" w:eastAsia="zh-CN"/>
+                              </w:rPr>
+                              <w:drawing>
+                                <wp:inline distT="0" distB="0" distL="114300" distR="114300">
+                                  <wp:extent cx="899795" cy="899795"/>
+                                  <wp:effectExtent l="0" t="0" r="14605" b="14605"/>
+                                  <wp:docPr id="34" name="图片 34" descr="微信二维码"/>
+                                  <wp:cNvGraphicFramePr/>
+                                  <a:graphic xmlns:a="http://schemas.openxmlformats.org/drawingml/2006/main">
+                                    <a:graphicData uri="http://schemas.openxmlformats.org/drawingml/2006/picture">
+                                      <pic:pic xmlns:pic="http://schemas.openxmlformats.org/drawingml/2006/picture">
+                                        <pic:nvPicPr>
+                                          <pic:cNvPr id="34" name="图片 34" descr="微信二维码"/>
+                                          <pic:cNvPicPr/>
+                                        </pic:nvPicPr>
+                                        <pic:blipFill>
+                                          <a:blip r:embed="rId4"/>
+                                          <a:stretch>
+                                            <a:fillRect/>
+                                          </a:stretch>
+                                        </pic:blipFill>
+                                        <pic:spPr>
+                                          <a:xfrm>
+                                            <a:off x="0" y="0"/>
+                                            <a:ext cx="899795" cy="899795"/>
+                                          </a:xfrm>
+                                          <a:prstGeom prst="rect">
+                                            <a:avLst/>
+                                          </a:prstGeom>
+                                        </pic:spPr>
+                                      </pic:pic>
+                                    </a:graphicData>
+                                  </a:graphic>
+                                </wp:inline>
+                              </w:drawing>
+                            </w:r>
+                          </w:p>
+                        </w:txbxContent>
+                      </wps:txbx>
+                      <wps:bodyPr rot="0" spcFirstLastPara="0" vertOverflow="overflow" horzOverflow="overflow" vert="horz" wrap="square" lIns="91440" tIns="45720" rIns="91440" bIns="45720" numCol="1" spcCol="0" rtlCol="0" fromWordArt="0" anchor="t" anchorCtr="0" forceAA="0" compatLnSpc="1">
+                        <a:noAutofit/>
+                      </wps:bodyPr>
+                    </wps:wsp>
+                  </a:graphicData>
+                </a:graphic>
+              </wp:anchor>
+            </w:drawing>
+          </mc:Choice>
+          <mc:Fallback>
+            <w:pict>
+              <v:shape id="_x0000_s1026" o:spid="_x0000_s1026" o:spt="202" type="#_x0000_t202" style="position:absolute;left:0pt;margin-left:374.9pt;margin-top:678.9pt;height:85.4pt;width:193.5pt;z-index:251677696;mso-width-relative:page;mso-height-relative:page;" fillcolor="#FFFFFF [3201]" filled="t" stroked="f" coordsize="21600,21600" o:gfxdata="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">
+                <v:fill on="t" focussize="0,0"/>
+                <v:stroke on="f" weight="0.5pt"/>
+                <v:imagedata o:title=""/>
+                <o:lock v:ext="edit" aspectratio="f"/>
+                <v:textbox>
+                  <w:txbxContent>
+                    <w:p>
+                      <w:pPr>
+                        <w:rPr>
+                          <w:rFonts w:hint="eastAsia" w:ascii="微软雅黑" w:hAnsi="微软雅黑" w:eastAsia="微软雅黑" w:cs="微软雅黑"/>
+                          <w:sz w:val="24"/>
+                          <w:szCs w:val="24"/>
+                          <w:lang w:val="en-US" w:eastAsia="zh-CN"/>
+                        </w:rPr>
+                      </w:pPr>
+                      <w:r>
+                        <w:rPr>
+                          <w:rFonts w:hint="eastAsia" w:ascii="微软雅黑" w:hAnsi="微软雅黑" w:eastAsia="微软雅黑" w:cs="微软雅黑"/>
+                          <w:sz w:val="24"/>
+                          <w:szCs w:val="24"/>
+                          <w:lang w:val="en-US" w:eastAsia="zh-CN"/>
+                        </w:rPr>
+                        <w:drawing>
+                          <wp:inline distT="0" distB="0" distL="114300" distR="114300">
+                            <wp:extent cx="899795" cy="899795"/>
+                            <wp:effectExtent l="0" t="0" r="14605" b="14605"/>
+                            <wp:docPr id="34" name="图片 34" descr="微信二维码"/>
+                            <wp:cNvGraphicFramePr/>
+                            <a:graphic xmlns:a="http://schemas.openxmlformats.org/drawingml/2006/main">
+                              <a:graphicData uri="http://schemas.openxmlformats.org/drawingml/2006/picture">
+                                <pic:pic xmlns:pic="http://schemas.openxmlformats.org/drawingml/2006/picture">
+                                  <pic:nvPicPr>
+                                    <pic:cNvPr id="34" name="图片 34" descr="微信二维码"/>
+                                    <pic:cNvPicPr/>
+                                  </pic:nvPicPr>
+                                  <pic:blipFill>
+                                    <a:blip r:embed="rId4"/>
+                                    <a:stretch>
+                                      <a:fillRect/>
+                                    </a:stretch>
+                                  </pic:blipFill>
+                                  <pic:spPr>
+                                    <a:xfrm>
+                                      <a:off x="0" y="0"/>
+                                      <a:ext cx="899795" cy="899795"/>
+                                    </a:xfrm>
+                                    <a:prstGeom prst="rect">
+                                      <a:avLst/>
+                                    </a:prstGeom>
+                                  </pic:spPr>
+                                </pic:pic>
+                              </a:graphicData>
+                            </a:graphic>
+                          </wp:inline>
+                        </w:drawing>
+                      </w:r>
+                    </w:p>
+                  </w:txbxContent>
+                </v:textbox>
+              </v:shape>
+            </w:pict>
+          </mc:Fallback>
+        </mc:AlternateContent>
+      </w:r>
       <w:r>
         <w:drawing>
           <wp:anchor distT="0" distB="0" distL="114300" distR="114300" simplePos="0" relativeHeight="251664384" behindDoc="0" locked="0" layoutInCell="1" allowOverlap="1">
@@ -36,7 +234,7 @@
                     </pic:cNvPicPr>
                   </pic:nvPicPr>
                   <pic:blipFill>
-                    <a:blip r:embed="rId4"/>
+                    <a:blip r:embed="rId5"/>
                     <a:srcRect l="41" r="41"/>
                     <a:stretch>
                       <a:fillRect/>
@@ -64,7 +262,6 @@
           </wp:anchor>
         </w:drawing>
       </w:r>
-      <w:bookmarkEnd w:id="0"/>
       <w:r>
         <mc:AlternateContent>
           <mc:Choice Requires="wpg">
@@ -15429,7 +15626,7 @@
                 <wp:positionV relativeFrom="paragraph">
                   <wp:posOffset>-752475</wp:posOffset>
                 </wp:positionV>
-                <wp:extent cx="3281045" cy="822960"/>
+                <wp:extent cx="2084705" cy="822960"/>
                 <wp:effectExtent l="0" t="0" r="0" b="0"/>
                 <wp:wrapNone/>
                 <wp:docPr id="31" name="矩形 31"/>
@@ -15441,7 +15638,7 @@
                       <wps:spPr>
                         <a:xfrm>
                           <a:off x="0" y="0"/>
-                          <a:ext cx="3281045" cy="822960"/>
+                          <a:ext cx="2084705" cy="822960"/>
                         </a:xfrm>
                         <a:prstGeom prst="rect">
                           <a:avLst/>
@@ -15503,7 +15700,7 @@
           </mc:Choice>
           <mc:Fallback>
             <w:pict>
-              <v:rect id="_x0000_s1026" o:spid="_x0000_s1026" o:spt="1" style="position:absolute;left:0pt;margin-left:123.3pt;margin-top:-59.25pt;height:64.8pt;width:258.35pt;z-index:251663360;mso-width-relative:page;mso-height-relative:page;" filled="f" stroked="f" coordsize="21600,21600" o:gfxdata="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">
+              <v:rect id="_x0000_s1026" o:spid="_x0000_s1026" o:spt="1" style="position:absolute;left:0pt;margin-left:123.3pt;margin-top:-59.25pt;height:64.8pt;width:164.15pt;z-index:251663360;mso-width-relative:page;mso-height-relative:page;" filled="f" stroked="f" coordsize="21600,21600" o:gfxdata="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">
                 <v:fill on="f" focussize="0,0"/>
                 <v:stroke on="f"/>
                 <v:imagedata o:title=""/>
@@ -15733,13 +15930,16 @@
           </mc:Fallback>
         </mc:AlternateContent>
       </w:r>
-      <w:r>
-        <w:tab/>
-      </w:r>
     </w:p>
     <w:sectPr>
       <w:pgSz w:w="11906" w:h="16838"/>
       <w:pgMar w:top="1440" w:right="1800" w:bottom="1440" w:left="1800" w:header="851" w:footer="992" w:gutter="0"/>
+      <w:pgBorders>
+        <w:top w:val="none" w:sz="0" w:space="0"/>
+        <w:left w:val="none" w:sz="0" w:space="0"/>
+        <w:bottom w:val="none" w:sz="0" w:space="0"/>
+        <w:right w:val="none" w:sz="0" w:space="0"/>
+      </w:pgBorders>
       <w:cols w:space="425" w:num="1"/>
       <w:docGrid w:type="lines" w:linePitch="312" w:charSpace="0"/>
     </w:sectPr>
@@ -15848,7 +16048,7 @@
     <w:lsdException w:qFormat="1" w:unhideWhenUsed="0" w:uiPriority="10" w:semiHidden="0" w:name="Title"/>
     <w:lsdException w:uiPriority="99" w:name="Closing"/>
     <w:lsdException w:uiPriority="99" w:name="Signature"/>
-    <w:lsdException w:uiPriority="1" w:name="Default Paragraph Font"/>
+    <w:lsdException w:qFormat="1" w:uiPriority="1" w:name="Default Paragraph Font"/>
     <w:lsdException w:uiPriority="99" w:name="Body Text"/>
     <w:lsdException w:uiPriority="99" w:name="Body Text Indent"/>
     <w:lsdException w:uiPriority="99" w:name="List Continue"/>
@@ -16052,6 +16252,7 @@
     <w:name w:val="Default Paragraph Font"/>
     <w:semiHidden/>
     <w:unhideWhenUsed/>
+    <w:qFormat/>
     <w:uiPriority w:val="1"/>
   </w:style>
   <w:style w:type="table" w:default="1" w:styleId="5">

--- a/王梓宇简历.docx
+++ b/王梓宇简历.docx
@@ -1,8 +1,8 @@
 
 <file path=word/document.xml><?xml version="1.0" encoding="utf-8"?>
-<w:document xmlns:wpc="http://schemas.microsoft.com/office/word/2010/wordprocessingCanvas" xmlns:cx="http://schemas.microsoft.com/office/drawing/2014/chartex" xmlns:cx1="http://schemas.microsoft.com/office/drawing/2015/9/8/chartex" xmlns:cx2="http://schemas.microsoft.com/office/drawing/2015/10/21/chartex" xmlns:cx3="http://schemas.microsoft.com/office/drawing/2016/5/9/chartex" xmlns:cx4="http://schemas.microsoft.com/office/drawing/2016/5/10/chartex" xmlns:cx5="http://schemas.microsoft.com/office/drawing/2016/5/11/chartex" xmlns:cx6="http://schemas.microsoft.com/office/drawing/2016/5/12/chartex" xmlns:cx7="http://schemas.microsoft.com/office/drawing/2016/5/13/chartex" xmlns:cx8="http://schemas.microsoft.com/office/drawing/2016/5/14/chartex" xmlns:mc="http://schemas.openxmlformats.org/markup-compatibility/2006" xmlns:o="urn:schemas-microsoft-com:office:office" xmlns:r="http://schemas.openxmlformats.org/officeDocument/2006/relationships" xmlns:m="http://schemas.openxmlformats.org/officeDocument/2006/math" xmlns:v="urn:schemas-microsoft-com:vml" xmlns:wp14="http://schemas.microsoft.com/office/word/2010/wordprocessingDrawing" xmlns:wp="http://schemas.openxmlformats.org/drawingml/2006/wordprocessingDrawing" xmlns:w="http://schemas.openxmlformats.org/wordprocessingml/2006/main" xmlns:w14="http://schemas.microsoft.com/office/word/2010/wordml" xmlns:w10="urn:schemas-microsoft-com:office:word" xmlns:w15="http://schemas.microsoft.com/office/word/2012/wordml" xmlns:wpg="http://schemas.microsoft.com/office/word/2010/wordprocessingGroup" xmlns:wpi="http://schemas.microsoft.com/office/word/2010/wordprocessingInk" xmlns:wne="http://schemas.microsoft.com/office/word/2006/wordml" xmlns:wps="http://schemas.microsoft.com/office/word/2010/wordprocessingShape" xmlns:wpsCustomData="http://www.wps.cn/officeDocument/2013/wpsCustomData" mc:Ignorable="w14 w15 wp14">
+<w:document xmlns:a="http://schemas.openxmlformats.org/drawingml/2006/main" xmlns:ns1="http://schemas.openxmlformats.org/markup-compatibility/2006" xmlns:ns10="http://schemas.microsoft.com/office/word/2010/wordprocessingGroup" xmlns:ns11="urn:schemas-microsoft-com:office:word" xmlns:ns2="http://schemas.microsoft.com/office/word/2010/wordml" xmlns:ns5="http://schemas.microsoft.com/office/word/2010/wordprocessingShape" xmlns:ns8="urn:schemas-microsoft-com:vml" xmlns:ns9="urn:schemas-microsoft-com:office:office" xmlns:pic="http://schemas.openxmlformats.org/drawingml/2006/picture" xmlns:r="http://schemas.openxmlformats.org/officeDocument/2006/relationships" xmlns:w="http://schemas.openxmlformats.org/wordprocessingml/2006/main" xmlns:wp="http://schemas.openxmlformats.org/drawingml/2006/wordprocessingDrawing" ns1:Ignorable="w14 w15 wp14">
   <w:body>
-    <w:p>
+    <w:p ns2:paraId="04EE7D0A">
       <w:pPr>
         <w:widowControl w:val="0"/>
         <w:pBdr>
@@ -27,8 +27,8 @@
         <w:rPr>
           <w:sz w:val="21"/>
         </w:rPr>
-        <mc:AlternateContent>
-          <mc:Choice Requires="wps">
+        <ns1:AlternateContent>
+          <ns1:Choice Requires="wps">
             <w:drawing>
               <wp:anchor distT="0" distB="0" distL="114300" distR="114300" simplePos="0" relativeHeight="251677696" behindDoc="0" locked="0" layoutInCell="1" allowOverlap="1">
                 <wp:simplePos x="0" y="0"/>
@@ -43,11 +43,11 @@
                 <wp:wrapNone/>
                 <wp:docPr id="33" name="文本框 33"/>
                 <wp:cNvGraphicFramePr/>
-                <a:graphic xmlns:a="http://schemas.openxmlformats.org/drawingml/2006/main">
+                <a:graphic>
                   <a:graphicData uri="http://schemas.microsoft.com/office/word/2010/wordprocessingShape">
-                    <wps:wsp>
-                      <wps:cNvSpPr txBox="1"/>
-                      <wps:spPr>
+                    <ns5:wsp>
+                      <ns5:cNvSpPr txBox="1"/>
+                      <ns5:spPr>
                         <a:xfrm>
                           <a:off x="4618355" y="9928860"/>
                           <a:ext cx="2457450" cy="1084580"/>
@@ -61,8 +61,8 @@
                         <a:ln w="6350">
                           <a:noFill/>
                         </a:ln>
-                      </wps:spPr>
-                      <wps:style>
+                      </ns5:spPr>
+                      <ns5:style>
                         <a:lnRef idx="0">
                           <a:schemeClr val="accent1"/>
                         </a:lnRef>
@@ -75,10 +75,10 @@
                         <a:fontRef idx="minor">
                           <a:schemeClr val="dk1"/>
                         </a:fontRef>
-                      </wps:style>
-                      <wps:txbx>
+                      </ns5:style>
+                      <ns5:txbx>
                         <w:txbxContent>
-                          <w:p>
+                          <w:p ns2:paraId="7A7462B9">
                             <w:pPr>
                               <w:rPr>
                                 <w:rFonts w:hint="eastAsia" w:ascii="微软雅黑" w:hAnsi="微软雅黑" w:eastAsia="微软雅黑" w:cs="微软雅黑"/>
@@ -100,9 +100,9 @@
                                   <wp:effectExtent l="0" t="0" r="14605" b="14605"/>
                                   <wp:docPr id="34" name="图片 34" descr="微信二维码"/>
                                   <wp:cNvGraphicFramePr/>
-                                  <a:graphic xmlns:a="http://schemas.openxmlformats.org/drawingml/2006/main">
+                                  <a:graphic>
                                     <a:graphicData uri="http://schemas.openxmlformats.org/drawingml/2006/picture">
-                                      <pic:pic xmlns:pic="http://schemas.openxmlformats.org/drawingml/2006/picture">
+                                      <pic:pic>
                                         <pic:nvPicPr>
                                           <pic:cNvPr id="34" name="图片 34" descr="微信二维码"/>
                                           <pic:cNvPicPr/>
@@ -130,26 +130,26 @@
                             </w:r>
                           </w:p>
                         </w:txbxContent>
-                      </wps:txbx>
-                      <wps:bodyPr rot="0" spcFirstLastPara="0" vertOverflow="overflow" horzOverflow="overflow" vert="horz" wrap="square" lIns="91440" tIns="45720" rIns="91440" bIns="45720" numCol="1" spcCol="0" rtlCol="0" fromWordArt="0" anchor="t" anchorCtr="0" forceAA="0" compatLnSpc="1">
+                      </ns5:txbx>
+                      <ns5:bodyPr rot="0" spcFirstLastPara="0" vertOverflow="overflow" horzOverflow="overflow" vert="horz" wrap="square" lIns="91440" tIns="45720" rIns="91440" bIns="45720" numCol="1" spcCol="0" rtlCol="0" fromWordArt="0" anchor="t" anchorCtr="0" forceAA="0" compatLnSpc="1">
                         <a:noAutofit/>
-                      </wps:bodyPr>
-                    </wps:wsp>
+                      </ns5:bodyPr>
+                    </ns5:wsp>
                   </a:graphicData>
                 </a:graphic>
               </wp:anchor>
             </w:drawing>
-          </mc:Choice>
-          <mc:Fallback>
+          </ns1:Choice>
+          <ns1:Fallback>
             <w:pict>
-              <v:shape id="_x0000_s1026" o:spid="_x0000_s1026" o:spt="202" type="#_x0000_t202" style="position:absolute;left:0pt;margin-left:374.9pt;margin-top:678.9pt;height:85.4pt;width:193.5pt;z-index:251677696;mso-width-relative:page;mso-height-relative:page;" fillcolor="#FFFFFF [3201]" filled="t" stroked="f" coordsize="21600,21600" o:gfxdata="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">
-                <v:fill on="t" focussize="0,0"/>
-                <v:stroke on="f" weight="0.5pt"/>
-                <v:imagedata o:title=""/>
-                <o:lock v:ext="edit" aspectratio="f"/>
-                <v:textbox>
+              <ns8:shape id="_x0000_s1026" ns9:spid="_x0000_s1026" ns9:spt="202" type="#_x0000_t202" style="position:absolute;left:0pt;margin-left:374.9pt;margin-top:678.9pt;height:85.4pt;width:193.5pt;z-index:251677696;mso-width-relative:page;mso-height-relative:page;" fillcolor="#FFFFFF [3201]" filled="t" stroked="f" coordsize="21600,21600" ns9:gfxdata="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">
+                <ns8:fill on="t" focussize="0,0"/>
+                <ns8:stroke on="f" weight="0.5pt"/>
+                <ns8:imagedata ns9:title=""/>
+                <ns9:lock ns8:ext="edit" aspectratio="f"/>
+                <ns8:textbox>
                   <w:txbxContent>
-                    <w:p>
+                    <w:p ns2:paraId="7A7462B9">
                       <w:pPr>
                         <w:rPr>
                           <w:rFonts w:hint="eastAsia" w:ascii="微软雅黑" w:hAnsi="微软雅黑" w:eastAsia="微软雅黑" w:cs="微软雅黑"/>
@@ -171,9 +171,9 @@
                             <wp:effectExtent l="0" t="0" r="14605" b="14605"/>
                             <wp:docPr id="34" name="图片 34" descr="微信二维码"/>
                             <wp:cNvGraphicFramePr/>
-                            <a:graphic xmlns:a="http://schemas.openxmlformats.org/drawingml/2006/main">
+                            <a:graphic>
                               <a:graphicData uri="http://schemas.openxmlformats.org/drawingml/2006/picture">
-                                <pic:pic xmlns:pic="http://schemas.openxmlformats.org/drawingml/2006/picture">
+                                <pic:pic>
                                   <pic:nvPicPr>
                                     <pic:cNvPr id="34" name="图片 34" descr="微信二维码"/>
                                     <pic:cNvPicPr/>
@@ -201,11 +201,11 @@
                       </w:r>
                     </w:p>
                   </w:txbxContent>
-                </v:textbox>
-              </v:shape>
+                </ns8:textbox>
+              </ns8:shape>
             </w:pict>
-          </mc:Fallback>
-        </mc:AlternateContent>
+          </ns1:Fallback>
+        </ns1:AlternateContent>
       </w:r>
       <w:r>
         <w:drawing>
@@ -222,11 +222,11 @@
             <wp:wrapNone/>
             <wp:docPr id="64" name="图片 64" descr="C:/Users/王梓宇/Pictures/证件照.jpg证件照"/>
             <wp:cNvGraphicFramePr>
-              <a:graphicFrameLocks xmlns:a="http://schemas.openxmlformats.org/drawingml/2006/main" noChangeAspect="1"/>
+              <a:graphicFrameLocks noChangeAspect="1"/>
             </wp:cNvGraphicFramePr>
-            <a:graphic xmlns:a="http://schemas.openxmlformats.org/drawingml/2006/main">
+            <a:graphic>
               <a:graphicData uri="http://schemas.openxmlformats.org/drawingml/2006/picture">
-                <pic:pic xmlns:pic="http://schemas.openxmlformats.org/drawingml/2006/picture">
+                <pic:pic>
                   <pic:nvPicPr>
                     <pic:cNvPr id="64" name="图片 64" descr="C:/Users/王梓宇/Pictures/证件照.jpg证件照"/>
                     <pic:cNvPicPr>
@@ -263,8 +263,8 @@
         </w:drawing>
       </w:r>
       <w:r>
-        <mc:AlternateContent>
-          <mc:Choice Requires="wpg">
+        <ns1:AlternateContent>
+          <ns1:Choice Requires="wpg">
             <w:drawing>
               <wp:anchor distT="0" distB="0" distL="114300" distR="114300" simplePos="0" relativeHeight="251665408" behindDoc="0" locked="0" layoutInCell="1" allowOverlap="1">
                 <wp:simplePos x="0" y="0"/>
@@ -279,22 +279,22 @@
                 <wp:wrapNone/>
                 <wp:docPr id="59" name="组合 59"/>
                 <wp:cNvGraphicFramePr/>
-                <a:graphic xmlns:a="http://schemas.openxmlformats.org/drawingml/2006/main">
+                <a:graphic>
                   <a:graphicData uri="http://schemas.microsoft.com/office/word/2010/wordprocessingGroup">
-                    <wpg:wgp>
-                      <wpg:cNvGrpSpPr/>
-                      <wpg:grpSpPr>
+                    <ns10:wgp>
+                      <ns10:cNvGrpSpPr/>
+                      <ns10:grpSpPr>
                         <a:xfrm>
                           <a:off x="0" y="0"/>
                           <a:ext cx="6855460" cy="367030"/>
                           <a:chOff x="0" y="0"/>
                           <a:chExt cx="6856679" cy="367030"/>
                         </a:xfrm>
-                      </wpg:grpSpPr>
-                      <wps:wsp>
-                        <wps:cNvPr id="56" name="直接连接符 56"/>
-                        <wps:cNvCnPr/>
-                        <wps:spPr>
+                      </ns10:grpSpPr>
+                      <ns5:wsp>
+                        <ns5:cNvPr id="56" name="直接连接符 56"/>
+                        <ns5:cNvCnPr/>
+                        <ns5:spPr>
                           <a:xfrm>
                             <a:off x="372059" y="274320"/>
                             <a:ext cx="6484620" cy="0"/>
@@ -309,8 +309,8 @@
                               </a:schemeClr>
                             </a:solidFill>
                           </a:ln>
-                        </wps:spPr>
-                        <wps:style>
+                        </ns5:spPr>
+                        <ns5:style>
                           <a:lnRef idx="1">
                             <a:schemeClr val="accent1"/>
                           </a:lnRef>
@@ -323,24 +323,24 @@
                           <a:fontRef idx="minor">
                             <a:schemeClr val="tx1"/>
                           </a:fontRef>
-                        </wps:style>
-                        <wps:bodyPr/>
-                      </wps:wsp>
-                      <wpg:grpSp>
-                        <wpg:cNvPr id="12" name="组合 12"/>
-                        <wpg:cNvGrpSpPr/>
-                        <wpg:grpSpPr>
+                        </ns5:style>
+                        <ns5:bodyPr/>
+                      </ns5:wsp>
+                      <ns10:grpSp>
+                        <ns10:cNvPr id="12" name="组合 12"/>
+                        <ns10:cNvGrpSpPr/>
+                        <ns10:grpSpPr>
                           <a:xfrm>
                             <a:off x="0" y="30480"/>
                             <a:ext cx="1516380" cy="336550"/>
                             <a:chOff x="438155" y="3697711"/>
                             <a:chExt cx="1386980" cy="307990"/>
                           </a:xfrm>
-                        </wpg:grpSpPr>
-                        <wps:wsp>
-                          <wps:cNvPr id="44" name="梯形 44"/>
-                          <wps:cNvSpPr/>
-                          <wps:spPr>
+                        </ns10:grpSpPr>
+                        <ns5:wsp>
+                          <ns5:cNvPr id="44" name="梯形 44"/>
+                          <ns5:cNvSpPr/>
+                          <ns5:spPr>
                             <a:xfrm>
                               <a:off x="1063135" y="3697711"/>
                               <a:ext cx="762000" cy="238448"/>
@@ -356,8 +356,8 @@
                             <a:ln>
                               <a:noFill/>
                             </a:ln>
-                          </wps:spPr>
-                          <wps:style>
+                          </ns5:spPr>
+                          <ns5:style>
                             <a:lnRef idx="2">
                               <a:schemeClr val="accent1">
                                 <a:shade val="50000"/>
@@ -372,22 +372,22 @@
                             <a:fontRef idx="minor">
                               <a:schemeClr val="lt1"/>
                             </a:fontRef>
-                          </wps:style>
-                          <wps:txbx>
+                          </ns5:style>
+                          <ns5:txbx>
                             <w:txbxContent>
-                              <w:p>
+                              <w:p ns2:paraId="22B981A7">
                                 <w:pPr>
                                   <w:jc w:val="center"/>
                                 </w:pPr>
                               </w:p>
                             </w:txbxContent>
-                          </wps:txbx>
-                          <wps:bodyPr rtlCol="0" anchor="ctr"/>
-                        </wps:wsp>
-                        <wps:wsp>
-                          <wps:cNvPr id="45" name="梯形 45"/>
-                          <wps:cNvSpPr/>
-                          <wps:spPr>
+                          </ns5:txbx>
+                          <ns5:bodyPr rtlCol="0" anchor="ctr"/>
+                        </ns5:wsp>
+                        <ns5:wsp>
+                          <ns5:cNvPr id="45" name="梯形 45"/>
+                          <ns5:cNvSpPr/>
+                          <ns5:spPr>
                             <a:xfrm>
                               <a:off x="992699" y="3697711"/>
                               <a:ext cx="762000" cy="238448"/>
@@ -405,8 +405,8 @@
                             <a:ln>
                               <a:noFill/>
                             </a:ln>
-                          </wps:spPr>
-                          <wps:style>
+                          </ns5:spPr>
+                          <ns5:style>
                             <a:lnRef idx="2">
                               <a:schemeClr val="accent1">
                                 <a:shade val="50000"/>
@@ -421,22 +421,22 @@
                             <a:fontRef idx="minor">
                               <a:schemeClr val="lt1"/>
                             </a:fontRef>
-                          </wps:style>
-                          <wps:txbx>
+                          </ns5:style>
+                          <ns5:txbx>
                             <w:txbxContent>
-                              <w:p>
+                              <w:p ns2:paraId="3F3C7C39">
                                 <w:pPr>
                                   <w:jc w:val="center"/>
                                 </w:pPr>
                               </w:p>
                             </w:txbxContent>
-                          </wps:txbx>
-                          <wps:bodyPr rtlCol="0" anchor="ctr"/>
-                        </wps:wsp>
-                        <wps:wsp>
-                          <wps:cNvPr id="46" name="矩形 46"/>
-                          <wps:cNvSpPr/>
-                          <wps:spPr>
+                          </ns5:txbx>
+                          <ns5:bodyPr rtlCol="0" anchor="ctr"/>
+                        </ns5:wsp>
+                        <ns5:wsp>
+                          <ns5:cNvPr id="46" name="矩形 46"/>
+                          <ns5:cNvSpPr/>
+                          <ns5:spPr>
                             <a:xfrm>
                               <a:off x="438155" y="3697711"/>
                               <a:ext cx="879633" cy="238448"/>
@@ -450,8 +450,8 @@
                             <a:ln>
                               <a:noFill/>
                             </a:ln>
-                          </wps:spPr>
-                          <wps:style>
+                          </ns5:spPr>
+                          <ns5:style>
                             <a:lnRef idx="2">
                               <a:schemeClr val="accent1">
                                 <a:shade val="50000"/>
@@ -466,22 +466,22 @@
                             <a:fontRef idx="minor">
                               <a:schemeClr val="lt1"/>
                             </a:fontRef>
-                          </wps:style>
-                          <wps:txbx>
+                          </ns5:style>
+                          <ns5:txbx>
                             <w:txbxContent>
-                              <w:p>
+                              <w:p ns2:paraId="2A5ED69E">
                                 <w:pPr>
                                   <w:jc w:val="center"/>
                                 </w:pPr>
                               </w:p>
                             </w:txbxContent>
-                          </wps:txbx>
-                          <wps:bodyPr rtlCol="0" anchor="ctr"/>
-                        </wps:wsp>
-                        <wps:wsp>
-                          <wps:cNvPr id="47" name="梯形 47"/>
-                          <wps:cNvSpPr/>
-                          <wps:spPr>
+                          </ns5:txbx>
+                          <ns5:bodyPr rtlCol="0" anchor="ctr"/>
+                        </ns5:wsp>
+                        <ns5:wsp>
+                          <ns5:cNvPr id="47" name="梯形 47"/>
+                          <ns5:cNvSpPr/>
+                          <ns5:spPr>
                             <a:xfrm>
                               <a:off x="932508" y="3697711"/>
                               <a:ext cx="762000" cy="238448"/>
@@ -497,8 +497,8 @@
                             <a:ln>
                               <a:noFill/>
                             </a:ln>
-                          </wps:spPr>
-                          <wps:style>
+                          </ns5:spPr>
+                          <ns5:style>
                             <a:lnRef idx="2">
                               <a:schemeClr val="accent1">
                                 <a:shade val="50000"/>
@@ -513,22 +513,22 @@
                             <a:fontRef idx="minor">
                               <a:schemeClr val="lt1"/>
                             </a:fontRef>
-                          </wps:style>
-                          <wps:txbx>
+                          </ns5:style>
+                          <ns5:txbx>
                             <w:txbxContent>
-                              <w:p>
+                              <w:p ns2:paraId="50583D3F">
                                 <w:pPr>
                                   <w:jc w:val="center"/>
                                 </w:pPr>
                               </w:p>
                             </w:txbxContent>
-                          </wps:txbx>
-                          <wps:bodyPr rtlCol="0" anchor="ctr"/>
-                        </wps:wsp>
-                        <wps:wsp>
-                          <wps:cNvPr id="48" name="直角三角形 48"/>
-                          <wps:cNvSpPr/>
-                          <wps:spPr>
+                          </ns5:txbx>
+                          <ns5:bodyPr rtlCol="0" anchor="ctr"/>
+                        </ns5:wsp>
+                        <ns5:wsp>
+                          <ns5:cNvPr id="48" name="直角三角形 48"/>
+                          <ns5:cNvSpPr/>
+                          <ns5:spPr>
                             <a:xfrm flipH="1" flipV="1">
                               <a:off x="438155" y="3935053"/>
                               <a:ext cx="119816" cy="70648"/>
@@ -544,8 +544,8 @@
                             <a:ln>
                               <a:noFill/>
                             </a:ln>
-                          </wps:spPr>
-                          <wps:style>
+                          </ns5:spPr>
+                          <ns5:style>
                             <a:lnRef idx="2">
                               <a:schemeClr val="accent1">
                                 <a:shade val="50000"/>
@@ -560,23 +560,23 @@
                             <a:fontRef idx="minor">
                               <a:schemeClr val="lt1"/>
                             </a:fontRef>
-                          </wps:style>
-                          <wps:txbx>
+                          </ns5:style>
+                          <ns5:txbx>
                             <w:txbxContent>
-                              <w:p>
+                              <w:p ns2:paraId="1187D292">
                                 <w:pPr>
                                   <w:jc w:val="center"/>
                                 </w:pPr>
                               </w:p>
                             </w:txbxContent>
-                          </wps:txbx>
-                          <wps:bodyPr rtlCol="0" anchor="ctr"/>
-                        </wps:wsp>
-                      </wpg:grpSp>
-                      <wps:wsp>
-                        <wps:cNvPr id="17" name="矩形 17"/>
-                        <wps:cNvSpPr/>
-                        <wps:spPr>
+                          </ns5:txbx>
+                          <ns5:bodyPr rtlCol="0" anchor="ctr"/>
+                        </ns5:wsp>
+                      </ns10:grpSp>
+                      <ns5:wsp>
+                        <ns5:cNvPr id="17" name="矩形 17"/>
+                        <ns5:cNvSpPr/>
+                        <ns5:spPr>
                           <a:xfrm>
                             <a:off x="281940" y="0"/>
                             <a:ext cx="942975" cy="288925"/>
@@ -588,8 +588,8 @@
                           <a:ln>
                             <a:noFill/>
                           </a:ln>
-                        </wps:spPr>
-                        <wps:style>
+                        </ns5:spPr>
+                        <ns5:style>
                           <a:lnRef idx="2">
                             <a:schemeClr val="accent1">
                               <a:shade val="50000"/>
@@ -604,10 +604,10 @@
                           <a:fontRef idx="minor">
                             <a:schemeClr val="lt1"/>
                           </a:fontRef>
-                        </wps:style>
-                        <wps:txbx>
+                        </ns5:style>
+                        <ns5:txbx>
                           <w:txbxContent>
-                            <w:p>
+                            <w:p ns2:paraId="13E8673F">
                               <w:pPr>
                                 <w:pStyle w:val="4"/>
                                 <w:spacing w:before="0" w:beforeAutospacing="0" w:after="0" w:afterAutospacing="0" w:line="312" w:lineRule="exact"/>
@@ -624,13 +624,13 @@
                               </w:r>
                             </w:p>
                           </w:txbxContent>
-                        </wps:txbx>
-                        <wps:bodyPr rtlCol="0" anchor="ctr"/>
-                      </wps:wsp>
-                      <wps:wsp>
-                        <wps:cNvPr id="19" name="KSO_Shape"/>
-                        <wps:cNvSpPr/>
-                        <wps:spPr>
+                        </ns5:txbx>
+                        <ns5:bodyPr rtlCol="0" anchor="ctr"/>
+                      </ns5:wsp>
+                      <ns5:wsp>
+                        <ns5:cNvPr id="19" name="KSO_Shape"/>
+                        <ns5:cNvSpPr/>
+                        <ns5:spPr>
                           <a:xfrm>
                             <a:off x="91440" y="68580"/>
                             <a:ext cx="179070" cy="151130"/>
@@ -1693,17 +1693,17 @@
                             <a:miter lim="800000"/>
                           </a:ln>
                           <a:effectLst/>
-                        </wps:spPr>
-                        <wps:txbx>
+                        </ns5:spPr>
+                        <ns5:txbx>
                           <w:txbxContent>
-                            <w:p>
+                            <w:p ns2:paraId="6C86B5F0">
                               <w:pPr>
                                 <w:jc w:val="center"/>
                               </w:pPr>
                             </w:p>
                           </w:txbxContent>
-                        </wps:txbx>
-                        <wps:bodyPr anchor="ctr">
+                        </ns5:txbx>
+                        <ns5:bodyPr anchor="ctr">
                           <a:scene3d>
                             <a:camera prst="orthographicFront"/>
                             <a:lightRig rig="threePt" dir="t"/>
@@ -1713,113 +1713,113 @@
                               <a:srgbClr val="FFFFFF"/>
                             </a:contourClr>
                           </a:sp3d>
-                        </wps:bodyPr>
-                      </wps:wsp>
-                    </wpg:wgp>
+                        </ns5:bodyPr>
+                      </ns5:wsp>
+                    </ns10:wgp>
                   </a:graphicData>
                 </a:graphic>
               </wp:anchor>
             </w:drawing>
-          </mc:Choice>
-          <mc:Fallback>
+          </ns1:Choice>
+          <ns1:Fallback>
             <w:pict>
-              <v:group id="_x0000_s1026" o:spid="_x0000_s1026" o:spt="203" style="position:absolute;left:0pt;margin-left:-68.4pt;margin-top:383.65pt;height:28.9pt;width:539.8pt;z-index:251665408;mso-width-relative:page;mso-height-relative:page;" coordsize="6856679,367030" o:gfxdata="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">
-                <o:lock v:ext="edit" aspectratio="f"/>
-                <v:line id="_x0000_s1026" o:spid="_x0000_s1026" o:spt="20" style="position:absolute;left:372059;top:274320;height:0;width:6484620;" filled="f" stroked="t" coordsize="21600,21600" o:gfxdata="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">
-                  <v:fill on="f" focussize="0,0"/>
-                  <v:stroke weight="1.75pt" color="#BFBFBF [2412]" miterlimit="8" joinstyle="miter"/>
-                  <v:imagedata o:title=""/>
-                  <o:lock v:ext="edit" aspectratio="f"/>
-                </v:line>
-                <v:group id="_x0000_s1026" o:spid="_x0000_s1026" o:spt="203" style="position:absolute;left:0;top:30480;height:336550;width:1516380;" coordorigin="438155,3697711" coordsize="1386980,307990" o:gfxdata="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">
-                  <o:lock v:ext="edit" aspectratio="f"/>
-                  <v:shape id="_x0000_s1026" o:spid="_x0000_s1026" style="position:absolute;left:1063135;top:3697711;height:238448;width:762000;v-text-anchor:middle;" fillcolor="#425268" filled="t" stroked="f" coordsize="762000,238448" o:gfxdata="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" path="m0,238448l142162,0,619837,0,762000,238448xe">
-                    <v:path textboxrect="0,0,762000,238448" o:connectlocs="381000,0;71081,119224;381000,238448;690918,119224" o:connectangles="247,164,82,0"/>
-                    <v:fill on="t" focussize="0,0"/>
-                    <v:stroke on="f" weight="1pt" miterlimit="8" joinstyle="miter"/>
-                    <v:imagedata o:title=""/>
-                    <o:lock v:ext="edit" aspectratio="f"/>
-                    <v:textbox>
+              <ns8:group id="_x0000_s1026" ns9:spid="_x0000_s1026" ns9:spt="203" style="position:absolute;left:0pt;margin-left:-68.4pt;margin-top:383.65pt;height:28.9pt;width:539.8pt;z-index:251665408;mso-width-relative:page;mso-height-relative:page;" coordsize="6856679,367030" ns9:gfxdata="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">
+                <ns9:lock ns8:ext="edit" aspectratio="f"/>
+                <ns8:line id="_x0000_s1026" ns9:spid="_x0000_s1026" ns9:spt="20" style="position:absolute;left:372059;top:274320;height:0;width:6484620;" filled="f" stroked="t" coordsize="21600,21600" ns9:gfxdata="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">
+                  <ns8:fill on="f" focussize="0,0"/>
+                  <ns8:stroke weight="1.75pt" color="#BFBFBF [2412]" miterlimit="8" joinstyle="miter"/>
+                  <ns8:imagedata ns9:title=""/>
+                  <ns9:lock ns8:ext="edit" aspectratio="f"/>
+                </ns8:line>
+                <ns8:group id="_x0000_s1026" ns9:spid="_x0000_s1026" ns9:spt="203" style="position:absolute;left:0;top:30480;height:336550;width:1516380;" coordorigin="438155,3697711" coordsize="1386980,307990" ns9:gfxdata="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">
+                  <ns9:lock ns8:ext="edit" aspectratio="f"/>
+                  <ns8:shape id="_x0000_s1026" ns9:spid="_x0000_s1026" style="position:absolute;left:1063135;top:3697711;height:238448;width:762000;v-text-anchor:middle;" fillcolor="#425268" filled="t" stroked="f" coordsize="762000,238448" ns9:gfxdata="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" path="m0,238448l142162,0,619837,0,762000,238448xe">
+                    <ns8:path textboxrect="0,0,762000,238448" ns9:connectlocs="381000,0;71081,119224;381000,238448;690918,119224" ns9:connectangles="247,164,82,0"/>
+                    <ns8:fill on="t" focussize="0,0"/>
+                    <ns8:stroke on="f" weight="1pt" miterlimit="8" joinstyle="miter"/>
+                    <ns8:imagedata ns9:title=""/>
+                    <ns9:lock ns8:ext="edit" aspectratio="f"/>
+                    <ns8:textbox>
                       <w:txbxContent>
-                        <w:p>
+                        <w:p ns2:paraId="22B981A7">
                           <w:pPr>
                             <w:jc w:val="center"/>
                           </w:pPr>
                         </w:p>
                       </w:txbxContent>
-                    </v:textbox>
-                  </v:shape>
-                  <v:shape id="_x0000_s1026" o:spid="_x0000_s1026" style="position:absolute;left:992699;top:3697711;height:238448;width:762000;v-text-anchor:middle;" fillcolor="#F2F2F2 [3052]" filled="t" stroked="f" coordsize="762000,238448" o:gfxdata="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" path="m0,238448l142162,0,619837,0,762000,238448xe">
-                    <v:path textboxrect="0,0,762000,238448" o:connectlocs="381000,0;71081,119224;381000,238448;690918,119224" o:connectangles="247,164,82,0"/>
-                    <v:fill on="t" focussize="0,0"/>
-                    <v:stroke on="f" weight="1pt" miterlimit="8" joinstyle="miter"/>
-                    <v:imagedata o:title=""/>
-                    <o:lock v:ext="edit" aspectratio="f"/>
-                    <v:textbox>
+                    </ns8:textbox>
+                  </ns8:shape>
+                  <ns8:shape id="_x0000_s1026" ns9:spid="_x0000_s1026" style="position:absolute;left:992699;top:3697711;height:238448;width:762000;v-text-anchor:middle;" fillcolor="#F2F2F2 [3052]" filled="t" stroked="f" coordsize="762000,238448" ns9:gfxdata="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" path="m0,238448l142162,0,619837,0,762000,238448xe">
+                    <ns8:path textboxrect="0,0,762000,238448" ns9:connectlocs="381000,0;71081,119224;381000,238448;690918,119224" ns9:connectangles="247,164,82,0"/>
+                    <ns8:fill on="t" focussize="0,0"/>
+                    <ns8:stroke on="f" weight="1pt" miterlimit="8" joinstyle="miter"/>
+                    <ns8:imagedata ns9:title=""/>
+                    <ns9:lock ns8:ext="edit" aspectratio="f"/>
+                    <ns8:textbox>
                       <w:txbxContent>
-                        <w:p>
+                        <w:p ns2:paraId="3F3C7C39">
                           <w:pPr>
                             <w:jc w:val="center"/>
                           </w:pPr>
                         </w:p>
                       </w:txbxContent>
-                    </v:textbox>
-                  </v:shape>
-                  <v:rect id="_x0000_s1026" o:spid="_x0000_s1026" o:spt="1" style="position:absolute;left:438155;top:3697711;height:238448;width:879633;v-text-anchor:middle;" fillcolor="#425268" filled="t" stroked="f" coordsize="21600,21600" o:gfxdata="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">
-                    <v:fill on="t" focussize="0,0"/>
-                    <v:stroke on="f" weight="1pt" miterlimit="8" joinstyle="miter"/>
-                    <v:imagedata o:title=""/>
-                    <o:lock v:ext="edit" aspectratio="f"/>
-                    <v:textbox>
+                    </ns8:textbox>
+                  </ns8:shape>
+                  <ns8:rect id="_x0000_s1026" ns9:spid="_x0000_s1026" ns9:spt="1" style="position:absolute;left:438155;top:3697711;height:238448;width:879633;v-text-anchor:middle;" fillcolor="#425268" filled="t" stroked="f" coordsize="21600,21600" ns9:gfxdata="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">
+                    <ns8:fill on="t" focussize="0,0"/>
+                    <ns8:stroke on="f" weight="1pt" miterlimit="8" joinstyle="miter"/>
+                    <ns8:imagedata ns9:title=""/>
+                    <ns9:lock ns8:ext="edit" aspectratio="f"/>
+                    <ns8:textbox>
                       <w:txbxContent>
-                        <w:p>
+                        <w:p ns2:paraId="2A5ED69E">
                           <w:pPr>
                             <w:jc w:val="center"/>
                           </w:pPr>
                         </w:p>
                       </w:txbxContent>
-                    </v:textbox>
-                  </v:rect>
-                  <v:shape id="_x0000_s1026" o:spid="_x0000_s1026" style="position:absolute;left:932508;top:3697711;height:238448;width:762000;v-text-anchor:middle;" fillcolor="#425268" filled="t" stroked="f" coordsize="762000,238448" o:gfxdata="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" path="m0,238448l142162,0,619837,0,762000,238448xe">
-                    <v:path textboxrect="0,0,762000,238448" o:connectlocs="381000,0;71081,119224;381000,238448;690918,119224" o:connectangles="247,164,82,0"/>
-                    <v:fill on="t" focussize="0,0"/>
-                    <v:stroke on="f" weight="1pt" miterlimit="8" joinstyle="miter"/>
-                    <v:imagedata o:title=""/>
-                    <o:lock v:ext="edit" aspectratio="f"/>
-                    <v:textbox>
+                    </ns8:textbox>
+                  </ns8:rect>
+                  <ns8:shape id="_x0000_s1026" ns9:spid="_x0000_s1026" style="position:absolute;left:932508;top:3697711;height:238448;width:762000;v-text-anchor:middle;" fillcolor="#425268" filled="t" stroked="f" coordsize="762000,238448" ns9:gfxdata="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" path="m0,238448l142162,0,619837,0,762000,238448xe">
+                    <ns8:path textboxrect="0,0,762000,238448" ns9:connectlocs="381000,0;71081,119224;381000,238448;690918,119224" ns9:connectangles="247,164,82,0"/>
+                    <ns8:fill on="t" focussize="0,0"/>
+                    <ns8:stroke on="f" weight="1pt" miterlimit="8" joinstyle="miter"/>
+                    <ns8:imagedata ns9:title=""/>
+                    <ns9:lock ns8:ext="edit" aspectratio="f"/>
+                    <ns8:textbox>
                       <w:txbxContent>
-                        <w:p>
+                        <w:p ns2:paraId="50583D3F">
                           <w:pPr>
                             <w:jc w:val="center"/>
                           </w:pPr>
                         </w:p>
                       </w:txbxContent>
-                    </v:textbox>
-                  </v:shape>
-                  <v:shape id="_x0000_s1026" o:spid="_x0000_s1026" o:spt="6" type="#_x0000_t6" style="position:absolute;left:438155;top:3935053;flip:x y;height:70648;width:119816;v-text-anchor:middle;" fillcolor="#222A35 [1615]" filled="t" stroked="f" coordsize="21600,21600" o:gfxdata="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">
-                    <v:fill on="t" focussize="0,0"/>
-                    <v:stroke on="f" weight="1pt" miterlimit="8" joinstyle="miter"/>
-                    <v:imagedata o:title=""/>
-                    <o:lock v:ext="edit" aspectratio="f"/>
-                    <v:textbox>
+                    </ns8:textbox>
+                  </ns8:shape>
+                  <ns8:shape id="_x0000_s1026" ns9:spid="_x0000_s1026" ns9:spt="6" type="#_x0000_t6" style="position:absolute;left:438155;top:3935053;flip:x y;height:70648;width:119816;v-text-anchor:middle;" fillcolor="#222A35 [1615]" filled="t" stroked="f" coordsize="21600,21600" ns9:gfxdata="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">
+                    <ns8:fill on="t" focussize="0,0"/>
+                    <ns8:stroke on="f" weight="1pt" miterlimit="8" joinstyle="miter"/>
+                    <ns8:imagedata ns9:title=""/>
+                    <ns9:lock ns8:ext="edit" aspectratio="f"/>
+                    <ns8:textbox>
                       <w:txbxContent>
-                        <w:p>
+                        <w:p ns2:paraId="1187D292">
                           <w:pPr>
                             <w:jc w:val="center"/>
                           </w:pPr>
                         </w:p>
                       </w:txbxContent>
-                    </v:textbox>
-                  </v:shape>
-                </v:group>
-                <v:rect id="_x0000_s1026" o:spid="_x0000_s1026" o:spt="1" style="position:absolute;left:281940;top:0;height:288925;width:942975;v-text-anchor:middle;" filled="f" stroked="f" coordsize="21600,21600" o:gfxdata="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">
-                  <v:fill on="f" focussize="0,0"/>
-                  <v:stroke on="f" weight="1pt" miterlimit="8" joinstyle="miter"/>
-                  <v:imagedata o:title=""/>
-                  <o:lock v:ext="edit" aspectratio="f"/>
-                  <v:textbox>
+                    </ns8:textbox>
+                  </ns8:shape>
+                </ns8:group>
+                <ns8:rect id="_x0000_s1026" ns9:spid="_x0000_s1026" ns9:spt="1" style="position:absolute;left:281940;top:0;height:288925;width:942975;v-text-anchor:middle;" filled="f" stroked="f" coordsize="21600,21600" ns9:gfxdata="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">
+                  <ns8:fill on="f" focussize="0,0"/>
+                  <ns8:stroke on="f" weight="1pt" miterlimit="8" joinstyle="miter"/>
+                  <ns8:imagedata ns9:title=""/>
+                  <ns9:lock ns8:ext="edit" aspectratio="f"/>
+                  <ns8:textbox>
                     <w:txbxContent>
-                      <w:p>
+                      <w:p ns2:paraId="13E8673F">
                         <w:pPr>
                           <w:pStyle w:val="4"/>
                           <w:spacing w:before="0" w:beforeAutospacing="0" w:after="0" w:afterAutospacing="0" w:line="312" w:lineRule="exact"/>
@@ -1836,32 +1836,32 @@
                         </w:r>
                       </w:p>
                     </w:txbxContent>
-                  </v:textbox>
-                </v:rect>
-                <v:shape id="KSO_Shape" o:spid="_x0000_s1026" o:spt="100" style="position:absolute;left:91440;top:68580;height:151130;width:179070;v-text-anchor:middle;" fillcolor="#FFFFFF [3212]" filled="t" stroked="f" coordsize="3261356,2766950" o:gfxdata="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" path="m3261356,1385789l3261356,2634211,3259675,2649333,3256313,2662775,3252951,2674537,3244545,2686298,3237821,2698060,3229415,2709822,3217647,2719903,3202517,2729985,3175619,2746787,3141997,2758549,3105013,2765270,3066347,2766950,196690,2766950,158024,2765270,121040,2758549,87418,2746787,57158,2729985,47071,2719903,35303,2709822,25217,2698060,16811,2686298,8405,2674537,5043,2662775,1681,2649333,0,2634211,0,1389150,196690,1441237,406829,1495005,660677,1555494,795165,1589099,933017,1619343,1067506,1646227,1200314,1671431,1326397,1693274,1442394,1708396,1544942,1720158,1588650,1723518,1630678,1725199,1672706,1723518,1719777,1720158,1820644,1708396,1934959,1693274,2061043,1671431,2193850,1646227,2330020,1615983,2466190,1585738,2602360,1553814,2854527,1493325,3066347,1437877xm1508607,1206475c1458141,1206475,1417230,1247386,1417230,1297852l1417230,1314415c1417230,1364881,1458141,1405791,1508607,1405791l1752750,1405791c1803215,1405791,1844126,1364881,1844126,1314415l1844126,1297852c1844126,1247386,1803215,1206475,1752750,1206475xm1630678,174304c1376124,174304,1163742,300833,1114624,469036l1111230,492633,2150126,492633,2146731,469036c2097613,300833,1885231,174304,1630678,174304xm1630678,0c1963411,0,2237083,214121,2269992,488510l2270238,492633,3066347,492633,3105012,494313,3141998,501035,3175621,512796,3202518,529599,3217649,539681,3229416,549763,3237821,561524,3244546,573285,3252951,585046,3256314,596807,3259676,610251,3261356,625372,3261356,1326877,3261353,1326877,3261350,1326880,3066350,1378964,2854531,1434413,2602365,1494902,2466193,1526826,2330026,1557071,2193854,1587315,2061046,1612517,1934963,1634360,1820647,1649484,1719781,1661245,1672711,1664604,1630683,1666287,1588655,1664604,1544944,1661245,1442396,1649484,1326400,1634360,1200317,1612517,1067508,1587315,933020,1560430,795169,1530186,660681,1496582,406834,1436093,196695,1382323,3,1330236,3,1332325,0,1332322,0,971511,0,625372,1683,610251,5046,596807,8405,585046,16813,573285,25218,561524,35303,549763,47073,539681,57158,529599,87418,512796,121041,501035,158027,494313,196692,492633,991117,492633,991363,488510c1024272,214121,1297944,0,1630678,0xe">
-                  <v:path textboxrect="0,0,3261356,2766950" o:connectlocs="179070,75691;179070,143879;178977,144705;178793,145439;178608,146082;178146,146724;177777,147367;177316,148009;176670,148560;175839,149110;174362,150028;172516,150671;170485,151038;168362,151130;10799,151130;8676,151038;6645,150671;4799,150028;3138,149110;2584,148560;1938,148009;1384,147367;923,146724;461,146082;276,145439;92,144705;0,143879;0,75874;10799,78719;22337,81656;36275,84960;43659,86796;51228,88448;58613,89916;65905,91293;72827,92486;79196,93312;84827,93954;87227,94138;89535,94229;91842,94138;94427,93954;99965,93312;106242,92486;113164,91293;120456,89916;127933,88264;135410,86612;142886,84868;156732,81564;168362,78536;82832,65897;77815,70888;77815,71792;82832,76783;96237,76783;101254,71792;101254,70888;96237,65897;89535,9520;61200,25618;61013,26907;118056,26907;117869,25618;89535,9520;89535,0;124637,26682;124651,26907;168362,26907;170485,26999;172516,27366;174362,28008;175839,28926;176670,29477;177316,30027;177777,30670;178147,31312;178608,31955;178793,32597;178977,33331;179070,34157;179070,72473;179069,72473;179069,72473;168362,75318;156732,78347;142887,81651;135410,83394;127933,85046;120457,86698;113165,88075;106242,89268;99965,90094;94427,90736;91842,90920;89535,91012;87227,90920;84827,90736;79197,90094;72828,89268;65905,88075;58613,86698;51228,85230;43660,83578;36275,81742;22337,78438;10799,75502;0,72657;0,72771;0,72771;0,53063;0,34157;92,33331;277,32597;461,31955;923,31312;1384,30670;1938,30027;2584,29477;3138,28926;4799,28008;6645,27366;8676,26999;10799,26907;54418,26907;54432,26682;89535,0" o:connectangles="0,0,0,0,0,0,0,0,0,0,0,0,0,0,0,0,0,0,0,0,0,0,0,0,0,0,0,0,0,0,0,0,0,0,0,0,0,0,0,0,0,0,0,0,0,0,0,0,0,0,0,0,0,0,0,0,0,0,0,0,0,0,0,0,0,0,0,0,0,0,0,0,0,0,0,0,0,0,0,0,0,0,0,0,0,0,0,0,0,0,0,0,0,0,0,0,0,0,0,0,0,0,0,0,0,0,0,0,0,0,0,0,0,0,0,0,0,0,0,0,0,0,0,0,0,0,0"/>
-                  <v:fill on="t" focussize="0,0"/>
-                  <v:stroke on="f" weight="1pt" miterlimit="8" joinstyle="miter"/>
-                  <v:imagedata o:title=""/>
-                  <o:lock v:ext="edit" aspectratio="f"/>
-                  <v:textbox>
+                  </ns8:textbox>
+                </ns8:rect>
+                <ns8:shape id="KSO_Shape" ns9:spid="_x0000_s1026" ns9:spt="100" style="position:absolute;left:91440;top:68580;height:151130;width:179070;v-text-anchor:middle;" fillcolor="#FFFFFF [3212]" filled="t" stroked="f" coordsize="3261356,2766950" ns9:gfxdata="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" path="m3261356,1385789l3261356,2634211,3259675,2649333,3256313,2662775,3252951,2674537,3244545,2686298,3237821,2698060,3229415,2709822,3217647,2719903,3202517,2729985,3175619,2746787,3141997,2758549,3105013,2765270,3066347,2766950,196690,2766950,158024,2765270,121040,2758549,87418,2746787,57158,2729985,47071,2719903,35303,2709822,25217,2698060,16811,2686298,8405,2674537,5043,2662775,1681,2649333,0,2634211,0,1389150,196690,1441237,406829,1495005,660677,1555494,795165,1589099,933017,1619343,1067506,1646227,1200314,1671431,1326397,1693274,1442394,1708396,1544942,1720158,1588650,1723518,1630678,1725199,1672706,1723518,1719777,1720158,1820644,1708396,1934959,1693274,2061043,1671431,2193850,1646227,2330020,1615983,2466190,1585738,2602360,1553814,2854527,1493325,3066347,1437877xm1508607,1206475c1458141,1206475,1417230,1247386,1417230,1297852l1417230,1314415c1417230,1364881,1458141,1405791,1508607,1405791l1752750,1405791c1803215,1405791,1844126,1364881,1844126,1314415l1844126,1297852c1844126,1247386,1803215,1206475,1752750,1206475xm1630678,174304c1376124,174304,1163742,300833,1114624,469036l1111230,492633,2150126,492633,2146731,469036c2097613,300833,1885231,174304,1630678,174304xm1630678,0c1963411,0,2237083,214121,2269992,488510l2270238,492633,3066347,492633,3105012,494313,3141998,501035,3175621,512796,3202518,529599,3217649,539681,3229416,549763,3237821,561524,3244546,573285,3252951,585046,3256314,596807,3259676,610251,3261356,625372,3261356,1326877,3261353,1326877,3261350,1326880,3066350,1378964,2854531,1434413,2602365,1494902,2466193,1526826,2330026,1557071,2193854,1587315,2061046,1612517,1934963,1634360,1820647,1649484,1719781,1661245,1672711,1664604,1630683,1666287,1588655,1664604,1544944,1661245,1442396,1649484,1326400,1634360,1200317,1612517,1067508,1587315,933020,1560430,795169,1530186,660681,1496582,406834,1436093,196695,1382323,3,1330236,3,1332325,0,1332322,0,971511,0,625372,1683,610251,5046,596807,8405,585046,16813,573285,25218,561524,35303,549763,47073,539681,57158,529599,87418,512796,121041,501035,158027,494313,196692,492633,991117,492633,991363,488510c1024272,214121,1297944,0,1630678,0xe">
+                  <ns8:path textboxrect="0,0,3261356,2766950" ns9:connectlocs="179070,75691;179070,143879;178977,144705;178793,145439;178608,146082;178146,146724;177777,147367;177316,148009;176670,148560;175839,149110;174362,150028;172516,150671;170485,151038;168362,151130;10799,151130;8676,151038;6645,150671;4799,150028;3138,149110;2584,148560;1938,148009;1384,147367;923,146724;461,146082;276,145439;92,144705;0,143879;0,75874;10799,78719;22337,81656;36275,84960;43659,86796;51228,88448;58613,89916;65905,91293;72827,92486;79196,93312;84827,93954;87227,94138;89535,94229;91842,94138;94427,93954;99965,93312;106242,92486;113164,91293;120456,89916;127933,88264;135410,86612;142886,84868;156732,81564;168362,78536;82832,65897;77815,70888;77815,71792;82832,76783;96237,76783;101254,71792;101254,70888;96237,65897;89535,9520;61200,25618;61013,26907;118056,26907;117869,25618;89535,9520;89535,0;124637,26682;124651,26907;168362,26907;170485,26999;172516,27366;174362,28008;175839,28926;176670,29477;177316,30027;177777,30670;178147,31312;178608,31955;178793,32597;178977,33331;179070,34157;179070,72473;179069,72473;179069,72473;168362,75318;156732,78347;142887,81651;135410,83394;127933,85046;120457,86698;113165,88075;106242,89268;99965,90094;94427,90736;91842,90920;89535,91012;87227,90920;84827,90736;79197,90094;72828,89268;65905,88075;58613,86698;51228,85230;43660,83578;36275,81742;22337,78438;10799,75502;0,72657;0,72771;0,72771;0,53063;0,34157;92,33331;277,32597;461,31955;923,31312;1384,30670;1938,30027;2584,29477;3138,28926;4799,28008;6645,27366;8676,26999;10799,26907;54418,26907;54432,26682;89535,0" ns9:connectangles="0,0,0,0,0,0,0,0,0,0,0,0,0,0,0,0,0,0,0,0,0,0,0,0,0,0,0,0,0,0,0,0,0,0,0,0,0,0,0,0,0,0,0,0,0,0,0,0,0,0,0,0,0,0,0,0,0,0,0,0,0,0,0,0,0,0,0,0,0,0,0,0,0,0,0,0,0,0,0,0,0,0,0,0,0,0,0,0,0,0,0,0,0,0,0,0,0,0,0,0,0,0,0,0,0,0,0,0,0,0,0,0,0,0,0,0,0,0,0,0,0,0,0,0,0,0,0"/>
+                  <ns8:fill on="t" focussize="0,0"/>
+                  <ns8:stroke on="f" weight="1pt" miterlimit="8" joinstyle="miter"/>
+                  <ns8:imagedata ns9:title=""/>
+                  <ns9:lock ns8:ext="edit" aspectratio="f"/>
+                  <ns8:textbox>
                     <w:txbxContent>
-                      <w:p>
+                      <w:p ns2:paraId="6C86B5F0">
                         <w:pPr>
                           <w:jc w:val="center"/>
                         </w:pPr>
                       </w:p>
                     </w:txbxContent>
-                  </v:textbox>
-                </v:shape>
-              </v:group>
+                  </ns8:textbox>
+                </ns8:shape>
+              </ns8:group>
             </w:pict>
-          </mc:Fallback>
-        </mc:AlternateContent>
+          </ns1:Fallback>
+        </ns1:AlternateContent>
       </w:r>
       <w:r>
-        <mc:AlternateContent>
-          <mc:Choice Requires="wps">
+        <ns1:AlternateContent>
+          <ns1:Choice Requires="wps">
             <w:drawing>
               <wp:anchor distT="0" distB="0" distL="114300" distR="114300" simplePos="0" relativeHeight="251661312" behindDoc="0" locked="0" layoutInCell="1" allowOverlap="1">
                 <wp:simplePos x="0" y="0"/>
@@ -1876,13 +1876,13 @@
                 <wp:wrapNone/>
                 <wp:docPr id="5" name="Rectangle 3"/>
                 <wp:cNvGraphicFramePr/>
-                <a:graphic xmlns:a="http://schemas.openxmlformats.org/drawingml/2006/main">
+                <a:graphic>
                   <a:graphicData uri="http://schemas.microsoft.com/office/word/2010/wordprocessingShape">
-                    <wps:wsp>
-                      <wps:cNvSpPr>
+                    <ns5:wsp>
+                      <ns5:cNvSpPr>
                         <a:spLocks noChangeArrowheads="1"/>
-                      </wps:cNvSpPr>
-                      <wps:spPr bwMode="auto">
+                      </ns5:cNvSpPr>
+                      <ns5:spPr bwMode="auto">
                         <a:xfrm>
                           <a:off x="0" y="0"/>
                           <a:ext cx="6786880" cy="3086100"/>
@@ -1890,10 +1890,10 @@
                         <a:prstGeom prst="rect">
                           <a:avLst/>
                         </a:prstGeom>
-                      </wps:spPr>
-                      <wps:txbx>
+                      </ns5:spPr>
+                      <ns5:txbx>
                         <w:txbxContent>
-                          <w:p>
+                          <w:p ns2:paraId="5173F0EA">
                             <w:pPr>
                               <w:pStyle w:val="4"/>
                               <w:tabs>
@@ -2039,7 +2039,7 @@
                               <w:t>实习生</w:t>
                             </w:r>
                           </w:p>
-                          <w:p>
+                          <w:p ns2:paraId="7EE661A4">
                             <w:pPr>
                               <w:pStyle w:val="4"/>
                               <w:numPr>
@@ -2065,11 +2065,11 @@
                                 <w:szCs w:val="24"/>
                                 <w:shd w:val="clear" w:fill="FFFFFF"/>
                                 <w:lang w:eastAsia="zh-CN"/>
-                                <w14:textFill>
-                                  <w14:solidFill>
-                                    <w14:schemeClr w14:val="tx1"/>
-                                  </w14:solidFill>
-                                </w14:textFill>
+                                <ns2:textFill>
+                                  <ns2:solidFill>
+                                    <ns2:schemeClr ns2:val="tx1"/>
+                                  </ns2:solidFill>
+                                </ns2:textFill>
                               </w:rPr>
                             </w:pPr>
                             <w:r>
@@ -2083,11 +2083,11 @@
                                 <w:sz w:val="24"/>
                                 <w:szCs w:val="24"/>
                                 <w:shd w:val="clear" w:fill="FFFFFF"/>
-                                <w14:textFill>
-                                  <w14:solidFill>
-                                    <w14:schemeClr w14:val="tx1"/>
-                                  </w14:solidFill>
-                                </w14:textFill>
+                                <ns2:textFill>
+                                  <ns2:solidFill>
+                                    <ns2:schemeClr ns2:val="tx1"/>
+                                  </ns2:solidFill>
+                                </ns2:textFill>
                               </w:rPr>
                               <w:t>负责电商订单的日常履约与发货管理，日均处理订单</w:t>
                             </w:r>
@@ -2103,11 +2103,11 @@
                                 <w:szCs w:val="24"/>
                                 <w:shd w:val="clear" w:fill="FFFFFF"/>
                                 <w:lang w:val="en-US" w:eastAsia="zh-CN"/>
-                                <w14:textFill>
-                                  <w14:solidFill>
-                                    <w14:schemeClr w14:val="tx1"/>
-                                  </w14:solidFill>
-                                </w14:textFill>
+                                <ns2:textFill>
+                                  <ns2:solidFill>
+                                    <ns2:schemeClr ns2:val="tx1"/>
+                                  </ns2:solidFill>
+                                </ns2:textFill>
                               </w:rPr>
                               <w:t>200多</w:t>
                             </w:r>
@@ -2122,16 +2122,16 @@
                                 <w:sz w:val="24"/>
                                 <w:szCs w:val="24"/>
                                 <w:shd w:val="clear" w:fill="FFFFFF"/>
-                                <w14:textFill>
-                                  <w14:solidFill>
-                                    <w14:schemeClr w14:val="tx1"/>
-                                  </w14:solidFill>
-                                </w14:textFill>
+                                <ns2:textFill>
+                                  <ns2:solidFill>
+                                    <ns2:schemeClr ns2:val="tx1"/>
+                                  </ns2:solidFill>
+                                </ns2:textFill>
                               </w:rPr>
                               <w:t>件。</w:t>
                             </w:r>
                           </w:p>
-                          <w:p>
+                          <w:p ns2:paraId="1DD75031">
                             <w:pPr>
                               <w:pStyle w:val="4"/>
                               <w:numPr>
@@ -2157,11 +2157,11 @@
                                 <w:szCs w:val="24"/>
                                 <w:shd w:val="clear" w:fill="FFFFFF"/>
                                 <w:lang w:eastAsia="zh-CN"/>
-                                <w14:textFill>
-                                  <w14:solidFill>
-                                    <w14:schemeClr w14:val="tx1"/>
-                                  </w14:solidFill>
-                                </w14:textFill>
+                                <ns2:textFill>
+                                  <ns2:solidFill>
+                                    <ns2:schemeClr ns2:val="tx1"/>
+                                  </ns2:solidFill>
+                                </ns2:textFill>
                               </w:rPr>
                             </w:pPr>
                             <w:r>
@@ -2175,16 +2175,16 @@
                                 <w:sz w:val="24"/>
                                 <w:szCs w:val="24"/>
                                 <w:shd w:val="clear" w:fill="FFFFFF"/>
-                                <w14:textFill>
-                                  <w14:solidFill>
-                                    <w14:schemeClr w14:val="tx1"/>
-                                  </w14:solidFill>
-                                </w14:textFill>
+                                <ns2:textFill>
+                                  <ns2:solidFill>
+                                    <ns2:schemeClr ns2:val="tx1"/>
+                                  </ns2:solidFill>
+                                </ns2:textFill>
                               </w:rPr>
                               <w:t>在高压环境下保持极高准确率，有效降低错发、漏发率。</w:t>
                             </w:r>
                           </w:p>
-                          <w:p>
+                          <w:p ns2:paraId="4C37A8E1">
                             <w:pPr>
                               <w:pStyle w:val="4"/>
                               <w:numPr>
@@ -2210,11 +2210,11 @@
                                 <w:szCs w:val="24"/>
                                 <w:shd w:val="clear" w:fill="FFFFFF"/>
                                 <w:lang w:eastAsia="zh-CN"/>
-                                <w14:textFill>
-                                  <w14:solidFill>
-                                    <w14:schemeClr w14:val="tx1"/>
-                                  </w14:solidFill>
-                                </w14:textFill>
+                                <ns2:textFill>
+                                  <ns2:solidFill>
+                                    <ns2:schemeClr ns2:val="tx1"/>
+                                  </ns2:solidFill>
+                                </ns2:textFill>
                               </w:rPr>
                             </w:pPr>
                             <w:r>
@@ -2228,11 +2228,11 @@
                                 <w:sz w:val="24"/>
                                 <w:szCs w:val="24"/>
                                 <w:shd w:val="clear" w:fill="FFFFFF"/>
-                                <w14:textFill>
-                                  <w14:solidFill>
-                                    <w14:schemeClr w14:val="tx1"/>
-                                  </w14:solidFill>
-                                </w14:textFill>
+                                <ns2:textFill>
+                                  <ns2:solidFill>
+                                    <ns2:schemeClr ns2:val="tx1"/>
+                                  </ns2:solidFill>
+                                </ns2:textFill>
                               </w:rPr>
                               <w:t>协助进行仓库实物库存的管理与盘点，及时反馈库存预警信息</w:t>
                             </w:r>
@@ -2248,16 +2248,16 @@
                                 <w:szCs w:val="24"/>
                                 <w:shd w:val="clear" w:fill="FFFFFF"/>
                                 <w:lang w:eastAsia="zh-CN"/>
-                                <w14:textFill>
-                                  <w14:solidFill>
-                                    <w14:schemeClr w14:val="tx1"/>
-                                  </w14:solidFill>
-                                </w14:textFill>
+                                <ns2:textFill>
+                                  <ns2:solidFill>
+                                    <ns2:schemeClr ns2:val="tx1"/>
+                                  </ns2:solidFill>
+                                </ns2:textFill>
                               </w:rPr>
                               <w:t>。</w:t>
                             </w:r>
                           </w:p>
-                          <w:p>
+                          <w:p ns2:paraId="599B58C6">
                             <w:pPr>
                               <w:pStyle w:val="4"/>
                               <w:numPr>
@@ -2283,11 +2283,11 @@
                                 <w:szCs w:val="24"/>
                                 <w:shd w:val="clear" w:fill="FFFFFF"/>
                                 <w:lang w:eastAsia="zh-CN"/>
-                                <w14:textFill>
-                                  <w14:solidFill>
-                                    <w14:schemeClr w14:val="tx1"/>
-                                  </w14:solidFill>
-                                </w14:textFill>
+                                <ns2:textFill>
+                                  <ns2:solidFill>
+                                    <ns2:schemeClr ns2:val="tx1"/>
+                                  </ns2:solidFill>
+                                </ns2:textFill>
                               </w:rPr>
                             </w:pPr>
                             <w:r>
@@ -2302,16 +2302,16 @@
                                 <w:szCs w:val="24"/>
                                 <w:shd w:val="clear" w:fill="FFFFFF"/>
                                 <w:lang w:eastAsia="zh-CN"/>
-                                <w14:textFill>
-                                  <w14:solidFill>
-                                    <w14:schemeClr w14:val="tx1"/>
-                                  </w14:solidFill>
-                                </w14:textFill>
+                                <ns2:textFill>
+                                  <ns2:solidFill>
+                                    <ns2:schemeClr ns2:val="tx1"/>
+                                  </ns2:solidFill>
+                                </ns2:textFill>
                               </w:rPr>
                               <w:t>具备基础的视觉处理能力，能独立完成商品白底图制作。</w:t>
                             </w:r>
                           </w:p>
-                          <w:p>
+                          <w:p ns2:paraId="5B1A8C6B">
                             <w:pPr>
                               <w:pStyle w:val="4"/>
                               <w:tabs>
@@ -2331,7 +2331,7 @@
                               </w:rPr>
                             </w:pPr>
                           </w:p>
-                          <w:p>
+                          <w:p ns2:paraId="46AA7C15">
                             <w:pPr>
                               <w:pStyle w:val="4"/>
                               <w:tabs>
@@ -2345,14 +2345,14 @@
                                 <w:rFonts w:hint="eastAsia" w:ascii="微软雅黑" w:hAnsi="微软雅黑" w:eastAsia="微软雅黑" w:cs="微软雅黑"/>
                                 <w:color w:val="404040" w:themeColor="text1" w:themeTint="BF"/>
                                 <w:lang w:val="en-US" w:eastAsia="zh-CN"/>
-                                <w14:textFill>
-                                  <w14:solidFill>
-                                    <w14:schemeClr w14:val="tx1">
-                                      <w14:lumMod w14:val="75000"/>
-                                      <w14:lumOff w14:val="25000"/>
-                                    </w14:schemeClr>
-                                  </w14:solidFill>
-                                </w14:textFill>
+                                <ns2:textFill>
+                                  <ns2:solidFill>
+                                    <ns2:schemeClr ns2:val="tx1">
+                                      <ns2:lumMod ns2:val="75000"/>
+                                      <ns2:lumOff ns2:val="25000"/>
+                                    </ns2:schemeClr>
+                                  </ns2:solidFill>
+                                </ns2:textFill>
                               </w:rPr>
                             </w:pPr>
                             <w:r>
@@ -2454,7 +2454,7 @@
                               <w:t>网络运维助理</w:t>
                             </w:r>
                           </w:p>
-                          <w:p>
+                          <w:p ns2:paraId="6D29756A">
                             <w:pPr>
                               <w:pStyle w:val="4"/>
                               <w:numPr>
@@ -2472,14 +2472,14 @@
                               <w:rPr>
                                 <w:rFonts w:hint="eastAsia" w:ascii="微软雅黑" w:hAnsi="微软雅黑" w:eastAsia="微软雅黑" w:cs="微软雅黑"/>
                                 <w:color w:val="404040" w:themeColor="text1" w:themeTint="BF"/>
-                                <w14:textFill>
-                                  <w14:solidFill>
-                                    <w14:schemeClr w14:val="tx1">
-                                      <w14:lumMod w14:val="75000"/>
-                                      <w14:lumOff w14:val="25000"/>
-                                    </w14:schemeClr>
-                                  </w14:solidFill>
-                                </w14:textFill>
+                                <ns2:textFill>
+                                  <ns2:solidFill>
+                                    <ns2:schemeClr ns2:val="tx1">
+                                      <ns2:lumMod ns2:val="75000"/>
+                                      <ns2:lumOff ns2:val="25000"/>
+                                    </ns2:schemeClr>
+                                  </ns2:solidFill>
+                                </ns2:textFill>
                               </w:rPr>
                             </w:pPr>
                             <w:r>
@@ -2487,19 +2487,19 @@
                                 <w:rFonts w:hint="eastAsia" w:ascii="微软雅黑" w:hAnsi="微软雅黑" w:eastAsia="微软雅黑" w:cs="微软雅黑"/>
                                 <w:color w:val="404040" w:themeColor="text1" w:themeTint="BF"/>
                                 <w:lang w:val="en-US" w:eastAsia="zh-CN"/>
-                                <w14:textFill>
-                                  <w14:solidFill>
-                                    <w14:schemeClr w14:val="tx1">
-                                      <w14:lumMod w14:val="75000"/>
-                                      <w14:lumOff w14:val="25000"/>
-                                    </w14:schemeClr>
-                                  </w14:solidFill>
-                                </w14:textFill>
+                                <ns2:textFill>
+                                  <ns2:solidFill>
+                                    <ns2:schemeClr ns2:val="tx1">
+                                      <ns2:lumMod ns2:val="75000"/>
+                                      <ns2:lumOff ns2:val="25000"/>
+                                    </ns2:schemeClr>
+                                  </ns2:solidFill>
+                                </ns2:textFill>
                               </w:rPr>
                               <w:t>本项目为 5 人小组协作完成，基于 eNSP 仿真平台搭建中型企业模拟网络，完成网络拓扑规划、设备配置、网段划分、路由连通、安全部署等全流程实操，实现企业多部门网络互通与稳定运行。</w:t>
                             </w:r>
                           </w:p>
-                          <w:p>
+                          <w:p ns2:paraId="3CB4B968">
                             <w:pPr>
                               <w:pStyle w:val="4"/>
                               <w:tabs>
@@ -2511,38 +2511,38 @@
                               <w:textAlignment w:val="baseline"/>
                               <w:rPr>
                                 <w:color w:val="404040" w:themeColor="text1" w:themeTint="BF"/>
-                                <w14:textFill>
-                                  <w14:solidFill>
-                                    <w14:schemeClr w14:val="tx1">
-                                      <w14:lumMod w14:val="75000"/>
-                                      <w14:lumOff w14:val="25000"/>
-                                    </w14:schemeClr>
-                                  </w14:solidFill>
-                                </w14:textFill>
+                                <ns2:textFill>
+                                  <ns2:solidFill>
+                                    <ns2:schemeClr ns2:val="tx1">
+                                      <ns2:lumMod ns2:val="75000"/>
+                                      <ns2:lumOff ns2:val="25000"/>
+                                    </ns2:schemeClr>
+                                  </ns2:solidFill>
+                                </ns2:textFill>
                               </w:rPr>
                             </w:pPr>
                           </w:p>
                         </w:txbxContent>
-                      </wps:txbx>
-                      <wps:bodyPr wrap="square">
+                      </ns5:txbx>
+                      <ns5:bodyPr wrap="square">
                         <a:noAutofit/>
-                      </wps:bodyPr>
-                    </wps:wsp>
+                      </ns5:bodyPr>
+                    </ns5:wsp>
                   </a:graphicData>
                 </a:graphic>
               </wp:anchor>
             </w:drawing>
-          </mc:Choice>
-          <mc:Fallback>
+          </ns1:Choice>
+          <ns1:Fallback>
             <w:pict>
-              <v:rect id="Rectangle 3" o:spid="_x0000_s1026" o:spt="1" style="position:absolute;left:0pt;margin-left:-54.9pt;margin-top:275.9pt;height:243pt;width:534.4pt;z-index:251661312;mso-width-relative:page;mso-height-relative:page;" filled="f" stroked="f" coordsize="21600,21600" o:gfxdata="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">
-                <v:fill on="f" focussize="0,0"/>
-                <v:stroke on="f"/>
-                <v:imagedata o:title=""/>
-                <o:lock v:ext="edit" aspectratio="f"/>
-                <v:textbox>
+              <ns8:rect id="Rectangle 3" ns9:spid="_x0000_s1026" ns9:spt="1" style="position:absolute;left:0pt;margin-left:-54.9pt;margin-top:275.9pt;height:243pt;width:534.4pt;z-index:251661312;mso-width-relative:page;mso-height-relative:page;" filled="f" stroked="f" coordsize="21600,21600" ns9:gfxdata="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">
+                <ns8:fill on="f" focussize="0,0"/>
+                <ns8:stroke on="f"/>
+                <ns8:imagedata ns9:title=""/>
+                <ns9:lock ns8:ext="edit" aspectratio="f"/>
+                <ns8:textbox>
                   <w:txbxContent>
-                    <w:p>
+                    <w:p ns2:paraId="5173F0EA">
                       <w:pPr>
                         <w:pStyle w:val="4"/>
                         <w:tabs>
@@ -2688,7 +2688,7 @@
                         <w:t>实习生</w:t>
                       </w:r>
                     </w:p>
-                    <w:p>
+                    <w:p ns2:paraId="7EE661A4">
                       <w:pPr>
                         <w:pStyle w:val="4"/>
                         <w:numPr>
@@ -2714,11 +2714,11 @@
                           <w:szCs w:val="24"/>
                           <w:shd w:val="clear" w:fill="FFFFFF"/>
                           <w:lang w:eastAsia="zh-CN"/>
-                          <w14:textFill>
-                            <w14:solidFill>
-                              <w14:schemeClr w14:val="tx1"/>
-                            </w14:solidFill>
-                          </w14:textFill>
+                          <ns2:textFill>
+                            <ns2:solidFill>
+                              <ns2:schemeClr ns2:val="tx1"/>
+                            </ns2:solidFill>
+                          </ns2:textFill>
                         </w:rPr>
                       </w:pPr>
                       <w:r>
@@ -2732,11 +2732,11 @@
                           <w:sz w:val="24"/>
                           <w:szCs w:val="24"/>
                           <w:shd w:val="clear" w:fill="FFFFFF"/>
-                          <w14:textFill>
-                            <w14:solidFill>
-                              <w14:schemeClr w14:val="tx1"/>
-                            </w14:solidFill>
-                          </w14:textFill>
+                          <ns2:textFill>
+                            <ns2:solidFill>
+                              <ns2:schemeClr ns2:val="tx1"/>
+                            </ns2:solidFill>
+                          </ns2:textFill>
                         </w:rPr>
                         <w:t>负责电商订单的日常履约与发货管理，日均处理订单</w:t>
                       </w:r>
@@ -2752,11 +2752,11 @@
                           <w:szCs w:val="24"/>
                           <w:shd w:val="clear" w:fill="FFFFFF"/>
                           <w:lang w:val="en-US" w:eastAsia="zh-CN"/>
-                          <w14:textFill>
-                            <w14:solidFill>
-                              <w14:schemeClr w14:val="tx1"/>
-                            </w14:solidFill>
-                          </w14:textFill>
+                          <ns2:textFill>
+                            <ns2:solidFill>
+                              <ns2:schemeClr ns2:val="tx1"/>
+                            </ns2:solidFill>
+                          </ns2:textFill>
                         </w:rPr>
                         <w:t>200多</w:t>
                       </w:r>
@@ -2771,16 +2771,16 @@
                           <w:sz w:val="24"/>
                           <w:szCs w:val="24"/>
                           <w:shd w:val="clear" w:fill="FFFFFF"/>
-                          <w14:textFill>
-                            <w14:solidFill>
-                              <w14:schemeClr w14:val="tx1"/>
-                            </w14:solidFill>
-                          </w14:textFill>
+                          <ns2:textFill>
+                            <ns2:solidFill>
+                              <ns2:schemeClr ns2:val="tx1"/>
+                            </ns2:solidFill>
+                          </ns2:textFill>
                         </w:rPr>
                         <w:t>件。</w:t>
                       </w:r>
                     </w:p>
-                    <w:p>
+                    <w:p ns2:paraId="1DD75031">
                       <w:pPr>
                         <w:pStyle w:val="4"/>
                         <w:numPr>
@@ -2806,11 +2806,11 @@
                           <w:szCs w:val="24"/>
                           <w:shd w:val="clear" w:fill="FFFFFF"/>
                           <w:lang w:eastAsia="zh-CN"/>
-                          <w14:textFill>
-                            <w14:solidFill>
-                              <w14:schemeClr w14:val="tx1"/>
-                            </w14:solidFill>
-                          </w14:textFill>
+                          <ns2:textFill>
+                            <ns2:solidFill>
+                              <ns2:schemeClr ns2:val="tx1"/>
+                            </ns2:solidFill>
+                          </ns2:textFill>
                         </w:rPr>
                       </w:pPr>
                       <w:r>
@@ -2824,16 +2824,16 @@
                           <w:sz w:val="24"/>
                           <w:szCs w:val="24"/>
                           <w:shd w:val="clear" w:fill="FFFFFF"/>
-                          <w14:textFill>
-                            <w14:solidFill>
-                              <w14:schemeClr w14:val="tx1"/>
-                            </w14:solidFill>
-                          </w14:textFill>
+                          <ns2:textFill>
+                            <ns2:solidFill>
+                              <ns2:schemeClr ns2:val="tx1"/>
+                            </ns2:solidFill>
+                          </ns2:textFill>
                         </w:rPr>
                         <w:t>在高压环境下保持极高准确率，有效降低错发、漏发率。</w:t>
                       </w:r>
                     </w:p>
-                    <w:p>
+                    <w:p ns2:paraId="4C37A8E1">
                       <w:pPr>
                         <w:pStyle w:val="4"/>
                         <w:numPr>
@@ -2859,11 +2859,11 @@
                           <w:szCs w:val="24"/>
                           <w:shd w:val="clear" w:fill="FFFFFF"/>
                           <w:lang w:eastAsia="zh-CN"/>
-                          <w14:textFill>
-                            <w14:solidFill>
-                              <w14:schemeClr w14:val="tx1"/>
-                            </w14:solidFill>
-                          </w14:textFill>
+                          <ns2:textFill>
+                            <ns2:solidFill>
+                              <ns2:schemeClr ns2:val="tx1"/>
+                            </ns2:solidFill>
+                          </ns2:textFill>
                         </w:rPr>
                       </w:pPr>
                       <w:r>
@@ -2877,11 +2877,11 @@
                           <w:sz w:val="24"/>
                           <w:szCs w:val="24"/>
                           <w:shd w:val="clear" w:fill="FFFFFF"/>
-                          <w14:textFill>
-                            <w14:solidFill>
-                              <w14:schemeClr w14:val="tx1"/>
-                            </w14:solidFill>
-                          </w14:textFill>
+                          <ns2:textFill>
+                            <ns2:solidFill>
+                              <ns2:schemeClr ns2:val="tx1"/>
+                            </ns2:solidFill>
+                          </ns2:textFill>
                         </w:rPr>
                         <w:t>协助进行仓库实物库存的管理与盘点，及时反馈库存预警信息</w:t>
                       </w:r>
@@ -2897,16 +2897,16 @@
                           <w:szCs w:val="24"/>
                           <w:shd w:val="clear" w:fill="FFFFFF"/>
                           <w:lang w:eastAsia="zh-CN"/>
-                          <w14:textFill>
-                            <w14:solidFill>
-                              <w14:schemeClr w14:val="tx1"/>
-                            </w14:solidFill>
-                          </w14:textFill>
+                          <ns2:textFill>
+                            <ns2:solidFill>
+                              <ns2:schemeClr ns2:val="tx1"/>
+                            </ns2:solidFill>
+                          </ns2:textFill>
                         </w:rPr>
                         <w:t>。</w:t>
                       </w:r>
                     </w:p>
-                    <w:p>
+                    <w:p ns2:paraId="599B58C6">
                       <w:pPr>
                         <w:pStyle w:val="4"/>
                         <w:numPr>
@@ -2932,11 +2932,11 @@
                           <w:szCs w:val="24"/>
                           <w:shd w:val="clear" w:fill="FFFFFF"/>
                           <w:lang w:eastAsia="zh-CN"/>
-                          <w14:textFill>
-                            <w14:solidFill>
-                              <w14:schemeClr w14:val="tx1"/>
-                            </w14:solidFill>
-                          </w14:textFill>
+                          <ns2:textFill>
+                            <ns2:solidFill>
+                              <ns2:schemeClr ns2:val="tx1"/>
+                            </ns2:solidFill>
+                          </ns2:textFill>
                         </w:rPr>
                       </w:pPr>
                       <w:r>
@@ -2951,16 +2951,16 @@
                           <w:szCs w:val="24"/>
                           <w:shd w:val="clear" w:fill="FFFFFF"/>
                           <w:lang w:eastAsia="zh-CN"/>
-                          <w14:textFill>
-                            <w14:solidFill>
-                              <w14:schemeClr w14:val="tx1"/>
-                            </w14:solidFill>
-                          </w14:textFill>
+                          <ns2:textFill>
+                            <ns2:solidFill>
+                              <ns2:schemeClr ns2:val="tx1"/>
+                            </ns2:solidFill>
+                          </ns2:textFill>
                         </w:rPr>
                         <w:t>具备基础的视觉处理能力，能独立完成商品白底图制作。</w:t>
                       </w:r>
                     </w:p>
-                    <w:p>
+                    <w:p ns2:paraId="5B1A8C6B">
                       <w:pPr>
                         <w:pStyle w:val="4"/>
                         <w:tabs>
@@ -2980,7 +2980,7 @@
                         </w:rPr>
                       </w:pPr>
                     </w:p>
-                    <w:p>
+                    <w:p ns2:paraId="46AA7C15">
                       <w:pPr>
                         <w:pStyle w:val="4"/>
                         <w:tabs>
@@ -2994,14 +2994,14 @@
                           <w:rFonts w:hint="eastAsia" w:ascii="微软雅黑" w:hAnsi="微软雅黑" w:eastAsia="微软雅黑" w:cs="微软雅黑"/>
                           <w:color w:val="404040" w:themeColor="text1" w:themeTint="BF"/>
                           <w:lang w:val="en-US" w:eastAsia="zh-CN"/>
-                          <w14:textFill>
-                            <w14:solidFill>
-                              <w14:schemeClr w14:val="tx1">
-                                <w14:lumMod w14:val="75000"/>
-                                <w14:lumOff w14:val="25000"/>
-                              </w14:schemeClr>
-                            </w14:solidFill>
-                          </w14:textFill>
+                          <ns2:textFill>
+                            <ns2:solidFill>
+                              <ns2:schemeClr ns2:val="tx1">
+                                <ns2:lumMod ns2:val="75000"/>
+                                <ns2:lumOff ns2:val="25000"/>
+                              </ns2:schemeClr>
+                            </ns2:solidFill>
+                          </ns2:textFill>
                         </w:rPr>
                       </w:pPr>
                       <w:r>
@@ -3103,7 +3103,7 @@
                         <w:t>网络运维助理</w:t>
                       </w:r>
                     </w:p>
-                    <w:p>
+                    <w:p ns2:paraId="6D29756A">
                       <w:pPr>
                         <w:pStyle w:val="4"/>
                         <w:numPr>
@@ -3121,14 +3121,14 @@
                         <w:rPr>
                           <w:rFonts w:hint="eastAsia" w:ascii="微软雅黑" w:hAnsi="微软雅黑" w:eastAsia="微软雅黑" w:cs="微软雅黑"/>
                           <w:color w:val="404040" w:themeColor="text1" w:themeTint="BF"/>
-                          <w14:textFill>
-                            <w14:solidFill>
-                              <w14:schemeClr w14:val="tx1">
-                                <w14:lumMod w14:val="75000"/>
-                                <w14:lumOff w14:val="25000"/>
-                              </w14:schemeClr>
-                            </w14:solidFill>
-                          </w14:textFill>
+                          <ns2:textFill>
+                            <ns2:solidFill>
+                              <ns2:schemeClr ns2:val="tx1">
+                                <ns2:lumMod ns2:val="75000"/>
+                                <ns2:lumOff ns2:val="25000"/>
+                              </ns2:schemeClr>
+                            </ns2:solidFill>
+                          </ns2:textFill>
                         </w:rPr>
                       </w:pPr>
                       <w:r>
@@ -3136,19 +3136,19 @@
                           <w:rFonts w:hint="eastAsia" w:ascii="微软雅黑" w:hAnsi="微软雅黑" w:eastAsia="微软雅黑" w:cs="微软雅黑"/>
                           <w:color w:val="404040" w:themeColor="text1" w:themeTint="BF"/>
                           <w:lang w:val="en-US" w:eastAsia="zh-CN"/>
-                          <w14:textFill>
-                            <w14:solidFill>
-                              <w14:schemeClr w14:val="tx1">
-                                <w14:lumMod w14:val="75000"/>
-                                <w14:lumOff w14:val="25000"/>
-                              </w14:schemeClr>
-                            </w14:solidFill>
-                          </w14:textFill>
+                          <ns2:textFill>
+                            <ns2:solidFill>
+                              <ns2:schemeClr ns2:val="tx1">
+                                <ns2:lumMod ns2:val="75000"/>
+                                <ns2:lumOff ns2:val="25000"/>
+                              </ns2:schemeClr>
+                            </ns2:solidFill>
+                          </ns2:textFill>
                         </w:rPr>
                         <w:t>本项目为 5 人小组协作完成，基于 eNSP 仿真平台搭建中型企业模拟网络，完成网络拓扑规划、设备配置、网段划分、路由连通、安全部署等全流程实操，实现企业多部门网络互通与稳定运行。</w:t>
                       </w:r>
                     </w:p>
-                    <w:p>
+                    <w:p ns2:paraId="3CB4B968">
                       <w:pPr>
                         <w:pStyle w:val="4"/>
                         <w:tabs>
@@ -3160,27 +3160,27 @@
                         <w:textAlignment w:val="baseline"/>
                         <w:rPr>
                           <w:color w:val="404040" w:themeColor="text1" w:themeTint="BF"/>
-                          <w14:textFill>
-                            <w14:solidFill>
-                              <w14:schemeClr w14:val="tx1">
-                                <w14:lumMod w14:val="75000"/>
-                                <w14:lumOff w14:val="25000"/>
-                              </w14:schemeClr>
-                            </w14:solidFill>
-                          </w14:textFill>
+                          <ns2:textFill>
+                            <ns2:solidFill>
+                              <ns2:schemeClr ns2:val="tx1">
+                                <ns2:lumMod ns2:val="75000"/>
+                                <ns2:lumOff ns2:val="25000"/>
+                              </ns2:schemeClr>
+                            </ns2:solidFill>
+                          </ns2:textFill>
                         </w:rPr>
                       </w:pPr>
                     </w:p>
                   </w:txbxContent>
-                </v:textbox>
-              </v:rect>
+                </ns8:textbox>
+              </ns8:rect>
             </w:pict>
-          </mc:Fallback>
-        </mc:AlternateContent>
+          </ns1:Fallback>
+        </ns1:AlternateContent>
       </w:r>
       <w:r>
-        <mc:AlternateContent>
-          <mc:Choice Requires="wpg">
+        <ns1:AlternateContent>
+          <ns1:Choice Requires="wpg">
             <w:drawing>
               <wp:anchor distT="0" distB="0" distL="114300" distR="114300" simplePos="0" relativeHeight="251676672" behindDoc="0" locked="0" layoutInCell="1" allowOverlap="1">
                 <wp:simplePos x="0" y="0"/>
@@ -3195,22 +3195,22 @@
                 <wp:wrapNone/>
                 <wp:docPr id="8" name="组合 8"/>
                 <wp:cNvGraphicFramePr/>
-                <a:graphic xmlns:a="http://schemas.openxmlformats.org/drawingml/2006/main">
+                <a:graphic>
                   <a:graphicData uri="http://schemas.microsoft.com/office/word/2010/wordprocessingGroup">
-                    <wpg:wgp>
-                      <wpg:cNvGrpSpPr/>
-                      <wpg:grpSpPr>
+                    <ns10:wgp>
+                      <ns10:cNvGrpSpPr/>
+                      <ns10:grpSpPr>
                         <a:xfrm>
                           <a:off x="0" y="0"/>
                           <a:ext cx="6855460" cy="367030"/>
                           <a:chOff x="0" y="0"/>
                           <a:chExt cx="6856679" cy="367030"/>
                         </a:xfrm>
-                      </wpg:grpSpPr>
-                      <wps:wsp>
-                        <wps:cNvPr id="14" name="直接连接符 56"/>
-                        <wps:cNvCnPr/>
-                        <wps:spPr>
+                      </ns10:grpSpPr>
+                      <ns5:wsp>
+                        <ns5:cNvPr id="14" name="直接连接符 56"/>
+                        <ns5:cNvCnPr/>
+                        <ns5:spPr>
                           <a:xfrm>
                             <a:off x="372059" y="274320"/>
                             <a:ext cx="6484620" cy="0"/>
@@ -3225,8 +3225,8 @@
                               </a:schemeClr>
                             </a:solidFill>
                           </a:ln>
-                        </wps:spPr>
-                        <wps:style>
+                        </ns5:spPr>
+                        <ns5:style>
                           <a:lnRef idx="1">
                             <a:schemeClr val="accent1"/>
                           </a:lnRef>
@@ -3239,24 +3239,24 @@
                           <a:fontRef idx="minor">
                             <a:schemeClr val="tx1"/>
                           </a:fontRef>
-                        </wps:style>
-                        <wps:bodyPr/>
-                      </wps:wsp>
-                      <wpg:grpSp>
-                        <wpg:cNvPr id="15" name="组合 12"/>
-                        <wpg:cNvGrpSpPr/>
-                        <wpg:grpSpPr>
+                        </ns5:style>
+                        <ns5:bodyPr/>
+                      </ns5:wsp>
+                      <ns10:grpSp>
+                        <ns10:cNvPr id="15" name="组合 12"/>
+                        <ns10:cNvGrpSpPr/>
+                        <ns10:grpSpPr>
                           <a:xfrm>
                             <a:off x="0" y="30480"/>
                             <a:ext cx="1516380" cy="336550"/>
                             <a:chOff x="438155" y="3697711"/>
                             <a:chExt cx="1386980" cy="307990"/>
                           </a:xfrm>
-                        </wpg:grpSpPr>
-                        <wps:wsp>
-                          <wps:cNvPr id="18" name="梯形 44"/>
-                          <wps:cNvSpPr/>
-                          <wps:spPr>
+                        </ns10:grpSpPr>
+                        <ns5:wsp>
+                          <ns5:cNvPr id="18" name="梯形 44"/>
+                          <ns5:cNvSpPr/>
+                          <ns5:spPr>
                             <a:xfrm>
                               <a:off x="1063135" y="3697711"/>
                               <a:ext cx="762000" cy="238448"/>
@@ -3272,8 +3272,8 @@
                             <a:ln>
                               <a:noFill/>
                             </a:ln>
-                          </wps:spPr>
-                          <wps:style>
+                          </ns5:spPr>
+                          <ns5:style>
                             <a:lnRef idx="2">
                               <a:schemeClr val="accent1">
                                 <a:shade val="50000"/>
@@ -3288,22 +3288,22 @@
                             <a:fontRef idx="minor">
                               <a:schemeClr val="lt1"/>
                             </a:fontRef>
-                          </wps:style>
-                          <wps:txbx>
+                          </ns5:style>
+                          <ns5:txbx>
                             <w:txbxContent>
-                              <w:p>
+                              <w:p ns2:paraId="58B05E1F">
                                 <w:pPr>
                                   <w:jc w:val="center"/>
                                 </w:pPr>
                               </w:p>
                             </w:txbxContent>
-                          </wps:txbx>
-                          <wps:bodyPr rtlCol="0" anchor="ctr"/>
-                        </wps:wsp>
-                        <wps:wsp>
-                          <wps:cNvPr id="20" name="梯形 45"/>
-                          <wps:cNvSpPr/>
-                          <wps:spPr>
+                          </ns5:txbx>
+                          <ns5:bodyPr rtlCol="0" anchor="ctr"/>
+                        </ns5:wsp>
+                        <ns5:wsp>
+                          <ns5:cNvPr id="20" name="梯形 45"/>
+                          <ns5:cNvSpPr/>
+                          <ns5:spPr>
                             <a:xfrm>
                               <a:off x="992699" y="3697711"/>
                               <a:ext cx="762000" cy="238448"/>
@@ -3321,8 +3321,8 @@
                             <a:ln>
                               <a:noFill/>
                             </a:ln>
-                          </wps:spPr>
-                          <wps:style>
+                          </ns5:spPr>
+                          <ns5:style>
                             <a:lnRef idx="2">
                               <a:schemeClr val="accent1">
                                 <a:shade val="50000"/>
@@ -3337,22 +3337,22 @@
                             <a:fontRef idx="minor">
                               <a:schemeClr val="lt1"/>
                             </a:fontRef>
-                          </wps:style>
-                          <wps:txbx>
+                          </ns5:style>
+                          <ns5:txbx>
                             <w:txbxContent>
-                              <w:p>
+                              <w:p ns2:paraId="713B7381">
                                 <w:pPr>
                                   <w:jc w:val="center"/>
                                 </w:pPr>
                               </w:p>
                             </w:txbxContent>
-                          </wps:txbx>
-                          <wps:bodyPr rtlCol="0" anchor="ctr"/>
-                        </wps:wsp>
-                        <wps:wsp>
-                          <wps:cNvPr id="23" name="矩形 46"/>
-                          <wps:cNvSpPr/>
-                          <wps:spPr>
+                          </ns5:txbx>
+                          <ns5:bodyPr rtlCol="0" anchor="ctr"/>
+                        </ns5:wsp>
+                        <ns5:wsp>
+                          <ns5:cNvPr id="23" name="矩形 46"/>
+                          <ns5:cNvSpPr/>
+                          <ns5:spPr>
                             <a:xfrm>
                               <a:off x="438155" y="3697711"/>
                               <a:ext cx="879633" cy="238448"/>
@@ -3366,8 +3366,8 @@
                             <a:ln>
                               <a:noFill/>
                             </a:ln>
-                          </wps:spPr>
-                          <wps:style>
+                          </ns5:spPr>
+                          <ns5:style>
                             <a:lnRef idx="2">
                               <a:schemeClr val="accent1">
                                 <a:shade val="50000"/>
@@ -3382,22 +3382,22 @@
                             <a:fontRef idx="minor">
                               <a:schemeClr val="lt1"/>
                             </a:fontRef>
-                          </wps:style>
-                          <wps:txbx>
+                          </ns5:style>
+                          <ns5:txbx>
                             <w:txbxContent>
-                              <w:p>
+                              <w:p ns2:paraId="5F0B096B">
                                 <w:pPr>
                                   <w:jc w:val="center"/>
                                 </w:pPr>
                               </w:p>
                             </w:txbxContent>
-                          </wps:txbx>
-                          <wps:bodyPr rtlCol="0" anchor="ctr"/>
-                        </wps:wsp>
-                        <wps:wsp>
-                          <wps:cNvPr id="24" name="梯形 47"/>
-                          <wps:cNvSpPr/>
-                          <wps:spPr>
+                          </ns5:txbx>
+                          <ns5:bodyPr rtlCol="0" anchor="ctr"/>
+                        </ns5:wsp>
+                        <ns5:wsp>
+                          <ns5:cNvPr id="24" name="梯形 47"/>
+                          <ns5:cNvSpPr/>
+                          <ns5:spPr>
                             <a:xfrm>
                               <a:off x="932508" y="3697711"/>
                               <a:ext cx="762000" cy="238448"/>
@@ -3413,8 +3413,8 @@
                             <a:ln>
                               <a:noFill/>
                             </a:ln>
-                          </wps:spPr>
-                          <wps:style>
+                          </ns5:spPr>
+                          <ns5:style>
                             <a:lnRef idx="2">
                               <a:schemeClr val="accent1">
                                 <a:shade val="50000"/>
@@ -3429,22 +3429,22 @@
                             <a:fontRef idx="minor">
                               <a:schemeClr val="lt1"/>
                             </a:fontRef>
-                          </wps:style>
-                          <wps:txbx>
+                          </ns5:style>
+                          <ns5:txbx>
                             <w:txbxContent>
-                              <w:p>
+                              <w:p ns2:paraId="2E204101">
                                 <w:pPr>
                                   <w:jc w:val="center"/>
                                 </w:pPr>
                               </w:p>
                             </w:txbxContent>
-                          </wps:txbx>
-                          <wps:bodyPr rtlCol="0" anchor="ctr"/>
-                        </wps:wsp>
-                        <wps:wsp>
-                          <wps:cNvPr id="27" name="直角三角形 48"/>
-                          <wps:cNvSpPr/>
-                          <wps:spPr>
+                          </ns5:txbx>
+                          <ns5:bodyPr rtlCol="0" anchor="ctr"/>
+                        </ns5:wsp>
+                        <ns5:wsp>
+                          <ns5:cNvPr id="27" name="直角三角形 48"/>
+                          <ns5:cNvSpPr/>
+                          <ns5:spPr>
                             <a:xfrm flipH="1" flipV="1">
                               <a:off x="438155" y="3935053"/>
                               <a:ext cx="119816" cy="70648"/>
@@ -3460,8 +3460,8 @@
                             <a:ln>
                               <a:noFill/>
                             </a:ln>
-                          </wps:spPr>
-                          <wps:style>
+                          </ns5:spPr>
+                          <ns5:style>
                             <a:lnRef idx="2">
                               <a:schemeClr val="accent1">
                                 <a:shade val="50000"/>
@@ -3476,23 +3476,23 @@
                             <a:fontRef idx="minor">
                               <a:schemeClr val="lt1"/>
                             </a:fontRef>
-                          </wps:style>
-                          <wps:txbx>
+                          </ns5:style>
+                          <ns5:txbx>
                             <w:txbxContent>
-                              <w:p>
+                              <w:p ns2:paraId="092F881D">
                                 <w:pPr>
                                   <w:jc w:val="center"/>
                                 </w:pPr>
                               </w:p>
                             </w:txbxContent>
-                          </wps:txbx>
-                          <wps:bodyPr rtlCol="0" anchor="ctr"/>
-                        </wps:wsp>
-                      </wpg:grpSp>
-                      <wps:wsp>
-                        <wps:cNvPr id="28" name="矩形 17"/>
-                        <wps:cNvSpPr/>
-                        <wps:spPr>
+                          </ns5:txbx>
+                          <ns5:bodyPr rtlCol="0" anchor="ctr"/>
+                        </ns5:wsp>
+                      </ns10:grpSp>
+                      <ns5:wsp>
+                        <ns5:cNvPr id="28" name="矩形 17"/>
+                        <ns5:cNvSpPr/>
+                        <ns5:spPr>
                           <a:xfrm>
                             <a:off x="281940" y="0"/>
                             <a:ext cx="942975" cy="288925"/>
@@ -3504,8 +3504,8 @@
                           <a:ln>
                             <a:noFill/>
                           </a:ln>
-                        </wps:spPr>
-                        <wps:style>
+                        </ns5:spPr>
+                        <ns5:style>
                           <a:lnRef idx="2">
                             <a:schemeClr val="accent1">
                               <a:shade val="50000"/>
@@ -3520,10 +3520,10 @@
                           <a:fontRef idx="minor">
                             <a:schemeClr val="lt1"/>
                           </a:fontRef>
-                        </wps:style>
-                        <wps:txbx>
+                        </ns5:style>
+                        <ns5:txbx>
                           <w:txbxContent>
-                            <w:p>
+                            <w:p ns2:paraId="7D2C1E8F">
                               <w:pPr>
                                 <w:pStyle w:val="4"/>
                                 <w:spacing w:before="0" w:beforeAutospacing="0" w:after="0" w:afterAutospacing="0" w:line="312" w:lineRule="exact"/>
@@ -3540,13 +3540,13 @@
                               </w:r>
                             </w:p>
                           </w:txbxContent>
-                        </wps:txbx>
-                        <wps:bodyPr rtlCol="0" anchor="ctr"/>
-                      </wps:wsp>
-                      <wps:wsp>
-                        <wps:cNvPr id="32" name="KSO_Shape"/>
-                        <wps:cNvSpPr/>
-                        <wps:spPr>
+                        </ns5:txbx>
+                        <ns5:bodyPr rtlCol="0" anchor="ctr"/>
+                      </ns5:wsp>
+                      <ns5:wsp>
+                        <ns5:cNvPr id="32" name="KSO_Shape"/>
+                        <ns5:cNvSpPr/>
+                        <ns5:spPr>
                           <a:xfrm>
                             <a:off x="91440" y="68580"/>
                             <a:ext cx="179070" cy="151130"/>
@@ -4609,17 +4609,17 @@
                             <a:miter lim="800000"/>
                           </a:ln>
                           <a:effectLst/>
-                        </wps:spPr>
-                        <wps:txbx>
+                        </ns5:spPr>
+                        <ns5:txbx>
                           <w:txbxContent>
-                            <w:p>
+                            <w:p ns2:paraId="5A4499E5">
                               <w:pPr>
                                 <w:jc w:val="center"/>
                               </w:pPr>
                             </w:p>
                           </w:txbxContent>
-                        </wps:txbx>
-                        <wps:bodyPr anchor="ctr">
+                        </ns5:txbx>
+                        <ns5:bodyPr anchor="ctr">
                           <a:scene3d>
                             <a:camera prst="orthographicFront"/>
                             <a:lightRig rig="threePt" dir="t"/>
@@ -4629,113 +4629,113 @@
                               <a:srgbClr val="FFFFFF"/>
                             </a:contourClr>
                           </a:sp3d>
-                        </wps:bodyPr>
-                      </wps:wsp>
-                    </wpg:wgp>
+                        </ns5:bodyPr>
+                      </ns5:wsp>
+                    </ns10:wgp>
                   </a:graphicData>
                 </a:graphic>
               </wp:anchor>
             </w:drawing>
-          </mc:Choice>
-          <mc:Fallback>
+          </ns1:Choice>
+          <ns1:Fallback>
             <w:pict>
-              <v:group id="_x0000_s1026" o:spid="_x0000_s1026" o:spt="203" style="position:absolute;left:0pt;margin-left:-67.8pt;margin-top:254.05pt;height:28.9pt;width:539.8pt;z-index:251676672;mso-width-relative:page;mso-height-relative:page;" coordsize="6856679,367030" o:gfxdata="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">
-                <o:lock v:ext="edit" aspectratio="f"/>
-                <v:line id="直接连接符 56" o:spid="_x0000_s1026" o:spt="20" style="position:absolute;left:372059;top:274320;height:0;width:6484620;" filled="f" stroked="t" coordsize="21600,21600" o:gfxdata="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">
-                  <v:fill on="f" focussize="0,0"/>
-                  <v:stroke weight="1.75pt" color="#BFBFBF [2412]" miterlimit="8" joinstyle="miter"/>
-                  <v:imagedata o:title=""/>
-                  <o:lock v:ext="edit" aspectratio="f"/>
-                </v:line>
-                <v:group id="组合 12" o:spid="_x0000_s1026" o:spt="203" style="position:absolute;left:0;top:30480;height:336550;width:1516380;" coordorigin="438155,3697711" coordsize="1386980,307990" o:gfxdata="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">
-                  <o:lock v:ext="edit" aspectratio="f"/>
-                  <v:shape id="梯形 44" o:spid="_x0000_s1026" style="position:absolute;left:1063135;top:3697711;height:238448;width:762000;v-text-anchor:middle;" fillcolor="#425268" filled="t" stroked="f" coordsize="762000,238448" o:gfxdata="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" path="m0,238448l142162,0,619837,0,762000,238448xe">
-                    <v:path textboxrect="0,0,762000,238448" o:connectlocs="381000,0;71081,119224;381000,238448;690918,119224" o:connectangles="247,164,82,0"/>
-                    <v:fill on="t" focussize="0,0"/>
-                    <v:stroke on="f" weight="1pt" miterlimit="8" joinstyle="miter"/>
-                    <v:imagedata o:title=""/>
-                    <o:lock v:ext="edit" aspectratio="f"/>
-                    <v:textbox>
+              <ns8:group id="_x0000_s1026" ns9:spid="_x0000_s1026" ns9:spt="203" style="position:absolute;left:0pt;margin-left:-67.8pt;margin-top:254.05pt;height:28.9pt;width:539.8pt;z-index:251676672;mso-width-relative:page;mso-height-relative:page;" coordsize="6856679,367030" ns9:gfxdata="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">
+                <ns9:lock ns8:ext="edit" aspectratio="f"/>
+                <ns8:line id="直接连接符 56" ns9:spid="_x0000_s1026" ns9:spt="20" style="position:absolute;left:372059;top:274320;height:0;width:6484620;" filled="f" stroked="t" coordsize="21600,21600" ns9:gfxdata="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">
+                  <ns8:fill on="f" focussize="0,0"/>
+                  <ns8:stroke weight="1.75pt" color="#BFBFBF [2412]" miterlimit="8" joinstyle="miter"/>
+                  <ns8:imagedata ns9:title=""/>
+                  <ns9:lock ns8:ext="edit" aspectratio="f"/>
+                </ns8:line>
+                <ns8:group id="组合 12" ns9:spid="_x0000_s1026" ns9:spt="203" style="position:absolute;left:0;top:30480;height:336550;width:1516380;" coordorigin="438155,3697711" coordsize="1386980,307990" ns9:gfxdata="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">
+                  <ns9:lock ns8:ext="edit" aspectratio="f"/>
+                  <ns8:shape id="梯形 44" ns9:spid="_x0000_s1026" style="position:absolute;left:1063135;top:3697711;height:238448;width:762000;v-text-anchor:middle;" fillcolor="#425268" filled="t" stroked="f" coordsize="762000,238448" ns9:gfxdata="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" path="m0,238448l142162,0,619837,0,762000,238448xe">
+                    <ns8:path textboxrect="0,0,762000,238448" ns9:connectlocs="381000,0;71081,119224;381000,238448;690918,119224" ns9:connectangles="247,164,82,0"/>
+                    <ns8:fill on="t" focussize="0,0"/>
+                    <ns8:stroke on="f" weight="1pt" miterlimit="8" joinstyle="miter"/>
+                    <ns8:imagedata ns9:title=""/>
+                    <ns9:lock ns8:ext="edit" aspectratio="f"/>
+                    <ns8:textbox>
                       <w:txbxContent>
-                        <w:p>
+                        <w:p ns2:paraId="58B05E1F">
                           <w:pPr>
                             <w:jc w:val="center"/>
                           </w:pPr>
                         </w:p>
                       </w:txbxContent>
-                    </v:textbox>
-                  </v:shape>
-                  <v:shape id="梯形 45" o:spid="_x0000_s1026" style="position:absolute;left:992699;top:3697711;height:238448;width:762000;v-text-anchor:middle;" fillcolor="#F2F2F2 [3052]" filled="t" stroked="f" coordsize="762000,238448" o:gfxdata="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" path="m0,238448l142162,0,619837,0,762000,238448xe">
-                    <v:path textboxrect="0,0,762000,238448" o:connectlocs="381000,0;71081,119224;381000,238448;690918,119224" o:connectangles="247,164,82,0"/>
-                    <v:fill on="t" focussize="0,0"/>
-                    <v:stroke on="f" weight="1pt" miterlimit="8" joinstyle="miter"/>
-                    <v:imagedata o:title=""/>
-                    <o:lock v:ext="edit" aspectratio="f"/>
-                    <v:textbox>
+                    </ns8:textbox>
+                  </ns8:shape>
+                  <ns8:shape id="梯形 45" ns9:spid="_x0000_s1026" style="position:absolute;left:992699;top:3697711;height:238448;width:762000;v-text-anchor:middle;" fillcolor="#F2F2F2 [3052]" filled="t" stroked="f" coordsize="762000,238448" ns9:gfxdata="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" path="m0,238448l142162,0,619837,0,762000,238448xe">
+                    <ns8:path textboxrect="0,0,762000,238448" ns9:connectlocs="381000,0;71081,119224;381000,238448;690918,119224" ns9:connectangles="247,164,82,0"/>
+                    <ns8:fill on="t" focussize="0,0"/>
+                    <ns8:stroke on="f" weight="1pt" miterlimit="8" joinstyle="miter"/>
+                    <ns8:imagedata ns9:title=""/>
+                    <ns9:lock ns8:ext="edit" aspectratio="f"/>
+                    <ns8:textbox>
                       <w:txbxContent>
-                        <w:p>
+                        <w:p ns2:paraId="713B7381">
                           <w:pPr>
                             <w:jc w:val="center"/>
                           </w:pPr>
                         </w:p>
                       </w:txbxContent>
-                    </v:textbox>
-                  </v:shape>
-                  <v:rect id="矩形 46" o:spid="_x0000_s1026" o:spt="1" style="position:absolute;left:438155;top:3697711;height:238448;width:879633;v-text-anchor:middle;" fillcolor="#425268" filled="t" stroked="f" coordsize="21600,21600" o:gfxdata="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">
-                    <v:fill on="t" focussize="0,0"/>
-                    <v:stroke on="f" weight="1pt" miterlimit="8" joinstyle="miter"/>
-                    <v:imagedata o:title=""/>
-                    <o:lock v:ext="edit" aspectratio="f"/>
-                    <v:textbox>
+                    </ns8:textbox>
+                  </ns8:shape>
+                  <ns8:rect id="矩形 46" ns9:spid="_x0000_s1026" ns9:spt="1" style="position:absolute;left:438155;top:3697711;height:238448;width:879633;v-text-anchor:middle;" fillcolor="#425268" filled="t" stroked="f" coordsize="21600,21600" ns9:gfxdata="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">
+                    <ns8:fill on="t" focussize="0,0"/>
+                    <ns8:stroke on="f" weight="1pt" miterlimit="8" joinstyle="miter"/>
+                    <ns8:imagedata ns9:title=""/>
+                    <ns9:lock ns8:ext="edit" aspectratio="f"/>
+                    <ns8:textbox>
                       <w:txbxContent>
-                        <w:p>
+                        <w:p ns2:paraId="5F0B096B">
                           <w:pPr>
                             <w:jc w:val="center"/>
                           </w:pPr>
                         </w:p>
                       </w:txbxContent>
-                    </v:textbox>
-                  </v:rect>
-                  <v:shape id="梯形 47" o:spid="_x0000_s1026" style="position:absolute;left:932508;top:3697711;height:238448;width:762000;v-text-anchor:middle;" fillcolor="#425268" filled="t" stroked="f" coordsize="762000,238448" o:gfxdata="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" path="m0,238448l142162,0,619837,0,762000,238448xe">
-                    <v:path textboxrect="0,0,762000,238448" o:connectlocs="381000,0;71081,119224;381000,238448;690918,119224" o:connectangles="247,164,82,0"/>
-                    <v:fill on="t" focussize="0,0"/>
-                    <v:stroke on="f" weight="1pt" miterlimit="8" joinstyle="miter"/>
-                    <v:imagedata o:title=""/>
-                    <o:lock v:ext="edit" aspectratio="f"/>
-                    <v:textbox>
+                    </ns8:textbox>
+                  </ns8:rect>
+                  <ns8:shape id="梯形 47" ns9:spid="_x0000_s1026" style="position:absolute;left:932508;top:3697711;height:238448;width:762000;v-text-anchor:middle;" fillcolor="#425268" filled="t" stroked="f" coordsize="762000,238448" ns9:gfxdata="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" path="m0,238448l142162,0,619837,0,762000,238448xe">
+                    <ns8:path textboxrect="0,0,762000,238448" ns9:connectlocs="381000,0;71081,119224;381000,238448;690918,119224" ns9:connectangles="247,164,82,0"/>
+                    <ns8:fill on="t" focussize="0,0"/>
+                    <ns8:stroke on="f" weight="1pt" miterlimit="8" joinstyle="miter"/>
+                    <ns8:imagedata ns9:title=""/>
+                    <ns9:lock ns8:ext="edit" aspectratio="f"/>
+                    <ns8:textbox>
                       <w:txbxContent>
-                        <w:p>
+                        <w:p ns2:paraId="2E204101">
                           <w:pPr>
                             <w:jc w:val="center"/>
                           </w:pPr>
                         </w:p>
                       </w:txbxContent>
-                    </v:textbox>
-                  </v:shape>
-                  <v:shape id="直角三角形 48" o:spid="_x0000_s1026" o:spt="6" type="#_x0000_t6" style="position:absolute;left:438155;top:3935053;flip:x y;height:70648;width:119816;v-text-anchor:middle;" fillcolor="#222A35 [1615]" filled="t" stroked="f" coordsize="21600,21600" o:gfxdata="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">
-                    <v:fill on="t" focussize="0,0"/>
-                    <v:stroke on="f" weight="1pt" miterlimit="8" joinstyle="miter"/>
-                    <v:imagedata o:title=""/>
-                    <o:lock v:ext="edit" aspectratio="f"/>
-                    <v:textbox>
+                    </ns8:textbox>
+                  </ns8:shape>
+                  <ns8:shape id="直角三角形 48" ns9:spid="_x0000_s1026" ns9:spt="6" type="#_x0000_t6" style="position:absolute;left:438155;top:3935053;flip:x y;height:70648;width:119816;v-text-anchor:middle;" fillcolor="#222A35 [1615]" filled="t" stroked="f" coordsize="21600,21600" ns9:gfxdata="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">
+                    <ns8:fill on="t" focussize="0,0"/>
+                    <ns8:stroke on="f" weight="1pt" miterlimit="8" joinstyle="miter"/>
+                    <ns8:imagedata ns9:title=""/>
+                    <ns9:lock ns8:ext="edit" aspectratio="f"/>
+                    <ns8:textbox>
                       <w:txbxContent>
-                        <w:p>
+                        <w:p ns2:paraId="092F881D">
                           <w:pPr>
                             <w:jc w:val="center"/>
                           </w:pPr>
                         </w:p>
                       </w:txbxContent>
-                    </v:textbox>
-                  </v:shape>
-                </v:group>
-                <v:rect id="矩形 17" o:spid="_x0000_s1026" o:spt="1" style="position:absolute;left:281940;top:0;height:288925;width:942975;v-text-anchor:middle;" filled="f" stroked="f" coordsize="21600,21600" o:gfxdata="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">
-                  <v:fill on="f" focussize="0,0"/>
-                  <v:stroke on="f" weight="1pt" miterlimit="8" joinstyle="miter"/>
-                  <v:imagedata o:title=""/>
-                  <o:lock v:ext="edit" aspectratio="f"/>
-                  <v:textbox>
+                    </ns8:textbox>
+                  </ns8:shape>
+                </ns8:group>
+                <ns8:rect id="矩形 17" ns9:spid="_x0000_s1026" ns9:spt="1" style="position:absolute;left:281940;top:0;height:288925;width:942975;v-text-anchor:middle;" filled="f" stroked="f" coordsize="21600,21600" ns9:gfxdata="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">
+                  <ns8:fill on="f" focussize="0,0"/>
+                  <ns8:stroke on="f" weight="1pt" miterlimit="8" joinstyle="miter"/>
+                  <ns8:imagedata ns9:title=""/>
+                  <ns9:lock ns8:ext="edit" aspectratio="f"/>
+                  <ns8:textbox>
                     <w:txbxContent>
-                      <w:p>
+                      <w:p ns2:paraId="7D2C1E8F">
                         <w:pPr>
                           <w:pStyle w:val="4"/>
                           <w:spacing w:before="0" w:beforeAutospacing="0" w:after="0" w:afterAutospacing="0" w:line="312" w:lineRule="exact"/>
@@ -4752,32 +4752,32 @@
                         </w:r>
                       </w:p>
                     </w:txbxContent>
-                  </v:textbox>
-                </v:rect>
-                <v:shape id="KSO_Shape" o:spid="_x0000_s1026" o:spt="100" style="position:absolute;left:91440;top:68580;height:151130;width:179070;v-text-anchor:middle;" fillcolor="#FFFFFF [3212]" filled="t" stroked="f" coordsize="3261356,2766950" o:gfxdata="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" path="m3261356,1385789l3261356,2634211,3259675,2649333,3256313,2662775,3252951,2674537,3244545,2686298,3237821,2698060,3229415,2709822,3217647,2719903,3202517,2729985,3175619,2746787,3141997,2758549,3105013,2765270,3066347,2766950,196690,2766950,158024,2765270,121040,2758549,87418,2746787,57158,2729985,47071,2719903,35303,2709822,25217,2698060,16811,2686298,8405,2674537,5043,2662775,1681,2649333,0,2634211,0,1389150,196690,1441237,406829,1495005,660677,1555494,795165,1589099,933017,1619343,1067506,1646227,1200314,1671431,1326397,1693274,1442394,1708396,1544942,1720158,1588650,1723518,1630678,1725199,1672706,1723518,1719777,1720158,1820644,1708396,1934959,1693274,2061043,1671431,2193850,1646227,2330020,1615983,2466190,1585738,2602360,1553814,2854527,1493325,3066347,1437877xm1508607,1206475c1458141,1206475,1417230,1247386,1417230,1297852l1417230,1314415c1417230,1364881,1458141,1405791,1508607,1405791l1752750,1405791c1803215,1405791,1844126,1364881,1844126,1314415l1844126,1297852c1844126,1247386,1803215,1206475,1752750,1206475xm1630678,174304c1376124,174304,1163742,300833,1114624,469036l1111230,492633,2150126,492633,2146731,469036c2097613,300833,1885231,174304,1630678,174304xm1630678,0c1963411,0,2237083,214121,2269992,488510l2270238,492633,3066347,492633,3105012,494313,3141998,501035,3175621,512796,3202518,529599,3217649,539681,3229416,549763,3237821,561524,3244546,573285,3252951,585046,3256314,596807,3259676,610251,3261356,625372,3261356,1326877,3261353,1326877,3261350,1326880,3066350,1378964,2854531,1434413,2602365,1494902,2466193,1526826,2330026,1557071,2193854,1587315,2061046,1612517,1934963,1634360,1820647,1649484,1719781,1661245,1672711,1664604,1630683,1666287,1588655,1664604,1544944,1661245,1442396,1649484,1326400,1634360,1200317,1612517,1067508,1587315,933020,1560430,795169,1530186,660681,1496582,406834,1436093,196695,1382323,3,1330236,3,1332325,0,1332322,0,971511,0,625372,1683,610251,5046,596807,8405,585046,16813,573285,25218,561524,35303,549763,47073,539681,57158,529599,87418,512796,121041,501035,158027,494313,196692,492633,991117,492633,991363,488510c1024272,214121,1297944,0,1630678,0xe">
-                  <v:path textboxrect="0,0,3261356,2766950" o:connectlocs="179070,75691;179070,143879;178977,144705;178793,145439;178608,146082;178146,146724;177777,147367;177316,148009;176670,148560;175839,149110;174362,150028;172516,150671;170485,151038;168362,151130;10799,151130;8676,151038;6645,150671;4799,150028;3138,149110;2584,148560;1938,148009;1384,147367;923,146724;461,146082;276,145439;92,144705;0,143879;0,75874;10799,78719;22337,81656;36275,84960;43659,86796;51228,88448;58613,89916;65905,91293;72827,92486;79196,93312;84827,93954;87227,94138;89535,94229;91842,94138;94427,93954;99965,93312;106242,92486;113164,91293;120456,89916;127933,88264;135410,86612;142886,84868;156732,81564;168362,78536;82832,65897;77815,70888;77815,71792;82832,76783;96237,76783;101254,71792;101254,70888;96237,65897;89535,9520;61200,25618;61013,26907;118056,26907;117869,25618;89535,9520;89535,0;124637,26682;124651,26907;168362,26907;170485,26999;172516,27366;174362,28008;175839,28926;176670,29477;177316,30027;177777,30670;178147,31312;178608,31955;178793,32597;178977,33331;179070,34157;179070,72473;179069,72473;179069,72473;168362,75318;156732,78347;142887,81651;135410,83394;127933,85046;120457,86698;113165,88075;106242,89268;99965,90094;94427,90736;91842,90920;89535,91012;87227,90920;84827,90736;79197,90094;72828,89268;65905,88075;58613,86698;51228,85230;43660,83578;36275,81742;22337,78438;10799,75502;0,72657;0,72771;0,72771;0,53063;0,34157;92,33331;277,32597;461,31955;923,31312;1384,30670;1938,30027;2584,29477;3138,28926;4799,28008;6645,27366;8676,26999;10799,26907;54418,26907;54432,26682;89535,0" o:connectangles="0,0,0,0,0,0,0,0,0,0,0,0,0,0,0,0,0,0,0,0,0,0,0,0,0,0,0,0,0,0,0,0,0,0,0,0,0,0,0,0,0,0,0,0,0,0,0,0,0,0,0,0,0,0,0,0,0,0,0,0,0,0,0,0,0,0,0,0,0,0,0,0,0,0,0,0,0,0,0,0,0,0,0,0,0,0,0,0,0,0,0,0,0,0,0,0,0,0,0,0,0,0,0,0,0,0,0,0,0,0,0,0,0,0,0,0,0,0,0,0,0,0,0,0,0,0,0"/>
-                  <v:fill on="t" focussize="0,0"/>
-                  <v:stroke on="f" weight="1pt" miterlimit="8" joinstyle="miter"/>
-                  <v:imagedata o:title=""/>
-                  <o:lock v:ext="edit" aspectratio="f"/>
-                  <v:textbox>
+                  </ns8:textbox>
+                </ns8:rect>
+                <ns8:shape id="KSO_Shape" ns9:spid="_x0000_s1026" ns9:spt="100" style="position:absolute;left:91440;top:68580;height:151130;width:179070;v-text-anchor:middle;" fillcolor="#FFFFFF [3212]" filled="t" stroked="f" coordsize="3261356,2766950" ns9:gfxdata="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" path="m3261356,1385789l3261356,2634211,3259675,2649333,3256313,2662775,3252951,2674537,3244545,2686298,3237821,2698060,3229415,2709822,3217647,2719903,3202517,2729985,3175619,2746787,3141997,2758549,3105013,2765270,3066347,2766950,196690,2766950,158024,2765270,121040,2758549,87418,2746787,57158,2729985,47071,2719903,35303,2709822,25217,2698060,16811,2686298,8405,2674537,5043,2662775,1681,2649333,0,2634211,0,1389150,196690,1441237,406829,1495005,660677,1555494,795165,1589099,933017,1619343,1067506,1646227,1200314,1671431,1326397,1693274,1442394,1708396,1544942,1720158,1588650,1723518,1630678,1725199,1672706,1723518,1719777,1720158,1820644,1708396,1934959,1693274,2061043,1671431,2193850,1646227,2330020,1615983,2466190,1585738,2602360,1553814,2854527,1493325,3066347,1437877xm1508607,1206475c1458141,1206475,1417230,1247386,1417230,1297852l1417230,1314415c1417230,1364881,1458141,1405791,1508607,1405791l1752750,1405791c1803215,1405791,1844126,1364881,1844126,1314415l1844126,1297852c1844126,1247386,1803215,1206475,1752750,1206475xm1630678,174304c1376124,174304,1163742,300833,1114624,469036l1111230,492633,2150126,492633,2146731,469036c2097613,300833,1885231,174304,1630678,174304xm1630678,0c1963411,0,2237083,214121,2269992,488510l2270238,492633,3066347,492633,3105012,494313,3141998,501035,3175621,512796,3202518,529599,3217649,539681,3229416,549763,3237821,561524,3244546,573285,3252951,585046,3256314,596807,3259676,610251,3261356,625372,3261356,1326877,3261353,1326877,3261350,1326880,3066350,1378964,2854531,1434413,2602365,1494902,2466193,1526826,2330026,1557071,2193854,1587315,2061046,1612517,1934963,1634360,1820647,1649484,1719781,1661245,1672711,1664604,1630683,1666287,1588655,1664604,1544944,1661245,1442396,1649484,1326400,1634360,1200317,1612517,1067508,1587315,933020,1560430,795169,1530186,660681,1496582,406834,1436093,196695,1382323,3,1330236,3,1332325,0,1332322,0,971511,0,625372,1683,610251,5046,596807,8405,585046,16813,573285,25218,561524,35303,549763,47073,539681,57158,529599,87418,512796,121041,501035,158027,494313,196692,492633,991117,492633,991363,488510c1024272,214121,1297944,0,1630678,0xe">
+                  <ns8:path textboxrect="0,0,3261356,2766950" ns9:connectlocs="179070,75691;179070,143879;178977,144705;178793,145439;178608,146082;178146,146724;177777,147367;177316,148009;176670,148560;175839,149110;174362,150028;172516,150671;170485,151038;168362,151130;10799,151130;8676,151038;6645,150671;4799,150028;3138,149110;2584,148560;1938,148009;1384,147367;923,146724;461,146082;276,145439;92,144705;0,143879;0,75874;10799,78719;22337,81656;36275,84960;43659,86796;51228,88448;58613,89916;65905,91293;72827,92486;79196,93312;84827,93954;87227,94138;89535,94229;91842,94138;94427,93954;99965,93312;106242,92486;113164,91293;120456,89916;127933,88264;135410,86612;142886,84868;156732,81564;168362,78536;82832,65897;77815,70888;77815,71792;82832,76783;96237,76783;101254,71792;101254,70888;96237,65897;89535,9520;61200,25618;61013,26907;118056,26907;117869,25618;89535,9520;89535,0;124637,26682;124651,26907;168362,26907;170485,26999;172516,27366;174362,28008;175839,28926;176670,29477;177316,30027;177777,30670;178147,31312;178608,31955;178793,32597;178977,33331;179070,34157;179070,72473;179069,72473;179069,72473;168362,75318;156732,78347;142887,81651;135410,83394;127933,85046;120457,86698;113165,88075;106242,89268;99965,90094;94427,90736;91842,90920;89535,91012;87227,90920;84827,90736;79197,90094;72828,89268;65905,88075;58613,86698;51228,85230;43660,83578;36275,81742;22337,78438;10799,75502;0,72657;0,72771;0,72771;0,53063;0,34157;92,33331;277,32597;461,31955;923,31312;1384,30670;1938,30027;2584,29477;3138,28926;4799,28008;6645,27366;8676,26999;10799,26907;54418,26907;54432,26682;89535,0" ns9:connectangles="0,0,0,0,0,0,0,0,0,0,0,0,0,0,0,0,0,0,0,0,0,0,0,0,0,0,0,0,0,0,0,0,0,0,0,0,0,0,0,0,0,0,0,0,0,0,0,0,0,0,0,0,0,0,0,0,0,0,0,0,0,0,0,0,0,0,0,0,0,0,0,0,0,0,0,0,0,0,0,0,0,0,0,0,0,0,0,0,0,0,0,0,0,0,0,0,0,0,0,0,0,0,0,0,0,0,0,0,0,0,0,0,0,0,0,0,0,0,0,0,0,0,0,0,0,0,0"/>
+                  <ns8:fill on="t" focussize="0,0"/>
+                  <ns8:stroke on="f" weight="1pt" miterlimit="8" joinstyle="miter"/>
+                  <ns8:imagedata ns9:title=""/>
+                  <ns9:lock ns8:ext="edit" aspectratio="f"/>
+                  <ns8:textbox>
                     <w:txbxContent>
-                      <w:p>
+                      <w:p ns2:paraId="5A4499E5">
                         <w:pPr>
                           <w:jc w:val="center"/>
                         </w:pPr>
                       </w:p>
                     </w:txbxContent>
-                  </v:textbox>
-                </v:shape>
-              </v:group>
+                  </ns8:textbox>
+                </ns8:shape>
+              </ns8:group>
             </w:pict>
-          </mc:Fallback>
-        </mc:AlternateContent>
+          </ns1:Fallback>
+        </ns1:AlternateContent>
       </w:r>
       <w:r>
-        <mc:AlternateContent>
-          <mc:Choice Requires="wps">
+        <ns1:AlternateContent>
+          <ns1:Choice Requires="wps">
             <w:drawing>
               <wp:anchor distT="0" distB="0" distL="114300" distR="114300" simplePos="0" relativeHeight="251662336" behindDoc="0" locked="0" layoutInCell="1" allowOverlap="1">
                 <wp:simplePos x="0" y="0"/>
@@ -4792,11 +4792,11 @@
                 <wp:wrapNone/>
                 <wp:docPr id="6" name="矩形 6"/>
                 <wp:cNvGraphicFramePr/>
-                <a:graphic xmlns:a="http://schemas.openxmlformats.org/drawingml/2006/main">
+                <a:graphic>
                   <a:graphicData uri="http://schemas.microsoft.com/office/word/2010/wordprocessingShape">
-                    <wps:wsp>
-                      <wps:cNvSpPr/>
-                      <wps:spPr>
+                    <ns5:wsp>
+                      <ns5:cNvSpPr/>
+                      <ns5:spPr>
                         <a:xfrm>
                           <a:off x="0" y="0"/>
                           <a:ext cx="6707505" cy="1188085"/>
@@ -4804,10 +4804,10 @@
                         <a:prstGeom prst="rect">
                           <a:avLst/>
                         </a:prstGeom>
-                      </wps:spPr>
-                      <wps:txbx>
+                      </ns5:spPr>
+                      <ns5:txbx>
                         <w:txbxContent>
-                          <w:p>
+                          <w:p ns2:paraId="3E0226DD">
                             <w:pPr>
                               <w:pStyle w:val="4"/>
                               <w:keepNext w:val="0"/>
@@ -4885,28 +4885,28 @@
                               <w:t>。</w:t>
                             </w:r>
                           </w:p>
-                          <w:p/>
+                          <w:p ns2:paraId="22E35C11"/>
                         </w:txbxContent>
-                      </wps:txbx>
-                      <wps:bodyPr wrap="square">
+                      </ns5:txbx>
+                      <ns5:bodyPr wrap="square">
                         <a:noAutofit/>
-                      </wps:bodyPr>
-                    </wps:wsp>
+                      </ns5:bodyPr>
+                    </ns5:wsp>
                   </a:graphicData>
                 </a:graphic>
               </wp:anchor>
             </w:drawing>
-          </mc:Choice>
-          <mc:Fallback>
+          </ns1:Choice>
+          <ns1:Fallback>
             <w:pict>
-              <v:rect id="_x0000_s1026" o:spid="_x0000_s1026" o:spt="1" style="position:absolute;left:0pt;margin-left:-50.7pt;margin-top:612.9pt;height:93.55pt;width:528.15pt;z-index:251662336;mso-width-relative:page;mso-height-relative:page;" filled="f" stroked="f" coordsize="21600,21600" o:gfxdata="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">
-                <v:fill on="f" focussize="0,0"/>
-                <v:stroke on="f"/>
-                <v:imagedata o:title=""/>
-                <o:lock v:ext="edit" aspectratio="f"/>
-                <v:textbox>
+              <ns8:rect id="_x0000_s1026" ns9:spid="_x0000_s1026" ns9:spt="1" style="position:absolute;left:0pt;margin-left:-50.7pt;margin-top:612.9pt;height:93.55pt;width:528.15pt;z-index:251662336;mso-width-relative:page;mso-height-relative:page;" filled="f" stroked="f" coordsize="21600,21600" ns9:gfxdata="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">
+                <ns8:fill on="f" focussize="0,0"/>
+                <ns8:stroke on="f"/>
+                <ns8:imagedata ns9:title=""/>
+                <ns9:lock ns8:ext="edit" aspectratio="f"/>
+                <ns8:textbox>
                   <w:txbxContent>
-                    <w:p>
+                    <w:p ns2:paraId="3E0226DD">
                       <w:pPr>
                         <w:pStyle w:val="4"/>
                         <w:keepNext w:val="0"/>
@@ -4984,17 +4984,17 @@
                         <w:t>。</w:t>
                       </w:r>
                     </w:p>
-                    <w:p/>
+                    <w:p ns2:paraId="22E35C11"/>
                   </w:txbxContent>
-                </v:textbox>
-              </v:rect>
+                </ns8:textbox>
+              </ns8:rect>
             </w:pict>
-          </mc:Fallback>
-        </mc:AlternateContent>
+          </ns1:Fallback>
+        </ns1:AlternateContent>
       </w:r>
       <w:r>
-        <mc:AlternateContent>
-          <mc:Choice Requires="wpg">
+        <ns1:AlternateContent>
+          <ns1:Choice Requires="wpg">
             <w:drawing>
               <wp:anchor distT="0" distB="0" distL="114300" distR="114300" simplePos="0" relativeHeight="251666432" behindDoc="0" locked="0" layoutInCell="1" allowOverlap="1">
                 <wp:simplePos x="0" y="0"/>
@@ -5009,22 +5009,22 @@
                 <wp:wrapNone/>
                 <wp:docPr id="7" name="组合 7"/>
                 <wp:cNvGraphicFramePr/>
-                <a:graphic xmlns:a="http://schemas.openxmlformats.org/drawingml/2006/main">
+                <a:graphic>
                   <a:graphicData uri="http://schemas.microsoft.com/office/word/2010/wordprocessingGroup">
-                    <wpg:wgp>
-                      <wpg:cNvGrpSpPr/>
-                      <wpg:grpSpPr>
+                    <ns10:wgp>
+                      <ns10:cNvGrpSpPr/>
+                      <ns10:grpSpPr>
                         <a:xfrm>
                           <a:off x="0" y="0"/>
                           <a:ext cx="6860540" cy="359410"/>
                           <a:chOff x="0" y="15243"/>
                           <a:chExt cx="6861155" cy="359528"/>
                         </a:xfrm>
-                      </wpg:grpSpPr>
-                      <wps:wsp>
-                        <wps:cNvPr id="10" name="直接连接符 10"/>
-                        <wps:cNvCnPr/>
-                        <wps:spPr>
+                      </ns10:grpSpPr>
+                      <ns5:wsp>
+                        <ns5:cNvPr id="10" name="直接连接符 10"/>
+                        <ns5:cNvCnPr/>
+                        <ns5:spPr>
                           <a:xfrm>
                             <a:off x="376535" y="281940"/>
                             <a:ext cx="6484620" cy="0"/>
@@ -5039,8 +5039,8 @@
                               </a:schemeClr>
                             </a:solidFill>
                           </a:ln>
-                        </wps:spPr>
-                        <wps:style>
+                        </ns5:spPr>
+                        <ns5:style>
                           <a:lnRef idx="1">
                             <a:schemeClr val="accent1"/>
                           </a:lnRef>
@@ -5053,24 +5053,24 @@
                           <a:fontRef idx="minor">
                             <a:schemeClr val="tx1"/>
                           </a:fontRef>
-                        </wps:style>
-                        <wps:bodyPr/>
-                      </wps:wsp>
-                      <wpg:grpSp>
-                        <wpg:cNvPr id="13" name="组合 13"/>
-                        <wpg:cNvGrpSpPr/>
-                        <wpg:grpSpPr>
+                        </ns5:style>
+                        <ns5:bodyPr/>
+                      </ns5:wsp>
+                      <ns10:grpSp>
+                        <ns10:cNvPr id="13" name="组合 13"/>
+                        <ns10:cNvGrpSpPr/>
+                        <ns10:grpSpPr>
                           <a:xfrm>
                             <a:off x="0" y="38100"/>
                             <a:ext cx="1516138" cy="336671"/>
                             <a:chOff x="438155" y="8798636"/>
                             <a:chExt cx="1386980" cy="307990"/>
                           </a:xfrm>
-                        </wpg:grpSpPr>
-                        <wps:wsp>
-                          <wps:cNvPr id="22" name="梯形 22"/>
-                          <wps:cNvSpPr/>
-                          <wps:spPr>
+                        </ns10:grpSpPr>
+                        <ns5:wsp>
+                          <ns5:cNvPr id="22" name="梯形 22"/>
+                          <ns5:cNvSpPr/>
+                          <ns5:spPr>
                             <a:xfrm>
                               <a:off x="1063135" y="8798636"/>
                               <a:ext cx="762000" cy="238448"/>
@@ -5086,8 +5086,8 @@
                             <a:ln>
                               <a:noFill/>
                             </a:ln>
-                          </wps:spPr>
-                          <wps:style>
+                          </ns5:spPr>
+                          <ns5:style>
                             <a:lnRef idx="2">
                               <a:schemeClr val="accent1">
                                 <a:shade val="50000"/>
@@ -5102,22 +5102,22 @@
                             <a:fontRef idx="minor">
                               <a:schemeClr val="lt1"/>
                             </a:fontRef>
-                          </wps:style>
-                          <wps:txbx>
+                          </ns5:style>
+                          <ns5:txbx>
                             <w:txbxContent>
-                              <w:p>
+                              <w:p ns2:paraId="69F5406D">
                                 <w:pPr>
                                   <w:jc w:val="center"/>
                                 </w:pPr>
                               </w:p>
                             </w:txbxContent>
-                          </wps:txbx>
-                          <wps:bodyPr rtlCol="0" anchor="ctr"/>
-                        </wps:wsp>
-                        <wps:wsp>
-                          <wps:cNvPr id="65" name="梯形 65"/>
-                          <wps:cNvSpPr/>
-                          <wps:spPr>
+                          </ns5:txbx>
+                          <ns5:bodyPr rtlCol="0" anchor="ctr"/>
+                        </ns5:wsp>
+                        <ns5:wsp>
+                          <ns5:cNvPr id="65" name="梯形 65"/>
+                          <ns5:cNvSpPr/>
+                          <ns5:spPr>
                             <a:xfrm>
                               <a:off x="992699" y="8798636"/>
                               <a:ext cx="762000" cy="238448"/>
@@ -5135,8 +5135,8 @@
                             <a:ln>
                               <a:noFill/>
                             </a:ln>
-                          </wps:spPr>
-                          <wps:style>
+                          </ns5:spPr>
+                          <ns5:style>
                             <a:lnRef idx="2">
                               <a:schemeClr val="accent1">
                                 <a:shade val="50000"/>
@@ -5151,22 +5151,22 @@
                             <a:fontRef idx="minor">
                               <a:schemeClr val="lt1"/>
                             </a:fontRef>
-                          </wps:style>
-                          <wps:txbx>
+                          </ns5:style>
+                          <ns5:txbx>
                             <w:txbxContent>
-                              <w:p>
+                              <w:p ns2:paraId="1DA610A1">
                                 <w:pPr>
                                   <w:jc w:val="center"/>
                                 </w:pPr>
                               </w:p>
                             </w:txbxContent>
-                          </wps:txbx>
-                          <wps:bodyPr rtlCol="0" anchor="ctr"/>
-                        </wps:wsp>
-                        <wps:wsp>
-                          <wps:cNvPr id="66" name="矩形 66"/>
-                          <wps:cNvSpPr/>
-                          <wps:spPr>
+                          </ns5:txbx>
+                          <ns5:bodyPr rtlCol="0" anchor="ctr"/>
+                        </ns5:wsp>
+                        <ns5:wsp>
+                          <ns5:cNvPr id="66" name="矩形 66"/>
+                          <ns5:cNvSpPr/>
+                          <ns5:spPr>
                             <a:xfrm>
                               <a:off x="438155" y="8798636"/>
                               <a:ext cx="879633" cy="238448"/>
@@ -5180,8 +5180,8 @@
                             <a:ln>
                               <a:noFill/>
                             </a:ln>
-                          </wps:spPr>
-                          <wps:style>
+                          </ns5:spPr>
+                          <ns5:style>
                             <a:lnRef idx="2">
                               <a:schemeClr val="accent1">
                                 <a:shade val="50000"/>
@@ -5196,22 +5196,22 @@
                             <a:fontRef idx="minor">
                               <a:schemeClr val="lt1"/>
                             </a:fontRef>
-                          </wps:style>
-                          <wps:txbx>
+                          </ns5:style>
+                          <ns5:txbx>
                             <w:txbxContent>
-                              <w:p>
+                              <w:p ns2:paraId="2D0EF022">
                                 <w:pPr>
                                   <w:jc w:val="center"/>
                                 </w:pPr>
                               </w:p>
                             </w:txbxContent>
-                          </wps:txbx>
-                          <wps:bodyPr rtlCol="0" anchor="ctr"/>
-                        </wps:wsp>
-                        <wps:wsp>
-                          <wps:cNvPr id="67" name="梯形 67"/>
-                          <wps:cNvSpPr/>
-                          <wps:spPr>
+                          </ns5:txbx>
+                          <ns5:bodyPr rtlCol="0" anchor="ctr"/>
+                        </ns5:wsp>
+                        <ns5:wsp>
+                          <ns5:cNvPr id="67" name="梯形 67"/>
+                          <ns5:cNvSpPr/>
+                          <ns5:spPr>
                             <a:xfrm>
                               <a:off x="932508" y="8798636"/>
                               <a:ext cx="762000" cy="238448"/>
@@ -5227,8 +5227,8 @@
                             <a:ln>
                               <a:noFill/>
                             </a:ln>
-                          </wps:spPr>
-                          <wps:style>
+                          </ns5:spPr>
+                          <ns5:style>
                             <a:lnRef idx="2">
                               <a:schemeClr val="accent1">
                                 <a:shade val="50000"/>
@@ -5243,22 +5243,22 @@
                             <a:fontRef idx="minor">
                               <a:schemeClr val="lt1"/>
                             </a:fontRef>
-                          </wps:style>
-                          <wps:txbx>
+                          </ns5:style>
+                          <ns5:txbx>
                             <w:txbxContent>
-                              <w:p>
+                              <w:p ns2:paraId="18925F67">
                                 <w:pPr>
                                   <w:jc w:val="center"/>
                                 </w:pPr>
                               </w:p>
                             </w:txbxContent>
-                          </wps:txbx>
-                          <wps:bodyPr rtlCol="0" anchor="ctr"/>
-                        </wps:wsp>
-                        <wps:wsp>
-                          <wps:cNvPr id="68" name="直角三角形 68"/>
-                          <wps:cNvSpPr/>
-                          <wps:spPr>
+                          </ns5:txbx>
+                          <ns5:bodyPr rtlCol="0" anchor="ctr"/>
+                        </ns5:wsp>
+                        <ns5:wsp>
+                          <ns5:cNvPr id="68" name="直角三角形 68"/>
+                          <ns5:cNvSpPr/>
+                          <ns5:spPr>
                             <a:xfrm flipH="1" flipV="1">
                               <a:off x="438155" y="9035978"/>
                               <a:ext cx="119816" cy="70648"/>
@@ -5274,8 +5274,8 @@
                             <a:ln>
                               <a:noFill/>
                             </a:ln>
-                          </wps:spPr>
-                          <wps:style>
+                          </ns5:spPr>
+                          <ns5:style>
                             <a:lnRef idx="2">
                               <a:schemeClr val="accent1">
                                 <a:shade val="50000"/>
@@ -5290,23 +5290,23 @@
                             <a:fontRef idx="minor">
                               <a:schemeClr val="lt1"/>
                             </a:fontRef>
-                          </wps:style>
-                          <wps:txbx>
+                          </ns5:style>
+                          <ns5:txbx>
                             <w:txbxContent>
-                              <w:p>
+                              <w:p ns2:paraId="3E506C02">
                                 <w:pPr>
                                   <w:jc w:val="center"/>
                                 </w:pPr>
                               </w:p>
                             </w:txbxContent>
-                          </wps:txbx>
-                          <wps:bodyPr rtlCol="0" anchor="ctr"/>
-                        </wps:wsp>
-                      </wpg:grpSp>
-                      <wps:wsp>
-                        <wps:cNvPr id="69" name="矩形 69"/>
-                        <wps:cNvSpPr/>
-                        <wps:spPr>
+                          </ns5:txbx>
+                          <ns5:bodyPr rtlCol="0" anchor="ctr"/>
+                        </ns5:wsp>
+                      </ns10:grpSp>
+                      <ns5:wsp>
+                        <ns5:cNvPr id="69" name="矩形 69"/>
+                        <ns5:cNvSpPr/>
+                        <ns5:spPr>
                           <a:xfrm>
                             <a:off x="320040" y="15243"/>
                             <a:ext cx="942975" cy="288925"/>
@@ -5318,8 +5318,8 @@
                           <a:ln>
                             <a:noFill/>
                           </a:ln>
-                        </wps:spPr>
-                        <wps:style>
+                        </ns5:spPr>
+                        <ns5:style>
                           <a:lnRef idx="2">
                             <a:schemeClr val="accent1">
                               <a:shade val="50000"/>
@@ -5334,10 +5334,10 @@
                           <a:fontRef idx="minor">
                             <a:schemeClr val="lt1"/>
                           </a:fontRef>
-                        </wps:style>
-                        <wps:txbx>
+                        </ns5:style>
+                        <ns5:txbx>
                           <w:txbxContent>
-                            <w:p>
+                            <w:p ns2:paraId="04A81E1D">
                               <w:pPr>
                                 <w:pStyle w:val="4"/>
                                 <w:spacing w:before="0" w:beforeAutospacing="0" w:after="0" w:afterAutospacing="0" w:line="312" w:lineRule="exact"/>
@@ -5355,13 +5355,13 @@
                               </w:r>
                             </w:p>
                           </w:txbxContent>
-                        </wps:txbx>
-                        <wps:bodyPr rtlCol="0" anchor="ctr"/>
-                      </wps:wsp>
-                      <wps:wsp>
-                        <wps:cNvPr id="70" name="KSO_Shape"/>
-                        <wps:cNvSpPr/>
-                        <wps:spPr bwMode="auto">
+                        </ns5:txbx>
+                        <ns5:bodyPr rtlCol="0" anchor="ctr"/>
+                      </ns5:wsp>
+                      <ns5:wsp>
+                        <ns5:cNvPr id="70" name="KSO_Shape"/>
+                        <ns5:cNvSpPr/>
+                        <ns5:spPr bwMode="auto">
                           <a:xfrm>
                             <a:off x="106680" y="68580"/>
                             <a:ext cx="204404" cy="192140"/>
@@ -7318,17 +7318,17 @@
                           <a:ln>
                             <a:noFill/>
                           </a:ln>
-                        </wps:spPr>
-                        <wps:txbx>
+                        </ns5:spPr>
+                        <ns5:txbx>
                           <w:txbxContent>
-                            <w:p>
+                            <w:p ns2:paraId="3FEC02E3">
                               <w:pPr>
                                 <w:jc w:val="center"/>
                               </w:pPr>
                             </w:p>
                           </w:txbxContent>
-                        </wps:txbx>
-                        <wps:bodyPr anchor="ctr">
+                        </ns5:txbx>
+                        <ns5:bodyPr anchor="ctr">
                           <a:scene3d>
                             <a:camera prst="orthographicFront"/>
                             <a:lightRig rig="threePt" dir="t"/>
@@ -7338,113 +7338,113 @@
                               <a:srgbClr val="FFFFFF"/>
                             </a:contourClr>
                           </a:sp3d>
-                        </wps:bodyPr>
-                      </wps:wsp>
-                    </wpg:wgp>
+                        </ns5:bodyPr>
+                      </ns5:wsp>
+                    </ns10:wgp>
                   </a:graphicData>
                 </a:graphic>
               </wp:anchor>
             </w:drawing>
-          </mc:Choice>
-          <mc:Fallback>
+          </ns1:Choice>
+          <ns1:Fallback>
             <w:pict>
-              <v:group id="_x0000_s1026" o:spid="_x0000_s1026" o:spt="203" style="position:absolute;left:0pt;margin-left:-67.7pt;margin-top:583.3pt;height:28.3pt;width:540.2pt;z-index:251666432;mso-width-relative:page;mso-height-relative:page;" coordorigin="0,15243" coordsize="6861155,359528" o:gfxdata="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">
-                <o:lock v:ext="edit" aspectratio="f"/>
-                <v:line id="_x0000_s1026" o:spid="_x0000_s1026" o:spt="20" style="position:absolute;left:376535;top:281940;height:0;width:6484620;" filled="f" stroked="t" coordsize="21600,21600" o:gfxdata="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">
-                  <v:fill on="f" focussize="0,0"/>
-                  <v:stroke weight="1.75pt" color="#BFBFBF [2412]" miterlimit="8" joinstyle="miter"/>
-                  <v:imagedata o:title=""/>
-                  <o:lock v:ext="edit" aspectratio="f"/>
-                </v:line>
-                <v:group id="_x0000_s1026" o:spid="_x0000_s1026" o:spt="203" style="position:absolute;left:0;top:38100;height:336671;width:1516138;" coordorigin="438155,8798636" coordsize="1386980,307990" o:gfxdata="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">
-                  <o:lock v:ext="edit" aspectratio="f"/>
-                  <v:shape id="_x0000_s1026" o:spid="_x0000_s1026" style="position:absolute;left:1063135;top:8798636;height:238448;width:762000;v-text-anchor:middle;" fillcolor="#425268" filled="t" stroked="f" coordsize="762000,238448" o:gfxdata="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" path="m0,238448l142162,0,619837,0,762000,238448xe">
-                    <v:path textboxrect="0,0,762000,238448" o:connectlocs="381000,0;71081,119224;381000,238448;690918,119224" o:connectangles="247,164,82,0"/>
-                    <v:fill on="t" focussize="0,0"/>
-                    <v:stroke on="f" weight="1pt" miterlimit="8" joinstyle="miter"/>
-                    <v:imagedata o:title=""/>
-                    <o:lock v:ext="edit" aspectratio="f"/>
-                    <v:textbox>
+              <ns8:group id="_x0000_s1026" ns9:spid="_x0000_s1026" ns9:spt="203" style="position:absolute;left:0pt;margin-left:-67.7pt;margin-top:583.3pt;height:28.3pt;width:540.2pt;z-index:251666432;mso-width-relative:page;mso-height-relative:page;" coordorigin="0,15243" coordsize="6861155,359528" ns9:gfxdata="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">
+                <ns9:lock ns8:ext="edit" aspectratio="f"/>
+                <ns8:line id="_x0000_s1026" ns9:spid="_x0000_s1026" ns9:spt="20" style="position:absolute;left:376535;top:281940;height:0;width:6484620;" filled="f" stroked="t" coordsize="21600,21600" ns9:gfxdata="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">
+                  <ns8:fill on="f" focussize="0,0"/>
+                  <ns8:stroke weight="1.75pt" color="#BFBFBF [2412]" miterlimit="8" joinstyle="miter"/>
+                  <ns8:imagedata ns9:title=""/>
+                  <ns9:lock ns8:ext="edit" aspectratio="f"/>
+                </ns8:line>
+                <ns8:group id="_x0000_s1026" ns9:spid="_x0000_s1026" ns9:spt="203" style="position:absolute;left:0;top:38100;height:336671;width:1516138;" coordorigin="438155,8798636" coordsize="1386980,307990" ns9:gfxdata="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">
+                  <ns9:lock ns8:ext="edit" aspectratio="f"/>
+                  <ns8:shape id="_x0000_s1026" ns9:spid="_x0000_s1026" style="position:absolute;left:1063135;top:8798636;height:238448;width:762000;v-text-anchor:middle;" fillcolor="#425268" filled="t" stroked="f" coordsize="762000,238448" ns9:gfxdata="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" path="m0,238448l142162,0,619837,0,762000,238448xe">
+                    <ns8:path textboxrect="0,0,762000,238448" ns9:connectlocs="381000,0;71081,119224;381000,238448;690918,119224" ns9:connectangles="247,164,82,0"/>
+                    <ns8:fill on="t" focussize="0,0"/>
+                    <ns8:stroke on="f" weight="1pt" miterlimit="8" joinstyle="miter"/>
+                    <ns8:imagedata ns9:title=""/>
+                    <ns9:lock ns8:ext="edit" aspectratio="f"/>
+                    <ns8:textbox>
                       <w:txbxContent>
-                        <w:p>
+                        <w:p ns2:paraId="69F5406D">
                           <w:pPr>
                             <w:jc w:val="center"/>
                           </w:pPr>
                         </w:p>
                       </w:txbxContent>
-                    </v:textbox>
-                  </v:shape>
-                  <v:shape id="_x0000_s1026" o:spid="_x0000_s1026" style="position:absolute;left:992699;top:8798636;height:238448;width:762000;v-text-anchor:middle;" fillcolor="#F2F2F2 [3052]" filled="t" stroked="f" coordsize="762000,238448" o:gfxdata="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" path="m0,238448l142162,0,619837,0,762000,238448xe">
-                    <v:path textboxrect="0,0,762000,238448" o:connectlocs="381000,0;71081,119224;381000,238448;690918,119224" o:connectangles="247,164,82,0"/>
-                    <v:fill on="t" focussize="0,0"/>
-                    <v:stroke on="f" weight="1pt" miterlimit="8" joinstyle="miter"/>
-                    <v:imagedata o:title=""/>
-                    <o:lock v:ext="edit" aspectratio="f"/>
-                    <v:textbox>
+                    </ns8:textbox>
+                  </ns8:shape>
+                  <ns8:shape id="_x0000_s1026" ns9:spid="_x0000_s1026" style="position:absolute;left:992699;top:8798636;height:238448;width:762000;v-text-anchor:middle;" fillcolor="#F2F2F2 [3052]" filled="t" stroked="f" coordsize="762000,238448" ns9:gfxdata="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" path="m0,238448l142162,0,619837,0,762000,238448xe">
+                    <ns8:path textboxrect="0,0,762000,238448" ns9:connectlocs="381000,0;71081,119224;381000,238448;690918,119224" ns9:connectangles="247,164,82,0"/>
+                    <ns8:fill on="t" focussize="0,0"/>
+                    <ns8:stroke on="f" weight="1pt" miterlimit="8" joinstyle="miter"/>
+                    <ns8:imagedata ns9:title=""/>
+                    <ns9:lock ns8:ext="edit" aspectratio="f"/>
+                    <ns8:textbox>
                       <w:txbxContent>
-                        <w:p>
+                        <w:p ns2:paraId="1DA610A1">
                           <w:pPr>
                             <w:jc w:val="center"/>
                           </w:pPr>
                         </w:p>
                       </w:txbxContent>
-                    </v:textbox>
-                  </v:shape>
-                  <v:rect id="_x0000_s1026" o:spid="_x0000_s1026" o:spt="1" style="position:absolute;left:438155;top:8798636;height:238448;width:879633;v-text-anchor:middle;" fillcolor="#425268" filled="t" stroked="f" coordsize="21600,21600" o:gfxdata="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">
-                    <v:fill on="t" focussize="0,0"/>
-                    <v:stroke on="f" weight="1pt" miterlimit="8" joinstyle="miter"/>
-                    <v:imagedata o:title=""/>
-                    <o:lock v:ext="edit" aspectratio="f"/>
-                    <v:textbox>
+                    </ns8:textbox>
+                  </ns8:shape>
+                  <ns8:rect id="_x0000_s1026" ns9:spid="_x0000_s1026" ns9:spt="1" style="position:absolute;left:438155;top:8798636;height:238448;width:879633;v-text-anchor:middle;" fillcolor="#425268" filled="t" stroked="f" coordsize="21600,21600" ns9:gfxdata="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">
+                    <ns8:fill on="t" focussize="0,0"/>
+                    <ns8:stroke on="f" weight="1pt" miterlimit="8" joinstyle="miter"/>
+                    <ns8:imagedata ns9:title=""/>
+                    <ns9:lock ns8:ext="edit" aspectratio="f"/>
+                    <ns8:textbox>
                       <w:txbxContent>
-                        <w:p>
+                        <w:p ns2:paraId="2D0EF022">
                           <w:pPr>
                             <w:jc w:val="center"/>
                           </w:pPr>
                         </w:p>
                       </w:txbxContent>
-                    </v:textbox>
-                  </v:rect>
-                  <v:shape id="_x0000_s1026" o:spid="_x0000_s1026" style="position:absolute;left:932508;top:8798636;height:238448;width:762000;v-text-anchor:middle;" fillcolor="#425268" filled="t" stroked="f" coordsize="762000,238448" o:gfxdata="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" path="m0,238448l142162,0,619837,0,762000,238448xe">
-                    <v:path textboxrect="0,0,762000,238448" o:connectlocs="381000,0;71081,119224;381000,238448;690918,119224" o:connectangles="247,164,82,0"/>
-                    <v:fill on="t" focussize="0,0"/>
-                    <v:stroke on="f" weight="1pt" miterlimit="8" joinstyle="miter"/>
-                    <v:imagedata o:title=""/>
-                    <o:lock v:ext="edit" aspectratio="f"/>
-                    <v:textbox>
+                    </ns8:textbox>
+                  </ns8:rect>
+                  <ns8:shape id="_x0000_s1026" ns9:spid="_x0000_s1026" style="position:absolute;left:932508;top:8798636;height:238448;width:762000;v-text-anchor:middle;" fillcolor="#425268" filled="t" stroked="f" coordsize="762000,238448" ns9:gfxdata="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" path="m0,238448l142162,0,619837,0,762000,238448xe">
+                    <ns8:path textboxrect="0,0,762000,238448" ns9:connectlocs="381000,0;71081,119224;381000,238448;690918,119224" ns9:connectangles="247,164,82,0"/>
+                    <ns8:fill on="t" focussize="0,0"/>
+                    <ns8:stroke on="f" weight="1pt" miterlimit="8" joinstyle="miter"/>
+                    <ns8:imagedata ns9:title=""/>
+                    <ns9:lock ns8:ext="edit" aspectratio="f"/>
+                    <ns8:textbox>
                       <w:txbxContent>
-                        <w:p>
+                        <w:p ns2:paraId="18925F67">
                           <w:pPr>
                             <w:jc w:val="center"/>
                           </w:pPr>
                         </w:p>
                       </w:txbxContent>
-                    </v:textbox>
-                  </v:shape>
-                  <v:shape id="_x0000_s1026" o:spid="_x0000_s1026" o:spt="6" type="#_x0000_t6" style="position:absolute;left:438155;top:9035978;flip:x y;height:70648;width:119816;v-text-anchor:middle;" fillcolor="#222A35 [1615]" filled="t" stroked="f" coordsize="21600,21600" o:gfxdata="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">
-                    <v:fill on="t" focussize="0,0"/>
-                    <v:stroke on="f" weight="1pt" miterlimit="8" joinstyle="miter"/>
-                    <v:imagedata o:title=""/>
-                    <o:lock v:ext="edit" aspectratio="f"/>
-                    <v:textbox>
+                    </ns8:textbox>
+                  </ns8:shape>
+                  <ns8:shape id="_x0000_s1026" ns9:spid="_x0000_s1026" ns9:spt="6" type="#_x0000_t6" style="position:absolute;left:438155;top:9035978;flip:x y;height:70648;width:119816;v-text-anchor:middle;" fillcolor="#222A35 [1615]" filled="t" stroked="f" coordsize="21600,21600" ns9:gfxdata="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">
+                    <ns8:fill on="t" focussize="0,0"/>
+                    <ns8:stroke on="f" weight="1pt" miterlimit="8" joinstyle="miter"/>
+                    <ns8:imagedata ns9:title=""/>
+                    <ns9:lock ns8:ext="edit" aspectratio="f"/>
+                    <ns8:textbox>
                       <w:txbxContent>
-                        <w:p>
+                        <w:p ns2:paraId="3E506C02">
                           <w:pPr>
                             <w:jc w:val="center"/>
                           </w:pPr>
                         </w:p>
                       </w:txbxContent>
-                    </v:textbox>
-                  </v:shape>
-                </v:group>
-                <v:rect id="_x0000_s1026" o:spid="_x0000_s1026" o:spt="1" style="position:absolute;left:320040;top:15243;height:288925;width:942975;v-text-anchor:middle;" filled="f" stroked="f" coordsize="21600,21600" o:gfxdata="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">
-                  <v:fill on="f" focussize="0,0"/>
-                  <v:stroke on="f" weight="1pt" miterlimit="8" joinstyle="miter"/>
-                  <v:imagedata o:title=""/>
-                  <o:lock v:ext="edit" aspectratio="f"/>
-                  <v:textbox>
+                    </ns8:textbox>
+                  </ns8:shape>
+                </ns8:group>
+                <ns8:rect id="_x0000_s1026" ns9:spid="_x0000_s1026" ns9:spt="1" style="position:absolute;left:320040;top:15243;height:288925;width:942975;v-text-anchor:middle;" filled="f" stroked="f" coordsize="21600,21600" ns9:gfxdata="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">
+                  <ns8:fill on="f" focussize="0,0"/>
+                  <ns8:stroke on="f" weight="1pt" miterlimit="8" joinstyle="miter"/>
+                  <ns8:imagedata ns9:title=""/>
+                  <ns9:lock ns8:ext="edit" aspectratio="f"/>
+                  <ns8:textbox>
                     <w:txbxContent>
-                      <w:p>
+                      <w:p ns2:paraId="04A81E1D">
                         <w:pPr>
                           <w:pStyle w:val="4"/>
                           <w:spacing w:before="0" w:beforeAutospacing="0" w:after="0" w:afterAutospacing="0" w:line="312" w:lineRule="exact"/>
@@ -7462,32 +7462,32 @@
                         </w:r>
                       </w:p>
                     </w:txbxContent>
-                  </v:textbox>
-                </v:rect>
-                <v:shape id="KSO_Shape" o:spid="_x0000_s1026" o:spt="100" style="position:absolute;left:106680;top:68580;height:192140;width:204404;v-text-anchor:middle;" fillcolor="#FFFFFF [3212]" filled="t" stroked="f" coordsize="2274888,2136775" o:gfxdata="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" path="m1133947,1406525l1137762,1406525,1140940,1406525,1144119,1407477,1147298,1408112,1150476,1409064,1153655,1410651,1156516,1412238,1159377,1414459,1161920,1416681,1264591,1518871,1267134,1521410,1268723,1524266,1270631,1527440,1271902,1530296,1273174,1533787,1274127,1536961,1274445,1540452,1274763,1543625,1274445,1546799,1274127,1549973,1273174,1553781,1271902,1556955,1270631,1559811,1268723,1562667,1267134,1565523,1264591,1568380,1178767,1653433,1185760,1670570,1192435,1689929,1199428,1711510,1206103,1734677,1212461,1760066,1218500,1787042,1224858,1815605,1230579,1846071,1235983,1877808,1240751,1911131,1245201,1946041,1249016,1981902,1252830,2019351,1255691,2057435,1257916,2096470,1259505,2136775,1015382,2136775,1016972,2096470,1019515,2057435,1022376,2019351,1025554,1981902,1029686,1946041,1034137,1911131,1039223,1877808,1044308,1846071,1050348,1815605,1056387,1787042,1062427,1760066,1068784,1734677,1075777,1711510,1082453,1689929,1089128,1670570,1096121,1653433,1010297,1568380,1007754,1565523,1005846,1562667,1003939,1559811,1002668,1556955,1001396,1553781,1000760,1549973,1000443,1546799,1000125,1543625,1000443,1540452,1000760,1536961,1001396,1533787,1002986,1530296,1004257,1527440,1006164,1524266,1007754,1521410,1010297,1518871,1112650,1416681,1115511,1414459,1118372,1412238,1121232,1410651,1124411,1409064,1127590,1408112,1130769,1407477,1133947,1406525xm1472565,1216025l1495425,1226506,1518285,1236670,1540828,1246198,1563370,1255726,1586230,1264619,1608138,1273195,1630363,1281453,1651953,1289393,1695133,1304321,1737360,1318613,1778635,1331953,1819275,1344339,1896428,1368795,1933575,1380864,1969453,1392934,2004060,1405320,2020570,1411355,2037080,1417707,2053273,1424695,2068830,1431047,2084705,1438352,2099628,1445339,2106930,1449150,2114233,1453279,2120900,1458044,2127568,1463125,2134235,1468207,2140585,1474242,2146618,1480276,2152650,1486628,2158365,1493298,2163763,1500286,2169160,1507908,2174558,1515213,2179638,1522836,2184718,1531094,2189163,1539352,2193925,1547927,2198370,1556502,2202498,1565396,2210435,1583817,2218055,1602556,2224723,1622248,2230755,1641939,2236788,1662584,2241868,1682911,2246631,1703238,2250758,1724200,2254885,1744527,2258378,1764537,2261235,1784546,2263775,1803920,2266315,1822977,2267903,1841081,2269808,1859184,2272348,1891581,2273618,1920165,2274571,1943669,2274888,1961455,2274571,1964948,2274253,1968760,2272665,1972571,2271395,1976065,2269173,1979876,2266633,1983687,2263775,1987181,2260601,1991310,2256473,1995121,2252345,1998615,2247583,2002744,2242185,2006238,2236471,2010367,2230438,2014178,2224088,2017672,2216785,2021800,2209165,2025294,2201545,2029105,2183765,2036410,2165033,2044033,2143760,2051021,2120900,2058326,2095818,2064995,2069465,2071665,2040573,2078335,2010410,2084370,1977708,2090404,1943418,2096121,1907223,2101838,1868805,2106920,1829118,2111684,1786890,2116131,1742758,2120259,1697038,2124071,1649413,2127247,1599565,2130105,1547813,2132329,1494155,2134234,1438275,2135505,1380490,2136775,1320800,2136775,1472565,1216025xm802373,1216025l954088,2136775,894418,2136775,836652,2135505,780790,2134234,727151,2132329,675415,2130105,625584,2127247,577975,2124071,531953,2120259,488153,2116131,445939,2111684,405947,2106920,367860,2101838,331677,2096121,297398,2090404,265024,2084370,234554,2078335,205989,2071665,179010,2064995,154254,2058326,131401,2051021,110136,2044033,91092,2036410,73635,2029105,66018,2025294,58400,2021800,51100,2017672,44435,2014178,38404,2010367,32691,2006238,27613,2002744,22852,1998615,18726,1995121,14600,1991310,11109,1987181,8252,1983687,5713,1979876,3491,1976065,2222,1972571,1269,1968760,317,1964948,0,1961455,317,1943669,1269,1920165,2856,1891581,5395,1859184,6982,1841081,8887,1822977,11109,1803920,13965,1784546,16822,1764537,20313,1744527,24122,1724200,28248,1703238,33326,1682911,38404,1662584,44118,1641939,50465,1622248,57448,1602556,64748,1583817,72683,1565396,77127,1556502,81253,1547927,86014,1539352,90457,1531094,95536,1522836,100614,1515213,105692,1507908,111088,1500286,116801,1493298,122514,1486628,128545,1480276,134575,1474242,140923,1468207,147588,1463125,154254,1458044,161236,1453279,168219,1449150,175519,1445339,190436,1438352,205989,1431047,221541,1424695,237728,1417707,254233,1411355,271055,1405320,305651,1392934,341516,1380864,378651,1368795,456096,1344339,496405,1331953,537666,1318613,579880,1304321,622728,1289393,644628,1281453,666846,1273195,689063,1264619,711281,1255726,733816,1246198,756668,1236670,779521,1226506,802373,1216025xm1137444,0l1148251,317,1159376,635,1170183,1587,1180990,2539,1191797,3809,1202604,5714,1212776,7936,1223265,10158,1233754,12380,1243926,15237,1254097,18728,1264268,22220,1274122,25712,1283975,29838,1293829,33965,1303682,38726,1312900,43170,1322118,48249,1331654,53645,1340871,59041,1349771,64755,1358353,70786,1367253,76817,1375835,83801,1384100,90149,1392364,97450,1400628,104433,1408575,111734,1416521,119035,1424149,126971,1431460,134906,1439089,143159,1446081,151730,1453074,160300,1459749,168871,1466742,177759,1472781,187282,1479139,196487,1485178,205693,1490899,215533,1496621,225373,1502024,235531,1507428,245688,1512513,255846,1517281,266321,1521731,277114,1526181,287906,1530313,298381,1534445,309491,1537942,320601,1541438,332028,1544617,343456,1547477,355201,1550656,366945,1552881,378373,1555106,390435,1557331,402180,1558602,414559,1560509,426622,1561463,438684,1562734,451381,1563370,463760,1563688,476458,1563688,488837,1563688,504074,1563052,519310,1562099,534864,1560509,550418,1559238,566289,1557013,581843,1554470,598032,1551609,613903,1548431,630092,1544617,645963,1541120,662470,1536988,678658,1532220,694847,1527453,710718,1522685,726590,1516963,742778,1510924,758332,1504885,774521,1498528,790075,1492171,805629,1485178,821183,1477867,836102,1470556,851021,1462610,865940,1454664,880542,1446717,894826,1437817,908793,1428917,922759,1420017,936409,1411117,949106,1401264,962120,1391728,974500,1391728,1145593,1383146,1155433,1359625,1181462,1343414,1198603,1324979,1217966,1305272,1238916,1284611,1260184,1262679,1281769,1241065,1302084,1219769,1321765,1209279,1330653,1199426,1338906,1189572,1346842,1180672,1353825,1171772,1359856,1163508,1365252,1155879,1369061,1149204,1372236,1146026,1373505,1142529,1374140,1139669,1374775,1137444,1374775,1134901,1374775,1132040,1374140,1129180,1373505,1125683,1372236,1119008,1369061,1111062,1365252,1103115,1359856,1094215,1353825,1084998,1346842,1075144,1338906,1065291,1330653,1054801,1321765,1033823,1302084,1012209,1281769,990277,1260184,969616,1238916,949591,1217966,931474,1198603,915581,1181462,891742,1155433,883159,1145593,883159,974500,873624,962120,863770,949106,854870,936409,845970,922759,837070,908793,828488,894826,820224,880542,812278,865940,804331,851021,796703,836102,789710,821183,782717,805629,776042,790075,770003,774521,763964,758332,758242,742778,752521,726590,747435,710718,742350,694847,737900,678658,733767,662470,729953,645963,726457,630092,723278,613903,720418,598032,717875,581843,715968,566289,714060,550418,713107,534864,711835,519310,711200,504074,711200,488837,711200,476458,711518,463760,712153,451381,713425,438684,714378,426622,715968,414559,717557,402180,719782,390435,722007,378373,724550,366945,727410,355201,730271,343456,733450,332028,736946,320601,740442,309491,744575,298381,748707,287906,753157,277114,757607,266321,762374,255846,767460,245688,772864,235531,778267,225373,783989,215533,789710,205693,795749,196487,801789,187282,808146,177759,815138,168871,821813,160300,828806,151730,835799,143159,843110,134906,850738,126971,858367,119035,866313,111734,874260,104433,882206,97450,890788,90149,899052,83801,907634,76817,916216,70786,925116,64755,934016,59041,943552,53645,952452,48249,961988,43170,971205,38726,981059,33965,990595,29838,1000766,25712,1010302,22220,1020791,18728,1030962,15237,1041134,12380,1051305,10158,1062112,7936,1072283,5714,1083091,3809,1093898,2539,1104705,1587,1115512,635,1126637,317,1137444,0xe">
-                  <v:path textboxrect="0,0,2274888,2136775" o:connectlocs="87234,106589;95892,116083;95151,118188;92592,139114;76400,161020;79030,136818;75826,117972;75299,115820;84149,106421;115936,93909;136887,101305;156858,108389;161971,112027;165411,117293;169353,129930;171073,144697;170332,149747;166796,152356;153538,156616;127689,160063;60372,91635;40025,159776;15499,156114;3844,152045;620,149484;214,142543;2125,128350;6113,116647;9672,111548;15499,107839;37350,100371;56933,93191;90487,430;97351,2559;103521,6314;108807,11433;113016,17748;115981,25020;117488,33057;117321,42673;114929,53557;110648,64130;104717,73435;93381,98121;86469,103407;84197,103168;76161,96590;65733,72502;59946,63006;55856,52361;53727,41477;53751,32148;55449,24159;58558,16983;62887,10788;68292,5788;74535,2248;81494,287" o:connectangles="0,0,0,0,0,0,0,0,0,0,0,0,0,0,0,0,0,0,0,0,0,0,0,0,0,0,0,0,0,0,0,0,0,0,0,0,0,0,0,0,0,0,0,0,0,0,0,0,0,0,0,0,0,0,0,0,0,0"/>
-                  <v:fill on="t" focussize="0,0"/>
-                  <v:stroke on="f"/>
-                  <v:imagedata o:title=""/>
-                  <o:lock v:ext="edit" aspectratio="f"/>
-                  <v:textbox>
+                  </ns8:textbox>
+                </ns8:rect>
+                <ns8:shape id="KSO_Shape" ns9:spid="_x0000_s1026" ns9:spt="100" style="position:absolute;left:106680;top:68580;height:192140;width:204404;v-text-anchor:middle;" fillcolor="#FFFFFF [3212]" filled="t" stroked="f" coordsize="2274888,2136775" ns9:gfxdata="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" path="m1133947,1406525l1137762,1406525,1140940,1406525,1144119,1407477,1147298,1408112,1150476,1409064,1153655,1410651,1156516,1412238,1159377,1414459,1161920,1416681,1264591,1518871,1267134,1521410,1268723,1524266,1270631,1527440,1271902,1530296,1273174,1533787,1274127,1536961,1274445,1540452,1274763,1543625,1274445,1546799,1274127,1549973,1273174,1553781,1271902,1556955,1270631,1559811,1268723,1562667,1267134,1565523,1264591,1568380,1178767,1653433,1185760,1670570,1192435,1689929,1199428,1711510,1206103,1734677,1212461,1760066,1218500,1787042,1224858,1815605,1230579,1846071,1235983,1877808,1240751,1911131,1245201,1946041,1249016,1981902,1252830,2019351,1255691,2057435,1257916,2096470,1259505,2136775,1015382,2136775,1016972,2096470,1019515,2057435,1022376,2019351,1025554,1981902,1029686,1946041,1034137,1911131,1039223,1877808,1044308,1846071,1050348,1815605,1056387,1787042,1062427,1760066,1068784,1734677,1075777,1711510,1082453,1689929,1089128,1670570,1096121,1653433,1010297,1568380,1007754,1565523,1005846,1562667,1003939,1559811,1002668,1556955,1001396,1553781,1000760,1549973,1000443,1546799,1000125,1543625,1000443,1540452,1000760,1536961,1001396,1533787,1002986,1530296,1004257,1527440,1006164,1524266,1007754,1521410,1010297,1518871,1112650,1416681,1115511,1414459,1118372,1412238,1121232,1410651,1124411,1409064,1127590,1408112,1130769,1407477,1133947,1406525xm1472565,1216025l1495425,1226506,1518285,1236670,1540828,1246198,1563370,1255726,1586230,1264619,1608138,1273195,1630363,1281453,1651953,1289393,1695133,1304321,1737360,1318613,1778635,1331953,1819275,1344339,1896428,1368795,1933575,1380864,1969453,1392934,2004060,1405320,2020570,1411355,2037080,1417707,2053273,1424695,2068830,1431047,2084705,1438352,2099628,1445339,2106930,1449150,2114233,1453279,2120900,1458044,2127568,1463125,2134235,1468207,2140585,1474242,2146618,1480276,2152650,1486628,2158365,1493298,2163763,1500286,2169160,1507908,2174558,1515213,2179638,1522836,2184718,1531094,2189163,1539352,2193925,1547927,2198370,1556502,2202498,1565396,2210435,1583817,2218055,1602556,2224723,1622248,2230755,1641939,2236788,1662584,2241868,1682911,2246631,1703238,2250758,1724200,2254885,1744527,2258378,1764537,2261235,1784546,2263775,1803920,2266315,1822977,2267903,1841081,2269808,1859184,2272348,1891581,2273618,1920165,2274571,1943669,2274888,1961455,2274571,1964948,2274253,1968760,2272665,1972571,2271395,1976065,2269173,1979876,2266633,1983687,2263775,1987181,2260601,1991310,2256473,1995121,2252345,1998615,2247583,2002744,2242185,2006238,2236471,2010367,2230438,2014178,2224088,2017672,2216785,2021800,2209165,2025294,2201545,2029105,2183765,2036410,2165033,2044033,2143760,2051021,2120900,2058326,2095818,2064995,2069465,2071665,2040573,2078335,2010410,2084370,1977708,2090404,1943418,2096121,1907223,2101838,1868805,2106920,1829118,2111684,1786890,2116131,1742758,2120259,1697038,2124071,1649413,2127247,1599565,2130105,1547813,2132329,1494155,2134234,1438275,2135505,1380490,2136775,1320800,2136775,1472565,1216025xm802373,1216025l954088,2136775,894418,2136775,836652,2135505,780790,2134234,727151,2132329,675415,2130105,625584,2127247,577975,2124071,531953,2120259,488153,2116131,445939,2111684,405947,2106920,367860,2101838,331677,2096121,297398,2090404,265024,2084370,234554,2078335,205989,2071665,179010,2064995,154254,2058326,131401,2051021,110136,2044033,91092,2036410,73635,2029105,66018,2025294,58400,2021800,51100,2017672,44435,2014178,38404,2010367,32691,2006238,27613,2002744,22852,1998615,18726,1995121,14600,1991310,11109,1987181,8252,1983687,5713,1979876,3491,1976065,2222,1972571,1269,1968760,317,1964948,0,1961455,317,1943669,1269,1920165,2856,1891581,5395,1859184,6982,1841081,8887,1822977,11109,1803920,13965,1784546,16822,1764537,20313,1744527,24122,1724200,28248,1703238,33326,1682911,38404,1662584,44118,1641939,50465,1622248,57448,1602556,64748,1583817,72683,1565396,77127,1556502,81253,1547927,86014,1539352,90457,1531094,95536,1522836,100614,1515213,105692,1507908,111088,1500286,116801,1493298,122514,1486628,128545,1480276,134575,1474242,140923,1468207,147588,1463125,154254,1458044,161236,1453279,168219,1449150,175519,1445339,190436,1438352,205989,1431047,221541,1424695,237728,1417707,254233,1411355,271055,1405320,305651,1392934,341516,1380864,378651,1368795,456096,1344339,496405,1331953,537666,1318613,579880,1304321,622728,1289393,644628,1281453,666846,1273195,689063,1264619,711281,1255726,733816,1246198,756668,1236670,779521,1226506,802373,1216025xm1137444,0l1148251,317,1159376,635,1170183,1587,1180990,2539,1191797,3809,1202604,5714,1212776,7936,1223265,10158,1233754,12380,1243926,15237,1254097,18728,1264268,22220,1274122,25712,1283975,29838,1293829,33965,1303682,38726,1312900,43170,1322118,48249,1331654,53645,1340871,59041,1349771,64755,1358353,70786,1367253,76817,1375835,83801,1384100,90149,1392364,97450,1400628,104433,1408575,111734,1416521,119035,1424149,126971,1431460,134906,1439089,143159,1446081,151730,1453074,160300,1459749,168871,1466742,177759,1472781,187282,1479139,196487,1485178,205693,1490899,215533,1496621,225373,1502024,235531,1507428,245688,1512513,255846,1517281,266321,1521731,277114,1526181,287906,1530313,298381,1534445,309491,1537942,320601,1541438,332028,1544617,343456,1547477,355201,1550656,366945,1552881,378373,1555106,390435,1557331,402180,1558602,414559,1560509,426622,1561463,438684,1562734,451381,1563370,463760,1563688,476458,1563688,488837,1563688,504074,1563052,519310,1562099,534864,1560509,550418,1559238,566289,1557013,581843,1554470,598032,1551609,613903,1548431,630092,1544617,645963,1541120,662470,1536988,678658,1532220,694847,1527453,710718,1522685,726590,1516963,742778,1510924,758332,1504885,774521,1498528,790075,1492171,805629,1485178,821183,1477867,836102,1470556,851021,1462610,865940,1454664,880542,1446717,894826,1437817,908793,1428917,922759,1420017,936409,1411117,949106,1401264,962120,1391728,974500,1391728,1145593,1383146,1155433,1359625,1181462,1343414,1198603,1324979,1217966,1305272,1238916,1284611,1260184,1262679,1281769,1241065,1302084,1219769,1321765,1209279,1330653,1199426,1338906,1189572,1346842,1180672,1353825,1171772,1359856,1163508,1365252,1155879,1369061,1149204,1372236,1146026,1373505,1142529,1374140,1139669,1374775,1137444,1374775,1134901,1374775,1132040,1374140,1129180,1373505,1125683,1372236,1119008,1369061,1111062,1365252,1103115,1359856,1094215,1353825,1084998,1346842,1075144,1338906,1065291,1330653,1054801,1321765,1033823,1302084,1012209,1281769,990277,1260184,969616,1238916,949591,1217966,931474,1198603,915581,1181462,891742,1155433,883159,1145593,883159,974500,873624,962120,863770,949106,854870,936409,845970,922759,837070,908793,828488,894826,820224,880542,812278,865940,804331,851021,796703,836102,789710,821183,782717,805629,776042,790075,770003,774521,763964,758332,758242,742778,752521,726590,747435,710718,742350,694847,737900,678658,733767,662470,729953,645963,726457,630092,723278,613903,720418,598032,717875,581843,715968,566289,714060,550418,713107,534864,711835,519310,711200,504074,711200,488837,711200,476458,711518,463760,712153,451381,713425,438684,714378,426622,715968,414559,717557,402180,719782,390435,722007,378373,724550,366945,727410,355201,730271,343456,733450,332028,736946,320601,740442,309491,744575,298381,748707,287906,753157,277114,757607,266321,762374,255846,767460,245688,772864,235531,778267,225373,783989,215533,789710,205693,795749,196487,801789,187282,808146,177759,815138,168871,821813,160300,828806,151730,835799,143159,843110,134906,850738,126971,858367,119035,866313,111734,874260,104433,882206,97450,890788,90149,899052,83801,907634,76817,916216,70786,925116,64755,934016,59041,943552,53645,952452,48249,961988,43170,971205,38726,981059,33965,990595,29838,1000766,25712,1010302,22220,1020791,18728,1030962,15237,1041134,12380,1051305,10158,1062112,7936,1072283,5714,1083091,3809,1093898,2539,1104705,1587,1115512,635,1126637,317,1137444,0xe">
+                  <ns8:path textboxrect="0,0,2274888,2136775" ns9:connectlocs="87234,106589;95892,116083;95151,118188;92592,139114;76400,161020;79030,136818;75826,117972;75299,115820;84149,106421;115936,93909;136887,101305;156858,108389;161971,112027;165411,117293;169353,129930;171073,144697;170332,149747;166796,152356;153538,156616;127689,160063;60372,91635;40025,159776;15499,156114;3844,152045;620,149484;214,142543;2125,128350;6113,116647;9672,111548;15499,107839;37350,100371;56933,93191;90487,430;97351,2559;103521,6314;108807,11433;113016,17748;115981,25020;117488,33057;117321,42673;114929,53557;110648,64130;104717,73435;93381,98121;86469,103407;84197,103168;76161,96590;65733,72502;59946,63006;55856,52361;53727,41477;53751,32148;55449,24159;58558,16983;62887,10788;68292,5788;74535,2248;81494,287" ns9:connectangles="0,0,0,0,0,0,0,0,0,0,0,0,0,0,0,0,0,0,0,0,0,0,0,0,0,0,0,0,0,0,0,0,0,0,0,0,0,0,0,0,0,0,0,0,0,0,0,0,0,0,0,0,0,0,0,0,0,0"/>
+                  <ns8:fill on="t" focussize="0,0"/>
+                  <ns8:stroke on="f"/>
+                  <ns8:imagedata ns9:title=""/>
+                  <ns9:lock ns8:ext="edit" aspectratio="f"/>
+                  <ns8:textbox>
                     <w:txbxContent>
-                      <w:p>
+                      <w:p ns2:paraId="3FEC02E3">
                         <w:pPr>
                           <w:jc w:val="center"/>
                         </w:pPr>
                       </w:p>
                     </w:txbxContent>
-                  </v:textbox>
-                </v:shape>
-              </v:group>
+                  </ns8:textbox>
+                </ns8:shape>
+              </ns8:group>
             </w:pict>
-          </mc:Fallback>
-        </mc:AlternateContent>
+          </ns1:Fallback>
+        </ns1:AlternateContent>
       </w:r>
       <w:r>
-        <mc:AlternateContent>
-          <mc:Choice Requires="wps">
+        <ns1:AlternateContent>
+          <ns1:Choice Requires="wps">
             <w:drawing>
               <wp:anchor distT="0" distB="0" distL="114300" distR="114300" simplePos="0" relativeHeight="251660288" behindDoc="0" locked="0" layoutInCell="1" allowOverlap="1">
                 <wp:simplePos x="0" y="0"/>
@@ -7502,11 +7502,11 @@
                 <wp:wrapNone/>
                 <wp:docPr id="4" name="矩形 4"/>
                 <wp:cNvGraphicFramePr/>
-                <a:graphic xmlns:a="http://schemas.openxmlformats.org/drawingml/2006/main">
+                <a:graphic>
                   <a:graphicData uri="http://schemas.microsoft.com/office/word/2010/wordprocessingShape">
-                    <wps:wsp>
-                      <wps:cNvSpPr/>
-                      <wps:spPr>
+                    <ns5:wsp>
+                      <ns5:cNvSpPr/>
+                      <ns5:spPr>
                         <a:xfrm>
                           <a:off x="0" y="0"/>
                           <a:ext cx="6787515" cy="800100"/>
@@ -7514,10 +7514,10 @@
                         <a:prstGeom prst="rect">
                           <a:avLst/>
                         </a:prstGeom>
-                      </wps:spPr>
-                      <wps:txbx>
+                      </ns5:spPr>
+                      <ns5:txbx>
                         <w:txbxContent>
-                          <w:p>
+                          <w:p ns2:paraId="56948A3E">
                             <w:pPr>
                               <w:pStyle w:val="4"/>
                               <w:tabs>
@@ -7534,14 +7534,14 @@
                                 <w:sz w:val="24"/>
                                 <w:szCs w:val="24"/>
                                 <w:lang w:val="en-US" w:eastAsia="zh-CN"/>
-                                <w14:textFill>
-                                  <w14:solidFill>
-                                    <w14:schemeClr w14:val="tx1">
-                                      <w14:lumMod w14:val="75000"/>
-                                      <w14:lumOff w14:val="25000"/>
-                                    </w14:schemeClr>
-                                  </w14:solidFill>
-                                </w14:textFill>
+                                <ns2:textFill>
+                                  <ns2:solidFill>
+                                    <ns2:schemeClr ns2:val="tx1">
+                                      <ns2:lumMod ns2:val="75000"/>
+                                      <ns2:lumOff ns2:val="25000"/>
+                                    </ns2:schemeClr>
+                                  </ns2:solidFill>
+                                </ns2:textFill>
                               </w:rPr>
                             </w:pPr>
                             <w:r>
@@ -7549,14 +7549,14 @@
                                 <w:rFonts w:hint="eastAsia" w:ascii="微软雅黑" w:hAnsi="微软雅黑" w:eastAsia="微软雅黑" w:cs="Times New Roman"/>
                                 <w:color w:val="404040" w:themeColor="text1" w:themeTint="BF"/>
                                 <w:kern w:val="24"/>
-                                <w14:textFill>
-                                  <w14:solidFill>
-                                    <w14:schemeClr w14:val="tx1">
-                                      <w14:lumMod w14:val="75000"/>
-                                      <w14:lumOff w14:val="25000"/>
-                                    </w14:schemeClr>
-                                  </w14:solidFill>
-                                </w14:textFill>
+                                <ns2:textFill>
+                                  <ns2:solidFill>
+                                    <ns2:schemeClr ns2:val="tx1">
+                                      <ns2:lumMod ns2:val="75000"/>
+                                      <ns2:lumOff ns2:val="25000"/>
+                                    </ns2:schemeClr>
+                                  </ns2:solidFill>
+                                </ns2:textFill>
                               </w:rPr>
                               <w:t>专业技能：</w:t>
                             </w:r>
@@ -7566,14 +7566,14 @@
                                 <w:color w:val="404040" w:themeColor="text1" w:themeTint="BF"/>
                                 <w:kern w:val="24"/>
                                 <w:lang w:val="en-US" w:eastAsia="zh-CN"/>
-                                <w14:textFill>
-                                  <w14:solidFill>
-                                    <w14:schemeClr w14:val="tx1">
-                                      <w14:lumMod w14:val="75000"/>
-                                      <w14:lumOff w14:val="25000"/>
-                                    </w14:schemeClr>
-                                  </w14:solidFill>
-                                </w14:textFill>
+                                <ns2:textFill>
+                                  <ns2:solidFill>
+                                    <ns2:schemeClr ns2:val="tx1">
+                                      <ns2:lumMod ns2:val="75000"/>
+                                      <ns2:lumOff ns2:val="25000"/>
+                                    </ns2:schemeClr>
+                                  </ns2:solidFill>
+                                </ns2:textFill>
                               </w:rPr>
                               <w:t>计算机一级证书，</w:t>
                             </w:r>
@@ -7586,7 +7586,7 @@
                               <w:t>网店运营推广职业技能等级证书（初级）</w:t>
                             </w:r>
                           </w:p>
-                          <w:p>
+                          <w:p ns2:paraId="417EB299">
                             <w:pPr>
                               <w:pStyle w:val="4"/>
                               <w:tabs>
@@ -7600,14 +7600,14 @@
                                 <w:rFonts w:hint="default" w:eastAsia="微软雅黑"/>
                                 <w:color w:val="404040" w:themeColor="text1" w:themeTint="BF"/>
                                 <w:lang w:val="en-US" w:eastAsia="zh-CN"/>
-                                <w14:textFill>
-                                  <w14:solidFill>
-                                    <w14:schemeClr w14:val="tx1">
-                                      <w14:lumMod w14:val="75000"/>
-                                      <w14:lumOff w14:val="25000"/>
-                                    </w14:schemeClr>
-                                  </w14:solidFill>
-                                </w14:textFill>
+                                <ns2:textFill>
+                                  <ns2:solidFill>
+                                    <ns2:schemeClr ns2:val="tx1">
+                                      <ns2:lumMod ns2:val="75000"/>
+                                      <ns2:lumOff ns2:val="25000"/>
+                                    </ns2:schemeClr>
+                                  </ns2:solidFill>
+                                </ns2:textFill>
                               </w:rPr>
                             </w:pPr>
                             <w:r>
@@ -7615,14 +7615,14 @@
                                 <w:rFonts w:hint="eastAsia" w:ascii="微软雅黑" w:hAnsi="微软雅黑" w:eastAsia="微软雅黑" w:cs="Times New Roman"/>
                                 <w:color w:val="404040" w:themeColor="text1" w:themeTint="BF"/>
                                 <w:kern w:val="24"/>
-                                <w14:textFill>
-                                  <w14:solidFill>
-                                    <w14:schemeClr w14:val="tx1">
-                                      <w14:lumMod w14:val="75000"/>
-                                      <w14:lumOff w14:val="25000"/>
-                                    </w14:schemeClr>
-                                  </w14:solidFill>
-                                </w14:textFill>
+                                <ns2:textFill>
+                                  <ns2:solidFill>
+                                    <ns2:schemeClr ns2:val="tx1">
+                                      <ns2:lumMod ns2:val="75000"/>
+                                      <ns2:lumOff ns2:val="25000"/>
+                                    </ns2:schemeClr>
+                                  </ns2:solidFill>
+                                </ns2:textFill>
                               </w:rPr>
                               <w:t>办公技能：熟练使用Office 办公软件</w:t>
                             </w:r>
@@ -7632,14 +7632,14 @@
                                 <w:color w:val="404040" w:themeColor="text1" w:themeTint="BF"/>
                                 <w:kern w:val="24"/>
                                 <w:lang w:eastAsia="zh-CN"/>
-                                <w14:textFill>
-                                  <w14:solidFill>
-                                    <w14:schemeClr w14:val="tx1">
-                                      <w14:lumMod w14:val="75000"/>
-                                      <w14:lumOff w14:val="25000"/>
-                                    </w14:schemeClr>
-                                  </w14:solidFill>
-                                </w14:textFill>
+                                <ns2:textFill>
+                                  <ns2:solidFill>
+                                    <ns2:schemeClr ns2:val="tx1">
+                                      <ns2:lumMod ns2:val="75000"/>
+                                      <ns2:lumOff ns2:val="25000"/>
+                                    </ns2:schemeClr>
+                                  </ns2:solidFill>
+                                </ns2:textFill>
                               </w:rPr>
                               <w:t>、</w:t>
                             </w:r>
@@ -7649,39 +7649,39 @@
                                 <w:color w:val="404040" w:themeColor="text1" w:themeTint="BF"/>
                                 <w:kern w:val="24"/>
                                 <w:lang w:val="en-US" w:eastAsia="zh-CN"/>
-                                <w14:textFill>
-                                  <w14:solidFill>
-                                    <w14:schemeClr w14:val="tx1">
-                                      <w14:lumMod w14:val="75000"/>
-                                      <w14:lumOff w14:val="25000"/>
-                                    </w14:schemeClr>
-                                  </w14:solidFill>
-                                </w14:textFill>
+                                <ns2:textFill>
+                                  <ns2:solidFill>
+                                    <ns2:schemeClr ns2:val="tx1">
+                                      <ns2:lumMod ns2:val="75000"/>
+                                      <ns2:lumOff ns2:val="25000"/>
+                                    </ns2:schemeClr>
+                                  </ns2:solidFill>
+                                </ns2:textFill>
                               </w:rPr>
                               <w:t>PS、Excel、word</w:t>
                             </w:r>
                           </w:p>
                         </w:txbxContent>
-                      </wps:txbx>
-                      <wps:bodyPr wrap="square">
+                      </ns5:txbx>
+                      <ns5:bodyPr wrap="square">
                         <a:noAutofit/>
-                      </wps:bodyPr>
-                    </wps:wsp>
+                      </ns5:bodyPr>
+                    </ns5:wsp>
                   </a:graphicData>
                 </a:graphic>
               </wp:anchor>
             </w:drawing>
-          </mc:Choice>
-          <mc:Fallback>
+          </ns1:Choice>
+          <ns1:Fallback>
             <w:pict>
-              <v:rect id="_x0000_s1026" o:spid="_x0000_s1026" o:spt="1" style="position:absolute;left:0pt;margin-left:-49.2pt;margin-top:536.55pt;height:63pt;width:534.45pt;z-index:251660288;mso-width-relative:page;mso-height-relative:page;" filled="f" stroked="f" coordsize="21600,21600" o:gfxdata="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">
-                <v:fill on="f" focussize="0,0"/>
-                <v:stroke on="f"/>
-                <v:imagedata o:title=""/>
-                <o:lock v:ext="edit" aspectratio="f"/>
-                <v:textbox>
+              <ns8:rect id="_x0000_s1026" ns9:spid="_x0000_s1026" ns9:spt="1" style="position:absolute;left:0pt;margin-left:-49.2pt;margin-top:536.55pt;height:63pt;width:534.45pt;z-index:251660288;mso-width-relative:page;mso-height-relative:page;" filled="f" stroked="f" coordsize="21600,21600" ns9:gfxdata="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">
+                <ns8:fill on="f" focussize="0,0"/>
+                <ns8:stroke on="f"/>
+                <ns8:imagedata ns9:title=""/>
+                <ns9:lock ns8:ext="edit" aspectratio="f"/>
+                <ns8:textbox>
                   <w:txbxContent>
-                    <w:p>
+                    <w:p ns2:paraId="56948A3E">
                       <w:pPr>
                         <w:pStyle w:val="4"/>
                         <w:tabs>
@@ -7698,14 +7698,14 @@
                           <w:sz w:val="24"/>
                           <w:szCs w:val="24"/>
                           <w:lang w:val="en-US" w:eastAsia="zh-CN"/>
-                          <w14:textFill>
-                            <w14:solidFill>
-                              <w14:schemeClr w14:val="tx1">
-                                <w14:lumMod w14:val="75000"/>
-                                <w14:lumOff w14:val="25000"/>
-                              </w14:schemeClr>
-                            </w14:solidFill>
-                          </w14:textFill>
+                          <ns2:textFill>
+                            <ns2:solidFill>
+                              <ns2:schemeClr ns2:val="tx1">
+                                <ns2:lumMod ns2:val="75000"/>
+                                <ns2:lumOff ns2:val="25000"/>
+                              </ns2:schemeClr>
+                            </ns2:solidFill>
+                          </ns2:textFill>
                         </w:rPr>
                       </w:pPr>
                       <w:r>
@@ -7713,14 +7713,14 @@
                           <w:rFonts w:hint="eastAsia" w:ascii="微软雅黑" w:hAnsi="微软雅黑" w:eastAsia="微软雅黑" w:cs="Times New Roman"/>
                           <w:color w:val="404040" w:themeColor="text1" w:themeTint="BF"/>
                           <w:kern w:val="24"/>
-                          <w14:textFill>
-                            <w14:solidFill>
-                              <w14:schemeClr w14:val="tx1">
-                                <w14:lumMod w14:val="75000"/>
-                                <w14:lumOff w14:val="25000"/>
-                              </w14:schemeClr>
-                            </w14:solidFill>
-                          </w14:textFill>
+                          <ns2:textFill>
+                            <ns2:solidFill>
+                              <ns2:schemeClr ns2:val="tx1">
+                                <ns2:lumMod ns2:val="75000"/>
+                                <ns2:lumOff ns2:val="25000"/>
+                              </ns2:schemeClr>
+                            </ns2:solidFill>
+                          </ns2:textFill>
                         </w:rPr>
                         <w:t>专业技能：</w:t>
                       </w:r>
@@ -7730,14 +7730,14 @@
                           <w:color w:val="404040" w:themeColor="text1" w:themeTint="BF"/>
                           <w:kern w:val="24"/>
                           <w:lang w:val="en-US" w:eastAsia="zh-CN"/>
-                          <w14:textFill>
-                            <w14:solidFill>
-                              <w14:schemeClr w14:val="tx1">
-                                <w14:lumMod w14:val="75000"/>
-                                <w14:lumOff w14:val="25000"/>
-                              </w14:schemeClr>
-                            </w14:solidFill>
-                          </w14:textFill>
+                          <ns2:textFill>
+                            <ns2:solidFill>
+                              <ns2:schemeClr ns2:val="tx1">
+                                <ns2:lumMod ns2:val="75000"/>
+                                <ns2:lumOff ns2:val="25000"/>
+                              </ns2:schemeClr>
+                            </ns2:solidFill>
+                          </ns2:textFill>
                         </w:rPr>
                         <w:t>计算机一级证书，</w:t>
                       </w:r>
@@ -7750,7 +7750,7 @@
                         <w:t>网店运营推广职业技能等级证书（初级）</w:t>
                       </w:r>
                     </w:p>
-                    <w:p>
+                    <w:p ns2:paraId="417EB299">
                       <w:pPr>
                         <w:pStyle w:val="4"/>
                         <w:tabs>
@@ -7764,14 +7764,14 @@
                           <w:rFonts w:hint="default" w:eastAsia="微软雅黑"/>
                           <w:color w:val="404040" w:themeColor="text1" w:themeTint="BF"/>
                           <w:lang w:val="en-US" w:eastAsia="zh-CN"/>
-                          <w14:textFill>
-                            <w14:solidFill>
-                              <w14:schemeClr w14:val="tx1">
-                                <w14:lumMod w14:val="75000"/>
-                                <w14:lumOff w14:val="25000"/>
-                              </w14:schemeClr>
-                            </w14:solidFill>
-                          </w14:textFill>
+                          <ns2:textFill>
+                            <ns2:solidFill>
+                              <ns2:schemeClr ns2:val="tx1">
+                                <ns2:lumMod ns2:val="75000"/>
+                                <ns2:lumOff ns2:val="25000"/>
+                              </ns2:schemeClr>
+                            </ns2:solidFill>
+                          </ns2:textFill>
                         </w:rPr>
                       </w:pPr>
                       <w:r>
@@ -7779,14 +7779,14 @@
                           <w:rFonts w:hint="eastAsia" w:ascii="微软雅黑" w:hAnsi="微软雅黑" w:eastAsia="微软雅黑" w:cs="Times New Roman"/>
                           <w:color w:val="404040" w:themeColor="text1" w:themeTint="BF"/>
                           <w:kern w:val="24"/>
-                          <w14:textFill>
-                            <w14:solidFill>
-                              <w14:schemeClr w14:val="tx1">
-                                <w14:lumMod w14:val="75000"/>
-                                <w14:lumOff w14:val="25000"/>
-                              </w14:schemeClr>
-                            </w14:solidFill>
-                          </w14:textFill>
+                          <ns2:textFill>
+                            <ns2:solidFill>
+                              <ns2:schemeClr ns2:val="tx1">
+                                <ns2:lumMod ns2:val="75000"/>
+                                <ns2:lumOff ns2:val="25000"/>
+                              </ns2:schemeClr>
+                            </ns2:solidFill>
+                          </ns2:textFill>
                         </w:rPr>
                         <w:t>办公技能：熟练使用Office 办公软件</w:t>
                       </w:r>
@@ -7796,14 +7796,14 @@
                           <w:color w:val="404040" w:themeColor="text1" w:themeTint="BF"/>
                           <w:kern w:val="24"/>
                           <w:lang w:eastAsia="zh-CN"/>
-                          <w14:textFill>
-                            <w14:solidFill>
-                              <w14:schemeClr w14:val="tx1">
-                                <w14:lumMod w14:val="75000"/>
-                                <w14:lumOff w14:val="25000"/>
-                              </w14:schemeClr>
-                            </w14:solidFill>
-                          </w14:textFill>
+                          <ns2:textFill>
+                            <ns2:solidFill>
+                              <ns2:schemeClr ns2:val="tx1">
+                                <ns2:lumMod ns2:val="75000"/>
+                                <ns2:lumOff ns2:val="25000"/>
+                              </ns2:schemeClr>
+                            </ns2:solidFill>
+                          </ns2:textFill>
                         </w:rPr>
                         <w:t>、</w:t>
                       </w:r>
@@ -7813,28 +7813,28 @@
                           <w:color w:val="404040" w:themeColor="text1" w:themeTint="BF"/>
                           <w:kern w:val="24"/>
                           <w:lang w:val="en-US" w:eastAsia="zh-CN"/>
-                          <w14:textFill>
-                            <w14:solidFill>
-                              <w14:schemeClr w14:val="tx1">
-                                <w14:lumMod w14:val="75000"/>
-                                <w14:lumOff w14:val="25000"/>
-                              </w14:schemeClr>
-                            </w14:solidFill>
-                          </w14:textFill>
+                          <ns2:textFill>
+                            <ns2:solidFill>
+                              <ns2:schemeClr ns2:val="tx1">
+                                <ns2:lumMod ns2:val="75000"/>
+                                <ns2:lumOff ns2:val="25000"/>
+                              </ns2:schemeClr>
+                            </ns2:solidFill>
+                          </ns2:textFill>
                         </w:rPr>
                         <w:t>PS、Excel、word</w:t>
                       </w:r>
                     </w:p>
                   </w:txbxContent>
-                </v:textbox>
-              </v:rect>
+                </ns8:textbox>
+              </ns8:rect>
             </w:pict>
-          </mc:Fallback>
-        </mc:AlternateContent>
+          </ns1:Fallback>
+        </ns1:AlternateContent>
       </w:r>
       <w:r>
-        <mc:AlternateContent>
-          <mc:Choice Requires="wpg">
+        <ns1:AlternateContent>
+          <ns1:Choice Requires="wpg">
             <w:drawing>
               <wp:anchor distT="0" distB="0" distL="114300" distR="114300" simplePos="0" relativeHeight="251668480" behindDoc="0" locked="0" layoutInCell="1" allowOverlap="1">
                 <wp:simplePos x="0" y="0"/>
@@ -7849,33 +7849,33 @@
                 <wp:wrapNone/>
                 <wp:docPr id="62" name="组合 62"/>
                 <wp:cNvGraphicFramePr/>
-                <a:graphic xmlns:a="http://schemas.openxmlformats.org/drawingml/2006/main">
+                <a:graphic>
                   <a:graphicData uri="http://schemas.microsoft.com/office/word/2010/wordprocessingGroup">
-                    <wpg:wgp>
-                      <wpg:cNvGrpSpPr/>
-                      <wpg:grpSpPr>
+                    <ns10:wgp>
+                      <ns10:cNvGrpSpPr/>
+                      <ns10:grpSpPr>
                         <a:xfrm>
                           <a:off x="0" y="0"/>
                           <a:ext cx="6859270" cy="359410"/>
                           <a:chOff x="0" y="15240"/>
                           <a:chExt cx="6860259" cy="359410"/>
                         </a:xfrm>
-                      </wpg:grpSpPr>
-                      <wpg:grpSp>
-                        <wpg:cNvPr id="61" name="组合 61"/>
-                        <wpg:cNvGrpSpPr/>
-                        <wpg:grpSpPr>
+                      </ns10:grpSpPr>
+                      <ns10:grpSp>
+                        <ns10:cNvPr id="61" name="组合 61"/>
+                        <ns10:cNvGrpSpPr/>
+                        <ns10:grpSpPr>
                           <a:xfrm>
                             <a:off x="0" y="38100"/>
                             <a:ext cx="6860259" cy="336550"/>
                             <a:chOff x="0" y="0"/>
                             <a:chExt cx="6860259" cy="336550"/>
                           </a:xfrm>
-                        </wpg:grpSpPr>
-                        <wps:wsp>
-                          <wps:cNvPr id="54" name="直接连接符 54"/>
-                          <wps:cNvCnPr/>
-                          <wps:spPr>
+                        </ns10:grpSpPr>
+                        <ns5:wsp>
+                          <ns5:cNvPr id="54" name="直接连接符 54"/>
+                          <ns5:cNvCnPr/>
+                          <ns5:spPr>
                             <a:xfrm>
                               <a:off x="375639" y="243840"/>
                               <a:ext cx="6484620" cy="0"/>
@@ -7890,8 +7890,8 @@
                                 </a:schemeClr>
                               </a:solidFill>
                             </a:ln>
-                          </wps:spPr>
-                          <wps:style>
+                          </ns5:spPr>
+                          <ns5:style>
                             <a:lnRef idx="1">
                               <a:schemeClr val="accent1"/>
                             </a:lnRef>
@@ -7904,24 +7904,24 @@
                             <a:fontRef idx="minor">
                               <a:schemeClr val="tx1"/>
                             </a:fontRef>
-                          </wps:style>
-                          <wps:bodyPr/>
-                        </wps:wsp>
-                        <wpg:grpSp>
-                          <wpg:cNvPr id="11" name="组合 11"/>
-                          <wpg:cNvGrpSpPr/>
-                          <wpg:grpSpPr>
+                          </ns5:style>
+                          <ns5:bodyPr/>
+                        </ns5:wsp>
+                        <ns10:grpSp>
+                          <ns10:cNvPr id="11" name="组合 11"/>
+                          <ns10:cNvGrpSpPr/>
+                          <ns10:grpSpPr>
                             <a:xfrm>
                               <a:off x="0" y="0"/>
                               <a:ext cx="1516380" cy="336550"/>
                               <a:chOff x="438155" y="7286718"/>
                               <a:chExt cx="1386980" cy="307990"/>
                             </a:xfrm>
-                          </wpg:grpSpPr>
-                          <wps:wsp>
-                            <wps:cNvPr id="49" name="梯形 49"/>
-                            <wps:cNvSpPr/>
-                            <wps:spPr>
+                          </ns10:grpSpPr>
+                          <ns5:wsp>
+                            <ns5:cNvPr id="49" name="梯形 49"/>
+                            <ns5:cNvSpPr/>
+                            <ns5:spPr>
                               <a:xfrm>
                                 <a:off x="1063135" y="7286718"/>
                                 <a:ext cx="762000" cy="238448"/>
@@ -7937,8 +7937,8 @@
                               <a:ln>
                                 <a:noFill/>
                               </a:ln>
-                            </wps:spPr>
-                            <wps:style>
+                            </ns5:spPr>
+                            <ns5:style>
                               <a:lnRef idx="2">
                                 <a:schemeClr val="accent1">
                                   <a:shade val="50000"/>
@@ -7953,22 +7953,22 @@
                               <a:fontRef idx="minor">
                                 <a:schemeClr val="lt1"/>
                               </a:fontRef>
-                            </wps:style>
-                            <wps:txbx>
+                            </ns5:style>
+                            <ns5:txbx>
                               <w:txbxContent>
-                                <w:p>
+                                <w:p ns2:paraId="0B4A7455">
                                   <w:pPr>
                                     <w:jc w:val="center"/>
                                   </w:pPr>
                                 </w:p>
                               </w:txbxContent>
-                            </wps:txbx>
-                            <wps:bodyPr rtlCol="0" anchor="ctr"/>
-                          </wps:wsp>
-                          <wps:wsp>
-                            <wps:cNvPr id="50" name="梯形 50"/>
-                            <wps:cNvSpPr/>
-                            <wps:spPr>
+                            </ns5:txbx>
+                            <ns5:bodyPr rtlCol="0" anchor="ctr"/>
+                          </ns5:wsp>
+                          <ns5:wsp>
+                            <ns5:cNvPr id="50" name="梯形 50"/>
+                            <ns5:cNvSpPr/>
+                            <ns5:spPr>
                               <a:xfrm>
                                 <a:off x="992699" y="7286718"/>
                                 <a:ext cx="762000" cy="238448"/>
@@ -7986,8 +7986,8 @@
                               <a:ln>
                                 <a:noFill/>
                               </a:ln>
-                            </wps:spPr>
-                            <wps:style>
+                            </ns5:spPr>
+                            <ns5:style>
                               <a:lnRef idx="2">
                                 <a:schemeClr val="accent1">
                                   <a:shade val="50000"/>
@@ -8002,22 +8002,22 @@
                               <a:fontRef idx="minor">
                                 <a:schemeClr val="lt1"/>
                               </a:fontRef>
-                            </wps:style>
-                            <wps:txbx>
+                            </ns5:style>
+                            <ns5:txbx>
                               <w:txbxContent>
-                                <w:p>
+                                <w:p ns2:paraId="69839E07">
                                   <w:pPr>
                                     <w:jc w:val="center"/>
                                   </w:pPr>
                                 </w:p>
                               </w:txbxContent>
-                            </wps:txbx>
-                            <wps:bodyPr rtlCol="0" anchor="ctr"/>
-                          </wps:wsp>
-                          <wps:wsp>
-                            <wps:cNvPr id="51" name="矩形 51"/>
-                            <wps:cNvSpPr/>
-                            <wps:spPr>
+                            </ns5:txbx>
+                            <ns5:bodyPr rtlCol="0" anchor="ctr"/>
+                          </ns5:wsp>
+                          <ns5:wsp>
+                            <ns5:cNvPr id="51" name="矩形 51"/>
+                            <ns5:cNvSpPr/>
+                            <ns5:spPr>
                               <a:xfrm>
                                 <a:off x="438155" y="7286718"/>
                                 <a:ext cx="879633" cy="238448"/>
@@ -8031,8 +8031,8 @@
                               <a:ln>
                                 <a:noFill/>
                               </a:ln>
-                            </wps:spPr>
-                            <wps:style>
+                            </ns5:spPr>
+                            <ns5:style>
                               <a:lnRef idx="2">
                                 <a:schemeClr val="accent1">
                                   <a:shade val="50000"/>
@@ -8047,22 +8047,22 @@
                               <a:fontRef idx="minor">
                                 <a:schemeClr val="lt1"/>
                               </a:fontRef>
-                            </wps:style>
-                            <wps:txbx>
+                            </ns5:style>
+                            <ns5:txbx>
                               <w:txbxContent>
-                                <w:p>
+                                <w:p ns2:paraId="060561ED">
                                   <w:pPr>
                                     <w:jc w:val="center"/>
                                   </w:pPr>
                                 </w:p>
                               </w:txbxContent>
-                            </wps:txbx>
-                            <wps:bodyPr rtlCol="0" anchor="ctr"/>
-                          </wps:wsp>
-                          <wps:wsp>
-                            <wps:cNvPr id="52" name="梯形 52"/>
-                            <wps:cNvSpPr/>
-                            <wps:spPr>
+                            </ns5:txbx>
+                            <ns5:bodyPr rtlCol="0" anchor="ctr"/>
+                          </ns5:wsp>
+                          <ns5:wsp>
+                            <ns5:cNvPr id="52" name="梯形 52"/>
+                            <ns5:cNvSpPr/>
+                            <ns5:spPr>
                               <a:xfrm>
                                 <a:off x="932508" y="7286718"/>
                                 <a:ext cx="762000" cy="238448"/>
@@ -8078,8 +8078,8 @@
                               <a:ln>
                                 <a:noFill/>
                               </a:ln>
-                            </wps:spPr>
-                            <wps:style>
+                            </ns5:spPr>
+                            <ns5:style>
                               <a:lnRef idx="2">
                                 <a:schemeClr val="accent1">
                                   <a:shade val="50000"/>
@@ -8094,22 +8094,22 @@
                               <a:fontRef idx="minor">
                                 <a:schemeClr val="lt1"/>
                               </a:fontRef>
-                            </wps:style>
-                            <wps:txbx>
+                            </ns5:style>
+                            <ns5:txbx>
                               <w:txbxContent>
-                                <w:p>
+                                <w:p ns2:paraId="6180C013">
                                   <w:pPr>
                                     <w:jc w:val="center"/>
                                   </w:pPr>
                                 </w:p>
                               </w:txbxContent>
-                            </wps:txbx>
-                            <wps:bodyPr rtlCol="0" anchor="ctr"/>
-                          </wps:wsp>
-                          <wps:wsp>
-                            <wps:cNvPr id="53" name="直角三角形 53"/>
-                            <wps:cNvSpPr/>
-                            <wps:spPr>
+                            </ns5:txbx>
+                            <ns5:bodyPr rtlCol="0" anchor="ctr"/>
+                          </ns5:wsp>
+                          <ns5:wsp>
+                            <ns5:cNvPr id="53" name="直角三角形 53"/>
+                            <ns5:cNvSpPr/>
+                            <ns5:spPr>
                               <a:xfrm flipH="1" flipV="1">
                                 <a:off x="438155" y="7524060"/>
                                 <a:ext cx="119816" cy="70648"/>
@@ -8125,8 +8125,8 @@
                               <a:ln>
                                 <a:noFill/>
                               </a:ln>
-                            </wps:spPr>
-                            <wps:style>
+                            </ns5:spPr>
+                            <ns5:style>
                               <a:lnRef idx="2">
                                 <a:schemeClr val="accent1">
                                   <a:shade val="50000"/>
@@ -8141,23 +8141,23 @@
                               <a:fontRef idx="minor">
                                 <a:schemeClr val="lt1"/>
                               </a:fontRef>
-                            </wps:style>
-                            <wps:txbx>
+                            </ns5:style>
+                            <ns5:txbx>
                               <w:txbxContent>
-                                <w:p>
+                                <w:p ns2:paraId="3C1B449B">
                                   <w:pPr>
                                     <w:jc w:val="center"/>
                                   </w:pPr>
                                 </w:p>
                               </w:txbxContent>
-                            </wps:txbx>
-                            <wps:bodyPr rtlCol="0" anchor="ctr"/>
-                          </wps:wsp>
-                        </wpg:grpSp>
-                        <wps:wsp>
-                          <wps:cNvPr id="21" name="KSO_Shape"/>
-                          <wps:cNvSpPr/>
-                          <wps:spPr bwMode="auto">
+                            </ns5:txbx>
+                            <ns5:bodyPr rtlCol="0" anchor="ctr"/>
+                          </ns5:wsp>
+                        </ns10:grpSp>
+                        <ns5:wsp>
+                          <ns5:cNvPr id="21" name="KSO_Shape"/>
+                          <ns5:cNvSpPr/>
+                          <ns5:spPr bwMode="auto">
                             <a:xfrm flipV="1">
                               <a:off x="121920" y="45720"/>
                               <a:ext cx="165100" cy="168275"/>
@@ -10983,17 +10983,17 @@
                             <a:ln>
                               <a:noFill/>
                             </a:ln>
-                          </wps:spPr>
-                          <wps:txbx>
+                          </ns5:spPr>
+                          <ns5:txbx>
                             <w:txbxContent>
-                              <w:p>
+                              <w:p ns2:paraId="041B653A">
                                 <w:pPr>
                                   <w:jc w:val="center"/>
                                 </w:pPr>
                               </w:p>
                             </w:txbxContent>
-                          </wps:txbx>
-                          <wps:bodyPr anchor="ctr">
+                          </ns5:txbx>
+                          <ns5:bodyPr anchor="ctr">
                             <a:scene3d>
                               <a:camera prst="orthographicFront"/>
                               <a:lightRig rig="threePt" dir="t"/>
@@ -11003,13 +11003,13 @@
                                 <a:srgbClr val="FFFFFF"/>
                               </a:contourClr>
                             </a:sp3d>
-                          </wps:bodyPr>
-                        </wps:wsp>
-                      </wpg:grpSp>
-                      <wps:wsp>
-                        <wps:cNvPr id="16" name="矩形 16"/>
-                        <wps:cNvSpPr/>
-                        <wps:spPr>
+                          </ns5:bodyPr>
+                        </ns5:wsp>
+                      </ns10:grpSp>
+                      <ns5:wsp>
+                        <ns5:cNvPr id="16" name="矩形 16"/>
+                        <ns5:cNvSpPr/>
+                        <ns5:spPr>
                           <a:xfrm>
                             <a:off x="297180" y="15240"/>
                             <a:ext cx="942975" cy="288925"/>
@@ -11021,8 +11021,8 @@
                           <a:ln>
                             <a:noFill/>
                           </a:ln>
-                        </wps:spPr>
-                        <wps:style>
+                        </ns5:spPr>
+                        <ns5:style>
                           <a:lnRef idx="2">
                             <a:schemeClr val="accent1">
                               <a:shade val="50000"/>
@@ -11037,10 +11037,10 @@
                           <a:fontRef idx="minor">
                             <a:schemeClr val="lt1"/>
                           </a:fontRef>
-                        </wps:style>
-                        <wps:txbx>
+                        </ns5:style>
+                        <ns5:txbx>
                           <w:txbxContent>
-                            <w:p>
+                            <w:p ns2:paraId="75B2B4F7">
                               <w:pPr>
                                 <w:pStyle w:val="4"/>
                                 <w:spacing w:before="0" w:beforeAutospacing="0" w:after="0" w:afterAutospacing="0" w:line="312" w:lineRule="exact"/>
@@ -11058,133 +11058,133 @@
                               </w:r>
                             </w:p>
                           </w:txbxContent>
-                        </wps:txbx>
-                        <wps:bodyPr rtlCol="0" anchor="ctr"/>
-                      </wps:wsp>
-                    </wpg:wgp>
+                        </ns5:txbx>
+                        <ns5:bodyPr rtlCol="0" anchor="ctr"/>
+                      </ns5:wsp>
+                    </ns10:wgp>
                   </a:graphicData>
                 </a:graphic>
               </wp:anchor>
             </w:drawing>
-          </mc:Choice>
-          <mc:Fallback>
+          </ns1:Choice>
+          <ns1:Fallback>
             <w:pict>
-              <v:group id="_x0000_s1026" o:spid="_x0000_s1026" o:spt="203" style="position:absolute;left:0pt;margin-left:-68.3pt;margin-top:507.6pt;height:28.3pt;width:540.1pt;z-index:251668480;mso-width-relative:page;mso-height-relative:page;" coordorigin="0,15240" coordsize="6860259,359410" o:gfxdata="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">
-                <o:lock v:ext="edit" aspectratio="f"/>
-                <v:group id="_x0000_s1026" o:spid="_x0000_s1026" o:spt="203" style="position:absolute;left:0;top:38100;height:336550;width:6860259;" coordsize="6860259,336550" o:gfxdata="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">
-                  <o:lock v:ext="edit" aspectratio="f"/>
-                  <v:line id="_x0000_s1026" o:spid="_x0000_s1026" o:spt="20" style="position:absolute;left:375639;top:243840;height:0;width:6484620;" filled="f" stroked="t" coordsize="21600,21600" o:gfxdata="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">
-                    <v:fill on="f" focussize="0,0"/>
-                    <v:stroke weight="1.75pt" color="#BFBFBF [2412]" miterlimit="8" joinstyle="miter"/>
-                    <v:imagedata o:title=""/>
-                    <o:lock v:ext="edit" aspectratio="f"/>
-                  </v:line>
-                  <v:group id="_x0000_s1026" o:spid="_x0000_s1026" o:spt="203" style="position:absolute;left:0;top:0;height:336550;width:1516380;" coordorigin="438155,7286718" coordsize="1386980,307990" o:gfxdata="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">
-                    <o:lock v:ext="edit" aspectratio="f"/>
-                    <v:shape id="_x0000_s1026" o:spid="_x0000_s1026" style="position:absolute;left:1063135;top:7286718;height:238448;width:762000;v-text-anchor:middle;" fillcolor="#425268" filled="t" stroked="f" coordsize="762000,238448" o:gfxdata="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" path="m0,238448l142162,0,619837,0,762000,238448xe">
-                      <v:path textboxrect="0,0,762000,238448" o:connectlocs="381000,0;71081,119224;381000,238448;690918,119224" o:connectangles="247,164,82,0"/>
-                      <v:fill on="t" focussize="0,0"/>
-                      <v:stroke on="f" weight="1pt" miterlimit="8" joinstyle="miter"/>
-                      <v:imagedata o:title=""/>
-                      <o:lock v:ext="edit" aspectratio="f"/>
-                      <v:textbox>
+              <ns8:group id="_x0000_s1026" ns9:spid="_x0000_s1026" ns9:spt="203" style="position:absolute;left:0pt;margin-left:-68.3pt;margin-top:507.6pt;height:28.3pt;width:540.1pt;z-index:251668480;mso-width-relative:page;mso-height-relative:page;" coordorigin="0,15240" coordsize="6860259,359410" ns9:gfxdata="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">
+                <ns9:lock ns8:ext="edit" aspectratio="f"/>
+                <ns8:group id="_x0000_s1026" ns9:spid="_x0000_s1026" ns9:spt="203" style="position:absolute;left:0;top:38100;height:336550;width:6860259;" coordsize="6860259,336550" ns9:gfxdata="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">
+                  <ns9:lock ns8:ext="edit" aspectratio="f"/>
+                  <ns8:line id="_x0000_s1026" ns9:spid="_x0000_s1026" ns9:spt="20" style="position:absolute;left:375639;top:243840;height:0;width:6484620;" filled="f" stroked="t" coordsize="21600,21600" ns9:gfxdata="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">
+                    <ns8:fill on="f" focussize="0,0"/>
+                    <ns8:stroke weight="1.75pt" color="#BFBFBF [2412]" miterlimit="8" joinstyle="miter"/>
+                    <ns8:imagedata ns9:title=""/>
+                    <ns9:lock ns8:ext="edit" aspectratio="f"/>
+                  </ns8:line>
+                  <ns8:group id="_x0000_s1026" ns9:spid="_x0000_s1026" ns9:spt="203" style="position:absolute;left:0;top:0;height:336550;width:1516380;" coordorigin="438155,7286718" coordsize="1386980,307990" ns9:gfxdata="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">
+                    <ns9:lock ns8:ext="edit" aspectratio="f"/>
+                    <ns8:shape id="_x0000_s1026" ns9:spid="_x0000_s1026" style="position:absolute;left:1063135;top:7286718;height:238448;width:762000;v-text-anchor:middle;" fillcolor="#425268" filled="t" stroked="f" coordsize="762000,238448" ns9:gfxdata="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" path="m0,238448l142162,0,619837,0,762000,238448xe">
+                      <ns8:path textboxrect="0,0,762000,238448" ns9:connectlocs="381000,0;71081,119224;381000,238448;690918,119224" ns9:connectangles="247,164,82,0"/>
+                      <ns8:fill on="t" focussize="0,0"/>
+                      <ns8:stroke on="f" weight="1pt" miterlimit="8" joinstyle="miter"/>
+                      <ns8:imagedata ns9:title=""/>
+                      <ns9:lock ns8:ext="edit" aspectratio="f"/>
+                      <ns8:textbox>
                         <w:txbxContent>
-                          <w:p>
+                          <w:p ns2:paraId="0B4A7455">
                             <w:pPr>
                               <w:jc w:val="center"/>
                             </w:pPr>
                           </w:p>
                         </w:txbxContent>
-                      </v:textbox>
-                    </v:shape>
-                    <v:shape id="_x0000_s1026" o:spid="_x0000_s1026" style="position:absolute;left:992699;top:7286718;height:238448;width:762000;v-text-anchor:middle;" fillcolor="#F2F2F2 [3052]" filled="t" stroked="f" coordsize="762000,238448" o:gfxdata="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" path="m0,238448l142162,0,619837,0,762000,238448xe">
-                      <v:path textboxrect="0,0,762000,238448" o:connectlocs="381000,0;71081,119224;381000,238448;690918,119224" o:connectangles="247,164,82,0"/>
-                      <v:fill on="t" focussize="0,0"/>
-                      <v:stroke on="f" weight="1pt" miterlimit="8" joinstyle="miter"/>
-                      <v:imagedata o:title=""/>
-                      <o:lock v:ext="edit" aspectratio="f"/>
-                      <v:textbox>
+                      </ns8:textbox>
+                    </ns8:shape>
+                    <ns8:shape id="_x0000_s1026" ns9:spid="_x0000_s1026" style="position:absolute;left:992699;top:7286718;height:238448;width:762000;v-text-anchor:middle;" fillcolor="#F2F2F2 [3052]" filled="t" stroked="f" coordsize="762000,238448" ns9:gfxdata="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" path="m0,238448l142162,0,619837,0,762000,238448xe">
+                      <ns8:path textboxrect="0,0,762000,238448" ns9:connectlocs="381000,0;71081,119224;381000,238448;690918,119224" ns9:connectangles="247,164,82,0"/>
+                      <ns8:fill on="t" focussize="0,0"/>
+                      <ns8:stroke on="f" weight="1pt" miterlimit="8" joinstyle="miter"/>
+                      <ns8:imagedata ns9:title=""/>
+                      <ns9:lock ns8:ext="edit" aspectratio="f"/>
+                      <ns8:textbox>
                         <w:txbxContent>
-                          <w:p>
+                          <w:p ns2:paraId="69839E07">
                             <w:pPr>
                               <w:jc w:val="center"/>
                             </w:pPr>
                           </w:p>
                         </w:txbxContent>
-                      </v:textbox>
-                    </v:shape>
-                    <v:rect id="_x0000_s1026" o:spid="_x0000_s1026" o:spt="1" style="position:absolute;left:438155;top:7286718;height:238448;width:879633;v-text-anchor:middle;" fillcolor="#425268" filled="t" stroked="f" coordsize="21600,21600" o:gfxdata="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">
-                      <v:fill on="t" focussize="0,0"/>
-                      <v:stroke on="f" weight="1pt" miterlimit="8" joinstyle="miter"/>
-                      <v:imagedata o:title=""/>
-                      <o:lock v:ext="edit" aspectratio="f"/>
-                      <v:textbox>
+                      </ns8:textbox>
+                    </ns8:shape>
+                    <ns8:rect id="_x0000_s1026" ns9:spid="_x0000_s1026" ns9:spt="1" style="position:absolute;left:438155;top:7286718;height:238448;width:879633;v-text-anchor:middle;" fillcolor="#425268" filled="t" stroked="f" coordsize="21600,21600" ns9:gfxdata="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">
+                      <ns8:fill on="t" focussize="0,0"/>
+                      <ns8:stroke on="f" weight="1pt" miterlimit="8" joinstyle="miter"/>
+                      <ns8:imagedata ns9:title=""/>
+                      <ns9:lock ns8:ext="edit" aspectratio="f"/>
+                      <ns8:textbox>
                         <w:txbxContent>
-                          <w:p>
+                          <w:p ns2:paraId="060561ED">
                             <w:pPr>
                               <w:jc w:val="center"/>
                             </w:pPr>
                           </w:p>
                         </w:txbxContent>
-                      </v:textbox>
-                    </v:rect>
-                    <v:shape id="_x0000_s1026" o:spid="_x0000_s1026" style="position:absolute;left:932508;top:7286718;height:238448;width:762000;v-text-anchor:middle;" fillcolor="#425268" filled="t" stroked="f" coordsize="762000,238448" o:gfxdata="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" path="m0,238448l142162,0,619837,0,762000,238448xe">
-                      <v:path textboxrect="0,0,762000,238448" o:connectlocs="381000,0;71081,119224;381000,238448;690918,119224" o:connectangles="247,164,82,0"/>
-                      <v:fill on="t" focussize="0,0"/>
-                      <v:stroke on="f" weight="1pt" miterlimit="8" joinstyle="miter"/>
-                      <v:imagedata o:title=""/>
-                      <o:lock v:ext="edit" aspectratio="f"/>
-                      <v:textbox>
+                      </ns8:textbox>
+                    </ns8:rect>
+                    <ns8:shape id="_x0000_s1026" ns9:spid="_x0000_s1026" style="position:absolute;left:932508;top:7286718;height:238448;width:762000;v-text-anchor:middle;" fillcolor="#425268" filled="t" stroked="f" coordsize="762000,238448" ns9:gfxdata="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" path="m0,238448l142162,0,619837,0,762000,238448xe">
+                      <ns8:path textboxrect="0,0,762000,238448" ns9:connectlocs="381000,0;71081,119224;381000,238448;690918,119224" ns9:connectangles="247,164,82,0"/>
+                      <ns8:fill on="t" focussize="0,0"/>
+                      <ns8:stroke on="f" weight="1pt" miterlimit="8" joinstyle="miter"/>
+                      <ns8:imagedata ns9:title=""/>
+                      <ns9:lock ns8:ext="edit" aspectratio="f"/>
+                      <ns8:textbox>
                         <w:txbxContent>
-                          <w:p>
+                          <w:p ns2:paraId="6180C013">
                             <w:pPr>
                               <w:jc w:val="center"/>
                             </w:pPr>
                           </w:p>
                         </w:txbxContent>
-                      </v:textbox>
-                    </v:shape>
-                    <v:shape id="_x0000_s1026" o:spid="_x0000_s1026" o:spt="6" type="#_x0000_t6" style="position:absolute;left:438155;top:7524060;flip:x y;height:70648;width:119816;v-text-anchor:middle;" fillcolor="#222A35 [1615]" filled="t" stroked="f" coordsize="21600,21600" o:gfxdata="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">
-                      <v:fill on="t" focussize="0,0"/>
-                      <v:stroke on="f" weight="1pt" miterlimit="8" joinstyle="miter"/>
-                      <v:imagedata o:title=""/>
-                      <o:lock v:ext="edit" aspectratio="f"/>
-                      <v:textbox>
+                      </ns8:textbox>
+                    </ns8:shape>
+                    <ns8:shape id="_x0000_s1026" ns9:spid="_x0000_s1026" ns9:spt="6" type="#_x0000_t6" style="position:absolute;left:438155;top:7524060;flip:x y;height:70648;width:119816;v-text-anchor:middle;" fillcolor="#222A35 [1615]" filled="t" stroked="f" coordsize="21600,21600" ns9:gfxdata="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">
+                      <ns8:fill on="t" focussize="0,0"/>
+                      <ns8:stroke on="f" weight="1pt" miterlimit="8" joinstyle="miter"/>
+                      <ns8:imagedata ns9:title=""/>
+                      <ns9:lock ns8:ext="edit" aspectratio="f"/>
+                      <ns8:textbox>
                         <w:txbxContent>
-                          <w:p>
+                          <w:p ns2:paraId="3C1B449B">
                             <w:pPr>
                               <w:jc w:val="center"/>
                             </w:pPr>
                           </w:p>
                         </w:txbxContent>
-                      </v:textbox>
-                    </v:shape>
-                  </v:group>
-                  <v:shape id="KSO_Shape" o:spid="_x0000_s1026" o:spt="100" style="position:absolute;left:121920;top:45720;flip:y;height:168275;width:165100;v-text-anchor:middle;" fillcolor="#FFFFFF [3212]" filled="t" stroked="f" coordsize="3543300,3617913" o:gfxdata="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" path="m1752918,1088708l1734502,1089660,1716088,1090613,1697990,1092518,1679892,1094423,1662112,1097280,1644332,1100138,1626552,1103630,1608772,1107440,1591628,1111568,1574800,1116013,1557338,1121093,1540828,1126490,1524318,1132523,1507808,1138555,1491615,1145223,1475422,1152525,1459548,1159510,1443672,1167448,1428432,1175703,1413192,1183958,1398270,1193165,1383665,1202055,1368742,1211898,1354772,1221740,1340485,1231900,1327150,1242378,1313498,1253173,1300480,1264285,1287462,1275715,1274762,1287463,1262380,1299528,1250315,1311910,1238568,1324928,1227138,1337628,1215708,1350645,1205230,1364298,1194752,1377950,1183958,1392238,1174432,1406525,1164908,1420813,1155382,1435418,1146810,1450340,1138391,1465309,1130549,1480376,1122615,1496257,1114998,1512138,1108333,1528337,1101668,1544536,1095321,1561052,1089608,1577568,1083895,1594402,1079134,1611554,1074056,1628388,1069931,1646175,1066122,1663327,1062948,1681114,1059774,1698901,1057553,1717005,1055331,1735110,1053744,1753532,1052792,1771319,1051840,1790376,1051523,1808798,1051840,1827221,1052792,1845960,1053744,1864065,1055331,1882487,1057553,1900592,1059774,1918696,1062948,1936483,1066122,1953952,1069931,1971739,1074056,1988891,1079134,2006043,1083895,2022877,1089608,2039711,1095321,2056545,1101668,2073061,1108333,2089260,1114998,2105459,1122615,2121022,1130549,2136904,1138484,2152467,1147053,2167395,1155622,2182641,1165144,2197252,1174665,2211863,1184186,2225838,1194977,2240131,1205450,2253789,1215924,2267129,1227349,2280469,1238775,2293174,1250518,2305879,1262578,2318267,1274956,2330336,1287651,2342088,1300663,2353840,1313676,2364640,1327323,2375756,1340653,2386238,1354935,2396402,1368899,2406566,1383816,2415777,1398415,2424988,1413332,2433882,1428566,2442775,1443800,2450398,1459669,2458339,1475538,2465644,1491724,2472632,1507910,2479619,1524414,2485654,1540917,2491689,1557421,2496771,1574877,2502171,1591698,2506617,1608836,2510746,1626609,2514876,1644382,2518369,1662155,2520910,1679928,2523451,1698019,2525675,1716109,2527263,1734517,2528533,1752925,2529169,1771967,2529169,1790375,2529169,1808783,2528533,1827191,2527263,1845281,2525675,1863372,2523451,1881145,2520910,1898918,2518369,1916691,2514876,1934464,2510746,1951602,2506617,1969058,2502171,1985879,2496771,2002383,2491689,2019204,2485654,2035390,2479619,2051894,2472632,2067762,2465644,2083631,2458339,2099500,2450398,2114734,2442775,2129968,2433882,2144885,2424988,2159484,2415777,2174401,2406566,2188683,2396402,2202647,2386238,2215977,2375756,2229624,2364640,2242637,2353840,2255966,2342088,2268344,2330336,2280722,2318267,2292782,2305879,2304525,2293174,2315951,2280469,2327376,2267129,2338167,2253789,2348958,2240131,2359114,2225838,2368635,2211863,2378156,2197252,2387678,2182641,2396247,2167395,2404816,2152467,2412750,2136904,2420685,2121022,2428302,2105459,2434967,2089260,2441632,2073061,2447979,2056545,2453692,2039711,2459405,2022877,2464166,2006043,2469244,1988891,2473370,1971739,2477178,1953952,2480352,1936483,2483526,1918696,2486064,1900592,2487969,1882487,2489556,1864065,2490508,1845960,2491460,1827221,2491777,1808798,2491460,1790376,2490508,1771319,2489556,1753532,2487969,1735110,2486064,1717005,2483526,1698901,2480352,1681114,2477178,1663327,2473370,1646175,2469244,1628388,2464166,1611554,2459405,1594402,2453692,1577568,2447979,1561052,2441632,1544536,2434967,1528337,2428302,1512138,2420685,1496257,2412750,1480376,2404909,1465308,2396490,1450340,2387918,1435418,2378392,1420813,2368868,1406525,2359342,1392238,2349182,1377950,2338388,1364298,2327592,1350645,2316162,1337628,2304732,1324928,2292985,1311910,2280920,1299528,2268538,1287463,2256155,1275715,2242820,1264285,2229802,1253173,2216150,1242378,2202815,1231900,2188845,1221740,2174558,1211898,2159635,1202055,2145030,1193165,2130108,1183958,2114868,1175703,2099628,1167448,2083752,1159510,2067878,1152525,2052002,1145223,2035492,1138555,2019300,1132523,2002472,1126490,1985962,1121093,1969135,1116013,1951672,1111568,1934528,1107440,1916748,1103630,1898968,1100138,1881188,1097280,1863408,1094423,1845310,1092518,1827212,1090613,1808798,1089660,1790382,1088708,1771968,1088708,1752918,1088708xm1615758,0l1620520,0,1922780,0,1927225,0,1931670,317,1936115,952,1940878,1905,1949450,4127,1957705,6985,1965325,10795,1972628,14922,1979612,20320,1985962,26035,1991678,32385,1996758,39052,2001202,46672,2005012,54610,2007870,62230,2010092,71120,2010728,75565,2011362,80010,2011998,84455,2011998,89217,2011998,388620,2038350,393065,2064702,398462,2091055,404177,2116772,410210,2142490,416877,2167890,423545,2193608,431165,2218690,439102,2243772,447675,2268538,456247,2292985,465772,2317432,475615,2341562,485457,2365692,496252,2388870,507047,2412682,518477,2588260,276542,2591435,272732,2593975,269240,2597468,266065,2600325,262890,2606992,257175,2614295,252412,2621915,248602,2629852,245110,2638108,242570,2646362,240665,2654935,240030,2663508,240030,2671762,240665,2680652,242252,2688908,244475,2697162,247967,2705100,251777,2709228,254317,2712720,256857,2957512,434022,2960688,437197,2964498,439737,2967672,443230,2970848,446087,2976245,453072,2981008,460375,2985452,467995,2988628,475932,2991168,484187,2992755,492442,2994025,501015,2994025,509270,2993072,518160,2991802,526732,2988945,534987,2986088,543242,2981960,551180,2979738,554990,2976880,558800,2800985,801052,2819082,819785,2837180,839470,2854642,858837,2871788,878840,2888615,899160,2905125,919797,2921318,940752,2937192,962025,2952432,983615,2967672,1005205,2981960,1027113,2996248,1049655,3010218,1072198,3023235,1095375,3036570,1118553,3048952,1142048,3333115,1049338,3337560,1048068,3342005,1047115,3346450,1046480,3350578,1045528,3359785,1044893,3368358,1045210,3376930,1046480,3385185,1048068,3393440,1051243,3401060,1054735,3408680,1058863,3415665,1063625,3422015,1069340,3428048,1075690,3433445,1082358,3438208,1089978,3442335,1097915,3443922,1102043,3445510,1106488,3538855,1393508,3539808,1397635,3541078,1402398,3542030,1406843,3542665,1411288,3543300,1419860,3542982,1428750,3541712,1437323,3539808,1445578,3537268,1453833,3533458,1461453,3529330,1468755,3524568,1476058,3518852,1482408,3512502,1488440,3505518,1494155,3498215,1498600,3490278,1502728,3486150,1504633,3481705,1506220,3197225,1598295,3200400,1624330,3203892,1650365,3206115,1676718,3208338,1703070,3210242,1729423,3211512,1755775,3212148,1782445,3212465,1809115,3212148,1835785,3211512,1862455,3210242,1889125,3208338,1915478,3206115,1941830,3203892,1967865,3200400,1993900,3197225,2019618,3481705,2112328,3486150,2113915,3490278,2115820,3498215,2119630,3505518,2124393,3512502,2129790,3518852,2135505,3524568,2142173,3529330,2149158,3533458,2156778,3537268,2164398,3539808,2172653,3541712,2180908,3542982,2189480,3543300,2198053,3542665,2206625,3542030,2211388,3541078,2215833,3539808,2220278,3538855,2224405,3445510,2512060,3443922,2516188,3442335,2520315,3438208,2528253,3433445,2535555,3428048,2542540,3422015,2548890,3415665,2554605,3408680,2559368,3401060,2563495,3393440,2567305,3385185,2569845,3376930,2571750,3368358,2573020,3359785,2573338,3350578,2573020,3346450,2572068,3342005,2571433,3337560,2570163,3333115,2568893,3048952,2476500,3035935,2499995,3023235,2523173,3009900,2546033,2996248,2568893,2981960,2590800,2967355,2613025,2952115,2634933,2936875,2656523,2921318,2677478,2905125,2698115,2888615,2718753,2871788,2739073,2854325,2759076,2837180,2778761,2819082,2797811,2800985,2817178,2976880,3059431,2979738,3063241,2981960,3067368,2986088,3075306,2988945,3083243,2991802,3091816,2993072,3100071,2994025,3108643,2994025,3117216,2992755,3125788,2991168,3134043,2988628,3142298,2985770,3150236,2981642,3157538,2976562,3165158,2970848,3171826,2967990,3175001,2964498,3177858,2961322,3181033,2957512,3183573,2712720,3361056,2709228,3363913,2705100,3366453,2697162,3370581,2688908,3373756,2680652,3376296,2671762,3377883,2663508,3378518,2654935,3378518,2646362,3377248,2638108,3375978,2629852,3373121,2621915,3369946,2614295,3365818,2606992,3360738,2600325,3355023,2597468,3352166,2593975,3348673,2591435,3345498,2588260,3341688,2412682,3099753,2388870,3110866,2365692,3122296,2341562,3132773,2317432,3142933,2292985,3152776,2268538,3161666,2243772,3170873,2218690,3179128,2193608,3187066,2167890,3194368,2142490,3201671,2116772,3208021,2091055,3214371,2064702,3220086,2038350,3225483,2011998,3229928,2011998,3529013,2011998,3533458,2011362,3537903,2010728,3542666,2010092,3547111,2007870,3555366,2005012,3563621,2001202,3571558,1996758,3578543,1991678,3585846,1985962,3591878,1979612,3597911,1972628,3602673,1965325,3607118,1957705,3610928,1949450,3614103,1940878,3616326,1931670,3617278,1927225,3617913,1922780,3617913,1620520,3617913,1615758,3617913,1611630,3617278,1602422,3616326,1594168,3614103,1585912,3610928,1577975,3607118,1570990,3602673,1563688,3597911,1557655,3591878,1551622,3585846,1546860,3578543,1542415,3571558,1538605,3563621,1535430,3555366,1533208,3547111,1532572,3542666,1531620,3537903,1531302,3533458,1531302,3529013,1531302,3229928,1504950,3225483,1478598,3220086,1452245,3214371,1426845,3208021,1400810,3201671,1375092,3194368,1350010,3187066,1324928,3179128,1299528,3170873,1274762,3161666,1250315,3152776,1225868,3142933,1201738,3132773,1177925,3122296,1154430,3110866,1130618,3099753,955040,3342006,952182,3345816,949325,3349308,946150,3352483,942975,3355658,935990,3361056,929005,3366136,921385,3369946,913448,3373121,905192,3375978,896938,3377248,888365,3378518,879792,3378518,870902,3377883,862648,3376296,854075,3373756,846138,3370581,837882,3366453,834072,3363913,830262,3361056,586105,3183573,582930,3181033,579438,3177858,575945,3175001,573088,3171826,567372,3165158,562610,3157538,558482,3150236,554990,3142298,552450,3134043,550862,3125788,549592,3117216,549592,3108643,550545,3100071,551815,3091816,554355,3083243,557530,3075306,559435,3071178,561340,3067368,563880,3063241,566738,3059431,742632,2817178,724218,2797811,706755,2778761,688975,2759076,671512,2739073,655002,2718753,638492,2698115,622300,2677478,606425,2656523,591185,2634933,576580,2613025,561658,2590800,547370,2568893,534035,2546033,520382,2523173,507682,2499995,494665,2476500,209868,2568893,205740,2570163,201295,2571433,196850,2572068,192722,2573020,183515,2573338,174942,2573020,166688,2571750,158115,2569845,150177,2567305,142240,2563495,134620,2559368,127952,2554605,121602,2548890,115570,2542540,109855,2535555,105410,2528253,101282,2520315,99377,2516188,97790,2512060,4445,2224405,3492,2220278,2222,2215833,1587,2211388,635,2206625,0,2198053,317,2189480,1587,2180908,3810,2172653,6350,2164398,9842,2156778,13970,2149158,19050,2142173,24447,2135505,30797,2129790,37465,2124393,45085,2119630,49212,2117725,53340,2115820,57467,2113915,61595,2112328,346392,2019618,342900,1993900,339725,1967865,337185,1941830,334962,1915478,333375,1889125,331788,1862455,331152,1835785,331152,1809115,331152,1782445,331788,1755775,333375,1729423,334962,1703070,337185,1676718,339725,1650365,342900,1624330,346392,1598295,61595,1506220,57467,1504633,53340,1502728,45085,1498600,37465,1494155,30797,1488440,24447,1482408,19050,1476058,13970,1468755,9842,1461453,6350,1453833,3810,1445578,1587,1437323,317,1428750,0,1419860,635,1411288,1587,1406843,2222,1402398,3492,1397635,4445,1393508,97790,1106488,99377,1102043,101282,1097915,103187,1093788,105410,1089978,109855,1082358,115570,1075690,121602,1069340,127952,1063625,134620,1058863,142240,1054735,150177,1051243,158115,1048068,166688,1046480,174942,1045210,183515,1044893,192722,1045528,196850,1046480,201295,1047115,205740,1048068,209868,1049338,494665,1141413,507682,1118235,520382,1095375,534035,1072198,547370,1049655,561658,1027113,576580,1005205,591185,983615,606425,961707,622300,940752,638492,919797,655002,899160,671512,878840,688975,858837,706755,839470,724218,819785,742632,801052,566420,558800,563562,554990,561340,551180,559118,547370,557212,543242,554355,534987,551498,526732,550228,518160,549592,509270,549592,500697,550862,492442,552450,483870,554990,475932,558482,467677,562610,460057,567372,453072,573088,446087,575945,442912,579438,439737,582930,436880,586105,434022,830898,256857,834708,254317,838200,251777,842328,249872,846138,247967,854392,244475,862648,242252,871538,240665,880110,240030,888365,240030,896938,240665,905192,242570,913448,245110,921385,248602,929005,252412,935990,257175,942975,262890,946150,266065,949325,269240,952182,272732,955040,276542,1130618,518477,1154430,507047,1177925,496252,1201738,485457,1225868,475615,1250315,465772,1274762,456247,1299528,447675,1324928,439102,1350010,431165,1375092,423545,1400810,416877,1426845,410210,1452245,404177,1478598,398462,1504950,393065,1531302,388620,1531302,89217,1531302,84455,1531620,80010,1532572,75565,1533208,71120,1535430,62865,1538605,54610,1542415,46672,1546860,39370,1551622,32385,1557655,26352,1563688,20320,1570990,15240,1577975,10795,1585912,6985,1594168,4127,1602422,1905,1607185,952,1611630,317,1615758,0xe">
-                    <v:path textboxrect="0,0,3543300,3617913" o:connectlocs="71025,52675;61202,58287;53835,66763;49675,77364;49380,89241;53047,100114;59998,108934;69506,115006;80819,117606;92531,116128;102632,110987;110366,102877;115054,92506;115926,80702;112791,69593;106279,60443;97092,53930;85982,50814;91219,324;93749,4149;109105,22579;123307,11193;138426,20748;138840,25813;139610,48821;158117,48895;165040,65434;162629,69894;149581,87866;164449,99960;160395,117223;155927,119631;135364,125493;139506,144588;126236,156461;121162,156047;102211,148235;93423,165749;75508,168275;71543,165365;61734,147866;43612,156328;38686,156328;25652,144189;29750,125493;9172,119631;4719,117223;650,99960;15607,89091;2677,69982;29,65641;6272,49249;24247,50947;34602,37258;26022,21752;40195,11267;44500,12862;67667,18798;72578,1225" o:connectangles="0,0,0,0,0,0,0,0,0,0,0,0,0,0,0,0,0,0,0,0,0,0,0,0,0,0,0,0,0,0,0,0,0,0,0,0,0,0,0,0,0,0,0,0,0,0,0,0,0,0,0,0,0,0,0,0,0,0,0"/>
-                    <v:fill on="t" focussize="0,0"/>
-                    <v:stroke on="f"/>
-                    <v:imagedata o:title=""/>
-                    <o:lock v:ext="edit" aspectratio="f"/>
-                    <v:textbox>
+                      </ns8:textbox>
+                    </ns8:shape>
+                  </ns8:group>
+                  <ns8:shape id="KSO_Shape" ns9:spid="_x0000_s1026" ns9:spt="100" style="position:absolute;left:121920;top:45720;flip:y;height:168275;width:165100;v-text-anchor:middle;" fillcolor="#FFFFFF [3212]" filled="t" stroked="f" coordsize="3543300,3617913" ns9:gfxdata="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" path="m1752918,1088708l1734502,1089660,1716088,1090613,1697990,1092518,1679892,1094423,1662112,1097280,1644332,1100138,1626552,1103630,1608772,1107440,1591628,1111568,1574800,1116013,1557338,1121093,1540828,1126490,1524318,1132523,1507808,1138555,1491615,1145223,1475422,1152525,1459548,1159510,1443672,1167448,1428432,1175703,1413192,1183958,1398270,1193165,1383665,1202055,1368742,1211898,1354772,1221740,1340485,1231900,1327150,1242378,1313498,1253173,1300480,1264285,1287462,1275715,1274762,1287463,1262380,1299528,1250315,1311910,1238568,1324928,1227138,1337628,1215708,1350645,1205230,1364298,1194752,1377950,1183958,1392238,1174432,1406525,1164908,1420813,1155382,1435418,1146810,1450340,1138391,1465309,1130549,1480376,1122615,1496257,1114998,1512138,1108333,1528337,1101668,1544536,1095321,1561052,1089608,1577568,1083895,1594402,1079134,1611554,1074056,1628388,1069931,1646175,1066122,1663327,1062948,1681114,1059774,1698901,1057553,1717005,1055331,1735110,1053744,1753532,1052792,1771319,1051840,1790376,1051523,1808798,1051840,1827221,1052792,1845960,1053744,1864065,1055331,1882487,1057553,1900592,1059774,1918696,1062948,1936483,1066122,1953952,1069931,1971739,1074056,1988891,1079134,2006043,1083895,2022877,1089608,2039711,1095321,2056545,1101668,2073061,1108333,2089260,1114998,2105459,1122615,2121022,1130549,2136904,1138484,2152467,1147053,2167395,1155622,2182641,1165144,2197252,1174665,2211863,1184186,2225838,1194977,2240131,1205450,2253789,1215924,2267129,1227349,2280469,1238775,2293174,1250518,2305879,1262578,2318267,1274956,2330336,1287651,2342088,1300663,2353840,1313676,2364640,1327323,2375756,1340653,2386238,1354935,2396402,1368899,2406566,1383816,2415777,1398415,2424988,1413332,2433882,1428566,2442775,1443800,2450398,1459669,2458339,1475538,2465644,1491724,2472632,1507910,2479619,1524414,2485654,1540917,2491689,1557421,2496771,1574877,2502171,1591698,2506617,1608836,2510746,1626609,2514876,1644382,2518369,1662155,2520910,1679928,2523451,1698019,2525675,1716109,2527263,1734517,2528533,1752925,2529169,1771967,2529169,1790375,2529169,1808783,2528533,1827191,2527263,1845281,2525675,1863372,2523451,1881145,2520910,1898918,2518369,1916691,2514876,1934464,2510746,1951602,2506617,1969058,2502171,1985879,2496771,2002383,2491689,2019204,2485654,2035390,2479619,2051894,2472632,2067762,2465644,2083631,2458339,2099500,2450398,2114734,2442775,2129968,2433882,2144885,2424988,2159484,2415777,2174401,2406566,2188683,2396402,2202647,2386238,2215977,2375756,2229624,2364640,2242637,2353840,2255966,2342088,2268344,2330336,2280722,2318267,2292782,2305879,2304525,2293174,2315951,2280469,2327376,2267129,2338167,2253789,2348958,2240131,2359114,2225838,2368635,2211863,2378156,2197252,2387678,2182641,2396247,2167395,2404816,2152467,2412750,2136904,2420685,2121022,2428302,2105459,2434967,2089260,2441632,2073061,2447979,2056545,2453692,2039711,2459405,2022877,2464166,2006043,2469244,1988891,2473370,1971739,2477178,1953952,2480352,1936483,2483526,1918696,2486064,1900592,2487969,1882487,2489556,1864065,2490508,1845960,2491460,1827221,2491777,1808798,2491460,1790376,2490508,1771319,2489556,1753532,2487969,1735110,2486064,1717005,2483526,1698901,2480352,1681114,2477178,1663327,2473370,1646175,2469244,1628388,2464166,1611554,2459405,1594402,2453692,1577568,2447979,1561052,2441632,1544536,2434967,1528337,2428302,1512138,2420685,1496257,2412750,1480376,2404909,1465308,2396490,1450340,2387918,1435418,2378392,1420813,2368868,1406525,2359342,1392238,2349182,1377950,2338388,1364298,2327592,1350645,2316162,1337628,2304732,1324928,2292985,1311910,2280920,1299528,2268538,1287463,2256155,1275715,2242820,1264285,2229802,1253173,2216150,1242378,2202815,1231900,2188845,1221740,2174558,1211898,2159635,1202055,2145030,1193165,2130108,1183958,2114868,1175703,2099628,1167448,2083752,1159510,2067878,1152525,2052002,1145223,2035492,1138555,2019300,1132523,2002472,1126490,1985962,1121093,1969135,1116013,1951672,1111568,1934528,1107440,1916748,1103630,1898968,1100138,1881188,1097280,1863408,1094423,1845310,1092518,1827212,1090613,1808798,1089660,1790382,1088708,1771968,1088708,1752918,1088708xm1615758,0l1620520,0,1922780,0,1927225,0,1931670,317,1936115,952,1940878,1905,1949450,4127,1957705,6985,1965325,10795,1972628,14922,1979612,20320,1985962,26035,1991678,32385,1996758,39052,2001202,46672,2005012,54610,2007870,62230,2010092,71120,2010728,75565,2011362,80010,2011998,84455,2011998,89217,2011998,388620,2038350,393065,2064702,398462,2091055,404177,2116772,410210,2142490,416877,2167890,423545,2193608,431165,2218690,439102,2243772,447675,2268538,456247,2292985,465772,2317432,475615,2341562,485457,2365692,496252,2388870,507047,2412682,518477,2588260,276542,2591435,272732,2593975,269240,2597468,266065,2600325,262890,2606992,257175,2614295,252412,2621915,248602,2629852,245110,2638108,242570,2646362,240665,2654935,240030,2663508,240030,2671762,240665,2680652,242252,2688908,244475,2697162,247967,2705100,251777,2709228,254317,2712720,256857,2957512,434022,2960688,437197,2964498,439737,2967672,443230,2970848,446087,2976245,453072,2981008,460375,2985452,467995,2988628,475932,2991168,484187,2992755,492442,2994025,501015,2994025,509270,2993072,518160,2991802,526732,2988945,534987,2986088,543242,2981960,551180,2979738,554990,2976880,558800,2800985,801052,2819082,819785,2837180,839470,2854642,858837,2871788,878840,2888615,899160,2905125,919797,2921318,940752,2937192,962025,2952432,983615,2967672,1005205,2981960,1027113,2996248,1049655,3010218,1072198,3023235,1095375,3036570,1118553,3048952,1142048,3333115,1049338,3337560,1048068,3342005,1047115,3346450,1046480,3350578,1045528,3359785,1044893,3368358,1045210,3376930,1046480,3385185,1048068,3393440,1051243,3401060,1054735,3408680,1058863,3415665,1063625,3422015,1069340,3428048,1075690,3433445,1082358,3438208,1089978,3442335,1097915,3443922,1102043,3445510,1106488,3538855,1393508,3539808,1397635,3541078,1402398,3542030,1406843,3542665,1411288,3543300,1419860,3542982,1428750,3541712,1437323,3539808,1445578,3537268,1453833,3533458,1461453,3529330,1468755,3524568,1476058,3518852,1482408,3512502,1488440,3505518,1494155,3498215,1498600,3490278,1502728,3486150,1504633,3481705,1506220,3197225,1598295,3200400,1624330,3203892,1650365,3206115,1676718,3208338,1703070,3210242,1729423,3211512,1755775,3212148,1782445,3212465,1809115,3212148,1835785,3211512,1862455,3210242,1889125,3208338,1915478,3206115,1941830,3203892,1967865,3200400,1993900,3197225,2019618,3481705,2112328,3486150,2113915,3490278,2115820,3498215,2119630,3505518,2124393,3512502,2129790,3518852,2135505,3524568,2142173,3529330,2149158,3533458,2156778,3537268,2164398,3539808,2172653,3541712,2180908,3542982,2189480,3543300,2198053,3542665,2206625,3542030,2211388,3541078,2215833,3539808,2220278,3538855,2224405,3445510,2512060,3443922,2516188,3442335,2520315,3438208,2528253,3433445,2535555,3428048,2542540,3422015,2548890,3415665,2554605,3408680,2559368,3401060,2563495,3393440,2567305,3385185,2569845,3376930,2571750,3368358,2573020,3359785,2573338,3350578,2573020,3346450,2572068,3342005,2571433,3337560,2570163,3333115,2568893,3048952,2476500,3035935,2499995,3023235,2523173,3009900,2546033,2996248,2568893,2981960,2590800,2967355,2613025,2952115,2634933,2936875,2656523,2921318,2677478,2905125,2698115,2888615,2718753,2871788,2739073,2854325,2759076,2837180,2778761,2819082,2797811,2800985,2817178,2976880,3059431,2979738,3063241,2981960,3067368,2986088,3075306,2988945,3083243,2991802,3091816,2993072,3100071,2994025,3108643,2994025,3117216,2992755,3125788,2991168,3134043,2988628,3142298,2985770,3150236,2981642,3157538,2976562,3165158,2970848,3171826,2967990,3175001,2964498,3177858,2961322,3181033,2957512,3183573,2712720,3361056,2709228,3363913,2705100,3366453,2697162,3370581,2688908,3373756,2680652,3376296,2671762,3377883,2663508,3378518,2654935,3378518,2646362,3377248,2638108,3375978,2629852,3373121,2621915,3369946,2614295,3365818,2606992,3360738,2600325,3355023,2597468,3352166,2593975,3348673,2591435,3345498,2588260,3341688,2412682,3099753,2388870,3110866,2365692,3122296,2341562,3132773,2317432,3142933,2292985,3152776,2268538,3161666,2243772,3170873,2218690,3179128,2193608,3187066,2167890,3194368,2142490,3201671,2116772,3208021,2091055,3214371,2064702,3220086,2038350,3225483,2011998,3229928,2011998,3529013,2011998,3533458,2011362,3537903,2010728,3542666,2010092,3547111,2007870,3555366,2005012,3563621,2001202,3571558,1996758,3578543,1991678,3585846,1985962,3591878,1979612,3597911,1972628,3602673,1965325,3607118,1957705,3610928,1949450,3614103,1940878,3616326,1931670,3617278,1927225,3617913,1922780,3617913,1620520,3617913,1615758,3617913,1611630,3617278,1602422,3616326,1594168,3614103,1585912,3610928,1577975,3607118,1570990,3602673,1563688,3597911,1557655,3591878,1551622,3585846,1546860,3578543,1542415,3571558,1538605,3563621,1535430,3555366,1533208,3547111,1532572,3542666,1531620,3537903,1531302,3533458,1531302,3529013,1531302,3229928,1504950,3225483,1478598,3220086,1452245,3214371,1426845,3208021,1400810,3201671,1375092,3194368,1350010,3187066,1324928,3179128,1299528,3170873,1274762,3161666,1250315,3152776,1225868,3142933,1201738,3132773,1177925,3122296,1154430,3110866,1130618,3099753,955040,3342006,952182,3345816,949325,3349308,946150,3352483,942975,3355658,935990,3361056,929005,3366136,921385,3369946,913448,3373121,905192,3375978,896938,3377248,888365,3378518,879792,3378518,870902,3377883,862648,3376296,854075,3373756,846138,3370581,837882,3366453,834072,3363913,830262,3361056,586105,3183573,582930,3181033,579438,3177858,575945,3175001,573088,3171826,567372,3165158,562610,3157538,558482,3150236,554990,3142298,552450,3134043,550862,3125788,549592,3117216,549592,3108643,550545,3100071,551815,3091816,554355,3083243,557530,3075306,559435,3071178,561340,3067368,563880,3063241,566738,3059431,742632,2817178,724218,2797811,706755,2778761,688975,2759076,671512,2739073,655002,2718753,638492,2698115,622300,2677478,606425,2656523,591185,2634933,576580,2613025,561658,2590800,547370,2568893,534035,2546033,520382,2523173,507682,2499995,494665,2476500,209868,2568893,205740,2570163,201295,2571433,196850,2572068,192722,2573020,183515,2573338,174942,2573020,166688,2571750,158115,2569845,150177,2567305,142240,2563495,134620,2559368,127952,2554605,121602,2548890,115570,2542540,109855,2535555,105410,2528253,101282,2520315,99377,2516188,97790,2512060,4445,2224405,3492,2220278,2222,2215833,1587,2211388,635,2206625,0,2198053,317,2189480,1587,2180908,3810,2172653,6350,2164398,9842,2156778,13970,2149158,19050,2142173,24447,2135505,30797,2129790,37465,2124393,45085,2119630,49212,2117725,53340,2115820,57467,2113915,61595,2112328,346392,2019618,342900,1993900,339725,1967865,337185,1941830,334962,1915478,333375,1889125,331788,1862455,331152,1835785,331152,1809115,331152,1782445,331788,1755775,333375,1729423,334962,1703070,337185,1676718,339725,1650365,342900,1624330,346392,1598295,61595,1506220,57467,1504633,53340,1502728,45085,1498600,37465,1494155,30797,1488440,24447,1482408,19050,1476058,13970,1468755,9842,1461453,6350,1453833,3810,1445578,1587,1437323,317,1428750,0,1419860,635,1411288,1587,1406843,2222,1402398,3492,1397635,4445,1393508,97790,1106488,99377,1102043,101282,1097915,103187,1093788,105410,1089978,109855,1082358,115570,1075690,121602,1069340,127952,1063625,134620,1058863,142240,1054735,150177,1051243,158115,1048068,166688,1046480,174942,1045210,183515,1044893,192722,1045528,196850,1046480,201295,1047115,205740,1048068,209868,1049338,494665,1141413,507682,1118235,520382,1095375,534035,1072198,547370,1049655,561658,1027113,576580,1005205,591185,983615,606425,961707,622300,940752,638492,919797,655002,899160,671512,878840,688975,858837,706755,839470,724218,819785,742632,801052,566420,558800,563562,554990,561340,551180,559118,547370,557212,543242,554355,534987,551498,526732,550228,518160,549592,509270,549592,500697,550862,492442,552450,483870,554990,475932,558482,467677,562610,460057,567372,453072,573088,446087,575945,442912,579438,439737,582930,436880,586105,434022,830898,256857,834708,254317,838200,251777,842328,249872,846138,247967,854392,244475,862648,242252,871538,240665,880110,240030,888365,240030,896938,240665,905192,242570,913448,245110,921385,248602,929005,252412,935990,257175,942975,262890,946150,266065,949325,269240,952182,272732,955040,276542,1130618,518477,1154430,507047,1177925,496252,1201738,485457,1225868,475615,1250315,465772,1274762,456247,1299528,447675,1324928,439102,1350010,431165,1375092,423545,1400810,416877,1426845,410210,1452245,404177,1478598,398462,1504950,393065,1531302,388620,1531302,89217,1531302,84455,1531620,80010,1532572,75565,1533208,71120,1535430,62865,1538605,54610,1542415,46672,1546860,39370,1551622,32385,1557655,26352,1563688,20320,1570990,15240,1577975,10795,1585912,6985,1594168,4127,1602422,1905,1607185,952,1611630,317,1615758,0xe">
+                    <ns8:path textboxrect="0,0,3543300,3617913" ns9:connectlocs="71025,52675;61202,58287;53835,66763;49675,77364;49380,89241;53047,100114;59998,108934;69506,115006;80819,117606;92531,116128;102632,110987;110366,102877;115054,92506;115926,80702;112791,69593;106279,60443;97092,53930;85982,50814;91219,324;93749,4149;109105,22579;123307,11193;138426,20748;138840,25813;139610,48821;158117,48895;165040,65434;162629,69894;149581,87866;164449,99960;160395,117223;155927,119631;135364,125493;139506,144588;126236,156461;121162,156047;102211,148235;93423,165749;75508,168275;71543,165365;61734,147866;43612,156328;38686,156328;25652,144189;29750,125493;9172,119631;4719,117223;650,99960;15607,89091;2677,69982;29,65641;6272,49249;24247,50947;34602,37258;26022,21752;40195,11267;44500,12862;67667,18798;72578,1225" ns9:connectangles="0,0,0,0,0,0,0,0,0,0,0,0,0,0,0,0,0,0,0,0,0,0,0,0,0,0,0,0,0,0,0,0,0,0,0,0,0,0,0,0,0,0,0,0,0,0,0,0,0,0,0,0,0,0,0,0,0,0,0"/>
+                    <ns8:fill on="t" focussize="0,0"/>
+                    <ns8:stroke on="f"/>
+                    <ns8:imagedata ns9:title=""/>
+                    <ns9:lock ns8:ext="edit" aspectratio="f"/>
+                    <ns8:textbox>
                       <w:txbxContent>
-                        <w:p>
+                        <w:p ns2:paraId="041B653A">
                           <w:pPr>
                             <w:jc w:val="center"/>
                           </w:pPr>
                         </w:p>
                       </w:txbxContent>
-                    </v:textbox>
-                  </v:shape>
-                </v:group>
-                <v:rect id="_x0000_s1026" o:spid="_x0000_s1026" o:spt="1" style="position:absolute;left:297180;top:15240;height:288925;width:942975;v-text-anchor:middle;" filled="f" stroked="f" coordsize="21600,21600" o:gfxdata="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">
-                  <v:fill on="f" focussize="0,0"/>
-                  <v:stroke on="f" weight="1pt" miterlimit="8" joinstyle="miter"/>
-                  <v:imagedata o:title=""/>
-                  <o:lock v:ext="edit" aspectratio="f"/>
-                  <v:textbox>
+                    </ns8:textbox>
+                  </ns8:shape>
+                </ns8:group>
+                <ns8:rect id="_x0000_s1026" ns9:spid="_x0000_s1026" ns9:spt="1" style="position:absolute;left:297180;top:15240;height:288925;width:942975;v-text-anchor:middle;" filled="f" stroked="f" coordsize="21600,21600" ns9:gfxdata="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">
+                  <ns8:fill on="f" focussize="0,0"/>
+                  <ns8:stroke on="f" weight="1pt" miterlimit="8" joinstyle="miter"/>
+                  <ns8:imagedata ns9:title=""/>
+                  <ns9:lock ns8:ext="edit" aspectratio="f"/>
+                  <ns8:textbox>
                     <w:txbxContent>
-                      <w:p>
+                      <w:p ns2:paraId="75B2B4F7">
                         <w:pPr>
                           <w:pStyle w:val="4"/>
                           <w:spacing w:before="0" w:beforeAutospacing="0" w:after="0" w:afterAutospacing="0" w:line="312" w:lineRule="exact"/>
@@ -11202,16 +11202,16 @@
                         </w:r>
                       </w:p>
                     </w:txbxContent>
-                  </v:textbox>
-                </v:rect>
-              </v:group>
+                  </ns8:textbox>
+                </ns8:rect>
+              </ns8:group>
             </w:pict>
-          </mc:Fallback>
-        </mc:AlternateContent>
+          </ns1:Fallback>
+        </ns1:AlternateContent>
       </w:r>
       <w:r>
-        <mc:AlternateContent>
-          <mc:Choice Requires="wps">
+        <ns1:AlternateContent>
+          <ns1:Choice Requires="wps">
             <w:drawing>
               <wp:anchor distT="45720" distB="45720" distL="114300" distR="114300" simplePos="0" relativeHeight="251670528" behindDoc="0" locked="0" layoutInCell="1" allowOverlap="1">
                 <wp:simplePos x="0" y="0"/>
@@ -11226,13 +11226,13 @@
                 <wp:wrapSquare wrapText="bothSides"/>
                 <wp:docPr id="217" name="文本框 2"/>
                 <wp:cNvGraphicFramePr/>
-                <a:graphic xmlns:a="http://schemas.openxmlformats.org/drawingml/2006/main">
+                <a:graphic>
                   <a:graphicData uri="http://schemas.microsoft.com/office/word/2010/wordprocessingShape">
-                    <wps:wsp>
-                      <wps:cNvSpPr txBox="1">
+                    <ns5:wsp>
+                      <ns5:cNvSpPr txBox="1">
                         <a:spLocks noChangeArrowheads="1"/>
-                      </wps:cNvSpPr>
-                      <wps:spPr bwMode="auto">
+                      </ns5:cNvSpPr>
+                      <ns5:spPr bwMode="auto">
                         <a:xfrm>
                           <a:off x="0" y="0"/>
                           <a:ext cx="6751320" cy="617855"/>
@@ -11245,10 +11245,10 @@
                           <a:noFill/>
                           <a:miter lim="800000"/>
                         </a:ln>
-                      </wps:spPr>
-                      <wps:txbx>
+                      </ns5:spPr>
+                      <ns5:txbx>
                         <w:txbxContent>
-                          <w:p>
+                          <w:p ns2:paraId="50A62059">
                             <w:pPr>
                               <w:spacing w:line="360" w:lineRule="exact"/>
                               <w:rPr>
@@ -11346,7 +11346,7 @@
                               <w:t xml:space="preserve"> </w:t>
                             </w:r>
                           </w:p>
-                          <w:p>
+                          <w:p ns2:paraId="32F1D5DA">
                             <w:pPr>
                               <w:spacing w:line="360" w:lineRule="exact"/>
                               <w:rPr>
@@ -11355,14 +11355,14 @@
                                 <w:sz w:val="24"/>
                                 <w:szCs w:val="24"/>
                                 <w:lang w:val="en-US" w:eastAsia="zh-CN"/>
-                                <w14:textFill>
-                                  <w14:solidFill>
-                                    <w14:schemeClr w14:val="tx1">
-                                      <w14:lumMod w14:val="75000"/>
-                                      <w14:lumOff w14:val="25000"/>
-                                    </w14:schemeClr>
-                                  </w14:solidFill>
-                                </w14:textFill>
+                                <ns2:textFill>
+                                  <ns2:solidFill>
+                                    <ns2:schemeClr ns2:val="tx1">
+                                      <ns2:lumMod ns2:val="75000"/>
+                                      <ns2:lumOff ns2:val="25000"/>
+                                    </ns2:schemeClr>
+                                  </ns2:solidFill>
+                                </ns2:textFill>
                               </w:rPr>
                             </w:pPr>
                             <w:r>
@@ -11371,14 +11371,14 @@
                                 <w:color w:val="404040" w:themeColor="text1" w:themeTint="BF"/>
                                 <w:sz w:val="24"/>
                                 <w:szCs w:val="24"/>
-                                <w14:textFill>
-                                  <w14:solidFill>
-                                    <w14:schemeClr w14:val="tx1">
-                                      <w14:lumMod w14:val="75000"/>
-                                      <w14:lumOff w14:val="25000"/>
-                                    </w14:schemeClr>
-                                  </w14:solidFill>
-                                </w14:textFill>
+                                <ns2:textFill>
+                                  <ns2:solidFill>
+                                    <ns2:schemeClr ns2:val="tx1">
+                                      <ns2:lumMod ns2:val="75000"/>
+                                      <ns2:lumOff ns2:val="25000"/>
+                                    </ns2:schemeClr>
+                                  </ns2:solidFill>
+                                </ns2:textFill>
                               </w:rPr>
                               <w:t>主修课程：</w:t>
                             </w:r>
@@ -11389,19 +11389,19 @@
                                 <w:sz w:val="24"/>
                                 <w:szCs w:val="24"/>
                                 <w:lang w:val="en-US" w:eastAsia="zh-CN"/>
-                                <w14:textFill>
-                                  <w14:solidFill>
-                                    <w14:schemeClr w14:val="tx1">
-                                      <w14:lumMod w14:val="75000"/>
-                                      <w14:lumOff w14:val="25000"/>
-                                    </w14:schemeClr>
-                                  </w14:solidFill>
-                                </w14:textFill>
+                                <ns2:textFill>
+                                  <ns2:solidFill>
+                                    <ns2:schemeClr ns2:val="tx1">
+                                      <ns2:lumMod ns2:val="75000"/>
+                                      <ns2:lumOff ns2:val="25000"/>
+                                    </ns2:schemeClr>
+                                  </ns2:solidFill>
+                                </ns2:textFill>
                               </w:rPr>
                               <w:t>python，Linux，MySQL，Java，网络设备配置</w:t>
                             </w:r>
                           </w:p>
-                          <w:p>
+                          <w:p ns2:paraId="696EACD3">
                             <w:pPr>
                               <w:spacing w:line="360" w:lineRule="exact"/>
                               <w:rPr>
@@ -11409,38 +11409,38 @@
                                 <w:color w:val="404040" w:themeColor="text1" w:themeTint="BF"/>
                                 <w:sz w:val="24"/>
                                 <w:szCs w:val="24"/>
-                                <w14:textFill>
-                                  <w14:solidFill>
-                                    <w14:schemeClr w14:val="tx1">
-                                      <w14:lumMod w14:val="75000"/>
-                                      <w14:lumOff w14:val="25000"/>
-                                    </w14:schemeClr>
-                                  </w14:solidFill>
-                                </w14:textFill>
+                                <ns2:textFill>
+                                  <ns2:solidFill>
+                                    <ns2:schemeClr ns2:val="tx1">
+                                      <ns2:lumMod ns2:val="75000"/>
+                                      <ns2:lumOff ns2:val="25000"/>
+                                    </ns2:schemeClr>
+                                  </ns2:solidFill>
+                                </ns2:textFill>
                               </w:rPr>
                             </w:pPr>
                           </w:p>
                         </w:txbxContent>
-                      </wps:txbx>
-                      <wps:bodyPr rot="0" vert="horz" wrap="square" lIns="91440" tIns="45720" rIns="91440" bIns="45720" anchor="t" anchorCtr="0">
+                      </ns5:txbx>
+                      <ns5:bodyPr rot="0" vert="horz" wrap="square" lIns="91440" tIns="45720" rIns="91440" bIns="45720" anchor="t" anchorCtr="0">
                         <a:noAutofit/>
-                      </wps:bodyPr>
-                    </wps:wsp>
+                      </ns5:bodyPr>
+                    </ns5:wsp>
                   </a:graphicData>
                 </a:graphic>
               </wp:anchor>
             </w:drawing>
-          </mc:Choice>
-          <mc:Fallback>
+          </ns1:Choice>
+          <ns1:Fallback>
             <w:pict>
-              <v:shape id="文本框 2" o:spid="_x0000_s1026" o:spt="202" type="#_x0000_t202" style="position:absolute;left:0pt;margin-left:-53.4pt;margin-top:197.4pt;height:48.65pt;width:531.6pt;mso-wrap-distance-bottom:3.6pt;mso-wrap-distance-left:9pt;mso-wrap-distance-right:9pt;mso-wrap-distance-top:3.6pt;z-index:251670528;mso-width-relative:page;mso-height-relative:page;" filled="f" stroked="f" coordsize="21600,21600" o:gfxdata="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">
-                <v:fill on="f" focussize="0,0"/>
-                <v:stroke on="f" miterlimit="8" joinstyle="miter"/>
-                <v:imagedata o:title=""/>
-                <o:lock v:ext="edit" aspectratio="f"/>
-                <v:textbox>
+              <ns8:shape id="文本框 2" ns9:spid="_x0000_s1026" ns9:spt="202" type="#_x0000_t202" style="position:absolute;left:0pt;margin-left:-53.4pt;margin-top:197.4pt;height:48.65pt;width:531.6pt;mso-wrap-distance-bottom:3.6pt;mso-wrap-distance-left:9pt;mso-wrap-distance-right:9pt;mso-wrap-distance-top:3.6pt;z-index:251670528;mso-width-relative:page;mso-height-relative:page;" filled="f" stroked="f" coordsize="21600,21600" ns9:gfxdata="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">
+                <ns8:fill on="f" focussize="0,0"/>
+                <ns8:stroke on="f" miterlimit="8" joinstyle="miter"/>
+                <ns8:imagedata ns9:title=""/>
+                <ns9:lock ns8:ext="edit" aspectratio="f"/>
+                <ns8:textbox>
                   <w:txbxContent>
-                    <w:p>
+                    <w:p ns2:paraId="50A62059">
                       <w:pPr>
                         <w:spacing w:line="360" w:lineRule="exact"/>
                         <w:rPr>
@@ -11538,7 +11538,7 @@
                         <w:t xml:space="preserve"> </w:t>
                       </w:r>
                     </w:p>
-                    <w:p>
+                    <w:p ns2:paraId="32F1D5DA">
                       <w:pPr>
                         <w:spacing w:line="360" w:lineRule="exact"/>
                         <w:rPr>
@@ -11547,14 +11547,14 @@
                           <w:sz w:val="24"/>
                           <w:szCs w:val="24"/>
                           <w:lang w:val="en-US" w:eastAsia="zh-CN"/>
-                          <w14:textFill>
-                            <w14:solidFill>
-                              <w14:schemeClr w14:val="tx1">
-                                <w14:lumMod w14:val="75000"/>
-                                <w14:lumOff w14:val="25000"/>
-                              </w14:schemeClr>
-                            </w14:solidFill>
-                          </w14:textFill>
+                          <ns2:textFill>
+                            <ns2:solidFill>
+                              <ns2:schemeClr ns2:val="tx1">
+                                <ns2:lumMod ns2:val="75000"/>
+                                <ns2:lumOff ns2:val="25000"/>
+                              </ns2:schemeClr>
+                            </ns2:solidFill>
+                          </ns2:textFill>
                         </w:rPr>
                       </w:pPr>
                       <w:r>
@@ -11563,14 +11563,14 @@
                           <w:color w:val="404040" w:themeColor="text1" w:themeTint="BF"/>
                           <w:sz w:val="24"/>
                           <w:szCs w:val="24"/>
-                          <w14:textFill>
-                            <w14:solidFill>
-                              <w14:schemeClr w14:val="tx1">
-                                <w14:lumMod w14:val="75000"/>
-                                <w14:lumOff w14:val="25000"/>
-                              </w14:schemeClr>
-                            </w14:solidFill>
-                          </w14:textFill>
+                          <ns2:textFill>
+                            <ns2:solidFill>
+                              <ns2:schemeClr ns2:val="tx1">
+                                <ns2:lumMod ns2:val="75000"/>
+                                <ns2:lumOff ns2:val="25000"/>
+                              </ns2:schemeClr>
+                            </ns2:solidFill>
+                          </ns2:textFill>
                         </w:rPr>
                         <w:t>主修课程：</w:t>
                       </w:r>
@@ -11581,19 +11581,19 @@
                           <w:sz w:val="24"/>
                           <w:szCs w:val="24"/>
                           <w:lang w:val="en-US" w:eastAsia="zh-CN"/>
-                          <w14:textFill>
-                            <w14:solidFill>
-                              <w14:schemeClr w14:val="tx1">
-                                <w14:lumMod w14:val="75000"/>
-                                <w14:lumOff w14:val="25000"/>
-                              </w14:schemeClr>
-                            </w14:solidFill>
-                          </w14:textFill>
+                          <ns2:textFill>
+                            <ns2:solidFill>
+                              <ns2:schemeClr ns2:val="tx1">
+                                <ns2:lumMod ns2:val="75000"/>
+                                <ns2:lumOff ns2:val="25000"/>
+                              </ns2:schemeClr>
+                            </ns2:solidFill>
+                          </ns2:textFill>
                         </w:rPr>
                         <w:t>python，Linux，MySQL，Java，网络设备配置</w:t>
                       </w:r>
                     </w:p>
-                    <w:p>
+                    <w:p ns2:paraId="696EACD3">
                       <w:pPr>
                         <w:spacing w:line="360" w:lineRule="exact"/>
                         <w:rPr>
@@ -11601,28 +11601,28 @@
                           <w:color w:val="404040" w:themeColor="text1" w:themeTint="BF"/>
                           <w:sz w:val="24"/>
                           <w:szCs w:val="24"/>
-                          <w14:textFill>
-                            <w14:solidFill>
-                              <w14:schemeClr w14:val="tx1">
-                                <w14:lumMod w14:val="75000"/>
-                                <w14:lumOff w14:val="25000"/>
-                              </w14:schemeClr>
-                            </w14:solidFill>
-                          </w14:textFill>
+                          <ns2:textFill>
+                            <ns2:solidFill>
+                              <ns2:schemeClr ns2:val="tx1">
+                                <ns2:lumMod ns2:val="75000"/>
+                                <ns2:lumOff ns2:val="25000"/>
+                              </ns2:schemeClr>
+                            </ns2:solidFill>
+                          </ns2:textFill>
                         </w:rPr>
                       </w:pPr>
                     </w:p>
                   </w:txbxContent>
-                </v:textbox>
-                <w10:wrap type="square"/>
-              </v:shape>
+                </ns8:textbox>
+                <ns11:wrap type="square"/>
+              </ns8:shape>
             </w:pict>
-          </mc:Fallback>
-        </mc:AlternateContent>
+          </ns1:Fallback>
+        </ns1:AlternateContent>
       </w:r>
       <w:r>
-        <mc:AlternateContent>
-          <mc:Choice Requires="wpg">
+        <ns1:AlternateContent>
+          <ns1:Choice Requires="wpg">
             <w:drawing>
               <wp:anchor distT="0" distB="0" distL="114300" distR="114300" simplePos="0" relativeHeight="251675648" behindDoc="0" locked="0" layoutInCell="1" allowOverlap="1">
                 <wp:simplePos x="0" y="0"/>
@@ -11637,44 +11637,44 @@
                 <wp:wrapNone/>
                 <wp:docPr id="107" name="组合 107"/>
                 <wp:cNvGraphicFramePr/>
-                <a:graphic xmlns:a="http://schemas.openxmlformats.org/drawingml/2006/main">
+                <a:graphic>
                   <a:graphicData uri="http://schemas.microsoft.com/office/word/2010/wordprocessingGroup">
-                    <wpg:wgp>
-                      <wpg:cNvGrpSpPr/>
-                      <wpg:grpSpPr>
+                    <ns10:wgp>
+                      <ns10:cNvGrpSpPr/>
+                      <ns10:grpSpPr>
                         <a:xfrm>
                           <a:off x="0" y="0"/>
                           <a:ext cx="6843395" cy="367030"/>
                           <a:chOff x="0" y="0"/>
                           <a:chExt cx="6843395" cy="367030"/>
                         </a:xfrm>
-                      </wpg:grpSpPr>
-                      <wpg:grpSp>
-                        <wpg:cNvPr id="85" name="组合 85"/>
-                        <wpg:cNvGrpSpPr/>
-                        <wpg:grpSpPr>
+                      </ns10:grpSpPr>
+                      <ns10:grpSp>
+                        <ns10:cNvPr id="85" name="组合 85"/>
+                        <ns10:cNvGrpSpPr/>
+                        <ns10:grpSpPr>
                           <a:xfrm>
                             <a:off x="0" y="0"/>
                             <a:ext cx="6843395" cy="367030"/>
                             <a:chOff x="0" y="0"/>
                             <a:chExt cx="6844129" cy="367030"/>
                           </a:xfrm>
-                        </wpg:grpSpPr>
-                        <wpg:grpSp>
-                          <wpg:cNvPr id="86" name="组合 86"/>
-                          <wpg:cNvGrpSpPr/>
-                          <wpg:grpSpPr>
+                        </ns10:grpSpPr>
+                        <ns10:grpSp>
+                          <ns10:cNvPr id="86" name="组合 86"/>
+                          <ns10:cNvGrpSpPr/>
+                          <ns10:grpSpPr>
                             <a:xfrm>
                               <a:off x="0" y="30480"/>
                               <a:ext cx="6844129" cy="336550"/>
                               <a:chOff x="0" y="0"/>
                               <a:chExt cx="6844129" cy="336550"/>
                             </a:xfrm>
-                          </wpg:grpSpPr>
-                          <wps:wsp>
-                            <wps:cNvPr id="87" name="直接连接符 87"/>
-                            <wps:cNvCnPr/>
-                            <wps:spPr>
+                          </ns10:grpSpPr>
+                          <ns5:wsp>
+                            <ns5:cNvPr id="87" name="直接连接符 87"/>
+                            <ns5:cNvCnPr/>
+                            <ns5:spPr>
                               <a:xfrm>
                                 <a:off x="359509" y="243840"/>
                                 <a:ext cx="6484620" cy="0"/>
@@ -11687,8 +11687,8 @@
                                   <a:srgbClr val="BFBFBF"/>
                                 </a:solidFill>
                               </a:ln>
-                            </wps:spPr>
-                            <wps:style>
+                            </ns5:spPr>
+                            <ns5:style>
                               <a:lnRef idx="1">
                                 <a:schemeClr val="accent1"/>
                               </a:lnRef>
@@ -11701,24 +11701,24 @@
                               <a:fontRef idx="minor">
                                 <a:schemeClr val="tx1"/>
                               </a:fontRef>
-                            </wps:style>
-                            <wps:bodyPr/>
-                          </wps:wsp>
-                          <wpg:grpSp>
-                            <wpg:cNvPr id="88" name="组合 88"/>
-                            <wpg:cNvGrpSpPr/>
-                            <wpg:grpSpPr>
+                            </ns5:style>
+                            <ns5:bodyPr/>
+                          </ns5:wsp>
+                          <ns10:grpSp>
+                            <ns10:cNvPr id="88" name="组合 88"/>
+                            <ns10:cNvGrpSpPr/>
+                            <ns10:grpSpPr>
                               <a:xfrm>
                                 <a:off x="0" y="0"/>
                                 <a:ext cx="1516380" cy="336550"/>
                                 <a:chOff x="438155" y="1987670"/>
                                 <a:chExt cx="1386980" cy="307990"/>
                               </a:xfrm>
-                            </wpg:grpSpPr>
-                            <wps:wsp>
-                              <wps:cNvPr id="89" name="梯形 89"/>
-                              <wps:cNvSpPr/>
-                              <wps:spPr>
+                            </ns10:grpSpPr>
+                            <ns5:wsp>
+                              <ns5:cNvPr id="89" name="梯形 89"/>
+                              <ns5:cNvSpPr/>
+                              <ns5:spPr>
                                 <a:xfrm>
                                   <a:off x="1063135" y="1987670"/>
                                   <a:ext cx="762000" cy="238448"/>
@@ -11734,8 +11734,8 @@
                                 <a:ln>
                                   <a:noFill/>
                                 </a:ln>
-                              </wps:spPr>
-                              <wps:style>
+                              </ns5:spPr>
+                              <ns5:style>
                                 <a:lnRef idx="2">
                                   <a:schemeClr val="accent1">
                                     <a:shade val="50000"/>
@@ -11750,22 +11750,22 @@
                                 <a:fontRef idx="minor">
                                   <a:schemeClr val="lt1"/>
                                 </a:fontRef>
-                              </wps:style>
-                              <wps:txbx>
+                              </ns5:style>
+                              <ns5:txbx>
                                 <w:txbxContent>
-                                  <w:p>
+                                  <w:p ns2:paraId="756DE27F">
                                     <w:pPr>
                                       <w:jc w:val="center"/>
                                     </w:pPr>
                                   </w:p>
                                 </w:txbxContent>
-                              </wps:txbx>
-                              <wps:bodyPr rtlCol="0" anchor="ctr"/>
-                            </wps:wsp>
-                            <wps:wsp>
-                              <wps:cNvPr id="90" name="梯形 90"/>
-                              <wps:cNvSpPr/>
-                              <wps:spPr>
+                              </ns5:txbx>
+                              <ns5:bodyPr rtlCol="0" anchor="ctr"/>
+                            </ns5:wsp>
+                            <ns5:wsp>
+                              <ns5:cNvPr id="90" name="梯形 90"/>
+                              <ns5:cNvSpPr/>
+                              <ns5:spPr>
                                 <a:xfrm>
                                   <a:off x="992699" y="1987670"/>
                                   <a:ext cx="762000" cy="238448"/>
@@ -11783,8 +11783,8 @@
                                 <a:ln>
                                   <a:noFill/>
                                 </a:ln>
-                              </wps:spPr>
-                              <wps:style>
+                              </ns5:spPr>
+                              <ns5:style>
                                 <a:lnRef idx="2">
                                   <a:schemeClr val="accent1">
                                     <a:shade val="50000"/>
@@ -11799,22 +11799,22 @@
                                 <a:fontRef idx="minor">
                                   <a:schemeClr val="lt1"/>
                                 </a:fontRef>
-                              </wps:style>
-                              <wps:txbx>
+                              </ns5:style>
+                              <ns5:txbx>
                                 <w:txbxContent>
-                                  <w:p>
+                                  <w:p ns2:paraId="60EEB7DB">
                                     <w:pPr>
                                       <w:jc w:val="center"/>
                                     </w:pPr>
                                   </w:p>
                                 </w:txbxContent>
-                              </wps:txbx>
-                              <wps:bodyPr rtlCol="0" anchor="ctr"/>
-                            </wps:wsp>
-                            <wps:wsp>
-                              <wps:cNvPr id="91" name="矩形 91"/>
-                              <wps:cNvSpPr/>
-                              <wps:spPr>
+                              </ns5:txbx>
+                              <ns5:bodyPr rtlCol="0" anchor="ctr"/>
+                            </ns5:wsp>
+                            <ns5:wsp>
+                              <ns5:cNvPr id="91" name="矩形 91"/>
+                              <ns5:cNvSpPr/>
+                              <ns5:spPr>
                                 <a:xfrm>
                                   <a:off x="438155" y="1987670"/>
                                   <a:ext cx="879633" cy="238448"/>
@@ -11828,8 +11828,8 @@
                                 <a:ln>
                                   <a:noFill/>
                                 </a:ln>
-                              </wps:spPr>
-                              <wps:style>
+                              </ns5:spPr>
+                              <ns5:style>
                                 <a:lnRef idx="2">
                                   <a:schemeClr val="accent1">
                                     <a:shade val="50000"/>
@@ -11844,22 +11844,22 @@
                                 <a:fontRef idx="minor">
                                   <a:schemeClr val="lt1"/>
                                 </a:fontRef>
-                              </wps:style>
-                              <wps:txbx>
+                              </ns5:style>
+                              <ns5:txbx>
                                 <w:txbxContent>
-                                  <w:p>
+                                  <w:p ns2:paraId="129ECCFA">
                                     <w:pPr>
                                       <w:jc w:val="center"/>
                                     </w:pPr>
                                   </w:p>
                                 </w:txbxContent>
-                              </wps:txbx>
-                              <wps:bodyPr rtlCol="0" anchor="ctr"/>
-                            </wps:wsp>
-                            <wps:wsp>
-                              <wps:cNvPr id="92" name="梯形 92"/>
-                              <wps:cNvSpPr/>
-                              <wps:spPr>
+                              </ns5:txbx>
+                              <ns5:bodyPr rtlCol="0" anchor="ctr"/>
+                            </ns5:wsp>
+                            <ns5:wsp>
+                              <ns5:cNvPr id="92" name="梯形 92"/>
+                              <ns5:cNvSpPr/>
+                              <ns5:spPr>
                                 <a:xfrm>
                                   <a:off x="932508" y="1987670"/>
                                   <a:ext cx="762000" cy="238448"/>
@@ -11875,8 +11875,8 @@
                                 <a:ln>
                                   <a:noFill/>
                                 </a:ln>
-                              </wps:spPr>
-                              <wps:style>
+                              </ns5:spPr>
+                              <ns5:style>
                                 <a:lnRef idx="2">
                                   <a:schemeClr val="accent1">
                                     <a:shade val="50000"/>
@@ -11891,22 +11891,22 @@
                                 <a:fontRef idx="minor">
                                   <a:schemeClr val="lt1"/>
                                 </a:fontRef>
-                              </wps:style>
-                              <wps:txbx>
+                              </ns5:style>
+                              <ns5:txbx>
                                 <w:txbxContent>
-                                  <w:p>
+                                  <w:p ns2:paraId="20130251">
                                     <w:pPr>
                                       <w:jc w:val="center"/>
                                     </w:pPr>
                                   </w:p>
                                 </w:txbxContent>
-                              </wps:txbx>
-                              <wps:bodyPr rtlCol="0" anchor="ctr"/>
-                            </wps:wsp>
-                            <wps:wsp>
-                              <wps:cNvPr id="93" name="直角三角形 93"/>
-                              <wps:cNvSpPr/>
-                              <wps:spPr>
+                              </ns5:txbx>
+                              <ns5:bodyPr rtlCol="0" anchor="ctr"/>
+                            </ns5:wsp>
+                            <ns5:wsp>
+                              <ns5:cNvPr id="93" name="直角三角形 93"/>
+                              <ns5:cNvSpPr/>
+                              <ns5:spPr>
                                 <a:xfrm flipH="1" flipV="1">
                                   <a:off x="438155" y="2225012"/>
                                   <a:ext cx="119816" cy="70648"/>
@@ -11922,8 +11922,8 @@
                                 <a:ln>
                                   <a:noFill/>
                                 </a:ln>
-                              </wps:spPr>
-                              <wps:style>
+                              </ns5:spPr>
+                              <ns5:style>
                                 <a:lnRef idx="2">
                                   <a:schemeClr val="accent1">
                                     <a:shade val="50000"/>
@@ -11938,24 +11938,24 @@
                                 <a:fontRef idx="minor">
                                   <a:schemeClr val="lt1"/>
                                 </a:fontRef>
-                              </wps:style>
-                              <wps:txbx>
+                              </ns5:style>
+                              <ns5:txbx>
                                 <w:txbxContent>
-                                  <w:p>
+                                  <w:p ns2:paraId="45CCCB15">
                                     <w:pPr>
                                       <w:jc w:val="center"/>
                                     </w:pPr>
                                   </w:p>
                                 </w:txbxContent>
-                              </wps:txbx>
-                              <wps:bodyPr rtlCol="0" anchor="ctr"/>
-                            </wps:wsp>
-                          </wpg:grpSp>
-                        </wpg:grpSp>
-                        <wps:wsp>
-                          <wps:cNvPr id="95" name="矩形 95"/>
-                          <wps:cNvSpPr/>
-                          <wps:spPr>
+                              </ns5:txbx>
+                              <ns5:bodyPr rtlCol="0" anchor="ctr"/>
+                            </ns5:wsp>
+                          </ns10:grpSp>
+                        </ns10:grpSp>
+                        <ns5:wsp>
+                          <ns5:cNvPr id="95" name="矩形 95"/>
+                          <ns5:cNvSpPr/>
+                          <ns5:spPr>
                             <a:xfrm>
                               <a:off x="312420" y="0"/>
                               <a:ext cx="943127" cy="288925"/>
@@ -11967,8 +11967,8 @@
                             <a:ln>
                               <a:noFill/>
                             </a:ln>
-                          </wps:spPr>
-                          <wps:style>
+                          </ns5:spPr>
+                          <ns5:style>
                             <a:lnRef idx="2">
                               <a:schemeClr val="accent1">
                                 <a:shade val="50000"/>
@@ -11983,10 +11983,10 @@
                             <a:fontRef idx="minor">
                               <a:schemeClr val="lt1"/>
                             </a:fontRef>
-                          </wps:style>
-                          <wps:txbx>
+                          </ns5:style>
+                          <ns5:txbx>
                             <w:txbxContent>
-                              <w:p>
+                              <w:p ns2:paraId="22A0710B">
                                 <w:pPr>
                                   <w:pStyle w:val="4"/>
                                   <w:spacing w:before="0" w:beforeAutospacing="0" w:after="0" w:afterAutospacing="0" w:line="312" w:lineRule="exact"/>
@@ -12014,14 +12014,14 @@
                                 </w:r>
                               </w:p>
                             </w:txbxContent>
-                          </wps:txbx>
-                          <wps:bodyPr rtlCol="0" anchor="ctr"/>
-                        </wps:wsp>
-                      </wpg:grpSp>
-                      <wps:wsp>
-                        <wps:cNvPr id="30" name="Freeform 93"/>
-                        <wps:cNvSpPr/>
-                        <wps:spPr bwMode="auto">
+                          </ns5:txbx>
+                          <ns5:bodyPr rtlCol="0" anchor="ctr"/>
+                        </ns5:wsp>
+                      </ns10:grpSp>
+                      <ns5:wsp>
+                        <ns5:cNvPr id="30" name="Freeform 93"/>
+                        <ns5:cNvSpPr/>
+                        <ns5:spPr bwMode="auto">
                           <a:xfrm>
                             <a:off x="96253" y="72189"/>
                             <a:ext cx="176530" cy="176530"/>
@@ -12690,130 +12690,130 @@
                             <a:noFill/>
                           </a:ln>
                           <a:effectLst/>
-                        </wps:spPr>
-                        <wps:txbx>
+                        </ns5:spPr>
+                        <ns5:txbx>
                           <w:txbxContent>
-                            <w:p>
+                            <w:p ns2:paraId="5A88259A">
                               <w:pPr>
                                 <w:jc w:val="center"/>
                               </w:pPr>
                             </w:p>
                           </w:txbxContent>
-                        </wps:txbx>
-                        <wps:bodyPr rot="0" vert="horz" wrap="square" lIns="91440" tIns="45720" rIns="91440" bIns="45720" anchor="t" anchorCtr="0" upright="1">
+                        </ns5:txbx>
+                        <ns5:bodyPr rot="0" vert="horz" wrap="square" lIns="91440" tIns="45720" rIns="91440" bIns="45720" anchor="t" anchorCtr="0" upright="1">
                           <a:noAutofit/>
-                        </wps:bodyPr>
-                      </wps:wsp>
-                    </wpg:wgp>
+                        </ns5:bodyPr>
+                      </ns5:wsp>
+                    </ns10:wgp>
                   </a:graphicData>
                 </a:graphic>
               </wp:anchor>
             </w:drawing>
-          </mc:Choice>
-          <mc:Fallback>
+          </ns1:Choice>
+          <ns1:Fallback>
             <w:pict>
-              <v:group id="_x0000_s1026" o:spid="_x0000_s1026" o:spt="203" style="position:absolute;left:0pt;margin-left:-68.8pt;margin-top:37.15pt;height:28.9pt;width:538.85pt;z-index:251675648;mso-width-relative:page;mso-height-relative:page;" coordsize="6843395,367030" o:gfxdata="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">
-                <o:lock v:ext="edit" aspectratio="f"/>
-                <v:group id="_x0000_s1026" o:spid="_x0000_s1026" o:spt="203" style="position:absolute;left:0;top:0;height:367030;width:6843395;" coordsize="6844129,367030" o:gfxdata="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">
-                  <o:lock v:ext="edit" aspectratio="f"/>
-                  <v:group id="_x0000_s1026" o:spid="_x0000_s1026" o:spt="203" style="position:absolute;left:0;top:30480;height:336550;width:6844129;" coordsize="6844129,336550" o:gfxdata="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">
-                    <o:lock v:ext="edit" aspectratio="f"/>
-                    <v:line id="_x0000_s1026" o:spid="_x0000_s1026" o:spt="20" style="position:absolute;left:359509;top:243840;height:0;width:6484620;" filled="f" stroked="t" coordsize="21600,21600" o:gfxdata="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">
-                      <v:fill on="f" focussize="0,0"/>
-                      <v:stroke weight="1.75pt" color="#BFBFBF [3204]" miterlimit="8" joinstyle="miter"/>
-                      <v:imagedata o:title=""/>
-                      <o:lock v:ext="edit" aspectratio="f"/>
-                    </v:line>
-                    <v:group id="_x0000_s1026" o:spid="_x0000_s1026" o:spt="203" style="position:absolute;left:0;top:0;height:336550;width:1516380;" coordorigin="438155,1987670" coordsize="1386980,307990" o:gfxdata="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">
-                      <o:lock v:ext="edit" aspectratio="f"/>
-                      <v:shape id="_x0000_s1026" o:spid="_x0000_s1026" style="position:absolute;left:1063135;top:1987670;height:238448;width:762000;v-text-anchor:middle;" fillcolor="#425268" filled="t" stroked="f" coordsize="762000,238448" o:gfxdata="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" path="m0,238448l142162,0,619837,0,762000,238448xe">
-                        <v:path textboxrect="0,0,762000,238448" o:connectlocs="381000,0;71081,119224;381000,238448;690918,119224" o:connectangles="247,164,82,0"/>
-                        <v:fill on="t" focussize="0,0"/>
-                        <v:stroke on="f" weight="1pt" miterlimit="8" joinstyle="miter"/>
-                        <v:imagedata o:title=""/>
-                        <o:lock v:ext="edit" aspectratio="f"/>
-                        <v:textbox>
+              <ns8:group id="_x0000_s1026" ns9:spid="_x0000_s1026" ns9:spt="203" style="position:absolute;left:0pt;margin-left:-68.8pt;margin-top:37.15pt;height:28.9pt;width:538.85pt;z-index:251675648;mso-width-relative:page;mso-height-relative:page;" coordsize="6843395,367030" ns9:gfxdata="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">
+                <ns9:lock ns8:ext="edit" aspectratio="f"/>
+                <ns8:group id="_x0000_s1026" ns9:spid="_x0000_s1026" ns9:spt="203" style="position:absolute;left:0;top:0;height:367030;width:6843395;" coordsize="6844129,367030" ns9:gfxdata="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">
+                  <ns9:lock ns8:ext="edit" aspectratio="f"/>
+                  <ns8:group id="_x0000_s1026" ns9:spid="_x0000_s1026" ns9:spt="203" style="position:absolute;left:0;top:30480;height:336550;width:6844129;" coordsize="6844129,336550" ns9:gfxdata="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">
+                    <ns9:lock ns8:ext="edit" aspectratio="f"/>
+                    <ns8:line id="_x0000_s1026" ns9:spid="_x0000_s1026" ns9:spt="20" style="position:absolute;left:359509;top:243840;height:0;width:6484620;" filled="f" stroked="t" coordsize="21600,21600" ns9:gfxdata="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">
+                      <ns8:fill on="f" focussize="0,0"/>
+                      <ns8:stroke weight="1.75pt" color="#BFBFBF [3204]" miterlimit="8" joinstyle="miter"/>
+                      <ns8:imagedata ns9:title=""/>
+                      <ns9:lock ns8:ext="edit" aspectratio="f"/>
+                    </ns8:line>
+                    <ns8:group id="_x0000_s1026" ns9:spid="_x0000_s1026" ns9:spt="203" style="position:absolute;left:0;top:0;height:336550;width:1516380;" coordorigin="438155,1987670" coordsize="1386980,307990" ns9:gfxdata="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">
+                      <ns9:lock ns8:ext="edit" aspectratio="f"/>
+                      <ns8:shape id="_x0000_s1026" ns9:spid="_x0000_s1026" style="position:absolute;left:1063135;top:1987670;height:238448;width:762000;v-text-anchor:middle;" fillcolor="#425268" filled="t" stroked="f" coordsize="762000,238448" ns9:gfxdata="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" path="m0,238448l142162,0,619837,0,762000,238448xe">
+                        <ns8:path textboxrect="0,0,762000,238448" ns9:connectlocs="381000,0;71081,119224;381000,238448;690918,119224" ns9:connectangles="247,164,82,0"/>
+                        <ns8:fill on="t" focussize="0,0"/>
+                        <ns8:stroke on="f" weight="1pt" miterlimit="8" joinstyle="miter"/>
+                        <ns8:imagedata ns9:title=""/>
+                        <ns9:lock ns8:ext="edit" aspectratio="f"/>
+                        <ns8:textbox>
                           <w:txbxContent>
-                            <w:p>
+                            <w:p ns2:paraId="756DE27F">
                               <w:pPr>
                                 <w:jc w:val="center"/>
                               </w:pPr>
                             </w:p>
                           </w:txbxContent>
-                        </v:textbox>
-                      </v:shape>
-                      <v:shape id="_x0000_s1026" o:spid="_x0000_s1026" style="position:absolute;left:992699;top:1987670;height:238448;width:762000;v-text-anchor:middle;" fillcolor="#F2F2F2 [3052]" filled="t" stroked="f" coordsize="762000,238448" o:gfxdata="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" path="m0,238448l142162,0,619837,0,762000,238448xe">
-                        <v:path textboxrect="0,0,762000,238448" o:connectlocs="381000,0;71081,119224;381000,238448;690918,119224" o:connectangles="247,164,82,0"/>
-                        <v:fill on="t" focussize="0,0"/>
-                        <v:stroke on="f" weight="1pt" miterlimit="8" joinstyle="miter"/>
-                        <v:imagedata o:title=""/>
-                        <o:lock v:ext="edit" aspectratio="f"/>
-                        <v:textbox>
+                        </ns8:textbox>
+                      </ns8:shape>
+                      <ns8:shape id="_x0000_s1026" ns9:spid="_x0000_s1026" style="position:absolute;left:992699;top:1987670;height:238448;width:762000;v-text-anchor:middle;" fillcolor="#F2F2F2 [3052]" filled="t" stroked="f" coordsize="762000,238448" ns9:gfxdata="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" path="m0,238448l142162,0,619837,0,762000,238448xe">
+                        <ns8:path textboxrect="0,0,762000,238448" ns9:connectlocs="381000,0;71081,119224;381000,238448;690918,119224" ns9:connectangles="247,164,82,0"/>
+                        <ns8:fill on="t" focussize="0,0"/>
+                        <ns8:stroke on="f" weight="1pt" miterlimit="8" joinstyle="miter"/>
+                        <ns8:imagedata ns9:title=""/>
+                        <ns9:lock ns8:ext="edit" aspectratio="f"/>
+                        <ns8:textbox>
                           <w:txbxContent>
-                            <w:p>
+                            <w:p ns2:paraId="60EEB7DB">
                               <w:pPr>
                                 <w:jc w:val="center"/>
                               </w:pPr>
                             </w:p>
                           </w:txbxContent>
-                        </v:textbox>
-                      </v:shape>
-                      <v:rect id="_x0000_s1026" o:spid="_x0000_s1026" o:spt="1" style="position:absolute;left:438155;top:1987670;height:238448;width:879633;v-text-anchor:middle;" fillcolor="#425268" filled="t" stroked="f" coordsize="21600,21600" o:gfxdata="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">
-                        <v:fill on="t" focussize="0,0"/>
-                        <v:stroke on="f" weight="1pt" miterlimit="8" joinstyle="miter"/>
-                        <v:imagedata o:title=""/>
-                        <o:lock v:ext="edit" aspectratio="f"/>
-                        <v:textbox>
+                        </ns8:textbox>
+                      </ns8:shape>
+                      <ns8:rect id="_x0000_s1026" ns9:spid="_x0000_s1026" ns9:spt="1" style="position:absolute;left:438155;top:1987670;height:238448;width:879633;v-text-anchor:middle;" fillcolor="#425268" filled="t" stroked="f" coordsize="21600,21600" ns9:gfxdata="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">
+                        <ns8:fill on="t" focussize="0,0"/>
+                        <ns8:stroke on="f" weight="1pt" miterlimit="8" joinstyle="miter"/>
+                        <ns8:imagedata ns9:title=""/>
+                        <ns9:lock ns8:ext="edit" aspectratio="f"/>
+                        <ns8:textbox>
                           <w:txbxContent>
-                            <w:p>
+                            <w:p ns2:paraId="129ECCFA">
                               <w:pPr>
                                 <w:jc w:val="center"/>
                               </w:pPr>
                             </w:p>
                           </w:txbxContent>
-                        </v:textbox>
-                      </v:rect>
-                      <v:shape id="_x0000_s1026" o:spid="_x0000_s1026" style="position:absolute;left:932508;top:1987670;height:238448;width:762000;v-text-anchor:middle;" fillcolor="#425268" filled="t" stroked="f" coordsize="762000,238448" o:gfxdata="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" path="m0,238448l142162,0,619837,0,762000,238448xe">
-                        <v:path textboxrect="0,0,762000,238448" o:connectlocs="381000,0;71081,119224;381000,238448;690918,119224" o:connectangles="247,164,82,0"/>
-                        <v:fill on="t" focussize="0,0"/>
-                        <v:stroke on="f" weight="1pt" miterlimit="8" joinstyle="miter"/>
-                        <v:imagedata o:title=""/>
-                        <o:lock v:ext="edit" aspectratio="f"/>
-                        <v:textbox>
+                        </ns8:textbox>
+                      </ns8:rect>
+                      <ns8:shape id="_x0000_s1026" ns9:spid="_x0000_s1026" style="position:absolute;left:932508;top:1987670;height:238448;width:762000;v-text-anchor:middle;" fillcolor="#425268" filled="t" stroked="f" coordsize="762000,238448" ns9:gfxdata="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" path="m0,238448l142162,0,619837,0,762000,238448xe">
+                        <ns8:path textboxrect="0,0,762000,238448" ns9:connectlocs="381000,0;71081,119224;381000,238448;690918,119224" ns9:connectangles="247,164,82,0"/>
+                        <ns8:fill on="t" focussize="0,0"/>
+                        <ns8:stroke on="f" weight="1pt" miterlimit="8" joinstyle="miter"/>
+                        <ns8:imagedata ns9:title=""/>
+                        <ns9:lock ns8:ext="edit" aspectratio="f"/>
+                        <ns8:textbox>
                           <w:txbxContent>
-                            <w:p>
+                            <w:p ns2:paraId="20130251">
                               <w:pPr>
                                 <w:jc w:val="center"/>
                               </w:pPr>
                             </w:p>
                           </w:txbxContent>
-                        </v:textbox>
-                      </v:shape>
-                      <v:shape id="_x0000_s1026" o:spid="_x0000_s1026" o:spt="6" type="#_x0000_t6" style="position:absolute;left:438155;top:2225012;flip:x y;height:70648;width:119816;v-text-anchor:middle;" fillcolor="#222A35 [1615]" filled="t" stroked="f" coordsize="21600,21600" o:gfxdata="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">
-                        <v:fill on="t" focussize="0,0"/>
-                        <v:stroke on="f" weight="1pt" miterlimit="8" joinstyle="miter"/>
-                        <v:imagedata o:title=""/>
-                        <o:lock v:ext="edit" aspectratio="f"/>
-                        <v:textbox>
+                        </ns8:textbox>
+                      </ns8:shape>
+                      <ns8:shape id="_x0000_s1026" ns9:spid="_x0000_s1026" ns9:spt="6" type="#_x0000_t6" style="position:absolute;left:438155;top:2225012;flip:x y;height:70648;width:119816;v-text-anchor:middle;" fillcolor="#222A35 [1615]" filled="t" stroked="f" coordsize="21600,21600" ns9:gfxdata="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">
+                        <ns8:fill on="t" focussize="0,0"/>
+                        <ns8:stroke on="f" weight="1pt" miterlimit="8" joinstyle="miter"/>
+                        <ns8:imagedata ns9:title=""/>
+                        <ns9:lock ns8:ext="edit" aspectratio="f"/>
+                        <ns8:textbox>
                           <w:txbxContent>
-                            <w:p>
+                            <w:p ns2:paraId="45CCCB15">
                               <w:pPr>
                                 <w:jc w:val="center"/>
                               </w:pPr>
                             </w:p>
                           </w:txbxContent>
-                        </v:textbox>
-                      </v:shape>
-                    </v:group>
-                  </v:group>
-                  <v:rect id="_x0000_s1026" o:spid="_x0000_s1026" o:spt="1" style="position:absolute;left:312420;top:0;height:288925;width:943127;v-text-anchor:middle;" filled="f" stroked="f" coordsize="21600,21600" o:gfxdata="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">
-                    <v:fill on="f" focussize="0,0"/>
-                    <v:stroke on="f" weight="1pt" miterlimit="8" joinstyle="miter"/>
-                    <v:imagedata o:title=""/>
-                    <o:lock v:ext="edit" aspectratio="f"/>
-                    <v:textbox>
+                        </ns8:textbox>
+                      </ns8:shape>
+                    </ns8:group>
+                  </ns8:group>
+                  <ns8:rect id="_x0000_s1026" ns9:spid="_x0000_s1026" ns9:spt="1" style="position:absolute;left:312420;top:0;height:288925;width:943127;v-text-anchor:middle;" filled="f" stroked="f" coordsize="21600,21600" ns9:gfxdata="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">
+                    <ns8:fill on="f" focussize="0,0"/>
+                    <ns8:stroke on="f" weight="1pt" miterlimit="8" joinstyle="miter"/>
+                    <ns8:imagedata ns9:title=""/>
+                    <ns9:lock ns8:ext="edit" aspectratio="f"/>
+                    <ns8:textbox>
                       <w:txbxContent>
-                        <w:p>
+                        <w:p ns2:paraId="22A0710B">
                           <w:pPr>
                             <w:pStyle w:val="4"/>
                             <w:spacing w:before="0" w:beforeAutospacing="0" w:after="0" w:afterAutospacing="0" w:line="312" w:lineRule="exact"/>
@@ -12841,33 +12841,33 @@
                           </w:r>
                         </w:p>
                       </w:txbxContent>
-                    </v:textbox>
-                  </v:rect>
-                </v:group>
-                <v:shape id="Freeform 93" o:spid="_x0000_s1026" o:spt="100" style="position:absolute;left:96253;top:72189;height:176530;width:176530;" fillcolor="#FFFFFF [3212]" filled="t" stroked="f" coordsize="255,255" o:gfxdata="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" path="m245,0c9,0,9,0,9,0c4,0,0,4,0,9c0,245,0,245,0,245c0,251,4,255,9,255c245,255,245,255,245,255c251,255,255,251,255,245c255,9,255,9,255,9c255,4,251,0,245,0xm65,236c65,236,65,236,65,236c19,236,19,236,19,236c19,216,19,216,19,216c34,216,34,216,34,216c39,216,44,212,44,206c44,201,39,197,34,197c19,197,19,197,19,197c19,164,19,164,19,164c34,164,34,164,34,164c39,164,44,159,44,154c44,148,39,144,34,144c19,144,19,144,19,144c19,111,19,111,19,111c34,111,34,111,34,111c39,111,44,107,44,101c44,96,39,91,34,91c19,91,19,91,19,91c19,58,19,58,19,58c34,58,34,58,34,58c39,58,44,54,44,49c44,43,39,39,34,39c19,39,19,39,19,39c19,19,19,19,19,19c65,19,65,19,65,19c65,236,65,236,65,236xm236,236c236,236,236,236,236,236c77,236,77,236,77,236c77,19,77,19,77,19c236,19,236,19,236,19c236,236,236,236,236,236xm116,184c116,184,116,184,116,184c196,184,196,184,196,184c200,184,202,182,202,179c202,170,202,170,202,170c202,166,201,162,200,158c198,154,196,151,193,148c190,145,187,142,183,141c181,140,181,140,181,140c182,139,182,139,182,139c189,133,193,124,193,113c193,103,189,94,182,87c176,81,166,76,156,76c146,76,137,81,130,87c123,94,119,103,119,113c119,124,123,133,130,139c131,140,131,140,131,140c127,142,123,144,119,148c117,151,114,154,112,158c111,162,110,166,110,170c110,179,110,179,110,179c110,182,113,184,116,184xm138,96c138,96,138,96,138,96c143,91,149,88,156,88c163,88,169,91,174,96c178,100,181,106,181,113c181,120,178,127,174,131c169,135,163,138,156,138c156,138,156,138,156,138c149,138,143,135,138,131c134,127,131,120,131,113c131,106,134,100,138,96xm122,170c122,170,122,170,122,170c122,167,122,165,123,162c124,160,126,158,128,156c131,152,136,150,142,150c171,150,171,150,171,150c173,150,176,151,178,152c181,153,183,154,185,156c186,158,188,160,189,162c190,165,190,167,190,170c190,173,190,173,190,173c122,173,122,173,122,173c122,170,122,170,122,170xe">
-                  <v:path textboxrect="0,0,255,255" o:connectlocs="6230,0;0,169607;169607,176530;176530,6230;44997,163376;13153,163376;23537,149531;23537,136378;13153,113533;30460,106610;13153,99687;23537,76842;23537,62996;13153,40151;30460,33921;13153,26998;44997,13153;163376,163376;53305,163376;163376,13153;80303,127378;135685,127378;139839,117686;133608,102456;125301,96918;133608,78227;107994,52612;82380,78227;90687,96918;77534,109379;76150,123917;95533,66458;107994,60920;125301,78227;107994,95533;95533,90687;95533,66458;84457,117686;88611,107994;118378,103841;128070,107994;131532,117686;84457,119763" o:connectangles="0,0,0,0,0,0,0,0,0,0,0,0,0,0,0,0,0,0,0,0,0,0,0,0,0,0,0,0,0,0,0,0,0,0,0,0,0,0,0,0,0,0,0"/>
-                  <v:fill on="t" focussize="0,0"/>
-                  <v:stroke on="f"/>
-                  <v:imagedata o:title=""/>
-                  <o:lock v:ext="edit" aspectratio="f"/>
-                  <v:textbox>
+                    </ns8:textbox>
+                  </ns8:rect>
+                </ns8:group>
+                <ns8:shape id="Freeform 93" ns9:spid="_x0000_s1026" ns9:spt="100" style="position:absolute;left:96253;top:72189;height:176530;width:176530;" fillcolor="#FFFFFF [3212]" filled="t" stroked="f" coordsize="255,255" ns9:gfxdata="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" path="m245,0c9,0,9,0,9,0c4,0,0,4,0,9c0,245,0,245,0,245c0,251,4,255,9,255c245,255,245,255,245,255c251,255,255,251,255,245c255,9,255,9,255,9c255,4,251,0,245,0xm65,236c65,236,65,236,65,236c19,236,19,236,19,236c19,216,19,216,19,216c34,216,34,216,34,216c39,216,44,212,44,206c44,201,39,197,34,197c19,197,19,197,19,197c19,164,19,164,19,164c34,164,34,164,34,164c39,164,44,159,44,154c44,148,39,144,34,144c19,144,19,144,19,144c19,111,19,111,19,111c34,111,34,111,34,111c39,111,44,107,44,101c44,96,39,91,34,91c19,91,19,91,19,91c19,58,19,58,19,58c34,58,34,58,34,58c39,58,44,54,44,49c44,43,39,39,34,39c19,39,19,39,19,39c19,19,19,19,19,19c65,19,65,19,65,19c65,236,65,236,65,236xm236,236c236,236,236,236,236,236c77,236,77,236,77,236c77,19,77,19,77,19c236,19,236,19,236,19c236,236,236,236,236,236xm116,184c116,184,116,184,116,184c196,184,196,184,196,184c200,184,202,182,202,179c202,170,202,170,202,170c202,166,201,162,200,158c198,154,196,151,193,148c190,145,187,142,183,141c181,140,181,140,181,140c182,139,182,139,182,139c189,133,193,124,193,113c193,103,189,94,182,87c176,81,166,76,156,76c146,76,137,81,130,87c123,94,119,103,119,113c119,124,123,133,130,139c131,140,131,140,131,140c127,142,123,144,119,148c117,151,114,154,112,158c111,162,110,166,110,170c110,179,110,179,110,179c110,182,113,184,116,184xm138,96c138,96,138,96,138,96c143,91,149,88,156,88c163,88,169,91,174,96c178,100,181,106,181,113c181,120,178,127,174,131c169,135,163,138,156,138c156,138,156,138,156,138c149,138,143,135,138,131c134,127,131,120,131,113c131,106,134,100,138,96xm122,170c122,170,122,170,122,170c122,167,122,165,123,162c124,160,126,158,128,156c131,152,136,150,142,150c171,150,171,150,171,150c173,150,176,151,178,152c181,153,183,154,185,156c186,158,188,160,189,162c190,165,190,167,190,170c190,173,190,173,190,173c122,173,122,173,122,173c122,170,122,170,122,170xe">
+                  <ns8:path textboxrect="0,0,255,255" ns9:connectlocs="6230,0;0,169607;169607,176530;176530,6230;44997,163376;13153,163376;23537,149531;23537,136378;13153,113533;30460,106610;13153,99687;23537,76842;23537,62996;13153,40151;30460,33921;13153,26998;44997,13153;163376,163376;53305,163376;163376,13153;80303,127378;135685,127378;139839,117686;133608,102456;125301,96918;133608,78227;107994,52612;82380,78227;90687,96918;77534,109379;76150,123917;95533,66458;107994,60920;125301,78227;107994,95533;95533,90687;95533,66458;84457,117686;88611,107994;118378,103841;128070,107994;131532,117686;84457,119763" ns9:connectangles="0,0,0,0,0,0,0,0,0,0,0,0,0,0,0,0,0,0,0,0,0,0,0,0,0,0,0,0,0,0,0,0,0,0,0,0,0,0,0,0,0,0,0"/>
+                  <ns8:fill on="t" focussize="0,0"/>
+                  <ns8:stroke on="f"/>
+                  <ns8:imagedata ns9:title=""/>
+                  <ns9:lock ns8:ext="edit" aspectratio="f"/>
+                  <ns8:textbox>
                     <w:txbxContent>
-                      <w:p>
+                      <w:p ns2:paraId="5A88259A">
                         <w:pPr>
                           <w:jc w:val="center"/>
                         </w:pPr>
                       </w:p>
                     </w:txbxContent>
-                  </v:textbox>
-                </v:shape>
-              </v:group>
+                  </ns8:textbox>
+                </ns8:shape>
+              </ns8:group>
             </w:pict>
-          </mc:Fallback>
-        </mc:AlternateContent>
+          </ns1:Fallback>
+        </ns1:AlternateContent>
       </w:r>
       <w:r>
-        <mc:AlternateContent>
-          <mc:Choice Requires="wps">
+        <ns1:AlternateContent>
+          <ns1:Choice Requires="wps">
             <w:drawing>
               <wp:anchor distT="45720" distB="45720" distL="114300" distR="114300" simplePos="0" relativeHeight="251673600" behindDoc="0" locked="0" layoutInCell="1" allowOverlap="1">
                 <wp:simplePos x="0" y="0"/>
@@ -12882,13 +12882,13 @@
                 <wp:wrapSquare wrapText="bothSides"/>
                 <wp:docPr id="102" name="文本框 2"/>
                 <wp:cNvGraphicFramePr/>
-                <a:graphic xmlns:a="http://schemas.openxmlformats.org/drawingml/2006/main">
+                <a:graphic>
                   <a:graphicData uri="http://schemas.microsoft.com/office/word/2010/wordprocessingShape">
-                    <wps:wsp>
-                      <wps:cNvSpPr txBox="1">
+                    <ns5:wsp>
+                      <ns5:cNvSpPr txBox="1">
                         <a:spLocks noChangeArrowheads="1"/>
-                      </wps:cNvSpPr>
-                      <wps:spPr bwMode="auto">
+                      </ns5:cNvSpPr>
+                      <ns5:spPr bwMode="auto">
                         <a:xfrm>
                           <a:off x="0" y="0"/>
                           <a:ext cx="2715895" cy="1363980"/>
@@ -12901,10 +12901,10 @@
                           <a:noFill/>
                           <a:miter lim="800000"/>
                         </a:ln>
-                      </wps:spPr>
-                      <wps:txbx>
+                      </ns5:spPr>
+                      <ns5:txbx>
                         <w:txbxContent>
-                          <w:p>
+                          <w:p ns2:paraId="5F8451DE">
                             <w:pPr>
                               <w:adjustRightInd w:val="0"/>
                               <w:snapToGrid w:val="0"/>
@@ -12915,14 +12915,14 @@
                                 <w:sz w:val="24"/>
                                 <w:szCs w:val="24"/>
                                 <w:lang w:val="en-US" w:eastAsia="zh-CN"/>
-                                <w14:textFill>
-                                  <w14:solidFill>
-                                    <w14:schemeClr w14:val="tx1">
-                                      <w14:lumMod w14:val="75000"/>
-                                      <w14:lumOff w14:val="25000"/>
-                                    </w14:schemeClr>
-                                  </w14:solidFill>
-                                </w14:textFill>
+                                <ns2:textFill>
+                                  <ns2:solidFill>
+                                    <ns2:schemeClr ns2:val="tx1">
+                                      <ns2:lumMod ns2:val="75000"/>
+                                      <ns2:lumOff ns2:val="25000"/>
+                                    </ns2:schemeClr>
+                                  </ns2:solidFill>
+                                </ns2:textFill>
                               </w:rPr>
                             </w:pPr>
                             <w:r>
@@ -12931,14 +12931,14 @@
                                 <w:color w:val="404040" w:themeColor="text1" w:themeTint="BF"/>
                                 <w:sz w:val="24"/>
                                 <w:szCs w:val="24"/>
-                                <w14:textFill>
-                                  <w14:solidFill>
-                                    <w14:schemeClr w14:val="tx1">
-                                      <w14:lumMod w14:val="75000"/>
-                                      <w14:lumOff w14:val="25000"/>
-                                    </w14:schemeClr>
-                                  </w14:solidFill>
-                                </w14:textFill>
+                                <ns2:textFill>
+                                  <ns2:solidFill>
+                                    <ns2:schemeClr ns2:val="tx1">
+                                      <ns2:lumMod ns2:val="75000"/>
+                                      <ns2:lumOff ns2:val="25000"/>
+                                    </ns2:schemeClr>
+                                  </ns2:solidFill>
+                                </ns2:textFill>
                               </w:rPr>
                               <w:t>出生年月：</w:t>
                             </w:r>
@@ -12949,19 +12949,19 @@
                                 <w:sz w:val="24"/>
                                 <w:szCs w:val="24"/>
                                 <w:lang w:val="en-US" w:eastAsia="zh-CN"/>
-                                <w14:textFill>
-                                  <w14:solidFill>
-                                    <w14:schemeClr w14:val="tx1">
-                                      <w14:lumMod w14:val="75000"/>
-                                      <w14:lumOff w14:val="25000"/>
-                                    </w14:schemeClr>
-                                  </w14:solidFill>
-                                </w14:textFill>
+                                <ns2:textFill>
+                                  <ns2:solidFill>
+                                    <ns2:schemeClr ns2:val="tx1">
+                                      <ns2:lumMod ns2:val="75000"/>
+                                      <ns2:lumOff ns2:val="25000"/>
+                                    </ns2:schemeClr>
+                                  </ns2:solidFill>
+                                </ns2:textFill>
                               </w:rPr>
                               <w:t>2005.04</w:t>
                             </w:r>
                           </w:p>
-                          <w:p>
+                          <w:p ns2:paraId="5D957646">
                             <w:pPr>
                               <w:adjustRightInd w:val="0"/>
                               <w:snapToGrid w:val="0"/>
@@ -12972,14 +12972,14 @@
                                 <w:sz w:val="24"/>
                                 <w:szCs w:val="24"/>
                                 <w:lang w:val="en-US" w:eastAsia="zh-CN"/>
-                                <w14:textFill>
-                                  <w14:solidFill>
-                                    <w14:schemeClr w14:val="tx1">
-                                      <w14:lumMod w14:val="75000"/>
-                                      <w14:lumOff w14:val="25000"/>
-                                    </w14:schemeClr>
-                                  </w14:solidFill>
-                                </w14:textFill>
+                                <ns2:textFill>
+                                  <ns2:solidFill>
+                                    <ns2:schemeClr ns2:val="tx1">
+                                      <ns2:lumMod ns2:val="75000"/>
+                                      <ns2:lumOff ns2:val="25000"/>
+                                    </ns2:schemeClr>
+                                  </ns2:solidFill>
+                                </ns2:textFill>
                               </w:rPr>
                             </w:pPr>
                             <w:r>
@@ -12988,14 +12988,14 @@
                                 <w:color w:val="404040" w:themeColor="text1" w:themeTint="BF"/>
                                 <w:sz w:val="24"/>
                                 <w:szCs w:val="24"/>
-                                <w14:textFill>
-                                  <w14:solidFill>
-                                    <w14:schemeClr w14:val="tx1">
-                                      <w14:lumMod w14:val="75000"/>
-                                      <w14:lumOff w14:val="25000"/>
-                                    </w14:schemeClr>
-                                  </w14:solidFill>
-                                </w14:textFill>
+                                <ns2:textFill>
+                                  <ns2:solidFill>
+                                    <ns2:schemeClr ns2:val="tx1">
+                                      <ns2:lumMod ns2:val="75000"/>
+                                      <ns2:lumOff ns2:val="25000"/>
+                                    </ns2:schemeClr>
+                                  </ns2:solidFill>
+                                </ns2:textFill>
                               </w:rPr>
                               <w:t>现    居：</w:t>
                             </w:r>
@@ -13006,19 +13006,19 @@
                                 <w:sz w:val="24"/>
                                 <w:szCs w:val="24"/>
                                 <w:lang w:val="en-US" w:eastAsia="zh-CN"/>
-                                <w14:textFill>
-                                  <w14:solidFill>
-                                    <w14:schemeClr w14:val="tx1">
-                                      <w14:lumMod w14:val="75000"/>
-                                      <w14:lumOff w14:val="25000"/>
-                                    </w14:schemeClr>
-                                  </w14:solidFill>
-                                </w14:textFill>
+                                <ns2:textFill>
+                                  <ns2:solidFill>
+                                    <ns2:schemeClr ns2:val="tx1">
+                                      <ns2:lumMod ns2:val="75000"/>
+                                      <ns2:lumOff ns2:val="25000"/>
+                                    </ns2:schemeClr>
+                                  </ns2:solidFill>
+                                </ns2:textFill>
                               </w:rPr>
                               <w:t>广州白云</w:t>
                             </w:r>
                           </w:p>
-                          <w:p>
+                          <w:p ns2:paraId="2386B431">
                             <w:pPr>
                               <w:adjustRightInd w:val="0"/>
                               <w:snapToGrid w:val="0"/>
@@ -13028,14 +13028,14 @@
                                 <w:color w:val="404040" w:themeColor="text1" w:themeTint="BF"/>
                                 <w:sz w:val="24"/>
                                 <w:szCs w:val="24"/>
-                                <w14:textFill>
-                                  <w14:solidFill>
-                                    <w14:schemeClr w14:val="tx1">
-                                      <w14:lumMod w14:val="75000"/>
-                                      <w14:lumOff w14:val="25000"/>
-                                    </w14:schemeClr>
-                                  </w14:solidFill>
-                                </w14:textFill>
+                                <ns2:textFill>
+                                  <ns2:solidFill>
+                                    <ns2:schemeClr ns2:val="tx1">
+                                      <ns2:lumMod ns2:val="75000"/>
+                                      <ns2:lumOff ns2:val="25000"/>
+                                    </ns2:schemeClr>
+                                  </ns2:solidFill>
+                                </ns2:textFill>
                               </w:rPr>
                             </w:pPr>
                             <w:r>
@@ -13044,14 +13044,14 @@
                                 <w:color w:val="404040" w:themeColor="text1" w:themeTint="BF"/>
                                 <w:sz w:val="24"/>
                                 <w:szCs w:val="24"/>
-                                <w14:textFill>
-                                  <w14:solidFill>
-                                    <w14:schemeClr w14:val="tx1">
-                                      <w14:lumMod w14:val="75000"/>
-                                      <w14:lumOff w14:val="25000"/>
-                                    </w14:schemeClr>
-                                  </w14:solidFill>
-                                </w14:textFill>
+                                <ns2:textFill>
+                                  <ns2:solidFill>
+                                    <ns2:schemeClr ns2:val="tx1">
+                                      <ns2:lumMod ns2:val="75000"/>
+                                      <ns2:lumOff ns2:val="25000"/>
+                                    </ns2:schemeClr>
+                                  </ns2:solidFill>
+                                </ns2:textFill>
                               </w:rPr>
                               <w:t>电    话：</w:t>
                             </w:r>
@@ -13062,14 +13062,14 @@
                                 <w:sz w:val="24"/>
                                 <w:szCs w:val="24"/>
                                 <w:lang w:val="en-US" w:eastAsia="zh-CN"/>
-                                <w14:textFill>
-                                  <w14:solidFill>
-                                    <w14:schemeClr w14:val="tx1">
-                                      <w14:lumMod w14:val="75000"/>
-                                      <w14:lumOff w14:val="25000"/>
-                                    </w14:schemeClr>
-                                  </w14:solidFill>
-                                </w14:textFill>
+                                <ns2:textFill>
+                                  <ns2:solidFill>
+                                    <ns2:schemeClr ns2:val="tx1">
+                                      <ns2:lumMod ns2:val="75000"/>
+                                      <ns2:lumOff ns2:val="25000"/>
+                                    </ns2:schemeClr>
+                                  </ns2:solidFill>
+                                </ns2:textFill>
                               </w:rPr>
                               <w:t>13719933423</w:t>
                             </w:r>
@@ -13079,19 +13079,19 @@
                                 <w:color w:val="404040" w:themeColor="text1" w:themeTint="BF"/>
                                 <w:sz w:val="24"/>
                                 <w:szCs w:val="24"/>
-                                <w14:textFill>
-                                  <w14:solidFill>
-                                    <w14:schemeClr w14:val="tx1">
-                                      <w14:lumMod w14:val="75000"/>
-                                      <w14:lumOff w14:val="25000"/>
-                                    </w14:schemeClr>
-                                  </w14:solidFill>
-                                </w14:textFill>
+                                <ns2:textFill>
+                                  <ns2:solidFill>
+                                    <ns2:schemeClr ns2:val="tx1">
+                                      <ns2:lumMod ns2:val="75000"/>
+                                      <ns2:lumOff ns2:val="25000"/>
+                                    </ns2:schemeClr>
+                                  </ns2:solidFill>
+                                </ns2:textFill>
                               </w:rPr>
                               <w:tab/>
                             </w:r>
                           </w:p>
-                          <w:p>
+                          <w:p ns2:paraId="153D7382">
                             <w:pPr>
                               <w:pStyle w:val="4"/>
                               <w:keepNext w:val="0"/>
@@ -13108,14 +13108,14 @@
                                 <w:color w:val="404040" w:themeColor="text1" w:themeTint="BF"/>
                                 <w:sz w:val="24"/>
                                 <w:szCs w:val="24"/>
-                                <w14:textFill>
-                                  <w14:solidFill>
-                                    <w14:schemeClr w14:val="tx1">
-                                      <w14:lumMod w14:val="75000"/>
-                                      <w14:lumOff w14:val="25000"/>
-                                    </w14:schemeClr>
-                                  </w14:solidFill>
-                                </w14:textFill>
+                                <ns2:textFill>
+                                  <ns2:solidFill>
+                                    <ns2:schemeClr ns2:val="tx1">
+                                      <ns2:lumMod ns2:val="75000"/>
+                                      <ns2:lumOff ns2:val="25000"/>
+                                    </ns2:schemeClr>
+                                  </ns2:solidFill>
+                                </ns2:textFill>
                               </w:rPr>
                               <w:t>邮    箱：</w:t>
                             </w:r>
@@ -13136,7 +13136,7 @@
                               <w:t>2473623419@qq.com</w:t>
                             </w:r>
                           </w:p>
-                          <w:p>
+                          <w:p ns2:paraId="72156968">
                             <w:pPr>
                               <w:adjustRightInd w:val="0"/>
                               <w:snapToGrid w:val="0"/>
@@ -13145,14 +13145,14 @@
                                 <w:rFonts w:ascii="微软雅黑" w:hAnsi="微软雅黑" w:eastAsia="微软雅黑"/>
                                 <w:color w:val="404040" w:themeColor="text1" w:themeTint="BF"/>
                                 <w:szCs w:val="21"/>
-                                <w14:textFill>
-                                  <w14:solidFill>
-                                    <w14:schemeClr w14:val="tx1">
-                                      <w14:lumMod w14:val="75000"/>
-                                      <w14:lumOff w14:val="25000"/>
-                                    </w14:schemeClr>
-                                  </w14:solidFill>
-                                </w14:textFill>
+                                <ns2:textFill>
+                                  <ns2:solidFill>
+                                    <ns2:schemeClr ns2:val="tx1">
+                                      <ns2:lumMod ns2:val="75000"/>
+                                      <ns2:lumOff ns2:val="25000"/>
+                                    </ns2:schemeClr>
+                                  </ns2:solidFill>
+                                </ns2:textFill>
                               </w:rPr>
                             </w:pPr>
                             <w:r>
@@ -13160,19 +13160,19 @@
                                 <w:rFonts w:hint="eastAsia" w:ascii="微软雅黑" w:hAnsi="微软雅黑" w:eastAsia="微软雅黑"/>
                                 <w:color w:val="404040" w:themeColor="text1" w:themeTint="BF"/>
                                 <w:szCs w:val="21"/>
-                                <w14:textFill>
-                                  <w14:solidFill>
-                                    <w14:schemeClr w14:val="tx1">
-                                      <w14:lumMod w14:val="75000"/>
-                                      <w14:lumOff w14:val="25000"/>
-                                    </w14:schemeClr>
-                                  </w14:solidFill>
-                                </w14:textFill>
+                                <ns2:textFill>
+                                  <ns2:solidFill>
+                                    <ns2:schemeClr ns2:val="tx1">
+                                      <ns2:lumMod ns2:val="75000"/>
+                                      <ns2:lumOff ns2:val="25000"/>
+                                    </ns2:schemeClr>
+                                  </ns2:solidFill>
+                                </ns2:textFill>
                               </w:rPr>
                               <w:tab/>
                             </w:r>
                           </w:p>
-                          <w:p>
+                          <w:p ns2:paraId="004BE72A">
                             <w:pPr>
                               <w:adjustRightInd w:val="0"/>
                               <w:snapToGrid w:val="0"/>
@@ -13182,18 +13182,18 @@
                                 <w:color w:val="262626" w:themeColor="text1" w:themeTint="D9"/>
                                 <w:sz w:val="24"/>
                                 <w:szCs w:val="24"/>
-                                <w14:textFill>
-                                  <w14:solidFill>
-                                    <w14:schemeClr w14:val="tx1">
-                                      <w14:lumMod w14:val="85000"/>
-                                      <w14:lumOff w14:val="15000"/>
-                                    </w14:schemeClr>
-                                  </w14:solidFill>
-                                </w14:textFill>
+                                <ns2:textFill>
+                                  <ns2:solidFill>
+                                    <ns2:schemeClr ns2:val="tx1">
+                                      <ns2:lumMod ns2:val="85000"/>
+                                      <ns2:lumOff ns2:val="15000"/>
+                                    </ns2:schemeClr>
+                                  </ns2:solidFill>
+                                </ns2:textFill>
                               </w:rPr>
                             </w:pPr>
                           </w:p>
-                          <w:p>
+                          <w:p ns2:paraId="1E7A16A6">
                             <w:pPr>
                               <w:tabs>
                                 <w:tab w:val="left" w:pos="2310"/>
@@ -13206,15 +13206,15 @@
                                 <w:color w:val="000000" w:themeColor="text1"/>
                                 <w:sz w:val="24"/>
                                 <w:szCs w:val="24"/>
-                                <w14:textFill>
-                                  <w14:solidFill>
-                                    <w14:schemeClr w14:val="tx1"/>
-                                  </w14:solidFill>
-                                </w14:textFill>
+                                <ns2:textFill>
+                                  <ns2:solidFill>
+                                    <ns2:schemeClr ns2:val="tx1"/>
+                                  </ns2:solidFill>
+                                </ns2:textFill>
                               </w:rPr>
                             </w:pPr>
                           </w:p>
-                          <w:p>
+                          <w:p ns2:paraId="6A7CEB88">
                             <w:pPr>
                               <w:spacing w:line="400" w:lineRule="exact"/>
                               <w:rPr>
@@ -13226,26 +13226,26 @@
                             </w:pPr>
                           </w:p>
                         </w:txbxContent>
-                      </wps:txbx>
-                      <wps:bodyPr rot="0" vert="horz" wrap="square" lIns="91440" tIns="45720" rIns="91440" bIns="45720" anchor="t" anchorCtr="0">
+                      </ns5:txbx>
+                      <ns5:bodyPr rot="0" vert="horz" wrap="square" lIns="91440" tIns="45720" rIns="91440" bIns="45720" anchor="t" anchorCtr="0">
                         <a:noAutofit/>
-                      </wps:bodyPr>
-                    </wps:wsp>
+                      </ns5:bodyPr>
+                    </ns5:wsp>
                   </a:graphicData>
                 </a:graphic>
               </wp:anchor>
             </w:drawing>
-          </mc:Choice>
-          <mc:Fallback>
+          </ns1:Choice>
+          <ns1:Fallback>
             <w:pict>
-              <v:shape id="文本框 2" o:spid="_x0000_s1026" o:spt="202" type="#_x0000_t202" style="position:absolute;left:0pt;margin-left:138.9pt;margin-top:66.55pt;height:107.4pt;width:213.85pt;mso-position-horizontal-relative:margin;mso-wrap-distance-bottom:3.6pt;mso-wrap-distance-left:9pt;mso-wrap-distance-right:9pt;mso-wrap-distance-top:3.6pt;z-index:251673600;mso-width-relative:page;mso-height-relative:page;" filled="f" stroked="f" coordsize="21600,21600" o:gfxdata="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">
-                <v:fill on="f" focussize="0,0"/>
-                <v:stroke on="f" miterlimit="8" joinstyle="miter"/>
-                <v:imagedata o:title=""/>
-                <o:lock v:ext="edit" aspectratio="f"/>
-                <v:textbox>
+              <ns8:shape id="文本框 2" ns9:spid="_x0000_s1026" ns9:spt="202" type="#_x0000_t202" style="position:absolute;left:0pt;margin-left:138.9pt;margin-top:66.55pt;height:107.4pt;width:213.85pt;mso-position-horizontal-relative:margin;mso-wrap-distance-bottom:3.6pt;mso-wrap-distance-left:9pt;mso-wrap-distance-right:9pt;mso-wrap-distance-top:3.6pt;z-index:251673600;mso-width-relative:page;mso-height-relative:page;" filled="f" stroked="f" coordsize="21600,21600" ns9:gfxdata="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">
+                <ns8:fill on="f" focussize="0,0"/>
+                <ns8:stroke on="f" miterlimit="8" joinstyle="miter"/>
+                <ns8:imagedata ns9:title=""/>
+                <ns9:lock ns8:ext="edit" aspectratio="f"/>
+                <ns8:textbox>
                   <w:txbxContent>
-                    <w:p>
+                    <w:p ns2:paraId="5F8451DE">
                       <w:pPr>
                         <w:adjustRightInd w:val="0"/>
                         <w:snapToGrid w:val="0"/>
@@ -13256,14 +13256,14 @@
                           <w:sz w:val="24"/>
                           <w:szCs w:val="24"/>
                           <w:lang w:val="en-US" w:eastAsia="zh-CN"/>
-                          <w14:textFill>
-                            <w14:solidFill>
-                              <w14:schemeClr w14:val="tx1">
-                                <w14:lumMod w14:val="75000"/>
-                                <w14:lumOff w14:val="25000"/>
-                              </w14:schemeClr>
-                            </w14:solidFill>
-                          </w14:textFill>
+                          <ns2:textFill>
+                            <ns2:solidFill>
+                              <ns2:schemeClr ns2:val="tx1">
+                                <ns2:lumMod ns2:val="75000"/>
+                                <ns2:lumOff ns2:val="25000"/>
+                              </ns2:schemeClr>
+                            </ns2:solidFill>
+                          </ns2:textFill>
                         </w:rPr>
                       </w:pPr>
                       <w:r>
@@ -13272,14 +13272,14 @@
                           <w:color w:val="404040" w:themeColor="text1" w:themeTint="BF"/>
                           <w:sz w:val="24"/>
                           <w:szCs w:val="24"/>
-                          <w14:textFill>
-                            <w14:solidFill>
-                              <w14:schemeClr w14:val="tx1">
-                                <w14:lumMod w14:val="75000"/>
-                                <w14:lumOff w14:val="25000"/>
-                              </w14:schemeClr>
-                            </w14:solidFill>
-                          </w14:textFill>
+                          <ns2:textFill>
+                            <ns2:solidFill>
+                              <ns2:schemeClr ns2:val="tx1">
+                                <ns2:lumMod ns2:val="75000"/>
+                                <ns2:lumOff ns2:val="25000"/>
+                              </ns2:schemeClr>
+                            </ns2:solidFill>
+                          </ns2:textFill>
                         </w:rPr>
                         <w:t>出生年月：</w:t>
                       </w:r>
@@ -13290,19 +13290,19 @@
                           <w:sz w:val="24"/>
                           <w:szCs w:val="24"/>
                           <w:lang w:val="en-US" w:eastAsia="zh-CN"/>
-                          <w14:textFill>
-                            <w14:solidFill>
-                              <w14:schemeClr w14:val="tx1">
-                                <w14:lumMod w14:val="75000"/>
-                                <w14:lumOff w14:val="25000"/>
-                              </w14:schemeClr>
-                            </w14:solidFill>
-                          </w14:textFill>
+                          <ns2:textFill>
+                            <ns2:solidFill>
+                              <ns2:schemeClr ns2:val="tx1">
+                                <ns2:lumMod ns2:val="75000"/>
+                                <ns2:lumOff ns2:val="25000"/>
+                              </ns2:schemeClr>
+                            </ns2:solidFill>
+                          </ns2:textFill>
                         </w:rPr>
                         <w:t>2005.04</w:t>
                       </w:r>
                     </w:p>
-                    <w:p>
+                    <w:p ns2:paraId="5D957646">
                       <w:pPr>
                         <w:adjustRightInd w:val="0"/>
                         <w:snapToGrid w:val="0"/>
@@ -13313,14 +13313,14 @@
                           <w:sz w:val="24"/>
                           <w:szCs w:val="24"/>
                           <w:lang w:val="en-US" w:eastAsia="zh-CN"/>
-                          <w14:textFill>
-                            <w14:solidFill>
-                              <w14:schemeClr w14:val="tx1">
-                                <w14:lumMod w14:val="75000"/>
-                                <w14:lumOff w14:val="25000"/>
-                              </w14:schemeClr>
-                            </w14:solidFill>
-                          </w14:textFill>
+                          <ns2:textFill>
+                            <ns2:solidFill>
+                              <ns2:schemeClr ns2:val="tx1">
+                                <ns2:lumMod ns2:val="75000"/>
+                                <ns2:lumOff ns2:val="25000"/>
+                              </ns2:schemeClr>
+                            </ns2:solidFill>
+                          </ns2:textFill>
                         </w:rPr>
                       </w:pPr>
                       <w:r>
@@ -13329,14 +13329,14 @@
                           <w:color w:val="404040" w:themeColor="text1" w:themeTint="BF"/>
                           <w:sz w:val="24"/>
                           <w:szCs w:val="24"/>
-                          <w14:textFill>
-                            <w14:solidFill>
-                              <w14:schemeClr w14:val="tx1">
-                                <w14:lumMod w14:val="75000"/>
-                                <w14:lumOff w14:val="25000"/>
-                              </w14:schemeClr>
-                            </w14:solidFill>
-                          </w14:textFill>
+                          <ns2:textFill>
+                            <ns2:solidFill>
+                              <ns2:schemeClr ns2:val="tx1">
+                                <ns2:lumMod ns2:val="75000"/>
+                                <ns2:lumOff ns2:val="25000"/>
+                              </ns2:schemeClr>
+                            </ns2:solidFill>
+                          </ns2:textFill>
                         </w:rPr>
                         <w:t>现    居：</w:t>
                       </w:r>
@@ -13347,19 +13347,19 @@
                           <w:sz w:val="24"/>
                           <w:szCs w:val="24"/>
                           <w:lang w:val="en-US" w:eastAsia="zh-CN"/>
-                          <w14:textFill>
-                            <w14:solidFill>
-                              <w14:schemeClr w14:val="tx1">
-                                <w14:lumMod w14:val="75000"/>
-                                <w14:lumOff w14:val="25000"/>
-                              </w14:schemeClr>
-                            </w14:solidFill>
-                          </w14:textFill>
+                          <ns2:textFill>
+                            <ns2:solidFill>
+                              <ns2:schemeClr ns2:val="tx1">
+                                <ns2:lumMod ns2:val="75000"/>
+                                <ns2:lumOff ns2:val="25000"/>
+                              </ns2:schemeClr>
+                            </ns2:solidFill>
+                          </ns2:textFill>
                         </w:rPr>
                         <w:t>广州白云</w:t>
                       </w:r>
                     </w:p>
-                    <w:p>
+                    <w:p ns2:paraId="2386B431">
                       <w:pPr>
                         <w:adjustRightInd w:val="0"/>
                         <w:snapToGrid w:val="0"/>
@@ -13369,14 +13369,14 @@
                           <w:color w:val="404040" w:themeColor="text1" w:themeTint="BF"/>
                           <w:sz w:val="24"/>
                           <w:szCs w:val="24"/>
-                          <w14:textFill>
-                            <w14:solidFill>
-                              <w14:schemeClr w14:val="tx1">
-                                <w14:lumMod w14:val="75000"/>
-                                <w14:lumOff w14:val="25000"/>
-                              </w14:schemeClr>
-                            </w14:solidFill>
-                          </w14:textFill>
+                          <ns2:textFill>
+                            <ns2:solidFill>
+                              <ns2:schemeClr ns2:val="tx1">
+                                <ns2:lumMod ns2:val="75000"/>
+                                <ns2:lumOff ns2:val="25000"/>
+                              </ns2:schemeClr>
+                            </ns2:solidFill>
+                          </ns2:textFill>
                         </w:rPr>
                       </w:pPr>
                       <w:r>
@@ -13385,14 +13385,14 @@
                           <w:color w:val="404040" w:themeColor="text1" w:themeTint="BF"/>
                           <w:sz w:val="24"/>
                           <w:szCs w:val="24"/>
-                          <w14:textFill>
-                            <w14:solidFill>
-                              <w14:schemeClr w14:val="tx1">
-                                <w14:lumMod w14:val="75000"/>
-                                <w14:lumOff w14:val="25000"/>
-                              </w14:schemeClr>
-                            </w14:solidFill>
-                          </w14:textFill>
+                          <ns2:textFill>
+                            <ns2:solidFill>
+                              <ns2:schemeClr ns2:val="tx1">
+                                <ns2:lumMod ns2:val="75000"/>
+                                <ns2:lumOff ns2:val="25000"/>
+                              </ns2:schemeClr>
+                            </ns2:solidFill>
+                          </ns2:textFill>
                         </w:rPr>
                         <w:t>电    话：</w:t>
                       </w:r>
@@ -13403,14 +13403,14 @@
                           <w:sz w:val="24"/>
                           <w:szCs w:val="24"/>
                           <w:lang w:val="en-US" w:eastAsia="zh-CN"/>
-                          <w14:textFill>
-                            <w14:solidFill>
-                              <w14:schemeClr w14:val="tx1">
-                                <w14:lumMod w14:val="75000"/>
-                                <w14:lumOff w14:val="25000"/>
-                              </w14:schemeClr>
-                            </w14:solidFill>
-                          </w14:textFill>
+                          <ns2:textFill>
+                            <ns2:solidFill>
+                              <ns2:schemeClr ns2:val="tx1">
+                                <ns2:lumMod ns2:val="75000"/>
+                                <ns2:lumOff ns2:val="25000"/>
+                              </ns2:schemeClr>
+                            </ns2:solidFill>
+                          </ns2:textFill>
                         </w:rPr>
                         <w:t>13719933423</w:t>
                       </w:r>
@@ -13420,19 +13420,19 @@
                           <w:color w:val="404040" w:themeColor="text1" w:themeTint="BF"/>
                           <w:sz w:val="24"/>
                           <w:szCs w:val="24"/>
-                          <w14:textFill>
-                            <w14:solidFill>
-                              <w14:schemeClr w14:val="tx1">
-                                <w14:lumMod w14:val="75000"/>
-                                <w14:lumOff w14:val="25000"/>
-                              </w14:schemeClr>
-                            </w14:solidFill>
-                          </w14:textFill>
+                          <ns2:textFill>
+                            <ns2:solidFill>
+                              <ns2:schemeClr ns2:val="tx1">
+                                <ns2:lumMod ns2:val="75000"/>
+                                <ns2:lumOff ns2:val="25000"/>
+                              </ns2:schemeClr>
+                            </ns2:solidFill>
+                          </ns2:textFill>
                         </w:rPr>
                         <w:tab/>
                       </w:r>
                     </w:p>
-                    <w:p>
+                    <w:p ns2:paraId="153D7382">
                       <w:pPr>
                         <w:pStyle w:val="4"/>
                         <w:keepNext w:val="0"/>
@@ -13449,14 +13449,14 @@
                           <w:color w:val="404040" w:themeColor="text1" w:themeTint="BF"/>
                           <w:sz w:val="24"/>
                           <w:szCs w:val="24"/>
-                          <w14:textFill>
-                            <w14:solidFill>
-                              <w14:schemeClr w14:val="tx1">
-                                <w14:lumMod w14:val="75000"/>
-                                <w14:lumOff w14:val="25000"/>
-                              </w14:schemeClr>
-                            </w14:solidFill>
-                          </w14:textFill>
+                          <ns2:textFill>
+                            <ns2:solidFill>
+                              <ns2:schemeClr ns2:val="tx1">
+                                <ns2:lumMod ns2:val="75000"/>
+                                <ns2:lumOff ns2:val="25000"/>
+                              </ns2:schemeClr>
+                            </ns2:solidFill>
+                          </ns2:textFill>
                         </w:rPr>
                         <w:t>邮    箱：</w:t>
                       </w:r>
@@ -13477,7 +13477,7 @@
                         <w:t>2473623419@qq.com</w:t>
                       </w:r>
                     </w:p>
-                    <w:p>
+                    <w:p ns2:paraId="72156968">
                       <w:pPr>
                         <w:adjustRightInd w:val="0"/>
                         <w:snapToGrid w:val="0"/>
@@ -13486,14 +13486,14 @@
                           <w:rFonts w:ascii="微软雅黑" w:hAnsi="微软雅黑" w:eastAsia="微软雅黑"/>
                           <w:color w:val="404040" w:themeColor="text1" w:themeTint="BF"/>
                           <w:szCs w:val="21"/>
-                          <w14:textFill>
-                            <w14:solidFill>
-                              <w14:schemeClr w14:val="tx1">
-                                <w14:lumMod w14:val="75000"/>
-                                <w14:lumOff w14:val="25000"/>
-                              </w14:schemeClr>
-                            </w14:solidFill>
-                          </w14:textFill>
+                          <ns2:textFill>
+                            <ns2:solidFill>
+                              <ns2:schemeClr ns2:val="tx1">
+                                <ns2:lumMod ns2:val="75000"/>
+                                <ns2:lumOff ns2:val="25000"/>
+                              </ns2:schemeClr>
+                            </ns2:solidFill>
+                          </ns2:textFill>
                         </w:rPr>
                       </w:pPr>
                       <w:r>
@@ -13501,19 +13501,19 @@
                           <w:rFonts w:hint="eastAsia" w:ascii="微软雅黑" w:hAnsi="微软雅黑" w:eastAsia="微软雅黑"/>
                           <w:color w:val="404040" w:themeColor="text1" w:themeTint="BF"/>
                           <w:szCs w:val="21"/>
-                          <w14:textFill>
-                            <w14:solidFill>
-                              <w14:schemeClr w14:val="tx1">
-                                <w14:lumMod w14:val="75000"/>
-                                <w14:lumOff w14:val="25000"/>
-                              </w14:schemeClr>
-                            </w14:solidFill>
-                          </w14:textFill>
+                          <ns2:textFill>
+                            <ns2:solidFill>
+                              <ns2:schemeClr ns2:val="tx1">
+                                <ns2:lumMod ns2:val="75000"/>
+                                <ns2:lumOff ns2:val="25000"/>
+                              </ns2:schemeClr>
+                            </ns2:solidFill>
+                          </ns2:textFill>
                         </w:rPr>
                         <w:tab/>
                       </w:r>
                     </w:p>
-                    <w:p>
+                    <w:p ns2:paraId="004BE72A">
                       <w:pPr>
                         <w:adjustRightInd w:val="0"/>
                         <w:snapToGrid w:val="0"/>
@@ -13523,18 +13523,18 @@
                           <w:color w:val="262626" w:themeColor="text1" w:themeTint="D9"/>
                           <w:sz w:val="24"/>
                           <w:szCs w:val="24"/>
-                          <w14:textFill>
-                            <w14:solidFill>
-                              <w14:schemeClr w14:val="tx1">
-                                <w14:lumMod w14:val="85000"/>
-                                <w14:lumOff w14:val="15000"/>
-                              </w14:schemeClr>
-                            </w14:solidFill>
-                          </w14:textFill>
+                          <ns2:textFill>
+                            <ns2:solidFill>
+                              <ns2:schemeClr ns2:val="tx1">
+                                <ns2:lumMod ns2:val="85000"/>
+                                <ns2:lumOff ns2:val="15000"/>
+                              </ns2:schemeClr>
+                            </ns2:solidFill>
+                          </ns2:textFill>
                         </w:rPr>
                       </w:pPr>
                     </w:p>
-                    <w:p>
+                    <w:p ns2:paraId="1E7A16A6">
                       <w:pPr>
                         <w:tabs>
                           <w:tab w:val="left" w:pos="2310"/>
@@ -13547,15 +13547,15 @@
                           <w:color w:val="000000" w:themeColor="text1"/>
                           <w:sz w:val="24"/>
                           <w:szCs w:val="24"/>
-                          <w14:textFill>
-                            <w14:solidFill>
-                              <w14:schemeClr w14:val="tx1"/>
-                            </w14:solidFill>
-                          </w14:textFill>
+                          <ns2:textFill>
+                            <ns2:solidFill>
+                              <ns2:schemeClr ns2:val="tx1"/>
+                            </ns2:solidFill>
+                          </ns2:textFill>
                         </w:rPr>
                       </w:pPr>
                     </w:p>
-                    <w:p>
+                    <w:p ns2:paraId="6A7CEB88">
                       <w:pPr>
                         <w:spacing w:line="400" w:lineRule="exact"/>
                         <w:rPr>
@@ -13567,16 +13567,16 @@
                       </w:pPr>
                     </w:p>
                   </w:txbxContent>
-                </v:textbox>
-                <w10:wrap type="square"/>
-              </v:shape>
+                </ns8:textbox>
+                <ns11:wrap type="square"/>
+              </ns8:shape>
             </w:pict>
-          </mc:Fallback>
-        </mc:AlternateContent>
+          </ns1:Fallback>
+        </ns1:AlternateContent>
       </w:r>
       <w:r>
-        <mc:AlternateContent>
-          <mc:Choice Requires="wps">
+        <ns1:AlternateContent>
+          <ns1:Choice Requires="wps">
             <w:drawing>
               <wp:anchor distT="45720" distB="45720" distL="114300" distR="114300" simplePos="0" relativeHeight="251671552" behindDoc="0" locked="0" layoutInCell="1" allowOverlap="1">
                 <wp:simplePos x="0" y="0"/>
@@ -13591,13 +13591,13 @@
                 <wp:wrapSquare wrapText="bothSides"/>
                 <wp:docPr id="96" name="文本框 2"/>
                 <wp:cNvGraphicFramePr/>
-                <a:graphic xmlns:a="http://schemas.openxmlformats.org/drawingml/2006/main">
+                <a:graphic>
                   <a:graphicData uri="http://schemas.microsoft.com/office/word/2010/wordprocessingShape">
-                    <wps:wsp>
-                      <wps:cNvSpPr txBox="1">
+                    <ns5:wsp>
+                      <ns5:cNvSpPr txBox="1">
                         <a:spLocks noChangeArrowheads="1"/>
-                      </wps:cNvSpPr>
-                      <wps:spPr bwMode="auto">
+                      </ns5:cNvSpPr>
+                      <ns5:spPr bwMode="auto">
                         <a:xfrm>
                           <a:off x="0" y="0"/>
                           <a:ext cx="2265680" cy="1201420"/>
@@ -13610,10 +13610,10 @@
                           <a:noFill/>
                           <a:miter lim="800000"/>
                         </a:ln>
-                      </wps:spPr>
-                      <wps:txbx>
+                      </ns5:spPr>
+                      <ns5:txbx>
                         <w:txbxContent>
-                          <w:p>
+                          <w:p ns2:paraId="5CD8AFDB">
                             <w:pPr>
                               <w:adjustRightInd w:val="0"/>
                               <w:snapToGrid w:val="0"/>
@@ -13623,14 +13623,14 @@
                                 <w:color w:val="404040" w:themeColor="text1" w:themeTint="BF"/>
                                 <w:sz w:val="24"/>
                                 <w:szCs w:val="24"/>
-                                <w14:textFill>
-                                  <w14:solidFill>
-                                    <w14:schemeClr w14:val="tx1">
-                                      <w14:lumMod w14:val="75000"/>
-                                      <w14:lumOff w14:val="25000"/>
-                                    </w14:schemeClr>
-                                  </w14:solidFill>
-                                </w14:textFill>
+                                <ns2:textFill>
+                                  <ns2:solidFill>
+                                    <ns2:schemeClr ns2:val="tx1">
+                                      <ns2:lumMod ns2:val="75000"/>
+                                      <ns2:lumOff ns2:val="25000"/>
+                                    </ns2:schemeClr>
+                                  </ns2:solidFill>
+                                </ns2:textFill>
                               </w:rPr>
                             </w:pPr>
                             <w:r>
@@ -13640,14 +13640,14 @@
                                 <w:sz w:val="24"/>
                                 <w:szCs w:val="24"/>
                                 <w:lang w:val="en-US" w:eastAsia="zh-CN"/>
-                                <w14:textFill>
-                                  <w14:solidFill>
-                                    <w14:schemeClr w14:val="tx1">
-                                      <w14:lumMod w14:val="75000"/>
-                                      <w14:lumOff w14:val="25000"/>
-                                    </w14:schemeClr>
-                                  </w14:solidFill>
-                                </w14:textFill>
+                                <ns2:textFill>
+                                  <ns2:solidFill>
+                                    <ns2:schemeClr ns2:val="tx1">
+                                      <ns2:lumMod ns2:val="75000"/>
+                                      <ns2:lumOff ns2:val="25000"/>
+                                    </ns2:schemeClr>
+                                  </ns2:solidFill>
+                                </ns2:textFill>
                               </w:rPr>
                               <w:t>姓</w:t>
                             </w:r>
@@ -13657,14 +13657,14 @@
                                 <w:color w:val="404040" w:themeColor="text1" w:themeTint="BF"/>
                                 <w:sz w:val="24"/>
                                 <w:szCs w:val="24"/>
-                                <w14:textFill>
-                                  <w14:solidFill>
-                                    <w14:schemeClr w14:val="tx1">
-                                      <w14:lumMod w14:val="75000"/>
-                                      <w14:lumOff w14:val="25000"/>
-                                    </w14:schemeClr>
-                                  </w14:solidFill>
-                                </w14:textFill>
+                                <ns2:textFill>
+                                  <ns2:solidFill>
+                                    <ns2:schemeClr ns2:val="tx1">
+                                      <ns2:lumMod ns2:val="75000"/>
+                                      <ns2:lumOff ns2:val="25000"/>
+                                    </ns2:schemeClr>
+                                  </ns2:solidFill>
+                                </ns2:textFill>
                               </w:rPr>
                               <w:t xml:space="preserve">    </w:t>
                             </w:r>
@@ -13675,14 +13675,14 @@
                                 <w:sz w:val="24"/>
                                 <w:szCs w:val="24"/>
                                 <w:lang w:val="en-US" w:eastAsia="zh-CN"/>
-                                <w14:textFill>
-                                  <w14:solidFill>
-                                    <w14:schemeClr w14:val="tx1">
-                                      <w14:lumMod w14:val="75000"/>
-                                      <w14:lumOff w14:val="25000"/>
-                                    </w14:schemeClr>
-                                  </w14:solidFill>
-                                </w14:textFill>
+                                <ns2:textFill>
+                                  <ns2:solidFill>
+                                    <ns2:schemeClr ns2:val="tx1">
+                                      <ns2:lumMod ns2:val="75000"/>
+                                      <ns2:lumOff ns2:val="25000"/>
+                                    </ns2:schemeClr>
+                                  </ns2:solidFill>
+                                </ns2:textFill>
                               </w:rPr>
                               <w:t>名</w:t>
                             </w:r>
@@ -13692,14 +13692,14 @@
                                 <w:color w:val="404040" w:themeColor="text1" w:themeTint="BF"/>
                                 <w:sz w:val="24"/>
                                 <w:szCs w:val="24"/>
-                                <w14:textFill>
-                                  <w14:solidFill>
-                                    <w14:schemeClr w14:val="tx1">
-                                      <w14:lumMod w14:val="75000"/>
-                                      <w14:lumOff w14:val="25000"/>
-                                    </w14:schemeClr>
-                                  </w14:solidFill>
-                                </w14:textFill>
+                                <ns2:textFill>
+                                  <ns2:solidFill>
+                                    <ns2:schemeClr ns2:val="tx1">
+                                      <ns2:lumMod ns2:val="75000"/>
+                                      <ns2:lumOff ns2:val="25000"/>
+                                    </ns2:schemeClr>
+                                  </ns2:solidFill>
+                                </ns2:textFill>
                               </w:rPr>
                               <w:t>：</w:t>
                             </w:r>
@@ -13710,14 +13710,14 @@
                                 <w:sz w:val="24"/>
                                 <w:szCs w:val="24"/>
                                 <w:lang w:val="en-US" w:eastAsia="zh-CN"/>
-                                <w14:textFill>
-                                  <w14:solidFill>
-                                    <w14:schemeClr w14:val="tx1">
-                                      <w14:lumMod w14:val="75000"/>
-                                      <w14:lumOff w14:val="25000"/>
-                                    </w14:schemeClr>
-                                  </w14:solidFill>
-                                </w14:textFill>
+                                <ns2:textFill>
+                                  <ns2:solidFill>
+                                    <ns2:schemeClr ns2:val="tx1">
+                                      <ns2:lumMod ns2:val="75000"/>
+                                      <ns2:lumOff ns2:val="25000"/>
+                                    </ns2:schemeClr>
+                                  </ns2:solidFill>
+                                </ns2:textFill>
                               </w:rPr>
                               <w:t>王梓宇</w:t>
                             </w:r>
@@ -13727,14 +13727,14 @@
                                 <w:color w:val="404040" w:themeColor="text1" w:themeTint="BF"/>
                                 <w:sz w:val="24"/>
                                 <w:szCs w:val="24"/>
-                                <w14:textFill>
-                                  <w14:solidFill>
-                                    <w14:schemeClr w14:val="tx1">
-                                      <w14:lumMod w14:val="75000"/>
-                                      <w14:lumOff w14:val="25000"/>
-                                    </w14:schemeClr>
-                                  </w14:solidFill>
-                                </w14:textFill>
+                                <ns2:textFill>
+                                  <ns2:solidFill>
+                                    <ns2:schemeClr ns2:val="tx1">
+                                      <ns2:lumMod ns2:val="75000"/>
+                                      <ns2:lumOff ns2:val="25000"/>
+                                    </ns2:schemeClr>
+                                  </ns2:solidFill>
+                                </ns2:textFill>
                               </w:rPr>
                               <w:tab/>
                             </w:r>
@@ -13744,19 +13744,19 @@
                                 <w:color w:val="404040" w:themeColor="text1" w:themeTint="BF"/>
                                 <w:sz w:val="24"/>
                                 <w:szCs w:val="24"/>
-                                <w14:textFill>
-                                  <w14:solidFill>
-                                    <w14:schemeClr w14:val="tx1">
-                                      <w14:lumMod w14:val="75000"/>
-                                      <w14:lumOff w14:val="25000"/>
-                                    </w14:schemeClr>
-                                  </w14:solidFill>
-                                </w14:textFill>
+                                <ns2:textFill>
+                                  <ns2:solidFill>
+                                    <ns2:schemeClr ns2:val="tx1">
+                                      <ns2:lumMod ns2:val="75000"/>
+                                      <ns2:lumOff ns2:val="25000"/>
+                                    </ns2:schemeClr>
+                                  </ns2:solidFill>
+                                </ns2:textFill>
                               </w:rPr>
                               <w:tab/>
                             </w:r>
                           </w:p>
-                          <w:p>
+                          <w:p ns2:paraId="53B4771F">
                             <w:pPr>
                               <w:adjustRightInd w:val="0"/>
                               <w:snapToGrid w:val="0"/>
@@ -13767,14 +13767,14 @@
                                 <w:sz w:val="24"/>
                                 <w:szCs w:val="24"/>
                                 <w:lang w:eastAsia="zh-CN"/>
-                                <w14:textFill>
-                                  <w14:solidFill>
-                                    <w14:schemeClr w14:val="tx1">
-                                      <w14:lumMod w14:val="75000"/>
-                                      <w14:lumOff w14:val="25000"/>
-                                    </w14:schemeClr>
-                                  </w14:solidFill>
-                                </w14:textFill>
+                                <ns2:textFill>
+                                  <ns2:solidFill>
+                                    <ns2:schemeClr ns2:val="tx1">
+                                      <ns2:lumMod ns2:val="75000"/>
+                                      <ns2:lumOff ns2:val="25000"/>
+                                    </ns2:schemeClr>
+                                  </ns2:solidFill>
+                                </ns2:textFill>
                               </w:rPr>
                             </w:pPr>
                             <w:r>
@@ -13783,14 +13783,14 @@
                                 <w:color w:val="404040" w:themeColor="text1" w:themeTint="BF"/>
                                 <w:sz w:val="24"/>
                                 <w:szCs w:val="24"/>
-                                <w14:textFill>
-                                  <w14:solidFill>
-                                    <w14:schemeClr w14:val="tx1">
-                                      <w14:lumMod w14:val="75000"/>
-                                      <w14:lumOff w14:val="25000"/>
-                                    </w14:schemeClr>
-                                  </w14:solidFill>
-                                </w14:textFill>
+                                <ns2:textFill>
+                                  <ns2:solidFill>
+                                    <ns2:schemeClr ns2:val="tx1">
+                                      <ns2:lumMod ns2:val="75000"/>
+                                      <ns2:lumOff ns2:val="25000"/>
+                                    </ns2:schemeClr>
+                                  </ns2:solidFill>
+                                </ns2:textFill>
                               </w:rPr>
                               <w:t>性    别：</w:t>
                             </w:r>
@@ -13801,19 +13801,19 @@
                                 <w:sz w:val="24"/>
                                 <w:szCs w:val="24"/>
                                 <w:lang w:val="en-US" w:eastAsia="zh-CN"/>
-                                <w14:textFill>
-                                  <w14:solidFill>
-                                    <w14:schemeClr w14:val="tx1">
-                                      <w14:lumMod w14:val="75000"/>
-                                      <w14:lumOff w14:val="25000"/>
-                                    </w14:schemeClr>
-                                  </w14:solidFill>
-                                </w14:textFill>
+                                <ns2:textFill>
+                                  <ns2:solidFill>
+                                    <ns2:schemeClr ns2:val="tx1">
+                                      <ns2:lumMod ns2:val="75000"/>
+                                      <ns2:lumOff ns2:val="25000"/>
+                                    </ns2:schemeClr>
+                                  </ns2:solidFill>
+                                </ns2:textFill>
                               </w:rPr>
                               <w:t>男</w:t>
                             </w:r>
                           </w:p>
-                          <w:p>
+                          <w:p ns2:paraId="2AF20B65">
                             <w:pPr>
                               <w:adjustRightInd w:val="0"/>
                               <w:snapToGrid w:val="0"/>
@@ -13824,14 +13824,14 @@
                                 <w:sz w:val="24"/>
                                 <w:szCs w:val="24"/>
                                 <w:lang w:val="en-US" w:eastAsia="zh-CN"/>
-                                <w14:textFill>
-                                  <w14:solidFill>
-                                    <w14:schemeClr w14:val="tx1">
-                                      <w14:lumMod w14:val="75000"/>
-                                      <w14:lumOff w14:val="25000"/>
-                                    </w14:schemeClr>
-                                  </w14:solidFill>
-                                </w14:textFill>
+                                <ns2:textFill>
+                                  <ns2:solidFill>
+                                    <ns2:schemeClr ns2:val="tx1">
+                                      <ns2:lumMod ns2:val="75000"/>
+                                      <ns2:lumOff ns2:val="25000"/>
+                                    </ns2:schemeClr>
+                                  </ns2:solidFill>
+                                </ns2:textFill>
                               </w:rPr>
                             </w:pPr>
                             <w:r>
@@ -13840,14 +13840,14 @@
                                 <w:color w:val="404040" w:themeColor="text1" w:themeTint="BF"/>
                                 <w:sz w:val="24"/>
                                 <w:szCs w:val="24"/>
-                                <w14:textFill>
-                                  <w14:solidFill>
-                                    <w14:schemeClr w14:val="tx1">
-                                      <w14:lumMod w14:val="75000"/>
-                                      <w14:lumOff w14:val="25000"/>
-                                    </w14:schemeClr>
-                                  </w14:solidFill>
-                                </w14:textFill>
+                                <ns2:textFill>
+                                  <ns2:solidFill>
+                                    <ns2:schemeClr ns2:val="tx1">
+                                      <ns2:lumMod ns2:val="75000"/>
+                                      <ns2:lumOff ns2:val="25000"/>
+                                    </ns2:schemeClr>
+                                  </ns2:solidFill>
+                                </ns2:textFill>
                               </w:rPr>
                               <w:t>籍    贯</w:t>
                             </w:r>
@@ -13857,14 +13857,14 @@
                                 <w:color w:val="404040" w:themeColor="text1" w:themeTint="BF"/>
                                 <w:sz w:val="24"/>
                                 <w:szCs w:val="24"/>
-                                <w14:textFill>
-                                  <w14:solidFill>
-                                    <w14:schemeClr w14:val="tx1">
-                                      <w14:lumMod w14:val="75000"/>
-                                      <w14:lumOff w14:val="25000"/>
-                                    </w14:schemeClr>
-                                  </w14:solidFill>
-                                </w14:textFill>
+                                <ns2:textFill>
+                                  <ns2:solidFill>
+                                    <ns2:schemeClr ns2:val="tx1">
+                                      <ns2:lumMod ns2:val="75000"/>
+                                      <ns2:lumOff ns2:val="25000"/>
+                                    </ns2:schemeClr>
+                                  </ns2:solidFill>
+                                </ns2:textFill>
                               </w:rPr>
                               <w:t>：</w:t>
                             </w:r>
@@ -13875,19 +13875,19 @@
                                 <w:sz w:val="24"/>
                                 <w:szCs w:val="24"/>
                                 <w:lang w:val="en-US" w:eastAsia="zh-CN"/>
-                                <w14:textFill>
-                                  <w14:solidFill>
-                                    <w14:schemeClr w14:val="tx1">
-                                      <w14:lumMod w14:val="75000"/>
-                                      <w14:lumOff w14:val="25000"/>
-                                    </w14:schemeClr>
-                                  </w14:solidFill>
-                                </w14:textFill>
+                                <ns2:textFill>
+                                  <ns2:solidFill>
+                                    <ns2:schemeClr ns2:val="tx1">
+                                      <ns2:lumMod ns2:val="75000"/>
+                                      <ns2:lumOff ns2:val="25000"/>
+                                    </ns2:schemeClr>
+                                  </ns2:solidFill>
+                                </ns2:textFill>
                               </w:rPr>
                               <w:t>广东</w:t>
                             </w:r>
                           </w:p>
-                          <w:p>
+                          <w:p ns2:paraId="2B0F6E95">
                             <w:pPr>
                               <w:adjustRightInd w:val="0"/>
                               <w:snapToGrid w:val="0"/>
@@ -13897,14 +13897,14 @@
                                 <w:color w:val="404040" w:themeColor="text1" w:themeTint="BF"/>
                                 <w:sz w:val="24"/>
                                 <w:szCs w:val="24"/>
-                                <w14:textFill>
-                                  <w14:solidFill>
-                                    <w14:schemeClr w14:val="tx1">
-                                      <w14:lumMod w14:val="75000"/>
-                                      <w14:lumOff w14:val="25000"/>
-                                    </w14:schemeClr>
-                                  </w14:solidFill>
-                                </w14:textFill>
+                                <ns2:textFill>
+                                  <ns2:solidFill>
+                                    <ns2:schemeClr ns2:val="tx1">
+                                      <ns2:lumMod ns2:val="75000"/>
+                                      <ns2:lumOff ns2:val="25000"/>
+                                    </ns2:schemeClr>
+                                  </ns2:solidFill>
+                                </ns2:textFill>
                               </w:rPr>
                             </w:pPr>
                             <w:r>
@@ -13913,14 +13913,14 @@
                                 <w:color w:val="404040" w:themeColor="text1" w:themeTint="BF"/>
                                 <w:sz w:val="24"/>
                                 <w:szCs w:val="24"/>
-                                <w14:textFill>
-                                  <w14:solidFill>
-                                    <w14:schemeClr w14:val="tx1">
-                                      <w14:lumMod w14:val="75000"/>
-                                      <w14:lumOff w14:val="25000"/>
-                                    </w14:schemeClr>
-                                  </w14:solidFill>
-                                </w14:textFill>
+                                <ns2:textFill>
+                                  <ns2:solidFill>
+                                    <ns2:schemeClr ns2:val="tx1">
+                                      <ns2:lumMod ns2:val="75000"/>
+                                      <ns2:lumOff ns2:val="25000"/>
+                                    </ns2:schemeClr>
+                                  </ns2:solidFill>
+                                </ns2:textFill>
                               </w:rPr>
                               <w:t>政治</w:t>
                             </w:r>
@@ -13930,19 +13930,19 @@
                                 <w:color w:val="404040" w:themeColor="text1" w:themeTint="BF"/>
                                 <w:sz w:val="24"/>
                                 <w:szCs w:val="24"/>
-                                <w14:textFill>
-                                  <w14:solidFill>
-                                    <w14:schemeClr w14:val="tx1">
-                                      <w14:lumMod w14:val="75000"/>
-                                      <w14:lumOff w14:val="25000"/>
-                                    </w14:schemeClr>
-                                  </w14:solidFill>
-                                </w14:textFill>
+                                <ns2:textFill>
+                                  <ns2:solidFill>
+                                    <ns2:schemeClr ns2:val="tx1">
+                                      <ns2:lumMod ns2:val="75000"/>
+                                      <ns2:lumOff ns2:val="25000"/>
+                                    </ns2:schemeClr>
+                                  </ns2:solidFill>
+                                </ns2:textFill>
                               </w:rPr>
                               <w:t>面貌：团员</w:t>
                             </w:r>
                           </w:p>
-                          <w:p>
+                          <w:p ns2:paraId="18B0BA80">
                             <w:pPr>
                               <w:adjustRightInd w:val="0"/>
                               <w:snapToGrid w:val="0"/>
@@ -13952,18 +13952,18 @@
                                 <w:color w:val="404040" w:themeColor="text1" w:themeTint="BF"/>
                                 <w:sz w:val="10"/>
                                 <w:szCs w:val="10"/>
-                                <w14:textFill>
-                                  <w14:solidFill>
-                                    <w14:schemeClr w14:val="tx1">
-                                      <w14:lumMod w14:val="75000"/>
-                                      <w14:lumOff w14:val="25000"/>
-                                    </w14:schemeClr>
-                                  </w14:solidFill>
-                                </w14:textFill>
+                                <ns2:textFill>
+                                  <ns2:solidFill>
+                                    <ns2:schemeClr ns2:val="tx1">
+                                      <ns2:lumMod ns2:val="75000"/>
+                                      <ns2:lumOff ns2:val="25000"/>
+                                    </ns2:schemeClr>
+                                  </ns2:solidFill>
+                                </ns2:textFill>
                               </w:rPr>
                             </w:pPr>
                           </w:p>
-                          <w:p>
+                          <w:p ns2:paraId="3D23083B">
                             <w:pPr>
                               <w:tabs>
                                 <w:tab w:val="left" w:pos="2310"/>
@@ -13976,18 +13976,18 @@
                                 <w:color w:val="404040" w:themeColor="text1" w:themeTint="BF"/>
                                 <w:sz w:val="24"/>
                                 <w:szCs w:val="24"/>
-                                <w14:textFill>
-                                  <w14:solidFill>
-                                    <w14:schemeClr w14:val="tx1">
-                                      <w14:lumMod w14:val="75000"/>
-                                      <w14:lumOff w14:val="25000"/>
-                                    </w14:schemeClr>
-                                  </w14:solidFill>
-                                </w14:textFill>
+                                <ns2:textFill>
+                                  <ns2:solidFill>
+                                    <ns2:schemeClr ns2:val="tx1">
+                                      <ns2:lumMod ns2:val="75000"/>
+                                      <ns2:lumOff ns2:val="25000"/>
+                                    </ns2:schemeClr>
+                                  </ns2:solidFill>
+                                </ns2:textFill>
                               </w:rPr>
                             </w:pPr>
                           </w:p>
-                          <w:p>
+                          <w:p ns2:paraId="70D294E9">
                             <w:pPr>
                               <w:spacing w:line="400" w:lineRule="exact"/>
                               <w:rPr>
@@ -13995,38 +13995,38 @@
                                 <w:color w:val="404040" w:themeColor="text1" w:themeTint="BF"/>
                                 <w:sz w:val="24"/>
                                 <w:szCs w:val="24"/>
-                                <w14:textFill>
-                                  <w14:solidFill>
-                                    <w14:schemeClr w14:val="tx1">
-                                      <w14:lumMod w14:val="75000"/>
-                                      <w14:lumOff w14:val="25000"/>
-                                    </w14:schemeClr>
-                                  </w14:solidFill>
-                                </w14:textFill>
+                                <ns2:textFill>
+                                  <ns2:solidFill>
+                                    <ns2:schemeClr ns2:val="tx1">
+                                      <ns2:lumMod ns2:val="75000"/>
+                                      <ns2:lumOff ns2:val="25000"/>
+                                    </ns2:schemeClr>
+                                  </ns2:solidFill>
+                                </ns2:textFill>
                               </w:rPr>
                             </w:pPr>
                           </w:p>
                         </w:txbxContent>
-                      </wps:txbx>
-                      <wps:bodyPr rot="0" vert="horz" wrap="square" lIns="91440" tIns="45720" rIns="91440" bIns="45720" anchor="t" anchorCtr="0">
+                      </ns5:txbx>
+                      <ns5:bodyPr rot="0" vert="horz" wrap="square" lIns="91440" tIns="45720" rIns="91440" bIns="45720" anchor="t" anchorCtr="0">
                         <a:noAutofit/>
-                      </wps:bodyPr>
-                    </wps:wsp>
+                      </ns5:bodyPr>
+                    </ns5:wsp>
                   </a:graphicData>
                 </a:graphic>
               </wp:anchor>
             </w:drawing>
-          </mc:Choice>
-          <mc:Fallback>
+          </ns1:Choice>
+          <ns1:Fallback>
             <w:pict>
-              <v:shape id="文本框 2" o:spid="_x0000_s1026" o:spt="202" type="#_x0000_t202" style="position:absolute;left:0pt;margin-left:-47.8pt;margin-top:67.8pt;height:94.6pt;width:178.4pt;mso-wrap-distance-bottom:3.6pt;mso-wrap-distance-left:9pt;mso-wrap-distance-right:9pt;mso-wrap-distance-top:3.6pt;z-index:251671552;mso-width-relative:page;mso-height-relative:page;" filled="f" stroked="f" coordsize="21600,21600" o:gfxdata="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">
-                <v:fill on="f" focussize="0,0"/>
-                <v:stroke on="f" miterlimit="8" joinstyle="miter"/>
-                <v:imagedata o:title=""/>
-                <o:lock v:ext="edit" aspectratio="f"/>
-                <v:textbox>
+              <ns8:shape id="文本框 2" ns9:spid="_x0000_s1026" ns9:spt="202" type="#_x0000_t202" style="position:absolute;left:0pt;margin-left:-47.8pt;margin-top:67.8pt;height:94.6pt;width:178.4pt;mso-wrap-distance-bottom:3.6pt;mso-wrap-distance-left:9pt;mso-wrap-distance-right:9pt;mso-wrap-distance-top:3.6pt;z-index:251671552;mso-width-relative:page;mso-height-relative:page;" filled="f" stroked="f" coordsize="21600,21600" ns9:gfxdata="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">
+                <ns8:fill on="f" focussize="0,0"/>
+                <ns8:stroke on="f" miterlimit="8" joinstyle="miter"/>
+                <ns8:imagedata ns9:title=""/>
+                <ns9:lock ns8:ext="edit" aspectratio="f"/>
+                <ns8:textbox>
                   <w:txbxContent>
-                    <w:p>
+                    <w:p ns2:paraId="5CD8AFDB">
                       <w:pPr>
                         <w:adjustRightInd w:val="0"/>
                         <w:snapToGrid w:val="0"/>
@@ -14036,14 +14036,14 @@
                           <w:color w:val="404040" w:themeColor="text1" w:themeTint="BF"/>
                           <w:sz w:val="24"/>
                           <w:szCs w:val="24"/>
-                          <w14:textFill>
-                            <w14:solidFill>
-                              <w14:schemeClr w14:val="tx1">
-                                <w14:lumMod w14:val="75000"/>
-                                <w14:lumOff w14:val="25000"/>
-                              </w14:schemeClr>
-                            </w14:solidFill>
-                          </w14:textFill>
+                          <ns2:textFill>
+                            <ns2:solidFill>
+                              <ns2:schemeClr ns2:val="tx1">
+                                <ns2:lumMod ns2:val="75000"/>
+                                <ns2:lumOff ns2:val="25000"/>
+                              </ns2:schemeClr>
+                            </ns2:solidFill>
+                          </ns2:textFill>
                         </w:rPr>
                       </w:pPr>
                       <w:r>
@@ -14053,14 +14053,14 @@
                           <w:sz w:val="24"/>
                           <w:szCs w:val="24"/>
                           <w:lang w:val="en-US" w:eastAsia="zh-CN"/>
-                          <w14:textFill>
-                            <w14:solidFill>
-                              <w14:schemeClr w14:val="tx1">
-                                <w14:lumMod w14:val="75000"/>
-                                <w14:lumOff w14:val="25000"/>
-                              </w14:schemeClr>
-                            </w14:solidFill>
-                          </w14:textFill>
+                          <ns2:textFill>
+                            <ns2:solidFill>
+                              <ns2:schemeClr ns2:val="tx1">
+                                <ns2:lumMod ns2:val="75000"/>
+                                <ns2:lumOff ns2:val="25000"/>
+                              </ns2:schemeClr>
+                            </ns2:solidFill>
+                          </ns2:textFill>
                         </w:rPr>
                         <w:t>姓</w:t>
                       </w:r>
@@ -14070,14 +14070,14 @@
                           <w:color w:val="404040" w:themeColor="text1" w:themeTint="BF"/>
                           <w:sz w:val="24"/>
                           <w:szCs w:val="24"/>
-                          <w14:textFill>
-                            <w14:solidFill>
-                              <w14:schemeClr w14:val="tx1">
-                                <w14:lumMod w14:val="75000"/>
-                                <w14:lumOff w14:val="25000"/>
-                              </w14:schemeClr>
-                            </w14:solidFill>
-                          </w14:textFill>
+                          <ns2:textFill>
+                            <ns2:solidFill>
+                              <ns2:schemeClr ns2:val="tx1">
+                                <ns2:lumMod ns2:val="75000"/>
+                                <ns2:lumOff ns2:val="25000"/>
+                              </ns2:schemeClr>
+                            </ns2:solidFill>
+                          </ns2:textFill>
                         </w:rPr>
                         <w:t xml:space="preserve">    </w:t>
                       </w:r>
@@ -14088,14 +14088,14 @@
                           <w:sz w:val="24"/>
                           <w:szCs w:val="24"/>
                           <w:lang w:val="en-US" w:eastAsia="zh-CN"/>
-                          <w14:textFill>
-                            <w14:solidFill>
-                              <w14:schemeClr w14:val="tx1">
-                                <w14:lumMod w14:val="75000"/>
-                                <w14:lumOff w14:val="25000"/>
-                              </w14:schemeClr>
-                            </w14:solidFill>
-                          </w14:textFill>
+                          <ns2:textFill>
+                            <ns2:solidFill>
+                              <ns2:schemeClr ns2:val="tx1">
+                                <ns2:lumMod ns2:val="75000"/>
+                                <ns2:lumOff ns2:val="25000"/>
+                              </ns2:schemeClr>
+                            </ns2:solidFill>
+                          </ns2:textFill>
                         </w:rPr>
                         <w:t>名</w:t>
                       </w:r>
@@ -14105,14 +14105,14 @@
                           <w:color w:val="404040" w:themeColor="text1" w:themeTint="BF"/>
                           <w:sz w:val="24"/>
                           <w:szCs w:val="24"/>
-                          <w14:textFill>
-                            <w14:solidFill>
-                              <w14:schemeClr w14:val="tx1">
-                                <w14:lumMod w14:val="75000"/>
-                                <w14:lumOff w14:val="25000"/>
-                              </w14:schemeClr>
-                            </w14:solidFill>
-                          </w14:textFill>
+                          <ns2:textFill>
+                            <ns2:solidFill>
+                              <ns2:schemeClr ns2:val="tx1">
+                                <ns2:lumMod ns2:val="75000"/>
+                                <ns2:lumOff ns2:val="25000"/>
+                              </ns2:schemeClr>
+                            </ns2:solidFill>
+                          </ns2:textFill>
                         </w:rPr>
                         <w:t>：</w:t>
                       </w:r>
@@ -14123,14 +14123,14 @@
                           <w:sz w:val="24"/>
                           <w:szCs w:val="24"/>
                           <w:lang w:val="en-US" w:eastAsia="zh-CN"/>
-                          <w14:textFill>
-                            <w14:solidFill>
-                              <w14:schemeClr w14:val="tx1">
-                                <w14:lumMod w14:val="75000"/>
-                                <w14:lumOff w14:val="25000"/>
-                              </w14:schemeClr>
-                            </w14:solidFill>
-                          </w14:textFill>
+                          <ns2:textFill>
+                            <ns2:solidFill>
+                              <ns2:schemeClr ns2:val="tx1">
+                                <ns2:lumMod ns2:val="75000"/>
+                                <ns2:lumOff ns2:val="25000"/>
+                              </ns2:schemeClr>
+                            </ns2:solidFill>
+                          </ns2:textFill>
                         </w:rPr>
                         <w:t>王梓宇</w:t>
                       </w:r>
@@ -14140,14 +14140,14 @@
                           <w:color w:val="404040" w:themeColor="text1" w:themeTint="BF"/>
                           <w:sz w:val="24"/>
                           <w:szCs w:val="24"/>
-                          <w14:textFill>
-                            <w14:solidFill>
-                              <w14:schemeClr w14:val="tx1">
-                                <w14:lumMod w14:val="75000"/>
-                                <w14:lumOff w14:val="25000"/>
-                              </w14:schemeClr>
-                            </w14:solidFill>
-                          </w14:textFill>
+                          <ns2:textFill>
+                            <ns2:solidFill>
+                              <ns2:schemeClr ns2:val="tx1">
+                                <ns2:lumMod ns2:val="75000"/>
+                                <ns2:lumOff ns2:val="25000"/>
+                              </ns2:schemeClr>
+                            </ns2:solidFill>
+                          </ns2:textFill>
                         </w:rPr>
                         <w:tab/>
                       </w:r>
@@ -14157,19 +14157,19 @@
                           <w:color w:val="404040" w:themeColor="text1" w:themeTint="BF"/>
                           <w:sz w:val="24"/>
                           <w:szCs w:val="24"/>
-                          <w14:textFill>
-                            <w14:solidFill>
-                              <w14:schemeClr w14:val="tx1">
-                                <w14:lumMod w14:val="75000"/>
-                                <w14:lumOff w14:val="25000"/>
-                              </w14:schemeClr>
-                            </w14:solidFill>
-                          </w14:textFill>
+                          <ns2:textFill>
+                            <ns2:solidFill>
+                              <ns2:schemeClr ns2:val="tx1">
+                                <ns2:lumMod ns2:val="75000"/>
+                                <ns2:lumOff ns2:val="25000"/>
+                              </ns2:schemeClr>
+                            </ns2:solidFill>
+                          </ns2:textFill>
                         </w:rPr>
                         <w:tab/>
                       </w:r>
                     </w:p>
-                    <w:p>
+                    <w:p ns2:paraId="53B4771F">
                       <w:pPr>
                         <w:adjustRightInd w:val="0"/>
                         <w:snapToGrid w:val="0"/>
@@ -14180,14 +14180,14 @@
                           <w:sz w:val="24"/>
                           <w:szCs w:val="24"/>
                           <w:lang w:eastAsia="zh-CN"/>
-                          <w14:textFill>
-                            <w14:solidFill>
-                              <w14:schemeClr w14:val="tx1">
-                                <w14:lumMod w14:val="75000"/>
-                                <w14:lumOff w14:val="25000"/>
-                              </w14:schemeClr>
-                            </w14:solidFill>
-                          </w14:textFill>
+                          <ns2:textFill>
+                            <ns2:solidFill>
+                              <ns2:schemeClr ns2:val="tx1">
+                                <ns2:lumMod ns2:val="75000"/>
+                                <ns2:lumOff ns2:val="25000"/>
+                              </ns2:schemeClr>
+                            </ns2:solidFill>
+                          </ns2:textFill>
                         </w:rPr>
                       </w:pPr>
                       <w:r>
@@ -14196,14 +14196,14 @@
                           <w:color w:val="404040" w:themeColor="text1" w:themeTint="BF"/>
                           <w:sz w:val="24"/>
                           <w:szCs w:val="24"/>
-                          <w14:textFill>
-                            <w14:solidFill>
-                              <w14:schemeClr w14:val="tx1">
-                                <w14:lumMod w14:val="75000"/>
-                                <w14:lumOff w14:val="25000"/>
-                              </w14:schemeClr>
-                            </w14:solidFill>
-                          </w14:textFill>
+                          <ns2:textFill>
+                            <ns2:solidFill>
+                              <ns2:schemeClr ns2:val="tx1">
+                                <ns2:lumMod ns2:val="75000"/>
+                                <ns2:lumOff ns2:val="25000"/>
+                              </ns2:schemeClr>
+                            </ns2:solidFill>
+                          </ns2:textFill>
                         </w:rPr>
                         <w:t>性    别：</w:t>
                       </w:r>
@@ -14214,19 +14214,19 @@
                           <w:sz w:val="24"/>
                           <w:szCs w:val="24"/>
                           <w:lang w:val="en-US" w:eastAsia="zh-CN"/>
-                          <w14:textFill>
-                            <w14:solidFill>
-                              <w14:schemeClr w14:val="tx1">
-                                <w14:lumMod w14:val="75000"/>
-                                <w14:lumOff w14:val="25000"/>
-                              </w14:schemeClr>
-                            </w14:solidFill>
-                          </w14:textFill>
+                          <ns2:textFill>
+                            <ns2:solidFill>
+                              <ns2:schemeClr ns2:val="tx1">
+                                <ns2:lumMod ns2:val="75000"/>
+                                <ns2:lumOff ns2:val="25000"/>
+                              </ns2:schemeClr>
+                            </ns2:solidFill>
+                          </ns2:textFill>
                         </w:rPr>
                         <w:t>男</w:t>
                       </w:r>
                     </w:p>
-                    <w:p>
+                    <w:p ns2:paraId="2AF20B65">
                       <w:pPr>
                         <w:adjustRightInd w:val="0"/>
                         <w:snapToGrid w:val="0"/>
@@ -14237,14 +14237,14 @@
                           <w:sz w:val="24"/>
                           <w:szCs w:val="24"/>
                           <w:lang w:val="en-US" w:eastAsia="zh-CN"/>
-                          <w14:textFill>
-                            <w14:solidFill>
-                              <w14:schemeClr w14:val="tx1">
-                                <w14:lumMod w14:val="75000"/>
-                                <w14:lumOff w14:val="25000"/>
-                              </w14:schemeClr>
-                            </w14:solidFill>
-                          </w14:textFill>
+                          <ns2:textFill>
+                            <ns2:solidFill>
+                              <ns2:schemeClr ns2:val="tx1">
+                                <ns2:lumMod ns2:val="75000"/>
+                                <ns2:lumOff ns2:val="25000"/>
+                              </ns2:schemeClr>
+                            </ns2:solidFill>
+                          </ns2:textFill>
                         </w:rPr>
                       </w:pPr>
                       <w:r>
@@ -14253,14 +14253,14 @@
                           <w:color w:val="404040" w:themeColor="text1" w:themeTint="BF"/>
                           <w:sz w:val="24"/>
                           <w:szCs w:val="24"/>
-                          <w14:textFill>
-                            <w14:solidFill>
-                              <w14:schemeClr w14:val="tx1">
-                                <w14:lumMod w14:val="75000"/>
-                                <w14:lumOff w14:val="25000"/>
-                              </w14:schemeClr>
-                            </w14:solidFill>
-                          </w14:textFill>
+                          <ns2:textFill>
+                            <ns2:solidFill>
+                              <ns2:schemeClr ns2:val="tx1">
+                                <ns2:lumMod ns2:val="75000"/>
+                                <ns2:lumOff ns2:val="25000"/>
+                              </ns2:schemeClr>
+                            </ns2:solidFill>
+                          </ns2:textFill>
                         </w:rPr>
                         <w:t>籍    贯</w:t>
                       </w:r>
@@ -14270,14 +14270,14 @@
                           <w:color w:val="404040" w:themeColor="text1" w:themeTint="BF"/>
                           <w:sz w:val="24"/>
                           <w:szCs w:val="24"/>
-                          <w14:textFill>
-                            <w14:solidFill>
-                              <w14:schemeClr w14:val="tx1">
-                                <w14:lumMod w14:val="75000"/>
-                                <w14:lumOff w14:val="25000"/>
-                              </w14:schemeClr>
-                            </w14:solidFill>
-                          </w14:textFill>
+                          <ns2:textFill>
+                            <ns2:solidFill>
+                              <ns2:schemeClr ns2:val="tx1">
+                                <ns2:lumMod ns2:val="75000"/>
+                                <ns2:lumOff ns2:val="25000"/>
+                              </ns2:schemeClr>
+                            </ns2:solidFill>
+                          </ns2:textFill>
                         </w:rPr>
                         <w:t>：</w:t>
                       </w:r>
@@ -14288,19 +14288,19 @@
                           <w:sz w:val="24"/>
                           <w:szCs w:val="24"/>
                           <w:lang w:val="en-US" w:eastAsia="zh-CN"/>
-                          <w14:textFill>
-                            <w14:solidFill>
-                              <w14:schemeClr w14:val="tx1">
-                                <w14:lumMod w14:val="75000"/>
-                                <w14:lumOff w14:val="25000"/>
-                              </w14:schemeClr>
-                            </w14:solidFill>
-                          </w14:textFill>
+                          <ns2:textFill>
+                            <ns2:solidFill>
+                              <ns2:schemeClr ns2:val="tx1">
+                                <ns2:lumMod ns2:val="75000"/>
+                                <ns2:lumOff ns2:val="25000"/>
+                              </ns2:schemeClr>
+                            </ns2:solidFill>
+                          </ns2:textFill>
                         </w:rPr>
                         <w:t>广东</w:t>
                       </w:r>
                     </w:p>
-                    <w:p>
+                    <w:p ns2:paraId="2B0F6E95">
                       <w:pPr>
                         <w:adjustRightInd w:val="0"/>
                         <w:snapToGrid w:val="0"/>
@@ -14310,14 +14310,14 @@
                           <w:color w:val="404040" w:themeColor="text1" w:themeTint="BF"/>
                           <w:sz w:val="24"/>
                           <w:szCs w:val="24"/>
-                          <w14:textFill>
-                            <w14:solidFill>
-                              <w14:schemeClr w14:val="tx1">
-                                <w14:lumMod w14:val="75000"/>
-                                <w14:lumOff w14:val="25000"/>
-                              </w14:schemeClr>
-                            </w14:solidFill>
-                          </w14:textFill>
+                          <ns2:textFill>
+                            <ns2:solidFill>
+                              <ns2:schemeClr ns2:val="tx1">
+                                <ns2:lumMod ns2:val="75000"/>
+                                <ns2:lumOff ns2:val="25000"/>
+                              </ns2:schemeClr>
+                            </ns2:solidFill>
+                          </ns2:textFill>
                         </w:rPr>
                       </w:pPr>
                       <w:r>
@@ -14326,14 +14326,14 @@
                           <w:color w:val="404040" w:themeColor="text1" w:themeTint="BF"/>
                           <w:sz w:val="24"/>
                           <w:szCs w:val="24"/>
-                          <w14:textFill>
-                            <w14:solidFill>
-                              <w14:schemeClr w14:val="tx1">
-                                <w14:lumMod w14:val="75000"/>
-                                <w14:lumOff w14:val="25000"/>
-                              </w14:schemeClr>
-                            </w14:solidFill>
-                          </w14:textFill>
+                          <ns2:textFill>
+                            <ns2:solidFill>
+                              <ns2:schemeClr ns2:val="tx1">
+                                <ns2:lumMod ns2:val="75000"/>
+                                <ns2:lumOff ns2:val="25000"/>
+                              </ns2:schemeClr>
+                            </ns2:solidFill>
+                          </ns2:textFill>
                         </w:rPr>
                         <w:t>政治</w:t>
                       </w:r>
@@ -14343,19 +14343,19 @@
                           <w:color w:val="404040" w:themeColor="text1" w:themeTint="BF"/>
                           <w:sz w:val="24"/>
                           <w:szCs w:val="24"/>
-                          <w14:textFill>
-                            <w14:solidFill>
-                              <w14:schemeClr w14:val="tx1">
-                                <w14:lumMod w14:val="75000"/>
-                                <w14:lumOff w14:val="25000"/>
-                              </w14:schemeClr>
-                            </w14:solidFill>
-                          </w14:textFill>
+                          <ns2:textFill>
+                            <ns2:solidFill>
+                              <ns2:schemeClr ns2:val="tx1">
+                                <ns2:lumMod ns2:val="75000"/>
+                                <ns2:lumOff ns2:val="25000"/>
+                              </ns2:schemeClr>
+                            </ns2:solidFill>
+                          </ns2:textFill>
                         </w:rPr>
                         <w:t>面貌：团员</w:t>
                       </w:r>
                     </w:p>
-                    <w:p>
+                    <w:p ns2:paraId="18B0BA80">
                       <w:pPr>
                         <w:adjustRightInd w:val="0"/>
                         <w:snapToGrid w:val="0"/>
@@ -14365,18 +14365,18 @@
                           <w:color w:val="404040" w:themeColor="text1" w:themeTint="BF"/>
                           <w:sz w:val="10"/>
                           <w:szCs w:val="10"/>
-                          <w14:textFill>
-                            <w14:solidFill>
-                              <w14:schemeClr w14:val="tx1">
-                                <w14:lumMod w14:val="75000"/>
-                                <w14:lumOff w14:val="25000"/>
-                              </w14:schemeClr>
-                            </w14:solidFill>
-                          </w14:textFill>
+                          <ns2:textFill>
+                            <ns2:solidFill>
+                              <ns2:schemeClr ns2:val="tx1">
+                                <ns2:lumMod ns2:val="75000"/>
+                                <ns2:lumOff ns2:val="25000"/>
+                              </ns2:schemeClr>
+                            </ns2:solidFill>
+                          </ns2:textFill>
                         </w:rPr>
                       </w:pPr>
                     </w:p>
-                    <w:p>
+                    <w:p ns2:paraId="3D23083B">
                       <w:pPr>
                         <w:tabs>
                           <w:tab w:val="left" w:pos="2310"/>
@@ -14389,18 +14389,18 @@
                           <w:color w:val="404040" w:themeColor="text1" w:themeTint="BF"/>
                           <w:sz w:val="24"/>
                           <w:szCs w:val="24"/>
-                          <w14:textFill>
-                            <w14:solidFill>
-                              <w14:schemeClr w14:val="tx1">
-                                <w14:lumMod w14:val="75000"/>
-                                <w14:lumOff w14:val="25000"/>
-                              </w14:schemeClr>
-                            </w14:solidFill>
-                          </w14:textFill>
+                          <ns2:textFill>
+                            <ns2:solidFill>
+                              <ns2:schemeClr ns2:val="tx1">
+                                <ns2:lumMod ns2:val="75000"/>
+                                <ns2:lumOff ns2:val="25000"/>
+                              </ns2:schemeClr>
+                            </ns2:solidFill>
+                          </ns2:textFill>
                         </w:rPr>
                       </w:pPr>
                     </w:p>
-                    <w:p>
+                    <w:p ns2:paraId="70D294E9">
                       <w:pPr>
                         <w:spacing w:line="400" w:lineRule="exact"/>
                         <w:rPr>
@@ -14408,28 +14408,28 @@
                           <w:color w:val="404040" w:themeColor="text1" w:themeTint="BF"/>
                           <w:sz w:val="24"/>
                           <w:szCs w:val="24"/>
-                          <w14:textFill>
-                            <w14:solidFill>
-                              <w14:schemeClr w14:val="tx1">
-                                <w14:lumMod w14:val="75000"/>
-                                <w14:lumOff w14:val="25000"/>
-                              </w14:schemeClr>
-                            </w14:solidFill>
-                          </w14:textFill>
+                          <ns2:textFill>
+                            <ns2:solidFill>
+                              <ns2:schemeClr ns2:val="tx1">
+                                <ns2:lumMod ns2:val="75000"/>
+                                <ns2:lumOff ns2:val="25000"/>
+                              </ns2:schemeClr>
+                            </ns2:solidFill>
+                          </ns2:textFill>
                         </w:rPr>
                       </w:pPr>
                     </w:p>
                   </w:txbxContent>
-                </v:textbox>
-                <w10:wrap type="square"/>
-              </v:shape>
+                </ns8:textbox>
+                <ns11:wrap type="square"/>
+              </ns8:shape>
             </w:pict>
-          </mc:Fallback>
-        </mc:AlternateContent>
+          </ns1:Fallback>
+        </ns1:AlternateContent>
       </w:r>
       <w:r>
-        <mc:AlternateContent>
-          <mc:Choice Requires="wpg">
+        <ns1:AlternateContent>
+          <ns1:Choice Requires="wpg">
             <w:drawing>
               <wp:anchor distT="0" distB="0" distL="114300" distR="114300" simplePos="0" relativeHeight="251672576" behindDoc="1" locked="0" layoutInCell="1" allowOverlap="1">
                 <wp:simplePos x="0" y="0"/>
@@ -14444,22 +14444,22 @@
                 <wp:wrapNone/>
                 <wp:docPr id="29" name="组合 29"/>
                 <wp:cNvGraphicFramePr/>
-                <a:graphic xmlns:a="http://schemas.openxmlformats.org/drawingml/2006/main">
+                <a:graphic>
                   <a:graphicData uri="http://schemas.microsoft.com/office/word/2010/wordprocessingGroup">
-                    <wpg:wgp>
-                      <wpg:cNvGrpSpPr/>
-                      <wpg:grpSpPr>
+                    <ns10:wgp>
+                      <ns10:cNvGrpSpPr/>
+                      <ns10:grpSpPr>
                         <a:xfrm>
                           <a:off x="0" y="0"/>
                           <a:ext cx="7584440" cy="190500"/>
                           <a:chOff x="0" y="0"/>
                           <a:chExt cx="7584216" cy="190500"/>
                         </a:xfrm>
-                      </wpg:grpSpPr>
-                      <wps:wsp>
-                        <wps:cNvPr id="26" name="矩形 4"/>
-                        <wps:cNvSpPr/>
-                        <wps:spPr>
+                      </ns10:grpSpPr>
+                      <ns5:wsp>
+                        <ns5:cNvPr id="26" name="矩形 4"/>
+                        <ns5:cNvSpPr/>
+                        <ns5:spPr>
                           <a:xfrm>
                             <a:off x="0" y="0"/>
                             <a:ext cx="4571004" cy="189301"/>
@@ -14526,24 +14526,24 @@
                             <a:prstDash val="solid"/>
                           </a:ln>
                           <a:effectLst/>
-                        </wps:spPr>
-                        <wps:txbx>
+                        </ns5:spPr>
+                        <ns5:txbx>
                           <w:txbxContent>
-                            <w:p>
+                            <w:p ns2:paraId="1109C201">
                               <w:pPr>
                                 <w:jc w:val="center"/>
                               </w:pPr>
                             </w:p>
                           </w:txbxContent>
-                        </wps:txbx>
-                        <wps:bodyPr rot="0" spcFirstLastPara="0" vertOverflow="overflow" horzOverflow="overflow" vert="horz" wrap="square" lIns="91440" tIns="45720" rIns="91440" bIns="45720" numCol="1" spcCol="0" rtlCol="0" fromWordArt="0" anchor="ctr" anchorCtr="0" forceAA="0" compatLnSpc="1">
+                        </ns5:txbx>
+                        <ns5:bodyPr rot="0" spcFirstLastPara="0" vertOverflow="overflow" horzOverflow="overflow" vert="horz" wrap="square" lIns="91440" tIns="45720" rIns="91440" bIns="45720" numCol="1" spcCol="0" rtlCol="0" fromWordArt="0" anchor="ctr" anchorCtr="0" forceAA="0" compatLnSpc="1">
                           <a:noAutofit/>
-                        </wps:bodyPr>
-                      </wps:wsp>
-                      <wps:wsp>
-                        <wps:cNvPr id="25" name="矩形 4"/>
-                        <wps:cNvSpPr/>
-                        <wps:spPr>
+                        </ns5:bodyPr>
+                      </ns5:wsp>
+                      <ns5:wsp>
+                        <ns5:cNvPr id="25" name="矩形 4"/>
+                        <ns5:cNvSpPr/>
+                        <ns5:spPr>
                           <a:xfrm flipH="1" flipV="1">
                             <a:off x="4545106" y="0"/>
                             <a:ext cx="3039110" cy="190500"/>
@@ -14610,70 +14610,70 @@
                             <a:prstDash val="solid"/>
                           </a:ln>
                           <a:effectLst/>
-                        </wps:spPr>
-                        <wps:txbx>
+                        </ns5:spPr>
+                        <ns5:txbx>
                           <w:txbxContent>
-                            <w:p>
+                            <w:p ns2:paraId="3756B811">
                               <w:pPr>
                                 <w:jc w:val="center"/>
                               </w:pPr>
                             </w:p>
                           </w:txbxContent>
-                        </wps:txbx>
-                        <wps:bodyPr rot="0" spcFirstLastPara="0" vertOverflow="overflow" horzOverflow="overflow" vert="horz" wrap="square" lIns="91440" tIns="45720" rIns="91440" bIns="45720" numCol="1" spcCol="0" rtlCol="0" fromWordArt="0" anchor="ctr" anchorCtr="0" forceAA="0" compatLnSpc="1">
+                        </ns5:txbx>
+                        <ns5:bodyPr rot="0" spcFirstLastPara="0" vertOverflow="overflow" horzOverflow="overflow" vert="horz" wrap="square" lIns="91440" tIns="45720" rIns="91440" bIns="45720" numCol="1" spcCol="0" rtlCol="0" fromWordArt="0" anchor="ctr" anchorCtr="0" forceAA="0" compatLnSpc="1">
                           <a:noAutofit/>
-                        </wps:bodyPr>
-                      </wps:wsp>
-                    </wpg:wgp>
+                        </ns5:bodyPr>
+                      </ns5:wsp>
+                    </ns10:wgp>
                   </a:graphicData>
                 </a:graphic>
               </wp:anchor>
             </w:drawing>
-          </mc:Choice>
-          <mc:Fallback>
+          </ns1:Choice>
+          <ns1:Fallback>
             <w:pict>
-              <v:group id="_x0000_s1026" o:spid="_x0000_s1026" o:spt="203" style="position:absolute;left:0pt;margin-left:-2.5pt;margin-top:7.7pt;height:15pt;width:597.2pt;mso-position-horizontal-relative:page;z-index:-251643904;mso-width-relative:page;mso-height-relative:page;" coordsize="7584216,190500" o:gfxdata="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">
-                <o:lock v:ext="edit" aspectratio="f"/>
-                <v:shape id="矩形 4" o:spid="_x0000_s1026" o:spt="100" style="position:absolute;left:0;top:0;height:189301;width:4571004;v-text-anchor:middle;" fillcolor="#425268" filled="t" stroked="f" coordsize="4391025,190500" o:gfxdata="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" path="m0,0l4267200,0,4391025,190500,0,190500,0,0xe">
-                  <v:path textboxrect="0,0,4391025,190500" o:connectlocs="0,0;4442103,0;4571004,189301;0,189301;0,0" o:connectangles="0,0,0,0,0"/>
-                  <v:fill on="t" focussize="0,0"/>
-                  <v:stroke on="f" weight="2pt"/>
-                  <v:imagedata o:title=""/>
-                  <o:lock v:ext="edit" aspectratio="f"/>
-                  <v:textbox>
+              <ns8:group id="_x0000_s1026" ns9:spid="_x0000_s1026" ns9:spt="203" style="position:absolute;left:0pt;margin-left:-2.5pt;margin-top:7.7pt;height:15pt;width:597.2pt;mso-position-horizontal-relative:page;z-index:-251643904;mso-width-relative:page;mso-height-relative:page;" coordsize="7584216,190500" ns9:gfxdata="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">
+                <ns9:lock ns8:ext="edit" aspectratio="f"/>
+                <ns8:shape id="矩形 4" ns9:spid="_x0000_s1026" ns9:spt="100" style="position:absolute;left:0;top:0;height:189301;width:4571004;v-text-anchor:middle;" fillcolor="#425268" filled="t" stroked="f" coordsize="4391025,190500" ns9:gfxdata="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" path="m0,0l4267200,0,4391025,190500,0,190500,0,0xe">
+                  <ns8:path textboxrect="0,0,4391025,190500" ns9:connectlocs="0,0;4442103,0;4571004,189301;0,189301;0,0" ns9:connectangles="0,0,0,0,0"/>
+                  <ns8:fill on="t" focussize="0,0"/>
+                  <ns8:stroke on="f" weight="2pt"/>
+                  <ns8:imagedata ns9:title=""/>
+                  <ns9:lock ns8:ext="edit" aspectratio="f"/>
+                  <ns8:textbox>
                     <w:txbxContent>
-                      <w:p>
+                      <w:p ns2:paraId="1109C201">
                         <w:pPr>
                           <w:jc w:val="center"/>
                         </w:pPr>
                       </w:p>
                     </w:txbxContent>
-                  </v:textbox>
-                </v:shape>
-                <v:shape id="矩形 4" o:spid="_x0000_s1026" o:spt="100" style="position:absolute;left:4545106;top:0;flip:x y;height:190500;width:3039110;v-text-anchor:middle;" fillcolor="#7086A4" filled="t" stroked="f" coordsize="4433813,190500" o:gfxdata="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" path="m0,0l4267200,0,4433813,190500,0,190500,0,0xe">
-                  <v:path textboxrect="0,0,4433813,190500" o:connectlocs="0,0;2924906,0;3039110,190500;0,190500;0,0" o:connectangles="0,0,0,0,0"/>
-                  <v:fill on="t" focussize="0,0"/>
-                  <v:stroke on="f" weight="2pt"/>
-                  <v:imagedata o:title=""/>
-                  <o:lock v:ext="edit" aspectratio="f"/>
-                  <v:textbox>
+                  </ns8:textbox>
+                </ns8:shape>
+                <ns8:shape id="矩形 4" ns9:spid="_x0000_s1026" ns9:spt="100" style="position:absolute;left:4545106;top:0;flip:x y;height:190500;width:3039110;v-text-anchor:middle;" fillcolor="#7086A4" filled="t" stroked="f" coordsize="4433813,190500" ns9:gfxdata="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" path="m0,0l4267200,0,4433813,190500,0,190500,0,0xe">
+                  <ns8:path textboxrect="0,0,4433813,190500" ns9:connectlocs="0,0;2924906,0;3039110,190500;0,190500;0,0" ns9:connectangles="0,0,0,0,0"/>
+                  <ns8:fill on="t" focussize="0,0"/>
+                  <ns8:stroke on="f" weight="2pt"/>
+                  <ns8:imagedata ns9:title=""/>
+                  <ns9:lock ns8:ext="edit" aspectratio="f"/>
+                  <ns8:textbox>
                     <w:txbxContent>
-                      <w:p>
+                      <w:p ns2:paraId="3756B811">
                         <w:pPr>
                           <w:jc w:val="center"/>
                         </w:pPr>
                       </w:p>
                     </w:txbxContent>
-                  </v:textbox>
-                </v:shape>
-              </v:group>
+                  </ns8:textbox>
+                </ns8:shape>
+              </ns8:group>
             </w:pict>
-          </mc:Fallback>
-        </mc:AlternateContent>
+          </ns1:Fallback>
+        </ns1:AlternateContent>
       </w:r>
       <w:r>
-        <mc:AlternateContent>
-          <mc:Choice Requires="wpg">
+        <ns1:AlternateContent>
+          <ns1:Choice Requires="wpg">
             <w:drawing>
               <wp:anchor distT="0" distB="0" distL="114300" distR="114300" simplePos="0" relativeHeight="251667456" behindDoc="0" locked="0" layoutInCell="1" allowOverlap="1">
                 <wp:simplePos x="0" y="0"/>
@@ -14688,33 +14688,33 @@
                 <wp:wrapNone/>
                 <wp:docPr id="71" name="组合 71"/>
                 <wp:cNvGraphicFramePr/>
-                <a:graphic xmlns:a="http://schemas.openxmlformats.org/drawingml/2006/main">
+                <a:graphic>
                   <a:graphicData uri="http://schemas.microsoft.com/office/word/2010/wordprocessingGroup">
-                    <wpg:wgp>
-                      <wpg:cNvGrpSpPr/>
-                      <wpg:grpSpPr>
+                    <ns10:wgp>
+                      <ns10:cNvGrpSpPr/>
+                      <ns10:grpSpPr>
                         <a:xfrm>
                           <a:off x="0" y="0"/>
                           <a:ext cx="6870065" cy="367030"/>
                           <a:chOff x="0" y="0"/>
                           <a:chExt cx="6871031" cy="367030"/>
                         </a:xfrm>
-                      </wpg:grpSpPr>
-                      <wpg:grpSp>
-                        <wpg:cNvPr id="72" name="组合 72"/>
-                        <wpg:cNvGrpSpPr/>
-                        <wpg:grpSpPr>
+                      </ns10:grpSpPr>
+                      <ns10:grpSp>
+                        <ns10:cNvPr id="72" name="组合 72"/>
+                        <ns10:cNvGrpSpPr/>
+                        <ns10:grpSpPr>
                           <a:xfrm>
                             <a:off x="0" y="30480"/>
                             <a:ext cx="6871031" cy="336550"/>
                             <a:chOff x="0" y="0"/>
                             <a:chExt cx="6871031" cy="336550"/>
                           </a:xfrm>
-                        </wpg:grpSpPr>
-                        <wps:wsp>
-                          <wps:cNvPr id="73" name="直接连接符 73"/>
-                          <wps:cNvCnPr/>
-                          <wps:spPr>
+                        </ns10:grpSpPr>
+                        <ns5:wsp>
+                          <ns5:cNvPr id="73" name="直接连接符 73"/>
+                          <ns5:cNvCnPr/>
+                          <ns5:spPr>
                             <a:xfrm>
                               <a:off x="386410" y="243840"/>
                               <a:ext cx="6484621" cy="0"/>
@@ -14729,8 +14729,8 @@
                                 </a:schemeClr>
                               </a:solidFill>
                             </a:ln>
-                          </wps:spPr>
-                          <wps:style>
+                          </ns5:spPr>
+                          <ns5:style>
                             <a:lnRef idx="1">
                               <a:schemeClr val="accent1"/>
                             </a:lnRef>
@@ -14743,24 +14743,24 @@
                             <a:fontRef idx="minor">
                               <a:schemeClr val="tx1"/>
                             </a:fontRef>
-                          </wps:style>
-                          <wps:bodyPr/>
-                        </wps:wsp>
-                        <wpg:grpSp>
-                          <wpg:cNvPr id="74" name="组合 74"/>
-                          <wpg:cNvGrpSpPr/>
-                          <wpg:grpSpPr>
+                          </ns5:style>
+                          <ns5:bodyPr/>
+                        </ns5:wsp>
+                        <ns10:grpSp>
+                          <ns10:cNvPr id="74" name="组合 74"/>
+                          <ns10:cNvGrpSpPr/>
+                          <ns10:grpSpPr>
                             <a:xfrm>
                               <a:off x="0" y="0"/>
                               <a:ext cx="1516380" cy="336550"/>
                               <a:chOff x="438155" y="1987670"/>
                               <a:chExt cx="1386980" cy="307990"/>
                             </a:xfrm>
-                          </wpg:grpSpPr>
-                          <wps:wsp>
-                            <wps:cNvPr id="75" name="梯形 75"/>
-                            <wps:cNvSpPr/>
-                            <wps:spPr>
+                          </ns10:grpSpPr>
+                          <ns5:wsp>
+                            <ns5:cNvPr id="75" name="梯形 75"/>
+                            <ns5:cNvSpPr/>
+                            <ns5:spPr>
                               <a:xfrm>
                                 <a:off x="1063135" y="1987670"/>
                                 <a:ext cx="762000" cy="238448"/>
@@ -14776,8 +14776,8 @@
                               <a:ln>
                                 <a:noFill/>
                               </a:ln>
-                            </wps:spPr>
-                            <wps:style>
+                            </ns5:spPr>
+                            <ns5:style>
                               <a:lnRef idx="2">
                                 <a:schemeClr val="accent1">
                                   <a:shade val="50000"/>
@@ -14792,22 +14792,22 @@
                               <a:fontRef idx="minor">
                                 <a:schemeClr val="lt1"/>
                               </a:fontRef>
-                            </wps:style>
-                            <wps:txbx>
+                            </ns5:style>
+                            <ns5:txbx>
                               <w:txbxContent>
-                                <w:p>
+                                <w:p ns2:paraId="73E94309">
                                   <w:pPr>
                                     <w:jc w:val="center"/>
                                   </w:pPr>
                                 </w:p>
                               </w:txbxContent>
-                            </wps:txbx>
-                            <wps:bodyPr rtlCol="0" anchor="ctr"/>
-                          </wps:wsp>
-                          <wps:wsp>
-                            <wps:cNvPr id="76" name="梯形 76"/>
-                            <wps:cNvSpPr/>
-                            <wps:spPr>
+                            </ns5:txbx>
+                            <ns5:bodyPr rtlCol="0" anchor="ctr"/>
+                          </ns5:wsp>
+                          <ns5:wsp>
+                            <ns5:cNvPr id="76" name="梯形 76"/>
+                            <ns5:cNvSpPr/>
+                            <ns5:spPr>
                               <a:xfrm>
                                 <a:off x="992699" y="1987670"/>
                                 <a:ext cx="762000" cy="238448"/>
@@ -14825,8 +14825,8 @@
                               <a:ln>
                                 <a:noFill/>
                               </a:ln>
-                            </wps:spPr>
-                            <wps:style>
+                            </ns5:spPr>
+                            <ns5:style>
                               <a:lnRef idx="2">
                                 <a:schemeClr val="accent1">
                                   <a:shade val="50000"/>
@@ -14841,22 +14841,22 @@
                               <a:fontRef idx="minor">
                                 <a:schemeClr val="lt1"/>
                               </a:fontRef>
-                            </wps:style>
-                            <wps:txbx>
+                            </ns5:style>
+                            <ns5:txbx>
                               <w:txbxContent>
-                                <w:p>
+                                <w:p ns2:paraId="0463982D">
                                   <w:pPr>
                                     <w:jc w:val="center"/>
                                   </w:pPr>
                                 </w:p>
                               </w:txbxContent>
-                            </wps:txbx>
-                            <wps:bodyPr rtlCol="0" anchor="ctr"/>
-                          </wps:wsp>
-                          <wps:wsp>
-                            <wps:cNvPr id="77" name="矩形 77"/>
-                            <wps:cNvSpPr/>
-                            <wps:spPr>
+                            </ns5:txbx>
+                            <ns5:bodyPr rtlCol="0" anchor="ctr"/>
+                          </ns5:wsp>
+                          <ns5:wsp>
+                            <ns5:cNvPr id="77" name="矩形 77"/>
+                            <ns5:cNvSpPr/>
+                            <ns5:spPr>
                               <a:xfrm>
                                 <a:off x="438155" y="1987670"/>
                                 <a:ext cx="879633" cy="238448"/>
@@ -14870,8 +14870,8 @@
                               <a:ln>
                                 <a:noFill/>
                               </a:ln>
-                            </wps:spPr>
-                            <wps:style>
+                            </ns5:spPr>
+                            <ns5:style>
                               <a:lnRef idx="2">
                                 <a:schemeClr val="accent1">
                                   <a:shade val="50000"/>
@@ -14886,22 +14886,22 @@
                               <a:fontRef idx="minor">
                                 <a:schemeClr val="lt1"/>
                               </a:fontRef>
-                            </wps:style>
-                            <wps:txbx>
+                            </ns5:style>
+                            <ns5:txbx>
                               <w:txbxContent>
-                                <w:p>
+                                <w:p ns2:paraId="5CA7DD8D">
                                   <w:pPr>
                                     <w:jc w:val="center"/>
                                   </w:pPr>
                                 </w:p>
                               </w:txbxContent>
-                            </wps:txbx>
-                            <wps:bodyPr rtlCol="0" anchor="ctr"/>
-                          </wps:wsp>
-                          <wps:wsp>
-                            <wps:cNvPr id="78" name="梯形 78"/>
-                            <wps:cNvSpPr/>
-                            <wps:spPr>
+                            </ns5:txbx>
+                            <ns5:bodyPr rtlCol="0" anchor="ctr"/>
+                          </ns5:wsp>
+                          <ns5:wsp>
+                            <ns5:cNvPr id="78" name="梯形 78"/>
+                            <ns5:cNvSpPr/>
+                            <ns5:spPr>
                               <a:xfrm>
                                 <a:off x="932508" y="1987670"/>
                                 <a:ext cx="762000" cy="238448"/>
@@ -14917,8 +14917,8 @@
                               <a:ln>
                                 <a:noFill/>
                               </a:ln>
-                            </wps:spPr>
-                            <wps:style>
+                            </ns5:spPr>
+                            <ns5:style>
                               <a:lnRef idx="2">
                                 <a:schemeClr val="accent1">
                                   <a:shade val="50000"/>
@@ -14933,22 +14933,22 @@
                               <a:fontRef idx="minor">
                                 <a:schemeClr val="lt1"/>
                               </a:fontRef>
-                            </wps:style>
-                            <wps:txbx>
+                            </ns5:style>
+                            <ns5:txbx>
                               <w:txbxContent>
-                                <w:p>
+                                <w:p ns2:paraId="6885212C">
                                   <w:pPr>
                                     <w:jc w:val="center"/>
                                   </w:pPr>
                                 </w:p>
                               </w:txbxContent>
-                            </wps:txbx>
-                            <wps:bodyPr rtlCol="0" anchor="ctr"/>
-                          </wps:wsp>
-                          <wps:wsp>
-                            <wps:cNvPr id="79" name="直角三角形 79"/>
-                            <wps:cNvSpPr/>
-                            <wps:spPr>
+                            </ns5:txbx>
+                            <ns5:bodyPr rtlCol="0" anchor="ctr"/>
+                          </ns5:wsp>
+                          <ns5:wsp>
+                            <ns5:cNvPr id="79" name="直角三角形 79"/>
+                            <ns5:cNvSpPr/>
+                            <ns5:spPr>
                               <a:xfrm flipH="1" flipV="1">
                                 <a:off x="438155" y="2225012"/>
                                 <a:ext cx="119816" cy="70648"/>
@@ -14964,8 +14964,8 @@
                               <a:ln>
                                 <a:noFill/>
                               </a:ln>
-                            </wps:spPr>
-                            <wps:style>
+                            </ns5:spPr>
+                            <ns5:style>
                               <a:lnRef idx="2">
                                 <a:schemeClr val="accent1">
                                   <a:shade val="50000"/>
@@ -14980,25 +14980,25 @@
                               <a:fontRef idx="minor">
                                 <a:schemeClr val="lt1"/>
                               </a:fontRef>
-                            </wps:style>
-                            <wps:txbx>
+                            </ns5:style>
+                            <ns5:txbx>
                               <w:txbxContent>
-                                <w:p>
+                                <w:p ns2:paraId="5B0064A4">
                                   <w:pPr>
                                     <w:jc w:val="center"/>
                                   </w:pPr>
                                 </w:p>
                               </w:txbxContent>
-                            </wps:txbx>
-                            <wps:bodyPr rtlCol="0" anchor="ctr"/>
-                          </wps:wsp>
-                        </wpg:grpSp>
-                        <wps:wsp>
-                          <wps:cNvPr id="80" name="Freeform 142"/>
-                          <wps:cNvSpPr>
+                            </ns5:txbx>
+                            <ns5:bodyPr rtlCol="0" anchor="ctr"/>
+                          </ns5:wsp>
+                        </ns10:grpSp>
+                        <ns5:wsp>
+                          <ns5:cNvPr id="80" name="Freeform 142"/>
+                          <ns5:cNvSpPr>
                             <a:spLocks noChangeAspect="1" noEditPoints="1"/>
-                          </wps:cNvSpPr>
-                          <wps:spPr bwMode="auto">
+                          </ns5:cNvSpPr>
+                          <ns5:spPr bwMode="auto">
                             <a:xfrm>
                               <a:off x="76200" y="53340"/>
                               <a:ext cx="220980" cy="153670"/>
@@ -15338,23 +15338,23 @@
                               <a:noFill/>
                               <a:round/>
                             </a:ln>
-                          </wps:spPr>
-                          <wps:txbx>
+                          </ns5:spPr>
+                          <ns5:txbx>
                             <w:txbxContent>
-                              <w:p>
+                              <w:p ns2:paraId="79B48252">
                                 <w:pPr>
                                   <w:jc w:val="center"/>
                                 </w:pPr>
                               </w:p>
                             </w:txbxContent>
-                          </wps:txbx>
-                          <wps:bodyPr/>
-                        </wps:wsp>
-                      </wpg:grpSp>
-                      <wps:wsp>
-                        <wps:cNvPr id="81" name="矩形 81"/>
-                        <wps:cNvSpPr/>
-                        <wps:spPr>
+                          </ns5:txbx>
+                          <ns5:bodyPr/>
+                        </ns5:wsp>
+                      </ns10:grpSp>
+                      <ns5:wsp>
+                        <ns5:cNvPr id="81" name="矩形 81"/>
+                        <ns5:cNvSpPr/>
+                        <ns5:spPr>
                           <a:xfrm>
                             <a:off x="312420" y="0"/>
                             <a:ext cx="943127" cy="288925"/>
@@ -15366,8 +15366,8 @@
                           <a:ln>
                             <a:noFill/>
                           </a:ln>
-                        </wps:spPr>
-                        <wps:style>
+                        </ns5:spPr>
+                        <ns5:style>
                           <a:lnRef idx="2">
                             <a:schemeClr val="accent1">
                               <a:shade val="50000"/>
@@ -15382,10 +15382,10 @@
                           <a:fontRef idx="minor">
                             <a:schemeClr val="lt1"/>
                           </a:fontRef>
-                        </wps:style>
-                        <wps:txbx>
+                        </ns5:style>
+                        <ns5:txbx>
                           <w:txbxContent>
-                            <w:p>
+                            <w:p ns2:paraId="6F704E7D">
                               <w:pPr>
                                 <w:pStyle w:val="4"/>
                                 <w:spacing w:before="0" w:beforeAutospacing="0" w:after="0" w:afterAutospacing="0" w:line="312" w:lineRule="exact"/>
@@ -15403,133 +15403,133 @@
                               </w:r>
                             </w:p>
                           </w:txbxContent>
-                        </wps:txbx>
-                        <wps:bodyPr rtlCol="0" anchor="ctr"/>
-                      </wps:wsp>
-                    </wpg:wgp>
+                        </ns5:txbx>
+                        <ns5:bodyPr rtlCol="0" anchor="ctr"/>
+                      </ns5:wsp>
+                    </ns10:wgp>
                   </a:graphicData>
                 </a:graphic>
               </wp:anchor>
             </w:drawing>
-          </mc:Choice>
-          <mc:Fallback>
+          </ns1:Choice>
+          <ns1:Fallback>
             <w:pict>
-              <v:group id="_x0000_s1026" o:spid="_x0000_s1026" o:spt="203" style="position:absolute;left:0pt;margin-left:-68.3pt;margin-top:169.15pt;height:28.9pt;width:540.95pt;z-index:251667456;mso-width-relative:page;mso-height-relative:page;" coordsize="6871031,367030" o:gfxdata="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">
-                <o:lock v:ext="edit" aspectratio="f"/>
-                <v:group id="_x0000_s1026" o:spid="_x0000_s1026" o:spt="203" style="position:absolute;left:0;top:30480;height:336550;width:6871031;" coordsize="6871031,336550" o:gfxdata="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">
-                  <o:lock v:ext="edit" aspectratio="f"/>
-                  <v:line id="_x0000_s1026" o:spid="_x0000_s1026" o:spt="20" style="position:absolute;left:386410;top:243840;height:0;width:6484621;" filled="f" stroked="t" coordsize="21600,21600" o:gfxdata="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">
-                    <v:fill on="f" focussize="0,0"/>
-                    <v:stroke weight="1.75pt" color="#BFBFBF [2412]" miterlimit="8" joinstyle="miter"/>
-                    <v:imagedata o:title=""/>
-                    <o:lock v:ext="edit" aspectratio="f"/>
-                  </v:line>
-                  <v:group id="_x0000_s1026" o:spid="_x0000_s1026" o:spt="203" style="position:absolute;left:0;top:0;height:336550;width:1516380;" coordorigin="438155,1987670" coordsize="1386980,307990" o:gfxdata="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">
-                    <o:lock v:ext="edit" aspectratio="f"/>
-                    <v:shape id="_x0000_s1026" o:spid="_x0000_s1026" style="position:absolute;left:1063135;top:1987670;height:238448;width:762000;v-text-anchor:middle;" fillcolor="#425268" filled="t" stroked="f" coordsize="762000,238448" o:gfxdata="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" path="m0,238448l142162,0,619837,0,762000,238448xe">
-                      <v:path textboxrect="0,0,762000,238448" o:connectlocs="381000,0;71081,119224;381000,238448;690918,119224" o:connectangles="247,164,82,0"/>
-                      <v:fill on="t" focussize="0,0"/>
-                      <v:stroke on="f" weight="1pt" miterlimit="8" joinstyle="miter"/>
-                      <v:imagedata o:title=""/>
-                      <o:lock v:ext="edit" aspectratio="f"/>
-                      <v:textbox>
+              <ns8:group id="_x0000_s1026" ns9:spid="_x0000_s1026" ns9:spt="203" style="position:absolute;left:0pt;margin-left:-68.3pt;margin-top:169.15pt;height:28.9pt;width:540.95pt;z-index:251667456;mso-width-relative:page;mso-height-relative:page;" coordsize="6871031,367030" ns9:gfxdata="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">
+                <ns9:lock ns8:ext="edit" aspectratio="f"/>
+                <ns8:group id="_x0000_s1026" ns9:spid="_x0000_s1026" ns9:spt="203" style="position:absolute;left:0;top:30480;height:336550;width:6871031;" coordsize="6871031,336550" ns9:gfxdata="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">
+                  <ns9:lock ns8:ext="edit" aspectratio="f"/>
+                  <ns8:line id="_x0000_s1026" ns9:spid="_x0000_s1026" ns9:spt="20" style="position:absolute;left:386410;top:243840;height:0;width:6484621;" filled="f" stroked="t" coordsize="21600,21600" ns9:gfxdata="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">
+                    <ns8:fill on="f" focussize="0,0"/>
+                    <ns8:stroke weight="1.75pt" color="#BFBFBF [2412]" miterlimit="8" joinstyle="miter"/>
+                    <ns8:imagedata ns9:title=""/>
+                    <ns9:lock ns8:ext="edit" aspectratio="f"/>
+                  </ns8:line>
+                  <ns8:group id="_x0000_s1026" ns9:spid="_x0000_s1026" ns9:spt="203" style="position:absolute;left:0;top:0;height:336550;width:1516380;" coordorigin="438155,1987670" coordsize="1386980,307990" ns9:gfxdata="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">
+                    <ns9:lock ns8:ext="edit" aspectratio="f"/>
+                    <ns8:shape id="_x0000_s1026" ns9:spid="_x0000_s1026" style="position:absolute;left:1063135;top:1987670;height:238448;width:762000;v-text-anchor:middle;" fillcolor="#425268" filled="t" stroked="f" coordsize="762000,238448" ns9:gfxdata="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" path="m0,238448l142162,0,619837,0,762000,238448xe">
+                      <ns8:path textboxrect="0,0,762000,238448" ns9:connectlocs="381000,0;71081,119224;381000,238448;690918,119224" ns9:connectangles="247,164,82,0"/>
+                      <ns8:fill on="t" focussize="0,0"/>
+                      <ns8:stroke on="f" weight="1pt" miterlimit="8" joinstyle="miter"/>
+                      <ns8:imagedata ns9:title=""/>
+                      <ns9:lock ns8:ext="edit" aspectratio="f"/>
+                      <ns8:textbox>
                         <w:txbxContent>
-                          <w:p>
+                          <w:p ns2:paraId="73E94309">
                             <w:pPr>
                               <w:jc w:val="center"/>
                             </w:pPr>
                           </w:p>
                         </w:txbxContent>
-                      </v:textbox>
-                    </v:shape>
-                    <v:shape id="_x0000_s1026" o:spid="_x0000_s1026" style="position:absolute;left:992699;top:1987670;height:238448;width:762000;v-text-anchor:middle;" fillcolor="#F2F2F2 [3052]" filled="t" stroked="f" coordsize="762000,238448" o:gfxdata="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" path="m0,238448l142162,0,619837,0,762000,238448xe">
-                      <v:path textboxrect="0,0,762000,238448" o:connectlocs="381000,0;71081,119224;381000,238448;690918,119224" o:connectangles="247,164,82,0"/>
-                      <v:fill on="t" focussize="0,0"/>
-                      <v:stroke on="f" weight="1pt" miterlimit="8" joinstyle="miter"/>
-                      <v:imagedata o:title=""/>
-                      <o:lock v:ext="edit" aspectratio="f"/>
-                      <v:textbox>
+                      </ns8:textbox>
+                    </ns8:shape>
+                    <ns8:shape id="_x0000_s1026" ns9:spid="_x0000_s1026" style="position:absolute;left:992699;top:1987670;height:238448;width:762000;v-text-anchor:middle;" fillcolor="#F2F2F2 [3052]" filled="t" stroked="f" coordsize="762000,238448" ns9:gfxdata="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" path="m0,238448l142162,0,619837,0,762000,238448xe">
+                      <ns8:path textboxrect="0,0,762000,238448" ns9:connectlocs="381000,0;71081,119224;381000,238448;690918,119224" ns9:connectangles="247,164,82,0"/>
+                      <ns8:fill on="t" focussize="0,0"/>
+                      <ns8:stroke on="f" weight="1pt" miterlimit="8" joinstyle="miter"/>
+                      <ns8:imagedata ns9:title=""/>
+                      <ns9:lock ns8:ext="edit" aspectratio="f"/>
+                      <ns8:textbox>
                         <w:txbxContent>
-                          <w:p>
+                          <w:p ns2:paraId="0463982D">
                             <w:pPr>
                               <w:jc w:val="center"/>
                             </w:pPr>
                           </w:p>
                         </w:txbxContent>
-                      </v:textbox>
-                    </v:shape>
-                    <v:rect id="_x0000_s1026" o:spid="_x0000_s1026" o:spt="1" style="position:absolute;left:438155;top:1987670;height:238448;width:879633;v-text-anchor:middle;" fillcolor="#425268" filled="t" stroked="f" coordsize="21600,21600" o:gfxdata="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">
-                      <v:fill on="t" focussize="0,0"/>
-                      <v:stroke on="f" weight="1pt" miterlimit="8" joinstyle="miter"/>
-                      <v:imagedata o:title=""/>
-                      <o:lock v:ext="edit" aspectratio="f"/>
-                      <v:textbox>
+                      </ns8:textbox>
+                    </ns8:shape>
+                    <ns8:rect id="_x0000_s1026" ns9:spid="_x0000_s1026" ns9:spt="1" style="position:absolute;left:438155;top:1987670;height:238448;width:879633;v-text-anchor:middle;" fillcolor="#425268" filled="t" stroked="f" coordsize="21600,21600" ns9:gfxdata="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">
+                      <ns8:fill on="t" focussize="0,0"/>
+                      <ns8:stroke on="f" weight="1pt" miterlimit="8" joinstyle="miter"/>
+                      <ns8:imagedata ns9:title=""/>
+                      <ns9:lock ns8:ext="edit" aspectratio="f"/>
+                      <ns8:textbox>
                         <w:txbxContent>
-                          <w:p>
+                          <w:p ns2:paraId="5CA7DD8D">
                             <w:pPr>
                               <w:jc w:val="center"/>
                             </w:pPr>
                           </w:p>
                         </w:txbxContent>
-                      </v:textbox>
-                    </v:rect>
-                    <v:shape id="_x0000_s1026" o:spid="_x0000_s1026" style="position:absolute;left:932508;top:1987670;height:238448;width:762000;v-text-anchor:middle;" fillcolor="#425268" filled="t" stroked="f" coordsize="762000,238448" o:gfxdata="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" path="m0,238448l142162,0,619837,0,762000,238448xe">
-                      <v:path textboxrect="0,0,762000,238448" o:connectlocs="381000,0;71081,119224;381000,238448;690918,119224" o:connectangles="247,164,82,0"/>
-                      <v:fill on="t" focussize="0,0"/>
-                      <v:stroke on="f" weight="1pt" miterlimit="8" joinstyle="miter"/>
-                      <v:imagedata o:title=""/>
-                      <o:lock v:ext="edit" aspectratio="f"/>
-                      <v:textbox>
+                      </ns8:textbox>
+                    </ns8:rect>
+                    <ns8:shape id="_x0000_s1026" ns9:spid="_x0000_s1026" style="position:absolute;left:932508;top:1987670;height:238448;width:762000;v-text-anchor:middle;" fillcolor="#425268" filled="t" stroked="f" coordsize="762000,238448" ns9:gfxdata="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" path="m0,238448l142162,0,619837,0,762000,238448xe">
+                      <ns8:path textboxrect="0,0,762000,238448" ns9:connectlocs="381000,0;71081,119224;381000,238448;690918,119224" ns9:connectangles="247,164,82,0"/>
+                      <ns8:fill on="t" focussize="0,0"/>
+                      <ns8:stroke on="f" weight="1pt" miterlimit="8" joinstyle="miter"/>
+                      <ns8:imagedata ns9:title=""/>
+                      <ns9:lock ns8:ext="edit" aspectratio="f"/>
+                      <ns8:textbox>
                         <w:txbxContent>
-                          <w:p>
+                          <w:p ns2:paraId="6885212C">
                             <w:pPr>
                               <w:jc w:val="center"/>
                             </w:pPr>
                           </w:p>
                         </w:txbxContent>
-                      </v:textbox>
-                    </v:shape>
-                    <v:shape id="_x0000_s1026" o:spid="_x0000_s1026" o:spt="6" type="#_x0000_t6" style="position:absolute;left:438155;top:2225012;flip:x y;height:70648;width:119816;v-text-anchor:middle;" fillcolor="#222A35 [1615]" filled="t" stroked="f" coordsize="21600,21600" o:gfxdata="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">
-                      <v:fill on="t" focussize="0,0"/>
-                      <v:stroke on="f" weight="1pt" miterlimit="8" joinstyle="miter"/>
-                      <v:imagedata o:title=""/>
-                      <o:lock v:ext="edit" aspectratio="f"/>
-                      <v:textbox>
+                      </ns8:textbox>
+                    </ns8:shape>
+                    <ns8:shape id="_x0000_s1026" ns9:spid="_x0000_s1026" ns9:spt="6" type="#_x0000_t6" style="position:absolute;left:438155;top:2225012;flip:x y;height:70648;width:119816;v-text-anchor:middle;" fillcolor="#222A35 [1615]" filled="t" stroked="f" coordsize="21600,21600" ns9:gfxdata="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">
+                      <ns8:fill on="t" focussize="0,0"/>
+                      <ns8:stroke on="f" weight="1pt" miterlimit="8" joinstyle="miter"/>
+                      <ns8:imagedata ns9:title=""/>
+                      <ns9:lock ns8:ext="edit" aspectratio="f"/>
+                      <ns8:textbox>
                         <w:txbxContent>
-                          <w:p>
+                          <w:p ns2:paraId="5B0064A4">
                             <w:pPr>
                               <w:jc w:val="center"/>
                             </w:pPr>
                           </w:p>
                         </w:txbxContent>
-                      </v:textbox>
-                    </v:shape>
-                  </v:group>
-                  <v:shape id="Freeform 142" o:spid="_x0000_s1026" o:spt="100" style="position:absolute;left:76200;top:53340;height:153670;width:220980;" fillcolor="#FFFFFF [3212]" filled="t" stroked="f" coordsize="263,184" o:gfxdata="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" path="m255,42c140,2,140,2,140,2c133,0,134,0,127,2c11,42,11,42,11,42c3,44,3,49,11,51c38,61,38,61,38,61c26,73,25,85,25,99c20,101,17,106,17,111c17,116,20,120,24,122c22,137,16,153,0,173c8,179,12,181,19,184c42,174,39,147,37,121c40,119,42,115,42,111c42,106,40,102,36,100c37,86,40,74,50,66c50,65,51,65,51,65c131,33,131,33,131,33c134,32,137,33,138,36c138,36,138,36,138,36c139,39,138,43,135,44c68,71,68,71,68,71c128,91,128,91,128,91c135,94,134,94,141,91c256,52,256,52,256,52c263,49,263,45,255,42c255,42,255,42,255,42xm128,106c55,82,55,82,55,82c55,100,55,100,55,100c59,104,61,109,61,114c61,119,59,124,56,127c57,130,59,133,61,134c104,157,162,157,209,131c213,129,215,125,215,121c215,81,215,81,215,81c141,106,141,106,141,106c133,109,135,109,128,106c128,106,128,106,128,106xm128,106c128,106,128,106,128,106e">
-                    <v:path textboxrect="0,0,263,184" o:connectlocs="255,42;140,2;127,2;11,42;11,51;38,61;25,99;17,111;24,122;0,173;19,184;37,121;42,111;36,100;50,66;51,65;131,33;138,36;138,36;135,44;68,71;128,91;141,91;256,52;255,42;255,42;128,106;55,82;55,100;61,114;56,127;61,134;209,131;215,121;215,81;141,106;128,106;128,106;128,106;128,106" o:connectangles="0,0,0,0,0,0,0,0,0,0,0,0,0,0,0,0,0,0,0,0,0,0,0,0,0,0,0,0,0,0,0,0,0,0,0,0,0,0,0,0"/>
-                    <v:fill on="t" focussize="0,0"/>
-                    <v:stroke on="f" joinstyle="round"/>
-                    <v:imagedata o:title=""/>
-                    <o:lock v:ext="edit" aspectratio="t"/>
-                    <v:textbox>
+                      </ns8:textbox>
+                    </ns8:shape>
+                  </ns8:group>
+                  <ns8:shape id="Freeform 142" ns9:spid="_x0000_s1026" ns9:spt="100" style="position:absolute;left:76200;top:53340;height:153670;width:220980;" fillcolor="#FFFFFF [3212]" filled="t" stroked="f" coordsize="263,184" ns9:gfxdata="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" path="m255,42c140,2,140,2,140,2c133,0,134,0,127,2c11,42,11,42,11,42c3,44,3,49,11,51c38,61,38,61,38,61c26,73,25,85,25,99c20,101,17,106,17,111c17,116,20,120,24,122c22,137,16,153,0,173c8,179,12,181,19,184c42,174,39,147,37,121c40,119,42,115,42,111c42,106,40,102,36,100c37,86,40,74,50,66c50,65,51,65,51,65c131,33,131,33,131,33c134,32,137,33,138,36c138,36,138,36,138,36c139,39,138,43,135,44c68,71,68,71,68,71c128,91,128,91,128,91c135,94,134,94,141,91c256,52,256,52,256,52c263,49,263,45,255,42c255,42,255,42,255,42xm128,106c55,82,55,82,55,82c55,100,55,100,55,100c59,104,61,109,61,114c61,119,59,124,56,127c57,130,59,133,61,134c104,157,162,157,209,131c213,129,215,125,215,121c215,81,215,81,215,81c141,106,141,106,141,106c133,109,135,109,128,106c128,106,128,106,128,106xm128,106c128,106,128,106,128,106e">
+                    <ns8:path textboxrect="0,0,263,184" ns9:connectlocs="255,42;140,2;127,2;11,42;11,51;38,61;25,99;17,111;24,122;0,173;19,184;37,121;42,111;36,100;50,66;51,65;131,33;138,36;138,36;135,44;68,71;128,91;141,91;256,52;255,42;255,42;128,106;55,82;55,100;61,114;56,127;61,134;209,131;215,121;215,81;141,106;128,106;128,106;128,106;128,106" ns9:connectangles="0,0,0,0,0,0,0,0,0,0,0,0,0,0,0,0,0,0,0,0,0,0,0,0,0,0,0,0,0,0,0,0,0,0,0,0,0,0,0,0"/>
+                    <ns8:fill on="t" focussize="0,0"/>
+                    <ns8:stroke on="f" joinstyle="round"/>
+                    <ns8:imagedata ns9:title=""/>
+                    <ns9:lock ns8:ext="edit" aspectratio="t"/>
+                    <ns8:textbox>
                       <w:txbxContent>
-                        <w:p>
+                        <w:p ns2:paraId="79B48252">
                           <w:pPr>
                             <w:jc w:val="center"/>
                           </w:pPr>
                         </w:p>
                       </w:txbxContent>
-                    </v:textbox>
-                  </v:shape>
-                </v:group>
-                <v:rect id="_x0000_s1026" o:spid="_x0000_s1026" o:spt="1" style="position:absolute;left:312420;top:0;height:288925;width:943127;v-text-anchor:middle;" filled="f" stroked="f" coordsize="21600,21600" o:gfxdata="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">
-                  <v:fill on="f" focussize="0,0"/>
-                  <v:stroke on="f" weight="1pt" miterlimit="8" joinstyle="miter"/>
-                  <v:imagedata o:title=""/>
-                  <o:lock v:ext="edit" aspectratio="f"/>
-                  <v:textbox>
+                    </ns8:textbox>
+                  </ns8:shape>
+                </ns8:group>
+                <ns8:rect id="_x0000_s1026" ns9:spid="_x0000_s1026" ns9:spt="1" style="position:absolute;left:312420;top:0;height:288925;width:943127;v-text-anchor:middle;" filled="f" stroked="f" coordsize="21600,21600" ns9:gfxdata="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">
+                  <ns8:fill on="f" focussize="0,0"/>
+                  <ns8:stroke on="f" weight="1pt" miterlimit="8" joinstyle="miter"/>
+                  <ns8:imagedata ns9:title=""/>
+                  <ns9:lock ns8:ext="edit" aspectratio="f"/>
+                  <ns8:textbox>
                     <w:txbxContent>
-                      <w:p>
+                      <w:p ns2:paraId="6F704E7D">
                         <w:pPr>
                           <w:pStyle w:val="4"/>
                           <w:spacing w:before="0" w:beforeAutospacing="0" w:after="0" w:afterAutospacing="0" w:line="312" w:lineRule="exact"/>
@@ -15547,16 +15547,16 @@
                         </w:r>
                       </w:p>
                     </w:txbxContent>
-                  </v:textbox>
-                </v:rect>
-              </v:group>
+                  </ns8:textbox>
+                </ns8:rect>
+              </ns8:group>
             </w:pict>
-          </mc:Fallback>
-        </mc:AlternateContent>
+          </ns1:Fallback>
+        </ns1:AlternateContent>
       </w:r>
       <w:r>
-        <mc:AlternateContent>
-          <mc:Choice Requires="wps">
+        <ns1:AlternateContent>
+          <ns1:Choice Requires="wps">
             <w:drawing>
               <wp:anchor distT="0" distB="0" distL="114300" distR="114300" simplePos="0" relativeHeight="251659264" behindDoc="1" locked="0" layoutInCell="1" allowOverlap="1">
                 <wp:simplePos x="0" y="0"/>
@@ -15571,11 +15571,11 @@
                 <wp:wrapNone/>
                 <wp:docPr id="9" name="直接连接符 9"/>
                 <wp:cNvGraphicFramePr/>
-                <a:graphic xmlns:a="http://schemas.openxmlformats.org/drawingml/2006/main">
+                <a:graphic>
                   <a:graphicData uri="http://schemas.microsoft.com/office/word/2010/wordprocessingShape">
-                    <wps:wsp>
-                      <wps:cNvCnPr/>
-                      <wps:spPr>
+                    <ns5:wsp>
+                      <ns5:cNvCnPr/>
+                      <ns5:spPr>
                         <a:xfrm>
                           <a:off x="0" y="0"/>
                           <a:ext cx="0" cy="8843962"/>
@@ -15594,29 +15594,29 @@
                           <a:miter lim="800000"/>
                         </a:ln>
                         <a:effectLst/>
-                      </wps:spPr>
-                      <wps:bodyPr/>
-                    </wps:wsp>
+                      </ns5:spPr>
+                      <ns5:bodyPr/>
+                    </ns5:wsp>
                   </a:graphicData>
                 </a:graphic>
               </wp:anchor>
             </w:drawing>
-          </mc:Choice>
-          <mc:Fallback>
+          </ns1:Choice>
+          <ns1:Fallback>
             <w:pict>
-              <v:line id="_x0000_s1026" o:spid="_x0000_s1026" o:spt="20" style="position:absolute;left:0pt;margin-left:-57.35pt;margin-top:52.3pt;height:696.35pt;width:0pt;z-index:-251657216;mso-width-relative:page;mso-height-relative:page;" filled="f" stroked="t" coordsize="21600,21600" o:gfxdata="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">
-                <v:fill on="f" focussize="0,0"/>
-                <v:stroke weight="1.75pt" color="#BFBFBF" miterlimit="8" joinstyle="miter"/>
-                <v:imagedata o:title=""/>
-                <o:lock v:ext="edit" aspectratio="f"/>
-              </v:line>
+              <ns8:line id="_x0000_s1026" ns9:spid="_x0000_s1026" ns9:spt="20" style="position:absolute;left:0pt;margin-left:-57.35pt;margin-top:52.3pt;height:696.35pt;width:0pt;z-index:-251657216;mso-width-relative:page;mso-height-relative:page;" filled="f" stroked="t" coordsize="21600,21600" ns9:gfxdata="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">
+                <ns8:fill on="f" focussize="0,0"/>
+                <ns8:stroke weight="1.75pt" color="#BFBFBF" miterlimit="8" joinstyle="miter"/>
+                <ns8:imagedata ns9:title=""/>
+                <ns9:lock ns8:ext="edit" aspectratio="f"/>
+              </ns8:line>
             </w:pict>
-          </mc:Fallback>
-        </mc:AlternateContent>
+          </ns1:Fallback>
+        </ns1:AlternateContent>
       </w:r>
       <w:r>
-        <mc:AlternateContent>
-          <mc:Choice Requires="wps">
+        <ns1:AlternateContent>
+          <ns1:Choice Requires="wps">
             <w:drawing>
               <wp:anchor distT="0" distB="0" distL="114300" distR="114300" simplePos="0" relativeHeight="251663360" behindDoc="0" locked="0" layoutInCell="1" allowOverlap="1">
                 <wp:simplePos x="0" y="0"/>
@@ -15631,11 +15631,11 @@
                 <wp:wrapNone/>
                 <wp:docPr id="31" name="矩形 31"/>
                 <wp:cNvGraphicFramePr/>
-                <a:graphic xmlns:a="http://schemas.openxmlformats.org/drawingml/2006/main">
+                <a:graphic>
                   <a:graphicData uri="http://schemas.microsoft.com/office/word/2010/wordprocessingShape">
-                    <wps:wsp>
-                      <wps:cNvSpPr/>
-                      <wps:spPr>
+                    <ns5:wsp>
+                      <ns5:cNvSpPr/>
+                      <ns5:spPr>
                         <a:xfrm>
                           <a:off x="0" y="0"/>
                           <a:ext cx="2084705" cy="822960"/>
@@ -15644,10 +15644,10 @@
                           <a:avLst/>
                         </a:prstGeom>
                         <a:noFill/>
-                      </wps:spPr>
-                      <wps:txbx>
+                      </ns5:spPr>
+                      <ns5:txbx>
                         <w:txbxContent>
-                          <w:p>
+                          <w:p ns2:paraId="5909154A">
                             <w:pPr>
                               <w:pStyle w:val="4"/>
                               <w:spacing w:before="0" w:beforeAutospacing="0" w:after="0" w:afterAutospacing="0" w:line="520" w:lineRule="exact"/>
@@ -15658,7 +15658,7 @@
                               </w:rPr>
                             </w:pPr>
                           </w:p>
-                          <w:p>
+                          <w:p ns2:paraId="551B8DFF">
                             <w:pPr>
                               <w:pStyle w:val="4"/>
                               <w:spacing w:before="0" w:beforeAutospacing="0" w:after="0" w:afterAutospacing="0" w:line="520" w:lineRule="exact"/>
@@ -15688,26 +15688,26 @@
                             </w:r>
                           </w:p>
                         </w:txbxContent>
-                      </wps:txbx>
-                      <wps:bodyPr wrap="square">
+                      </ns5:txbx>
+                      <ns5:bodyPr wrap="square">
                         <a:noAutofit/>
-                      </wps:bodyPr>
-                    </wps:wsp>
+                      </ns5:bodyPr>
+                    </ns5:wsp>
                   </a:graphicData>
                 </a:graphic>
               </wp:anchor>
             </w:drawing>
-          </mc:Choice>
-          <mc:Fallback>
+          </ns1:Choice>
+          <ns1:Fallback>
             <w:pict>
-              <v:rect id="_x0000_s1026" o:spid="_x0000_s1026" o:spt="1" style="position:absolute;left:0pt;margin-left:123.3pt;margin-top:-59.25pt;height:64.8pt;width:164.15pt;z-index:251663360;mso-width-relative:page;mso-height-relative:page;" filled="f" stroked="f" coordsize="21600,21600" o:gfxdata="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">
-                <v:fill on="f" focussize="0,0"/>
-                <v:stroke on="f"/>
-                <v:imagedata o:title=""/>
-                <o:lock v:ext="edit" aspectratio="f"/>
-                <v:textbox>
+              <ns8:rect id="_x0000_s1026" ns9:spid="_x0000_s1026" ns9:spt="1" style="position:absolute;left:0pt;margin-left:123.3pt;margin-top:-59.25pt;height:64.8pt;width:164.15pt;z-index:251663360;mso-width-relative:page;mso-height-relative:page;" filled="f" stroked="f" coordsize="21600,21600" ns9:gfxdata="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">
+                <ns8:fill on="f" focussize="0,0"/>
+                <ns8:stroke on="f"/>
+                <ns8:imagedata ns9:title=""/>
+                <ns9:lock ns8:ext="edit" aspectratio="f"/>
+                <ns8:textbox>
                   <w:txbxContent>
-                    <w:p>
+                    <w:p ns2:paraId="5909154A">
                       <w:pPr>
                         <w:pStyle w:val="4"/>
                         <w:spacing w:before="0" w:beforeAutospacing="0" w:after="0" w:afterAutospacing="0" w:line="520" w:lineRule="exact"/>
@@ -15718,7 +15718,7 @@
                         </w:rPr>
                       </w:pPr>
                     </w:p>
-                    <w:p>
+                    <w:p ns2:paraId="551B8DFF">
                       <w:pPr>
                         <w:pStyle w:val="4"/>
                         <w:spacing w:before="0" w:beforeAutospacing="0" w:after="0" w:afterAutospacing="0" w:line="520" w:lineRule="exact"/>
@@ -15748,15 +15748,15 @@
                       </w:r>
                     </w:p>
                   </w:txbxContent>
-                </v:textbox>
-              </v:rect>
+                </ns8:textbox>
+              </ns8:rect>
             </w:pict>
-          </mc:Fallback>
-        </mc:AlternateContent>
+          </ns1:Fallback>
+        </ns1:AlternateContent>
       </w:r>
       <w:r>
-        <mc:AlternateContent>
-          <mc:Choice Requires="wps">
+        <ns1:AlternateContent>
+          <ns1:Choice Requires="wps">
             <w:drawing>
               <wp:anchor distT="0" distB="0" distL="114300" distR="114300" simplePos="0" relativeHeight="251674624" behindDoc="0" locked="0" layoutInCell="1" allowOverlap="1">
                 <wp:simplePos x="0" y="0"/>
@@ -15771,11 +15771,11 @@
                 <wp:wrapNone/>
                 <wp:docPr id="104" name="直接连接符 104"/>
                 <wp:cNvGraphicFramePr/>
-                <a:graphic xmlns:a="http://schemas.openxmlformats.org/drawingml/2006/main">
+                <a:graphic>
                   <a:graphicData uri="http://schemas.microsoft.com/office/word/2010/wordprocessingShape">
-                    <wps:wsp>
-                      <wps:cNvCnPr/>
-                      <wps:spPr>
+                    <ns5:wsp>
+                      <ns5:cNvCnPr/>
+                      <ns5:spPr>
                         <a:xfrm>
                           <a:off x="0" y="0"/>
                           <a:ext cx="0" cy="755015"/>
@@ -15788,8 +15788,8 @@
                             <a:srgbClr val="7086A4"/>
                           </a:solidFill>
                         </a:ln>
-                      </wps:spPr>
-                      <wps:style>
+                      </ns5:spPr>
+                      <ns5:style>
                         <a:lnRef idx="1">
                           <a:schemeClr val="accent1"/>
                         </a:lnRef>
@@ -15802,29 +15802,29 @@
                         <a:fontRef idx="minor">
                           <a:schemeClr val="tx1"/>
                         </a:fontRef>
-                      </wps:style>
-                      <wps:bodyPr/>
-                    </wps:wsp>
+                      </ns5:style>
+                      <ns5:bodyPr/>
+                    </ns5:wsp>
                   </a:graphicData>
                 </a:graphic>
               </wp:anchor>
             </w:drawing>
-          </mc:Choice>
-          <mc:Fallback>
+          </ns1:Choice>
+          <ns1:Fallback>
             <w:pict>
-              <v:line id="_x0000_s1026" o:spid="_x0000_s1026" o:spt="20" style="position:absolute;left:0pt;margin-left:116.35pt;margin-top:-60.25pt;height:59.45pt;width:0pt;z-index:251674624;mso-width-relative:page;mso-height-relative:page;" filled="f" stroked="t" coordsize="21600,21600" o:gfxdata="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">
-                <v:fill on="f" focussize="0,0"/>
-                <v:stroke weight="1.5pt" color="#7086A4 [3204]" miterlimit="8" joinstyle="miter"/>
-                <v:imagedata o:title=""/>
-                <o:lock v:ext="edit" aspectratio="f"/>
-              </v:line>
+              <ns8:line id="_x0000_s1026" ns9:spid="_x0000_s1026" ns9:spt="20" style="position:absolute;left:0pt;margin-left:116.35pt;margin-top:-60.25pt;height:59.45pt;width:0pt;z-index:251674624;mso-width-relative:page;mso-height-relative:page;" filled="f" stroked="t" coordsize="21600,21600" ns9:gfxdata="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">
+                <ns8:fill on="f" focussize="0,0"/>
+                <ns8:stroke weight="1.5pt" color="#7086A4 [3204]" miterlimit="8" joinstyle="miter"/>
+                <ns8:imagedata ns9:title=""/>
+                <ns9:lock ns8:ext="edit" aspectratio="f"/>
+              </ns8:line>
             </w:pict>
-          </mc:Fallback>
-        </mc:AlternateContent>
+          </ns1:Fallback>
+        </ns1:AlternateContent>
       </w:r>
       <w:r>
-        <mc:AlternateContent>
-          <mc:Choice Requires="wps">
+        <ns1:AlternateContent>
+          <ns1:Choice Requires="wps">
             <w:drawing>
               <wp:anchor distT="0" distB="0" distL="114300" distR="114300" simplePos="0" relativeHeight="251669504" behindDoc="0" locked="0" layoutInCell="1" allowOverlap="1">
                 <wp:simplePos x="0" y="0"/>
@@ -15839,11 +15839,11 @@
                 <wp:wrapNone/>
                 <wp:docPr id="82" name="矩形 82"/>
                 <wp:cNvGraphicFramePr/>
-                <a:graphic xmlns:a="http://schemas.openxmlformats.org/drawingml/2006/main">
+                <a:graphic>
                   <a:graphicData uri="http://schemas.microsoft.com/office/word/2010/wordprocessingShape">
-                    <wps:wsp>
-                      <wps:cNvSpPr/>
-                      <wps:spPr>
+                    <ns5:wsp>
+                      <ns5:cNvSpPr/>
+                      <ns5:spPr>
                         <a:xfrm>
                           <a:off x="0" y="0"/>
                           <a:ext cx="2474259" cy="731520"/>
@@ -15852,10 +15852,10 @@
                           <a:avLst/>
                         </a:prstGeom>
                         <a:noFill/>
-                      </wps:spPr>
-                      <wps:txbx>
+                      </ns5:spPr>
+                      <ns5:txbx>
                         <w:txbxContent>
-                          <w:p>
+                          <w:p ns2:paraId="05ED2C92">
                             <w:pPr>
                               <w:pStyle w:val="4"/>
                               <w:spacing w:before="0" w:beforeAutospacing="0" w:after="0" w:afterAutospacing="0" w:line="800" w:lineRule="exact"/>
@@ -15880,26 +15880,26 @@
                             </w:r>
                           </w:p>
                         </w:txbxContent>
-                      </wps:txbx>
-                      <wps:bodyPr wrap="square">
+                      </ns5:txbx>
+                      <ns5:bodyPr wrap="square">
                         <a:noAutofit/>
-                      </wps:bodyPr>
-                    </wps:wsp>
+                      </ns5:bodyPr>
+                    </ns5:wsp>
                   </a:graphicData>
                 </a:graphic>
               </wp:anchor>
             </w:drawing>
-          </mc:Choice>
-          <mc:Fallback>
+          </ns1:Choice>
+          <ns1:Fallback>
             <w:pict>
-              <v:rect id="_x0000_s1026" o:spid="_x0000_s1026" o:spt="1" style="position:absolute;left:0pt;margin-left:14.3pt;margin-top:-51.8pt;height:57.6pt;width:194.8pt;mso-position-horizontal-relative:page;z-index:251669504;mso-width-relative:page;mso-height-relative:page;" filled="f" stroked="f" coordsize="21600,21600" o:gfxdata="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">
-                <v:fill on="f" focussize="0,0"/>
-                <v:stroke on="f"/>
-                <v:imagedata o:title=""/>
-                <o:lock v:ext="edit" aspectratio="f"/>
-                <v:textbox>
+              <ns8:rect id="_x0000_s1026" ns9:spid="_x0000_s1026" ns9:spt="1" style="position:absolute;left:0pt;margin-left:14.3pt;margin-top:-51.8pt;height:57.6pt;width:194.8pt;mso-position-horizontal-relative:page;z-index:251669504;mso-width-relative:page;mso-height-relative:page;" filled="f" stroked="f" coordsize="21600,21600" ns9:gfxdata="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">
+                <ns8:fill on="f" focussize="0,0"/>
+                <ns8:stroke on="f"/>
+                <ns8:imagedata ns9:title=""/>
+                <ns9:lock ns8:ext="edit" aspectratio="f"/>
+                <ns8:textbox>
                   <w:txbxContent>
-                    <w:p>
+                    <w:p ns2:paraId="05ED2C92">
                       <w:pPr>
                         <w:pStyle w:val="4"/>
                         <w:spacing w:before="0" w:beforeAutospacing="0" w:after="0" w:afterAutospacing="0" w:line="800" w:lineRule="exact"/>
@@ -15924,11 +15924,139 @@
                       </w:r>
                     </w:p>
                   </w:txbxContent>
-                </v:textbox>
-              </v:rect>
+                </ns8:textbox>
+              </ns8:rect>
             </w:pict>
-          </mc:Fallback>
-        </mc:AlternateContent>
+          </ns1:Fallback>
+        </ns1:AlternateContent>
+      </w:r>
+    </w:p>
+    <w:p>
+      <w:pPr>
+        <w:jc w:val="center"/>
+        <w:spacing w:before="280" w:after="80"/>
+      </w:pPr>
+      <w:r>
+        <w:rPr>
+          <w:b/>
+          <w:color w:val="595959"/>
+          <w:sz w:val="24"/>
+          <w:szCs w:val="24"/>
+        </w:rPr>
+        <w:t>微信联系</w:t>
+      </w:r>
+    </w:p>
+    <w:tbl>
+      <w:tblPr>
+        <w:tblW w:w="3500" w:type="dxa"/>
+        <w:jc w:val="center"/>
+        <w:tblBorders>
+          <w:top w:val="none" w:sz="0" w:space="0" w:color="auto"/>
+          <w:left w:val="none" w:sz="0" w:space="0" w:color="auto"/>
+          <w:bottom w:val="none" w:sz="0" w:space="0" w:color="auto"/>
+          <w:right w:val="none" w:sz="0" w:space="0" w:color="auto"/>
+          <w:insideH w:val="none" w:sz="0" w:space="0" w:color="auto"/>
+          <w:insideV w:val="none" w:sz="0" w:space="0" w:color="auto"/>
+        </w:tblBorders>
+      </w:tblPr>
+      <w:tr>
+        <w:trPr/>
+        <w:tc>
+          <w:tcPr>
+            <w:tcW w:w="1600" w:type="dxa"/>
+            <w:vAlign w:val="center"/>
+            <w:tcMar>
+              <w:top w:w="60" w:type="dxa"/>
+              <w:bottom w:w="60" w:type="dxa"/>
+              <w:left w:w="80" w:type="dxa"/>
+              <w:right w:w="80" w:type="dxa"/>
+            </w:tcMar>
+          </w:tcPr>
+          <w:p>
+            <w:pPr>
+              <w:jc w:val="right"/>
+              <w:spacing w:before="0" w:after="0"/>
+            </w:pPr>
+            <w:r>
+              <w:rPr>
+                <w:color w:val="595959"/>
+                <w:sz w:val="22"/>
+                <w:szCs w:val="22"/>
+              </w:rPr>
+              <w:t>微信联系：</w:t>
+            </w:r>
+          </w:p>
+        </w:tc>
+        <w:tc>
+          <w:tcPr>
+            <w:tcW w:w="1900" w:type="dxa"/>
+            <w:vAlign w:val="center"/>
+            <w:tcMar>
+              <w:top w:w="60" w:type="dxa"/>
+              <w:bottom w:w="60" w:type="dxa"/>
+              <w:left w:w="80" w:type="dxa"/>
+              <w:right w:w="80" w:type="dxa"/>
+            </w:tcMar>
+          </w:tcPr>
+          <w:p>
+            <w:pPr>
+              <w:jc w:val="left"/>
+              <w:spacing w:before="0" w:after="0"/>
+            </w:pPr>
+            <w:r>
+              <w:drawing>
+                <wp:inline distT="0" distB="0" distL="0" distR="0">
+                  <wp:extent cx="685800" cy="685800"/>
+                  <wp:effectExtent l="0" t="0" r="0" b="0"/>
+                  <wp:docPr id="300" name="wechat-qr"/>
+                  <wp:cNvGraphicFramePr>
+                    <a:graphicFrameLocks noChangeAspect="1"/>
+                  </wp:cNvGraphicFramePr>
+                  <a:graphic>
+                    <a:graphicData uri="http://schemas.openxmlformats.org/drawingml/2006/picture">
+                      <pic:pic>
+                        <pic:nvPicPr>
+                          <pic:cNvPr id="0"/>
+                          <pic:cNvPicPr/>
+                        </pic:nvPicPr>
+                        <pic:blipFill>
+                          <a:blip r:embed="rId30"/>
+                          <a:stretch>
+                            <a:fillRect/>
+                          </a:stretch>
+                        </pic:blipFill>
+                        <pic:spPr>
+                          <a:xfrm>
+                            <a:off x="0"/>
+                            <a:off y="0"/>
+                            <a:ext cx="685800" cy="685800"/>
+                          </a:xfrm>
+                          <a:prstGeom prst="rect">
+                            <a:avLst/>
+                          </a:prstGeom>
+                        </pic:spPr>
+                      </pic:pic>
+                    </a:graphicData>
+                  </a:graphic>
+                </wp:inline>
+              </w:drawing>
+            </w:r>
+          </w:p>
+        </w:tc>
+      </w:tr>
+    </w:tbl>
+    <w:p>
+      <w:pPr>
+        <w:jc w:val="center"/>
+        <w:spacing w:after="200"/>
+      </w:pPr>
+      <w:r>
+        <w:rPr>
+          <w:color w:val="808080"/>
+          <w:sz w:val="18"/>
+          <w:szCs w:val="18"/>
+        </w:rPr>
+        <w:t>扫码添加微信，备注「应聘 / 合作」</w:t>
       </w:r>
     </w:p>
     <w:sectPr>
